--- a/отчет/Отчет.docx
+++ b/отчет/Отчет.docx
@@ -629,28 +629,21 @@
           <w:sz w:val="28"/>
           <w:szCs w:val="28"/>
         </w:rPr>
-        <w:t xml:space="preserve"> </w:t>
-      </w:r>
-      <w:r>
-        <w:rPr>
-          <w:sz w:val="28"/>
-          <w:szCs w:val="28"/>
-        </w:rPr>
-        <w:t>1</w:t>
-      </w:r>
-      <w:r>
-        <w:rPr>
-          <w:sz w:val="28"/>
-          <w:szCs w:val="28"/>
-        </w:rPr>
-        <w:t>9</w:t>
-      </w:r>
-      <w:r>
-        <w:rPr>
-          <w:sz w:val="28"/>
-          <w:szCs w:val="28"/>
-        </w:rPr>
-        <w:t>П-1</w:t>
+        <w:t xml:space="preserve"> 23</w:t>
+      </w:r>
+      <w:r>
+        <w:rPr>
+          <w:sz w:val="28"/>
+          <w:szCs w:val="28"/>
+        </w:rPr>
+        <w:t>П-</w:t>
+      </w:r>
+      <w:r>
+        <w:rPr>
+          <w:sz w:val="28"/>
+          <w:szCs w:val="28"/>
+        </w:rPr>
+        <w:t>2</w:t>
       </w:r>
     </w:p>
     <w:p>
@@ -821,6 +814,7 @@
         <w:spacing w:before="0" w:beforeAutospacing="0" w:after="0" w:afterAutospacing="0" w:line="360" w:lineRule="auto"/>
         <w:ind w:left="4820"/>
         <w:rPr>
+          <w:iCs/>
           <w:color w:val="000000"/>
           <w:sz w:val="28"/>
           <w:szCs w:val="28"/>
@@ -828,7 +822,7 @@
       </w:pPr>
       <w:r>
         <w:rPr>
-          <w:i/>
+          <w:iCs/>
           <w:color w:val="000000"/>
           <w:sz w:val="28"/>
           <w:szCs w:val="28"/>
@@ -837,7 +831,7 @@
       </w:r>
       <w:r>
         <w:rPr>
-          <w:i/>
+          <w:iCs/>
           <w:color w:val="000000"/>
           <w:sz w:val="28"/>
           <w:szCs w:val="28"/>
@@ -846,7 +840,7 @@
       </w:r>
       <w:r>
         <w:rPr>
-          <w:i/>
+          <w:iCs/>
           <w:color w:val="000000"/>
           <w:sz w:val="28"/>
           <w:szCs w:val="28"/>
@@ -855,7 +849,7 @@
       </w:r>
       <w:r>
         <w:rPr>
-          <w:i/>
+          <w:iCs/>
           <w:color w:val="000000"/>
           <w:sz w:val="28"/>
           <w:szCs w:val="28"/>
@@ -864,7 +858,7 @@
       </w:r>
       <w:r>
         <w:rPr>
-          <w:i/>
+          <w:iCs/>
           <w:color w:val="000000"/>
           <w:sz w:val="28"/>
           <w:szCs w:val="28"/>
@@ -873,6 +867,7 @@
       </w:r>
       <w:r>
         <w:rPr>
+          <w:iCs/>
           <w:color w:val="000000"/>
           <w:sz w:val="28"/>
           <w:szCs w:val="28"/>
@@ -971,7 +966,7 @@
       </w:r>
       <w:r>
         <w:rPr>
-          <w:i/>
+          <w:iCs/>
           <w:color w:val="000000"/>
           <w:sz w:val="28"/>
           <w:szCs w:val="28"/>
@@ -980,7 +975,7 @@
       </w:r>
       <w:r>
         <w:rPr>
-          <w:i/>
+          <w:iCs/>
           <w:color w:val="000000"/>
           <w:sz w:val="28"/>
           <w:szCs w:val="28"/>
@@ -989,7 +984,7 @@
       </w:r>
       <w:r>
         <w:rPr>
-          <w:i/>
+          <w:iCs/>
           <w:color w:val="000000"/>
           <w:sz w:val="28"/>
           <w:szCs w:val="28"/>
@@ -998,7 +993,7 @@
       </w:r>
       <w:r>
         <w:rPr>
-          <w:i/>
+          <w:iCs/>
           <w:color w:val="000000"/>
           <w:sz w:val="28"/>
           <w:szCs w:val="28"/>
@@ -1007,7 +1002,7 @@
       </w:r>
       <w:r>
         <w:rPr>
-          <w:i/>
+          <w:iCs/>
           <w:color w:val="000000"/>
           <w:sz w:val="28"/>
           <w:szCs w:val="28"/>
@@ -3120,7 +3115,7 @@
     </w:p>
     <w:p>
       <w:pPr>
-        <w:spacing w:before="480" w:after="240" w:line="450" w:lineRule="atLeast"/>
+        <w:spacing w:before="480" w:after="240" w:line="360" w:lineRule="auto"/>
         <w:jc w:val="center"/>
         <w:outlineLvl w:val="2"/>
         <w:rPr>
@@ -3265,7 +3260,7 @@
     </w:p>
     <w:p>
       <w:pPr>
-        <w:spacing w:before="240" w:after="240" w:line="420" w:lineRule="atLeast"/>
+        <w:spacing w:before="240" w:after="240" w:line="360" w:lineRule="auto"/>
         <w:jc w:val="center"/>
         <w:outlineLvl w:val="3"/>
         <w:rPr>
@@ -3349,7 +3344,8 @@
     </w:p>
     <w:p>
       <w:pPr>
-        <w:spacing w:before="240"/>
+        <w:spacing w:before="240" w:line="360" w:lineRule="auto"/>
+        <w:ind w:firstLine="709"/>
         <w:rPr>
           <w:color w:val="0F1115"/>
           <w:sz w:val="28"/>
@@ -3514,7 +3510,23 @@
           <w:sz w:val="28"/>
           <w:szCs w:val="28"/>
         </w:rPr>
-        <w:t xml:space="preserve"> - </w:t>
+        <w:t xml:space="preserve"> </w:t>
+      </w:r>
+      <w:r>
+        <w:rPr>
+          <w:color w:val="0F1115"/>
+          <w:sz w:val="28"/>
+          <w:szCs w:val="28"/>
+        </w:rPr>
+        <w:t>-</w:t>
+      </w:r>
+      <w:r>
+        <w:rPr>
+          <w:color w:val="0F1115"/>
+          <w:sz w:val="28"/>
+          <w:szCs w:val="28"/>
+        </w:rPr>
+        <w:t xml:space="preserve"> </w:t>
       </w:r>
       <w:r>
         <w:rPr>
@@ -3679,7 +3691,7 @@
     </w:p>
     <w:p>
       <w:pPr>
-        <w:spacing w:before="240"/>
+        <w:spacing w:before="240" w:line="360" w:lineRule="auto"/>
         <w:jc w:val="center"/>
         <w:rPr>
           <w:b/>
@@ -3746,7 +3758,8 @@
           <w:ilvl w:val="0"/>
           <w:numId w:val="4"/>
         </w:numPr>
-        <w:spacing w:before="100" w:beforeAutospacing="1" w:line="420" w:lineRule="atLeast"/>
+        <w:spacing w:before="100" w:beforeAutospacing="1" w:line="360" w:lineRule="auto"/>
+        <w:ind w:left="357" w:firstLine="357"/>
         <w:rPr>
           <w:color w:val="0F1115"/>
           <w:sz w:val="28"/>
@@ -3832,7 +3845,8 @@
           <w:ilvl w:val="0"/>
           <w:numId w:val="4"/>
         </w:numPr>
-        <w:spacing w:before="100" w:beforeAutospacing="1" w:line="420" w:lineRule="atLeast"/>
+        <w:spacing w:before="100" w:beforeAutospacing="1" w:line="360" w:lineRule="auto"/>
+        <w:ind w:left="357" w:firstLine="357"/>
         <w:rPr>
           <w:color w:val="0F1115"/>
           <w:sz w:val="28"/>
@@ -3950,7 +3964,8 @@
           <w:ilvl w:val="0"/>
           <w:numId w:val="4"/>
         </w:numPr>
-        <w:spacing w:before="100" w:beforeAutospacing="1" w:line="420" w:lineRule="atLeast"/>
+        <w:spacing w:before="100" w:beforeAutospacing="1" w:line="360" w:lineRule="auto"/>
+        <w:ind w:left="357" w:firstLine="357"/>
         <w:rPr>
           <w:color w:val="0F1115"/>
           <w:sz w:val="28"/>
@@ -4052,7 +4067,8 @@
           <w:ilvl w:val="0"/>
           <w:numId w:val="4"/>
         </w:numPr>
-        <w:spacing w:before="100" w:beforeAutospacing="1" w:line="420" w:lineRule="atLeast"/>
+        <w:spacing w:before="100" w:beforeAutospacing="1" w:line="360" w:lineRule="auto"/>
+        <w:ind w:left="357" w:firstLine="357"/>
         <w:rPr>
           <w:color w:val="0F1115"/>
           <w:sz w:val="28"/>
@@ -4122,7 +4138,8 @@
           <w:ilvl w:val="0"/>
           <w:numId w:val="4"/>
         </w:numPr>
-        <w:spacing w:before="100" w:beforeAutospacing="1" w:line="420" w:lineRule="atLeast"/>
+        <w:spacing w:before="100" w:beforeAutospacing="1" w:line="360" w:lineRule="auto"/>
+        <w:ind w:left="357" w:firstLine="357"/>
         <w:rPr>
           <w:color w:val="0F1115"/>
           <w:sz w:val="28"/>
@@ -4188,7 +4205,7 @@
     </w:p>
     <w:p>
       <w:pPr>
-        <w:spacing w:before="240" w:after="240" w:line="420" w:lineRule="atLeast"/>
+        <w:spacing w:before="240" w:after="240" w:line="360" w:lineRule="auto"/>
         <w:jc w:val="center"/>
         <w:outlineLvl w:val="3"/>
         <w:rPr>
@@ -4262,7 +4279,8 @@
     </w:p>
     <w:p>
       <w:pPr>
-        <w:spacing w:before="240" w:after="240" w:line="420" w:lineRule="atLeast"/>
+        <w:spacing w:before="240" w:after="240" w:line="360" w:lineRule="auto"/>
+        <w:ind w:firstLine="709"/>
         <w:rPr>
           <w:color w:val="0F1115"/>
           <w:sz w:val="28"/>
@@ -7298,6 +7316,28 @@
     </w:tbl>
     <w:p>
       <w:pPr>
+        <w:spacing w:after="160" w:line="259" w:lineRule="auto"/>
+        <w:rPr>
+          <w:b/>
+          <w:bCs/>
+          <w:color w:val="0F1115"/>
+          <w:sz w:val="28"/>
+          <w:szCs w:val="28"/>
+        </w:rPr>
+      </w:pPr>
+      <w:r>
+        <w:rPr>
+          <w:b/>
+          <w:bCs/>
+          <w:color w:val="0F1115"/>
+          <w:sz w:val="28"/>
+          <w:szCs w:val="28"/>
+        </w:rPr>
+        <w:br w:type="page"/>
+      </w:r>
+    </w:p>
+    <w:p>
+      <w:pPr>
         <w:spacing w:before="240" w:after="240" w:line="420" w:lineRule="atLeast"/>
         <w:jc w:val="center"/>
         <w:outlineLvl w:val="3"/>
@@ -7317,6 +7357,7 @@
           <w:sz w:val="28"/>
           <w:szCs w:val="28"/>
         </w:rPr>
+        <w:lastRenderedPageBreak/>
         <w:t>2.2</w:t>
       </w:r>
       <w:r>
@@ -7846,7 +7887,6 @@
                 <w:sz w:val="28"/>
                 <w:szCs w:val="28"/>
               </w:rPr>
-              <w:lastRenderedPageBreak/>
               <w:t>Имя</w:t>
             </w:r>
           </w:p>
@@ -8764,6 +8804,577 @@
     </w:tbl>
     <w:p>
       <w:pPr>
+        <w:spacing w:after="160" w:line="259" w:lineRule="auto"/>
+        <w:jc w:val="center"/>
+        <w:rPr>
+          <w:b/>
+          <w:bCs/>
+          <w:color w:val="0F1115"/>
+          <w:sz w:val="28"/>
+          <w:szCs w:val="28"/>
+        </w:rPr>
+      </w:pPr>
+    </w:p>
+    <w:p>
+      <w:pPr>
+        <w:spacing w:after="160" w:line="259" w:lineRule="auto"/>
+        <w:jc w:val="center"/>
+        <w:rPr>
+          <w:b/>
+          <w:bCs/>
+          <w:color w:val="0F1115"/>
+          <w:sz w:val="28"/>
+          <w:szCs w:val="28"/>
+        </w:rPr>
+      </w:pPr>
+      <w:r>
+        <w:rPr>
+          <w:b/>
+          <w:bCs/>
+          <w:color w:val="0F1115"/>
+          <w:sz w:val="28"/>
+          <w:szCs w:val="28"/>
+        </w:rPr>
+        <w:t>2.3</w:t>
+      </w:r>
+      <w:r>
+        <w:rPr>
+          <w:b/>
+          <w:bCs/>
+          <w:color w:val="0F1115"/>
+          <w:sz w:val="28"/>
+          <w:szCs w:val="28"/>
+        </w:rPr>
+        <w:t xml:space="preserve"> </w:t>
+      </w:r>
+      <w:proofErr w:type="spellStart"/>
+      <w:r>
+        <w:rPr>
+          <w:b/>
+          <w:bCs/>
+          <w:color w:val="0F1115"/>
+          <w:sz w:val="28"/>
+          <w:szCs w:val="28"/>
+        </w:rPr>
+        <w:t>Обьект</w:t>
+      </w:r>
+      <w:proofErr w:type="spellEnd"/>
+      <w:r>
+        <w:rPr>
+          <w:b/>
+          <w:bCs/>
+          <w:color w:val="0F1115"/>
+          <w:sz w:val="28"/>
+          <w:szCs w:val="28"/>
+        </w:rPr>
+        <w:t xml:space="preserve"> </w:t>
+      </w:r>
+      <w:r>
+        <w:rPr>
+          <w:b/>
+          <w:bCs/>
+          <w:color w:val="0F1115"/>
+          <w:sz w:val="28"/>
+          <w:szCs w:val="28"/>
+        </w:rPr>
+        <w:t>«Подразделение»</w:t>
+      </w:r>
+    </w:p>
+    <w:tbl>
+      <w:tblPr>
+        <w:tblW w:w="0" w:type="auto"/>
+        <w:jc w:val="center"/>
+        <w:tblBorders>
+          <w:top w:val="single" w:sz="4" w:space="0" w:color="auto"/>
+          <w:left w:val="single" w:sz="4" w:space="0" w:color="auto"/>
+          <w:bottom w:val="single" w:sz="4" w:space="0" w:color="auto"/>
+          <w:right w:val="single" w:sz="4" w:space="0" w:color="auto"/>
+          <w:insideH w:val="single" w:sz="4" w:space="0" w:color="auto"/>
+          <w:insideV w:val="single" w:sz="4" w:space="0" w:color="auto"/>
+        </w:tblBorders>
+        <w:tblCellMar>
+          <w:top w:w="15" w:type="dxa"/>
+          <w:left w:w="15" w:type="dxa"/>
+          <w:bottom w:w="15" w:type="dxa"/>
+          <w:right w:w="15" w:type="dxa"/>
+        </w:tblCellMar>
+        <w:tblLook w:val="04A0" w:firstRow="1" w:lastRow="0" w:firstColumn="1" w:lastColumn="0" w:noHBand="0" w:noVBand="1"/>
+      </w:tblPr>
+      <w:tblGrid>
+        <w:gridCol w:w="1989"/>
+        <w:gridCol w:w="2456"/>
+        <w:gridCol w:w="3950"/>
+        <w:gridCol w:w="2367"/>
+      </w:tblGrid>
+      <w:tr>
+        <w:trPr>
+          <w:tblHeader/>
+          <w:jc w:val="center"/>
+        </w:trPr>
+        <w:tc>
+          <w:tcPr>
+            <w:tcW w:w="0" w:type="auto"/>
+            <w:tcMar>
+              <w:top w:w="150" w:type="dxa"/>
+              <w:left w:w="0" w:type="dxa"/>
+              <w:bottom w:w="150" w:type="dxa"/>
+              <w:right w:w="240" w:type="dxa"/>
+            </w:tcMar>
+            <w:vAlign w:val="center"/>
+            <w:hideMark/>
+          </w:tcPr>
+          <w:p>
+            <w:pPr>
+              <w:spacing w:line="375" w:lineRule="atLeast"/>
+              <w:rPr>
+                <w:sz w:val="28"/>
+                <w:szCs w:val="28"/>
+              </w:rPr>
+            </w:pPr>
+            <w:r>
+              <w:rPr>
+                <w:sz w:val="28"/>
+                <w:szCs w:val="28"/>
+              </w:rPr>
+              <w:t>Атрибут</w:t>
+            </w:r>
+          </w:p>
+        </w:tc>
+        <w:tc>
+          <w:tcPr>
+            <w:tcW w:w="0" w:type="auto"/>
+            <w:tcMar>
+              <w:top w:w="150" w:type="dxa"/>
+              <w:left w:w="240" w:type="dxa"/>
+              <w:bottom w:w="150" w:type="dxa"/>
+              <w:right w:w="240" w:type="dxa"/>
+            </w:tcMar>
+            <w:vAlign w:val="center"/>
+            <w:hideMark/>
+          </w:tcPr>
+          <w:p>
+            <w:pPr>
+              <w:spacing w:line="375" w:lineRule="atLeast"/>
+              <w:rPr>
+                <w:sz w:val="28"/>
+                <w:szCs w:val="28"/>
+              </w:rPr>
+            </w:pPr>
+            <w:r>
+              <w:rPr>
+                <w:sz w:val="28"/>
+                <w:szCs w:val="28"/>
+              </w:rPr>
+              <w:t>Тип</w:t>
+            </w:r>
+            <w:r>
+              <w:rPr>
+                <w:sz w:val="28"/>
+                <w:szCs w:val="28"/>
+              </w:rPr>
+              <w:t xml:space="preserve"> </w:t>
+            </w:r>
+            <w:r>
+              <w:rPr>
+                <w:sz w:val="28"/>
+                <w:szCs w:val="28"/>
+              </w:rPr>
+              <w:t>данных</w:t>
+            </w:r>
+          </w:p>
+        </w:tc>
+        <w:tc>
+          <w:tcPr>
+            <w:tcW w:w="0" w:type="auto"/>
+            <w:tcMar>
+              <w:top w:w="150" w:type="dxa"/>
+              <w:left w:w="240" w:type="dxa"/>
+              <w:bottom w:w="150" w:type="dxa"/>
+              <w:right w:w="240" w:type="dxa"/>
+            </w:tcMar>
+            <w:vAlign w:val="center"/>
+            <w:hideMark/>
+          </w:tcPr>
+          <w:p>
+            <w:pPr>
+              <w:spacing w:line="375" w:lineRule="atLeast"/>
+              <w:rPr>
+                <w:sz w:val="28"/>
+                <w:szCs w:val="28"/>
+              </w:rPr>
+            </w:pPr>
+            <w:r>
+              <w:rPr>
+                <w:sz w:val="28"/>
+                <w:szCs w:val="28"/>
+              </w:rPr>
+              <w:t>Описание</w:t>
+            </w:r>
+          </w:p>
+        </w:tc>
+        <w:tc>
+          <w:tcPr>
+            <w:tcW w:w="0" w:type="auto"/>
+            <w:tcMar>
+              <w:top w:w="150" w:type="dxa"/>
+              <w:left w:w="240" w:type="dxa"/>
+              <w:bottom w:w="150" w:type="dxa"/>
+              <w:right w:w="240" w:type="dxa"/>
+            </w:tcMar>
+            <w:vAlign w:val="center"/>
+            <w:hideMark/>
+          </w:tcPr>
+          <w:p>
+            <w:pPr>
+              <w:spacing w:line="375" w:lineRule="atLeast"/>
+              <w:rPr>
+                <w:sz w:val="28"/>
+                <w:szCs w:val="28"/>
+              </w:rPr>
+            </w:pPr>
+            <w:r>
+              <w:rPr>
+                <w:sz w:val="28"/>
+                <w:szCs w:val="28"/>
+              </w:rPr>
+              <w:t>Обязательность</w:t>
+            </w:r>
+          </w:p>
+        </w:tc>
+      </w:tr>
+      <w:tr>
+        <w:trPr>
+          <w:jc w:val="center"/>
+        </w:trPr>
+        <w:tc>
+          <w:tcPr>
+            <w:tcW w:w="0" w:type="auto"/>
+            <w:tcMar>
+              <w:top w:w="150" w:type="dxa"/>
+              <w:left w:w="0" w:type="dxa"/>
+              <w:bottom w:w="150" w:type="dxa"/>
+              <w:right w:w="240" w:type="dxa"/>
+            </w:tcMar>
+            <w:vAlign w:val="center"/>
+            <w:hideMark/>
+          </w:tcPr>
+          <w:p>
+            <w:pPr>
+              <w:spacing w:line="375" w:lineRule="atLeast"/>
+              <w:rPr>
+                <w:sz w:val="28"/>
+                <w:szCs w:val="28"/>
+              </w:rPr>
+            </w:pPr>
+            <w:proofErr w:type="spellStart"/>
+            <w:r>
+              <w:rPr>
+                <w:sz w:val="28"/>
+                <w:szCs w:val="28"/>
+              </w:rPr>
+              <w:t>id</w:t>
+            </w:r>
+            <w:proofErr w:type="spellEnd"/>
+          </w:p>
+        </w:tc>
+        <w:tc>
+          <w:tcPr>
+            <w:tcW w:w="0" w:type="auto"/>
+            <w:tcMar>
+              <w:top w:w="150" w:type="dxa"/>
+              <w:left w:w="240" w:type="dxa"/>
+              <w:bottom w:w="150" w:type="dxa"/>
+              <w:right w:w="240" w:type="dxa"/>
+            </w:tcMar>
+            <w:vAlign w:val="center"/>
+            <w:hideMark/>
+          </w:tcPr>
+          <w:p>
+            <w:pPr>
+              <w:spacing w:line="375" w:lineRule="atLeast"/>
+              <w:rPr>
+                <w:sz w:val="28"/>
+                <w:szCs w:val="28"/>
+              </w:rPr>
+            </w:pPr>
+            <w:r>
+              <w:rPr>
+                <w:sz w:val="28"/>
+                <w:szCs w:val="28"/>
+              </w:rPr>
+              <w:t>SERIAL</w:t>
+            </w:r>
+          </w:p>
+        </w:tc>
+        <w:tc>
+          <w:tcPr>
+            <w:tcW w:w="0" w:type="auto"/>
+            <w:tcMar>
+              <w:top w:w="150" w:type="dxa"/>
+              <w:left w:w="240" w:type="dxa"/>
+              <w:bottom w:w="150" w:type="dxa"/>
+              <w:right w:w="240" w:type="dxa"/>
+            </w:tcMar>
+            <w:vAlign w:val="center"/>
+            <w:hideMark/>
+          </w:tcPr>
+          <w:p>
+            <w:pPr>
+              <w:spacing w:line="375" w:lineRule="atLeast"/>
+              <w:rPr>
+                <w:sz w:val="28"/>
+                <w:szCs w:val="28"/>
+              </w:rPr>
+            </w:pPr>
+            <w:r>
+              <w:rPr>
+                <w:sz w:val="28"/>
+                <w:szCs w:val="28"/>
+              </w:rPr>
+              <w:t>Уникальный</w:t>
+            </w:r>
+            <w:r>
+              <w:rPr>
+                <w:sz w:val="28"/>
+                <w:szCs w:val="28"/>
+              </w:rPr>
+              <w:t xml:space="preserve"> </w:t>
+            </w:r>
+            <w:r>
+              <w:rPr>
+                <w:sz w:val="28"/>
+                <w:szCs w:val="28"/>
+              </w:rPr>
+              <w:t>идентификатор</w:t>
+            </w:r>
+          </w:p>
+        </w:tc>
+        <w:tc>
+          <w:tcPr>
+            <w:tcW w:w="0" w:type="auto"/>
+            <w:tcMar>
+              <w:top w:w="150" w:type="dxa"/>
+              <w:left w:w="240" w:type="dxa"/>
+              <w:bottom w:w="150" w:type="dxa"/>
+              <w:right w:w="0" w:type="dxa"/>
+            </w:tcMar>
+            <w:vAlign w:val="center"/>
+            <w:hideMark/>
+          </w:tcPr>
+          <w:p>
+            <w:pPr>
+              <w:spacing w:line="375" w:lineRule="atLeast"/>
+              <w:rPr>
+                <w:sz w:val="28"/>
+                <w:szCs w:val="28"/>
+              </w:rPr>
+            </w:pPr>
+            <w:r>
+              <w:rPr>
+                <w:sz w:val="28"/>
+                <w:szCs w:val="28"/>
+              </w:rPr>
+              <w:t>PK</w:t>
+            </w:r>
+          </w:p>
+        </w:tc>
+      </w:tr>
+      <w:tr>
+        <w:trPr>
+          <w:jc w:val="center"/>
+        </w:trPr>
+        <w:tc>
+          <w:tcPr>
+            <w:tcW w:w="0" w:type="auto"/>
+            <w:tcMar>
+              <w:top w:w="150" w:type="dxa"/>
+              <w:left w:w="0" w:type="dxa"/>
+              <w:bottom w:w="150" w:type="dxa"/>
+              <w:right w:w="240" w:type="dxa"/>
+            </w:tcMar>
+            <w:vAlign w:val="center"/>
+            <w:hideMark/>
+          </w:tcPr>
+          <w:p>
+            <w:pPr>
+              <w:spacing w:line="375" w:lineRule="atLeast"/>
+              <w:rPr>
+                <w:sz w:val="28"/>
+                <w:szCs w:val="28"/>
+              </w:rPr>
+            </w:pPr>
+            <w:r>
+              <w:rPr>
+                <w:sz w:val="28"/>
+                <w:szCs w:val="28"/>
+              </w:rPr>
+              <w:t>Наименование</w:t>
+            </w:r>
+          </w:p>
+        </w:tc>
+        <w:tc>
+          <w:tcPr>
+            <w:tcW w:w="0" w:type="auto"/>
+            <w:tcMar>
+              <w:top w:w="150" w:type="dxa"/>
+              <w:left w:w="240" w:type="dxa"/>
+              <w:bottom w:w="150" w:type="dxa"/>
+              <w:right w:w="240" w:type="dxa"/>
+            </w:tcMar>
+            <w:vAlign w:val="center"/>
+            <w:hideMark/>
+          </w:tcPr>
+          <w:p>
+            <w:pPr>
+              <w:spacing w:line="375" w:lineRule="atLeast"/>
+              <w:rPr>
+                <w:sz w:val="28"/>
+                <w:szCs w:val="28"/>
+              </w:rPr>
+            </w:pPr>
+            <w:proofErr w:type="gramStart"/>
+            <w:r>
+              <w:rPr>
+                <w:sz w:val="28"/>
+                <w:szCs w:val="28"/>
+              </w:rPr>
+              <w:t>VARCHAR(</w:t>
+            </w:r>
+            <w:proofErr w:type="gramEnd"/>
+            <w:r>
+              <w:rPr>
+                <w:sz w:val="28"/>
+                <w:szCs w:val="28"/>
+              </w:rPr>
+              <w:t>100)</w:t>
+            </w:r>
+          </w:p>
+        </w:tc>
+        <w:tc>
+          <w:tcPr>
+            <w:tcW w:w="0" w:type="auto"/>
+            <w:tcMar>
+              <w:top w:w="150" w:type="dxa"/>
+              <w:left w:w="240" w:type="dxa"/>
+              <w:bottom w:w="150" w:type="dxa"/>
+              <w:right w:w="240" w:type="dxa"/>
+            </w:tcMar>
+            <w:vAlign w:val="center"/>
+            <w:hideMark/>
+          </w:tcPr>
+          <w:p>
+            <w:pPr>
+              <w:spacing w:line="375" w:lineRule="atLeast"/>
+              <w:rPr>
+                <w:sz w:val="28"/>
+                <w:szCs w:val="28"/>
+              </w:rPr>
+            </w:pPr>
+            <w:r>
+              <w:rPr>
+                <w:sz w:val="28"/>
+                <w:szCs w:val="28"/>
+              </w:rPr>
+              <w:t>Наименование</w:t>
+            </w:r>
+            <w:r>
+              <w:rPr>
+                <w:sz w:val="28"/>
+                <w:szCs w:val="28"/>
+              </w:rPr>
+              <w:t xml:space="preserve"> </w:t>
+            </w:r>
+            <w:r>
+              <w:rPr>
+                <w:sz w:val="28"/>
+                <w:szCs w:val="28"/>
+              </w:rPr>
+              <w:t>подразделения</w:t>
+            </w:r>
+          </w:p>
+        </w:tc>
+        <w:tc>
+          <w:tcPr>
+            <w:tcW w:w="0" w:type="auto"/>
+            <w:tcMar>
+              <w:top w:w="150" w:type="dxa"/>
+              <w:left w:w="240" w:type="dxa"/>
+              <w:bottom w:w="150" w:type="dxa"/>
+              <w:right w:w="0" w:type="dxa"/>
+            </w:tcMar>
+            <w:vAlign w:val="center"/>
+            <w:hideMark/>
+          </w:tcPr>
+          <w:p>
+            <w:pPr>
+              <w:spacing w:line="375" w:lineRule="atLeast"/>
+              <w:rPr>
+                <w:sz w:val="28"/>
+                <w:szCs w:val="28"/>
+              </w:rPr>
+            </w:pPr>
+            <w:r>
+              <w:rPr>
+                <w:sz w:val="28"/>
+                <w:szCs w:val="28"/>
+              </w:rPr>
+              <w:t>NOT</w:t>
+            </w:r>
+            <w:r>
+              <w:rPr>
+                <w:sz w:val="28"/>
+                <w:szCs w:val="28"/>
+              </w:rPr>
+              <w:t xml:space="preserve"> </w:t>
+            </w:r>
+            <w:r>
+              <w:rPr>
+                <w:sz w:val="28"/>
+                <w:szCs w:val="28"/>
+              </w:rPr>
+              <w:t>NULL</w:t>
+            </w:r>
+          </w:p>
+        </w:tc>
+      </w:tr>
+    </w:tbl>
+    <w:p>
+      <w:pPr>
+        <w:spacing w:after="160" w:line="259" w:lineRule="auto"/>
+        <w:jc w:val="center"/>
+        <w:rPr>
+          <w:b/>
+          <w:bCs/>
+          <w:color w:val="0F1115"/>
+          <w:sz w:val="28"/>
+          <w:szCs w:val="28"/>
+        </w:rPr>
+      </w:pPr>
+    </w:p>
+    <w:p>
+      <w:pPr>
+        <w:spacing w:after="160" w:line="259" w:lineRule="auto"/>
+        <w:rPr>
+          <w:b/>
+          <w:bCs/>
+          <w:color w:val="0F1115"/>
+          <w:sz w:val="28"/>
+          <w:szCs w:val="28"/>
+        </w:rPr>
+      </w:pPr>
+      <w:r>
+        <w:rPr>
+          <w:b/>
+          <w:bCs/>
+          <w:color w:val="0F1115"/>
+          <w:sz w:val="28"/>
+          <w:szCs w:val="28"/>
+        </w:rPr>
+        <w:br w:type="page"/>
+      </w:r>
+    </w:p>
+    <w:p>
+      <w:pPr>
         <w:spacing w:before="240" w:after="240" w:line="420" w:lineRule="atLeast"/>
         <w:jc w:val="center"/>
         <w:outlineLvl w:val="3"/>
@@ -8783,7 +9394,18 @@
           <w:sz w:val="28"/>
           <w:szCs w:val="28"/>
         </w:rPr>
-        <w:t>2.3</w:t>
+        <w:lastRenderedPageBreak/>
+        <w:t>2.</w:t>
+      </w:r>
+      <w:r>
+        <w:rPr>
+          <w:b/>
+          <w:bCs/>
+          <w:color w:val="0F1115"/>
+          <w:sz w:val="28"/>
+          <w:szCs w:val="28"/>
+        </w:rPr>
+        <w:t>4</w:t>
       </w:r>
       <w:r>
         <w:rPr>
@@ -10200,7 +10822,6 @@
                 <w:sz w:val="28"/>
                 <w:szCs w:val="28"/>
               </w:rPr>
-              <w:lastRenderedPageBreak/>
               <w:t>Дата_окончание_реализации_заявки</w:t>
             </w:r>
             <w:proofErr w:type="spellEnd"/>
@@ -10956,6 +11577,7 @@
                 <w:sz w:val="28"/>
                 <w:szCs w:val="28"/>
               </w:rPr>
+              <w:lastRenderedPageBreak/>
               <w:t>Время_входа</w:t>
             </w:r>
             <w:proofErr w:type="spellEnd"/>
@@ -11231,9 +11853,8 @@
     </w:tbl>
     <w:p>
       <w:pPr>
-        <w:spacing w:before="240" w:after="240" w:line="420" w:lineRule="atLeast"/>
+        <w:spacing w:after="160" w:line="259" w:lineRule="auto"/>
         <w:jc w:val="center"/>
-        <w:outlineLvl w:val="3"/>
         <w:rPr>
           <w:b/>
           <w:bCs/>
@@ -11242,7 +11863,11 @@
           <w:szCs w:val="28"/>
         </w:rPr>
       </w:pPr>
-      <w:r>
+    </w:p>
+    <w:p>
+      <w:pPr>
+        <w:spacing w:after="160" w:line="259" w:lineRule="auto"/>
+        <w:jc w:val="center"/>
         <w:rPr>
           <w:b/>
           <w:bCs/>
@@ -11250,7 +11875,26 @@
           <w:sz w:val="28"/>
           <w:szCs w:val="28"/>
         </w:rPr>
-        <w:t>2.4</w:t>
+      </w:pPr>
+      <w:r>
+        <w:rPr>
+          <w:b/>
+          <w:bCs/>
+          <w:color w:val="0F1115"/>
+          <w:sz w:val="28"/>
+          <w:szCs w:val="28"/>
+        </w:rPr>
+        <w:t>2.</w:t>
+      </w:r>
+      <w:r>
+        <w:rPr>
+          <w:b/>
+          <w:bCs/>
+          <w:color w:val="0F1115"/>
+          <w:sz w:val="28"/>
+          <w:szCs w:val="28"/>
+        </w:rPr>
+        <w:t>5</w:t>
       </w:r>
       <w:r>
         <w:rPr>
@@ -13189,11 +13833,12 @@
           <w:sz w:val="28"/>
           <w:szCs w:val="28"/>
         </w:rPr>
+        <w:lastRenderedPageBreak/>
         <w:drawing>
-          <wp:inline distT="0" distB="0" distL="0" distR="0" wp14:anchorId="12951520" wp14:editId="0681E60F">
-            <wp:extent cx="6419850" cy="4145607"/>
-            <wp:effectExtent l="114300" t="114300" r="95250" b="140970"/>
-            <wp:docPr id="2" name="Рисунок 2"/>
+          <wp:inline distT="0" distB="0" distL="0" distR="0" wp14:anchorId="02C25FD9" wp14:editId="05656F58">
+            <wp:extent cx="6331070" cy="6584383"/>
+            <wp:effectExtent l="114300" t="114300" r="127000" b="140335"/>
+            <wp:docPr id="4" name="Рисунок 4"/>
             <wp:cNvGraphicFramePr>
               <a:graphicFrameLocks xmlns:a="http://schemas.openxmlformats.org/drawingml/2006/main" noChangeAspect="1"/>
             </wp:cNvGraphicFramePr>
@@ -13201,19 +13846,28 @@
               <a:graphicData uri="http://schemas.openxmlformats.org/drawingml/2006/picture">
                 <pic:pic xmlns:pic="http://schemas.openxmlformats.org/drawingml/2006/picture">
                   <pic:nvPicPr>
-                    <pic:cNvPr id="1" name=""/>
-                    <pic:cNvPicPr/>
+                    <pic:cNvPr id="0" name="Picture 5"/>
+                    <pic:cNvPicPr>
+                      <a:picLocks noChangeAspect="1" noChangeArrowheads="1"/>
+                    </pic:cNvPicPr>
                   </pic:nvPicPr>
                   <pic:blipFill>
-                    <a:blip r:embed="rId5"/>
+                    <a:blip r:embed="rId5">
+                      <a:extLst>
+                        <a:ext uri="{28A0092B-C50C-407E-A947-70E740481C1C}">
+                          <a14:useLocalDpi xmlns:a14="http://schemas.microsoft.com/office/drawing/2010/main" val="0"/>
+                        </a:ext>
+                      </a:extLst>
+                    </a:blip>
+                    <a:srcRect/>
                     <a:stretch>
                       <a:fillRect/>
                     </a:stretch>
                   </pic:blipFill>
-                  <pic:spPr>
+                  <pic:spPr bwMode="auto">
                     <a:xfrm>
                       <a:off x="0" y="0"/>
-                      <a:ext cx="6421753" cy="4146836"/>
+                      <a:ext cx="6334830" cy="6588294"/>
                     </a:xfrm>
                     <a:prstGeom prst="rect">
                       <a:avLst/>
@@ -13260,7 +13914,7 @@
           <w:sz w:val="28"/>
           <w:szCs w:val="28"/>
         </w:rPr>
-        <w:t xml:space="preserve"> </w:t>
+        <w:t xml:space="preserve">  </w:t>
       </w:r>
     </w:p>
     <w:p>
@@ -13310,7 +13964,7 @@
     </w:p>
     <w:p>
       <w:pPr>
-        <w:spacing w:before="240" w:after="240" w:line="420" w:lineRule="atLeast"/>
+        <w:spacing w:before="240" w:after="240" w:line="360" w:lineRule="auto"/>
         <w:jc w:val="center"/>
         <w:outlineLvl w:val="3"/>
         <w:rPr>
@@ -13329,8 +13983,7 @@
           <w:sz w:val="28"/>
           <w:szCs w:val="28"/>
         </w:rPr>
-        <w:lastRenderedPageBreak/>
-        <w:t>3.</w:t>
+        <w:t>3.3</w:t>
       </w:r>
       <w:r>
         <w:rPr>
@@ -13340,7 +13993,7 @@
           <w:sz w:val="28"/>
           <w:szCs w:val="28"/>
         </w:rPr>
-        <w:t>3</w:t>
+        <w:t xml:space="preserve"> </w:t>
       </w:r>
       <w:r>
         <w:rPr>
@@ -13350,7 +14003,7 @@
           <w:sz w:val="28"/>
           <w:szCs w:val="28"/>
         </w:rPr>
-        <w:t xml:space="preserve"> </w:t>
+        <w:t>Использование</w:t>
       </w:r>
       <w:r>
         <w:rPr>
@@ -13360,7 +14013,7 @@
           <w:sz w:val="28"/>
           <w:szCs w:val="28"/>
         </w:rPr>
-        <w:t>Использование</w:t>
+        <w:t xml:space="preserve"> </w:t>
       </w:r>
       <w:r>
         <w:rPr>
@@ -13370,22 +14023,13 @@
           <w:sz w:val="28"/>
           <w:szCs w:val="28"/>
         </w:rPr>
-        <w:t xml:space="preserve"> </w:t>
-      </w:r>
-      <w:r>
-        <w:rPr>
-          <w:b/>
-          <w:bCs/>
-          <w:color w:val="0F1115"/>
-          <w:sz w:val="28"/>
-          <w:szCs w:val="28"/>
-        </w:rPr>
         <w:t>CASE-средств</w:t>
       </w:r>
     </w:p>
     <w:p>
       <w:pPr>
-        <w:spacing w:before="240" w:after="240" w:line="420" w:lineRule="atLeast"/>
+        <w:spacing w:before="240" w:after="240" w:line="360" w:lineRule="auto"/>
+        <w:ind w:firstLine="709"/>
         <w:rPr>
           <w:color w:val="0F1115"/>
           <w:sz w:val="28"/>
@@ -13471,7 +14115,8 @@
           <w:ilvl w:val="0"/>
           <w:numId w:val="7"/>
         </w:numPr>
-        <w:spacing w:before="100" w:beforeAutospacing="1" w:line="420" w:lineRule="atLeast"/>
+        <w:spacing w:before="100" w:beforeAutospacing="1" w:line="360" w:lineRule="auto"/>
+        <w:ind w:firstLine="709"/>
         <w:rPr>
           <w:color w:val="0F1115"/>
           <w:sz w:val="28"/>
@@ -13496,7 +14141,23 @@
           <w:sz w:val="28"/>
           <w:szCs w:val="28"/>
         </w:rPr>
-        <w:t xml:space="preserve"> - </w:t>
+        <w:t xml:space="preserve"> </w:t>
+      </w:r>
+      <w:r>
+        <w:rPr>
+          <w:color w:val="0F1115"/>
+          <w:sz w:val="28"/>
+          <w:szCs w:val="28"/>
+        </w:rPr>
+        <w:t>-</w:t>
+      </w:r>
+      <w:r>
+        <w:rPr>
+          <w:color w:val="0F1115"/>
+          <w:sz w:val="28"/>
+          <w:szCs w:val="28"/>
+        </w:rPr>
+        <w:t xml:space="preserve"> </w:t>
       </w:r>
       <w:r>
         <w:rPr>
@@ -13611,7 +14272,8 @@
           <w:ilvl w:val="0"/>
           <w:numId w:val="7"/>
         </w:numPr>
-        <w:spacing w:before="100" w:beforeAutospacing="1" w:line="420" w:lineRule="atLeast"/>
+        <w:spacing w:before="100" w:beforeAutospacing="1" w:line="360" w:lineRule="auto"/>
+        <w:ind w:firstLine="709"/>
         <w:rPr>
           <w:color w:val="0F1115"/>
           <w:sz w:val="28"/>
@@ -13654,7 +14316,23 @@
           <w:sz w:val="28"/>
           <w:szCs w:val="28"/>
         </w:rPr>
-        <w:t xml:space="preserve"> - </w:t>
+        <w:t xml:space="preserve"> </w:t>
+      </w:r>
+      <w:r>
+        <w:rPr>
+          <w:color w:val="0F1115"/>
+          <w:sz w:val="28"/>
+          <w:szCs w:val="28"/>
+        </w:rPr>
+        <w:t>-</w:t>
+      </w:r>
+      <w:r>
+        <w:rPr>
+          <w:color w:val="0F1115"/>
+          <w:sz w:val="28"/>
+          <w:szCs w:val="28"/>
+        </w:rPr>
+        <w:t xml:space="preserve"> </w:t>
       </w:r>
       <w:r>
         <w:rPr>
@@ -13699,7 +14377,7 @@
     </w:p>
     <w:p>
       <w:pPr>
-        <w:spacing w:after="160" w:line="259" w:lineRule="auto"/>
+        <w:spacing w:after="160" w:line="360" w:lineRule="auto"/>
         <w:rPr>
           <w:color w:val="0F1115"/>
           <w:sz w:val="28"/>
@@ -13717,7 +14395,7 @@
     </w:p>
     <w:p>
       <w:pPr>
-        <w:spacing w:before="480" w:after="240" w:line="450" w:lineRule="atLeast"/>
+        <w:spacing w:before="480" w:after="240" w:line="360" w:lineRule="auto"/>
         <w:jc w:val="center"/>
         <w:outlineLvl w:val="2"/>
         <w:rPr>
@@ -13937,7 +14615,7 @@
     </w:p>
     <w:p>
       <w:pPr>
-        <w:spacing w:before="240" w:after="240" w:line="420" w:lineRule="atLeast"/>
+        <w:spacing w:before="240" w:after="240" w:line="360" w:lineRule="auto"/>
         <w:jc w:val="center"/>
         <w:outlineLvl w:val="3"/>
         <w:rPr>
@@ -13976,7 +14654,7 @@
           <w:sz w:val="28"/>
           <w:szCs w:val="28"/>
         </w:rPr>
-        <w:t>SQL-скрипт</w:t>
+        <w:t>Краткая</w:t>
       </w:r>
       <w:r>
         <w:rPr>
@@ -13996,7 +14674,7 @@
           <w:sz w:val="28"/>
           <w:szCs w:val="28"/>
         </w:rPr>
-        <w:t>создания</w:t>
+        <w:t>информация</w:t>
       </w:r>
       <w:r>
         <w:rPr>
@@ -14016,7 +14694,27 @@
           <w:sz w:val="28"/>
           <w:szCs w:val="28"/>
         </w:rPr>
-        <w:t>базы</w:t>
+        <w:t>о</w:t>
+      </w:r>
+      <w:r>
+        <w:rPr>
+          <w:b/>
+          <w:bCs/>
+          <w:color w:val="0F1115"/>
+          <w:sz w:val="28"/>
+          <w:szCs w:val="28"/>
+        </w:rPr>
+        <w:t xml:space="preserve"> </w:t>
+      </w:r>
+      <w:r>
+        <w:rPr>
+          <w:b/>
+          <w:bCs/>
+          <w:color w:val="0F1115"/>
+          <w:sz w:val="28"/>
+          <w:szCs w:val="28"/>
+        </w:rPr>
+        <w:t>базе</w:t>
       </w:r>
       <w:r>
         <w:rPr>
@@ -14047,21 +14745,27 @@
           <w:numId w:val="13"/>
         </w:numPr>
         <w:shd w:val="clear" w:color="auto" w:fill="FFFFFF"/>
-        <w:spacing w:after="0" w:afterAutospacing="0"/>
-        <w:rPr>
-          <w:color w:val="0F1115"/>
+        <w:spacing w:after="0" w:afterAutospacing="0" w:line="360" w:lineRule="auto"/>
+        <w:rPr>
+          <w:color w:val="0F1115"/>
+          <w:sz w:val="28"/>
+          <w:szCs w:val="28"/>
         </w:rPr>
       </w:pPr>
       <w:r>
         <w:rPr>
           <w:rStyle w:val="a9"/>
           <w:color w:val="0F1115"/>
+          <w:sz w:val="28"/>
+          <w:szCs w:val="28"/>
         </w:rPr>
         <w:t>СУБД:</w:t>
       </w:r>
       <w:r>
         <w:rPr>
           <w:color w:val="0F1115"/>
+          <w:sz w:val="28"/>
+          <w:szCs w:val="28"/>
         </w:rPr>
         <w:t xml:space="preserve"> </w:t>
       </w:r>
@@ -14069,6 +14773,8 @@
       <w:r>
         <w:rPr>
           <w:color w:val="0F1115"/>
+          <w:sz w:val="28"/>
+          <w:szCs w:val="28"/>
         </w:rPr>
         <w:t>PostgreSQL</w:t>
       </w:r>
@@ -14076,12 +14782,16 @@
       <w:r>
         <w:rPr>
           <w:color w:val="0F1115"/>
-        </w:rPr>
-        <w:t xml:space="preserve"> </w:t>
-      </w:r>
-      <w:r>
-        <w:rPr>
-          <w:color w:val="0F1115"/>
+          <w:sz w:val="28"/>
+          <w:szCs w:val="28"/>
+        </w:rPr>
+        <w:t xml:space="preserve"> </w:t>
+      </w:r>
+      <w:r>
+        <w:rPr>
+          <w:color w:val="0F1115"/>
+          <w:sz w:val="28"/>
+          <w:szCs w:val="28"/>
         </w:rPr>
         <w:t>18.3</w:t>
       </w:r>
@@ -14094,27 +14804,35 @@
           <w:numId w:val="13"/>
         </w:numPr>
         <w:shd w:val="clear" w:color="auto" w:fill="FFFFFF"/>
-        <w:spacing w:after="0" w:afterAutospacing="0"/>
-        <w:rPr>
-          <w:color w:val="0F1115"/>
+        <w:spacing w:after="0" w:afterAutospacing="0" w:line="360" w:lineRule="auto"/>
+        <w:rPr>
+          <w:color w:val="0F1115"/>
+          <w:sz w:val="28"/>
+          <w:szCs w:val="28"/>
         </w:rPr>
       </w:pPr>
       <w:r>
         <w:rPr>
           <w:rStyle w:val="a9"/>
           <w:color w:val="0F1115"/>
+          <w:sz w:val="28"/>
+          <w:szCs w:val="28"/>
         </w:rPr>
         <w:t>Кодировка:</w:t>
       </w:r>
       <w:r>
         <w:rPr>
           <w:color w:val="0F1115"/>
-        </w:rPr>
-        <w:t xml:space="preserve"> </w:t>
-      </w:r>
-      <w:r>
-        <w:rPr>
-          <w:color w:val="0F1115"/>
+          <w:sz w:val="28"/>
+          <w:szCs w:val="28"/>
+        </w:rPr>
+        <w:t xml:space="preserve"> </w:t>
+      </w:r>
+      <w:r>
+        <w:rPr>
+          <w:color w:val="0F1115"/>
+          <w:sz w:val="28"/>
+          <w:szCs w:val="28"/>
         </w:rPr>
         <w:t>UTF8</w:t>
       </w:r>
@@ -14127,9 +14845,11 @@
           <w:numId w:val="13"/>
         </w:numPr>
         <w:shd w:val="clear" w:color="auto" w:fill="FFFFFF"/>
-        <w:spacing w:after="0" w:afterAutospacing="0"/>
-        <w:rPr>
-          <w:color w:val="0F1115"/>
+        <w:spacing w:after="0" w:afterAutospacing="0" w:line="360" w:lineRule="auto"/>
+        <w:rPr>
+          <w:color w:val="0F1115"/>
+          <w:sz w:val="28"/>
+          <w:szCs w:val="28"/>
         </w:rPr>
       </w:pPr>
       <w:proofErr w:type="spellStart"/>
@@ -14137,6 +14857,8 @@
         <w:rPr>
           <w:rStyle w:val="a9"/>
           <w:color w:val="0F1115"/>
+          <w:sz w:val="28"/>
+          <w:szCs w:val="28"/>
         </w:rPr>
         <w:t>Локаль</w:t>
       </w:r>
@@ -14145,18 +14867,24 @@
         <w:rPr>
           <w:rStyle w:val="a9"/>
           <w:color w:val="0F1115"/>
+          <w:sz w:val="28"/>
+          <w:szCs w:val="28"/>
         </w:rPr>
         <w:t>:</w:t>
       </w:r>
       <w:r>
         <w:rPr>
           <w:color w:val="0F1115"/>
-        </w:rPr>
-        <w:t xml:space="preserve"> </w:t>
-      </w:r>
-      <w:r>
-        <w:rPr>
-          <w:color w:val="0F1115"/>
+          <w:sz w:val="28"/>
+          <w:szCs w:val="28"/>
+        </w:rPr>
+        <w:t xml:space="preserve"> </w:t>
+      </w:r>
+      <w:r>
+        <w:rPr>
+          <w:color w:val="0F1115"/>
+          <w:sz w:val="28"/>
+          <w:szCs w:val="28"/>
         </w:rPr>
         <w:t>Russian_Russia.1251</w:t>
       </w:r>
@@ -14165,51 +14893,51 @@
       <w:pPr>
         <w:pStyle w:val="3"/>
         <w:shd w:val="clear" w:color="auto" w:fill="FFFFFF"/>
-        <w:spacing w:before="480" w:beforeAutospacing="0" w:after="240" w:afterAutospacing="0" w:line="450" w:lineRule="atLeast"/>
+        <w:spacing w:before="480" w:beforeAutospacing="0" w:after="240" w:afterAutospacing="0" w:line="360" w:lineRule="auto"/>
         <w:jc w:val="center"/>
         <w:rPr>
           <w:color w:val="0F1115"/>
-          <w:sz w:val="30"/>
-          <w:szCs w:val="30"/>
-        </w:rPr>
-      </w:pPr>
-      <w:r>
-        <w:rPr>
-          <w:color w:val="0F1115"/>
-          <w:sz w:val="30"/>
-          <w:szCs w:val="30"/>
+          <w:sz w:val="28"/>
+          <w:szCs w:val="28"/>
+        </w:rPr>
+      </w:pPr>
+      <w:r>
+        <w:rPr>
+          <w:color w:val="0F1115"/>
+          <w:sz w:val="28"/>
+          <w:szCs w:val="28"/>
         </w:rPr>
         <w:t>4.2</w:t>
       </w:r>
       <w:r>
         <w:rPr>
           <w:color w:val="0F1115"/>
-          <w:sz w:val="30"/>
-          <w:szCs w:val="30"/>
-        </w:rPr>
-        <w:t xml:space="preserve"> </w:t>
-      </w:r>
-      <w:r>
-        <w:rPr>
-          <w:color w:val="0F1115"/>
-          <w:sz w:val="30"/>
-          <w:szCs w:val="30"/>
+          <w:sz w:val="28"/>
+          <w:szCs w:val="28"/>
+        </w:rPr>
+        <w:t xml:space="preserve"> </w:t>
+      </w:r>
+      <w:r>
+        <w:rPr>
+          <w:color w:val="0F1115"/>
+          <w:sz w:val="28"/>
+          <w:szCs w:val="28"/>
         </w:rPr>
         <w:t>Созданные</w:t>
       </w:r>
       <w:r>
         <w:rPr>
           <w:color w:val="0F1115"/>
-          <w:sz w:val="30"/>
-          <w:szCs w:val="30"/>
-        </w:rPr>
-        <w:t xml:space="preserve"> </w:t>
-      </w:r>
-      <w:r>
-        <w:rPr>
-          <w:color w:val="0F1115"/>
-          <w:sz w:val="30"/>
-          <w:szCs w:val="30"/>
+          <w:sz w:val="28"/>
+          <w:szCs w:val="28"/>
+        </w:rPr>
+        <w:t xml:space="preserve"> </w:t>
+      </w:r>
+      <w:r>
+        <w:rPr>
+          <w:color w:val="0F1115"/>
+          <w:sz w:val="28"/>
+          <w:szCs w:val="28"/>
         </w:rPr>
         <w:t>таблицы</w:t>
       </w:r>
@@ -14257,14 +14985,14 @@
             <w:pPr>
               <w:spacing w:line="375" w:lineRule="atLeast"/>
               <w:rPr>
-                <w:sz w:val="23"/>
-                <w:szCs w:val="23"/>
+                <w:sz w:val="28"/>
+                <w:szCs w:val="28"/>
               </w:rPr>
             </w:pPr>
             <w:r>
               <w:rPr>
-                <w:sz w:val="23"/>
-                <w:szCs w:val="23"/>
+                <w:sz w:val="28"/>
+                <w:szCs w:val="28"/>
               </w:rPr>
               <w:t>Таблица</w:t>
             </w:r>
@@ -14286,42 +15014,42 @@
             <w:pPr>
               <w:spacing w:line="375" w:lineRule="atLeast"/>
               <w:rPr>
-                <w:sz w:val="23"/>
-                <w:szCs w:val="23"/>
+                <w:sz w:val="28"/>
+                <w:szCs w:val="28"/>
               </w:rPr>
             </w:pPr>
             <w:r>
               <w:rPr>
-                <w:sz w:val="23"/>
-                <w:szCs w:val="23"/>
+                <w:sz w:val="28"/>
+                <w:szCs w:val="28"/>
               </w:rPr>
               <w:t>Количество</w:t>
             </w:r>
             <w:r>
               <w:rPr>
-                <w:sz w:val="23"/>
-                <w:szCs w:val="23"/>
+                <w:sz w:val="28"/>
+                <w:szCs w:val="28"/>
               </w:rPr>
               <w:t xml:space="preserve"> </w:t>
             </w:r>
             <w:r>
               <w:rPr>
-                <w:sz w:val="23"/>
-                <w:szCs w:val="23"/>
+                <w:sz w:val="28"/>
+                <w:szCs w:val="28"/>
               </w:rPr>
               <w:t>записей</w:t>
             </w:r>
             <w:r>
               <w:rPr>
-                <w:sz w:val="23"/>
-                <w:szCs w:val="23"/>
+                <w:sz w:val="28"/>
+                <w:szCs w:val="28"/>
               </w:rPr>
               <w:t xml:space="preserve"> </w:t>
             </w:r>
             <w:r>
               <w:rPr>
-                <w:sz w:val="23"/>
-                <w:szCs w:val="23"/>
+                <w:sz w:val="28"/>
+                <w:szCs w:val="28"/>
               </w:rPr>
               <w:t>(тестовые)</w:t>
             </w:r>
@@ -14345,14 +15073,14 @@
             <w:pPr>
               <w:spacing w:line="375" w:lineRule="atLeast"/>
               <w:rPr>
-                <w:sz w:val="23"/>
-                <w:szCs w:val="23"/>
+                <w:sz w:val="28"/>
+                <w:szCs w:val="28"/>
               </w:rPr>
             </w:pPr>
             <w:r>
               <w:rPr>
-                <w:sz w:val="23"/>
-                <w:szCs w:val="23"/>
+                <w:sz w:val="28"/>
+                <w:szCs w:val="28"/>
               </w:rPr>
               <w:t>Подразделение</w:t>
             </w:r>
@@ -14374,14 +15102,14 @@
             <w:pPr>
               <w:spacing w:line="375" w:lineRule="atLeast"/>
               <w:rPr>
-                <w:sz w:val="23"/>
-                <w:szCs w:val="23"/>
+                <w:sz w:val="28"/>
+                <w:szCs w:val="28"/>
               </w:rPr>
             </w:pPr>
             <w:r>
               <w:rPr>
-                <w:sz w:val="23"/>
-                <w:szCs w:val="23"/>
+                <w:sz w:val="28"/>
+                <w:szCs w:val="28"/>
               </w:rPr>
               <w:t>8</w:t>
             </w:r>
@@ -14405,14 +15133,14 @@
             <w:pPr>
               <w:spacing w:line="375" w:lineRule="atLeast"/>
               <w:rPr>
-                <w:sz w:val="23"/>
-                <w:szCs w:val="23"/>
+                <w:sz w:val="28"/>
+                <w:szCs w:val="28"/>
               </w:rPr>
             </w:pPr>
             <w:r>
               <w:rPr>
-                <w:sz w:val="23"/>
-                <w:szCs w:val="23"/>
+                <w:sz w:val="28"/>
+                <w:szCs w:val="28"/>
               </w:rPr>
               <w:t>Сотрудник</w:t>
             </w:r>
@@ -14434,14 +15162,14 @@
             <w:pPr>
               <w:spacing w:line="375" w:lineRule="atLeast"/>
               <w:rPr>
-                <w:sz w:val="23"/>
-                <w:szCs w:val="23"/>
+                <w:sz w:val="28"/>
+                <w:szCs w:val="28"/>
               </w:rPr>
             </w:pPr>
             <w:r>
               <w:rPr>
-                <w:sz w:val="23"/>
-                <w:szCs w:val="23"/>
+                <w:sz w:val="28"/>
+                <w:szCs w:val="28"/>
               </w:rPr>
               <w:t>12</w:t>
             </w:r>
@@ -14465,14 +15193,14 @@
             <w:pPr>
               <w:spacing w:line="375" w:lineRule="atLeast"/>
               <w:rPr>
-                <w:sz w:val="23"/>
-                <w:szCs w:val="23"/>
+                <w:sz w:val="28"/>
+                <w:szCs w:val="28"/>
               </w:rPr>
             </w:pPr>
             <w:r>
               <w:rPr>
-                <w:sz w:val="23"/>
-                <w:szCs w:val="23"/>
+                <w:sz w:val="28"/>
+                <w:szCs w:val="28"/>
               </w:rPr>
               <w:t>Посетитель</w:t>
             </w:r>
@@ -14494,14 +15222,14 @@
             <w:pPr>
               <w:spacing w:line="375" w:lineRule="atLeast"/>
               <w:rPr>
-                <w:sz w:val="23"/>
-                <w:szCs w:val="23"/>
+                <w:sz w:val="28"/>
+                <w:szCs w:val="28"/>
               </w:rPr>
             </w:pPr>
             <w:r>
               <w:rPr>
-                <w:sz w:val="23"/>
-                <w:szCs w:val="23"/>
+                <w:sz w:val="28"/>
+                <w:szCs w:val="28"/>
               </w:rPr>
               <w:t>30</w:t>
             </w:r>
@@ -14525,14 +15253,14 @@
             <w:pPr>
               <w:spacing w:line="375" w:lineRule="atLeast"/>
               <w:rPr>
-                <w:sz w:val="23"/>
-                <w:szCs w:val="23"/>
+                <w:sz w:val="28"/>
+                <w:szCs w:val="28"/>
               </w:rPr>
             </w:pPr>
             <w:r>
               <w:rPr>
-                <w:sz w:val="23"/>
-                <w:szCs w:val="23"/>
+                <w:sz w:val="28"/>
+                <w:szCs w:val="28"/>
               </w:rPr>
               <w:t>Заявка</w:t>
             </w:r>
@@ -14554,14 +15282,14 @@
             <w:pPr>
               <w:spacing w:line="375" w:lineRule="atLeast"/>
               <w:rPr>
-                <w:sz w:val="23"/>
-                <w:szCs w:val="23"/>
+                <w:sz w:val="28"/>
+                <w:szCs w:val="28"/>
               </w:rPr>
             </w:pPr>
             <w:r>
               <w:rPr>
-                <w:sz w:val="23"/>
-                <w:szCs w:val="23"/>
+                <w:sz w:val="28"/>
+                <w:szCs w:val="28"/>
               </w:rPr>
               <w:t>24</w:t>
             </w:r>
@@ -14585,28 +15313,28 @@
             <w:pPr>
               <w:spacing w:line="375" w:lineRule="atLeast"/>
               <w:rPr>
-                <w:sz w:val="23"/>
-                <w:szCs w:val="23"/>
+                <w:sz w:val="28"/>
+                <w:szCs w:val="28"/>
               </w:rPr>
             </w:pPr>
             <w:r>
               <w:rPr>
-                <w:sz w:val="23"/>
-                <w:szCs w:val="23"/>
+                <w:sz w:val="28"/>
+                <w:szCs w:val="28"/>
               </w:rPr>
               <w:t>Черный</w:t>
             </w:r>
             <w:r>
               <w:rPr>
-                <w:sz w:val="23"/>
-                <w:szCs w:val="23"/>
+                <w:sz w:val="28"/>
+                <w:szCs w:val="28"/>
               </w:rPr>
               <w:t xml:space="preserve"> </w:t>
             </w:r>
             <w:r>
               <w:rPr>
-                <w:sz w:val="23"/>
-                <w:szCs w:val="23"/>
+                <w:sz w:val="28"/>
+                <w:szCs w:val="28"/>
               </w:rPr>
               <w:t>список</w:t>
             </w:r>
@@ -14628,14 +15356,14 @@
             <w:pPr>
               <w:spacing w:line="375" w:lineRule="atLeast"/>
               <w:rPr>
-                <w:sz w:val="23"/>
-                <w:szCs w:val="23"/>
+                <w:sz w:val="28"/>
+                <w:szCs w:val="28"/>
               </w:rPr>
             </w:pPr>
             <w:r>
               <w:rPr>
-                <w:sz w:val="23"/>
-                <w:szCs w:val="23"/>
+                <w:sz w:val="28"/>
+                <w:szCs w:val="28"/>
               </w:rPr>
               <w:t>2</w:t>
             </w:r>
@@ -14647,51 +15375,51 @@
       <w:pPr>
         <w:pStyle w:val="3"/>
         <w:shd w:val="clear" w:color="auto" w:fill="FFFFFF"/>
-        <w:spacing w:before="480" w:beforeAutospacing="0" w:after="240" w:afterAutospacing="0" w:line="450" w:lineRule="atLeast"/>
+        <w:spacing w:before="480" w:beforeAutospacing="0" w:after="240" w:afterAutospacing="0" w:line="360" w:lineRule="auto"/>
         <w:jc w:val="center"/>
         <w:rPr>
           <w:color w:val="0F1115"/>
-          <w:sz w:val="30"/>
-          <w:szCs w:val="30"/>
-        </w:rPr>
-      </w:pPr>
-      <w:r>
-        <w:rPr>
-          <w:color w:val="0F1115"/>
-          <w:sz w:val="30"/>
-          <w:szCs w:val="30"/>
+          <w:sz w:val="28"/>
+          <w:szCs w:val="28"/>
+        </w:rPr>
+      </w:pPr>
+      <w:r>
+        <w:rPr>
+          <w:color w:val="0F1115"/>
+          <w:sz w:val="28"/>
+          <w:szCs w:val="28"/>
         </w:rPr>
         <w:t>4.3</w:t>
       </w:r>
       <w:r>
         <w:rPr>
           <w:color w:val="0F1115"/>
-          <w:sz w:val="30"/>
-          <w:szCs w:val="30"/>
-        </w:rPr>
-        <w:t xml:space="preserve"> </w:t>
-      </w:r>
-      <w:r>
-        <w:rPr>
-          <w:color w:val="0F1115"/>
-          <w:sz w:val="30"/>
-          <w:szCs w:val="30"/>
+          <w:sz w:val="28"/>
+          <w:szCs w:val="28"/>
+        </w:rPr>
+        <w:t xml:space="preserve"> </w:t>
+      </w:r>
+      <w:r>
+        <w:rPr>
+          <w:color w:val="0F1115"/>
+          <w:sz w:val="28"/>
+          <w:szCs w:val="28"/>
         </w:rPr>
         <w:t>Типы</w:t>
       </w:r>
       <w:r>
         <w:rPr>
           <w:color w:val="0F1115"/>
-          <w:sz w:val="30"/>
-          <w:szCs w:val="30"/>
-        </w:rPr>
-        <w:t xml:space="preserve"> </w:t>
-      </w:r>
-      <w:r>
-        <w:rPr>
-          <w:color w:val="0F1115"/>
-          <w:sz w:val="30"/>
-          <w:szCs w:val="30"/>
+          <w:sz w:val="28"/>
+          <w:szCs w:val="28"/>
+        </w:rPr>
+        <w:t xml:space="preserve"> </w:t>
+      </w:r>
+      <w:r>
+        <w:rPr>
+          <w:color w:val="0F1115"/>
+          <w:sz w:val="28"/>
+          <w:szCs w:val="28"/>
         </w:rPr>
         <w:t>данных</w:t>
       </w:r>
@@ -14704,27 +15432,51 @@
           <w:numId w:val="14"/>
         </w:numPr>
         <w:shd w:val="clear" w:color="auto" w:fill="FFFFFF"/>
-        <w:spacing w:after="0" w:afterAutospacing="0"/>
-        <w:rPr>
-          <w:color w:val="0F1115"/>
-        </w:rPr>
-      </w:pPr>
-      <w:r>
-        <w:rPr>
-          <w:color w:val="0F1115"/>
+        <w:spacing w:after="0" w:afterAutospacing="0" w:line="360" w:lineRule="auto"/>
+        <w:rPr>
+          <w:color w:val="0F1115"/>
+          <w:sz w:val="28"/>
+          <w:szCs w:val="28"/>
+        </w:rPr>
+      </w:pPr>
+      <w:r>
+        <w:rPr>
+          <w:color w:val="0F1115"/>
+          <w:sz w:val="28"/>
+          <w:szCs w:val="28"/>
         </w:rPr>
         <w:t>SERIAL</w:t>
       </w:r>
       <w:r>
         <w:rPr>
           <w:color w:val="0F1115"/>
-        </w:rPr>
-        <w:t xml:space="preserve"> - </w:t>
+          <w:sz w:val="28"/>
+          <w:szCs w:val="28"/>
+        </w:rPr>
+        <w:t xml:space="preserve"> </w:t>
+      </w:r>
+      <w:r>
+        <w:rPr>
+          <w:color w:val="0F1115"/>
+          <w:sz w:val="28"/>
+          <w:szCs w:val="28"/>
+        </w:rPr>
+        <w:t>-</w:t>
+      </w:r>
+      <w:r>
+        <w:rPr>
+          <w:color w:val="0F1115"/>
+          <w:sz w:val="28"/>
+          <w:szCs w:val="28"/>
+        </w:rPr>
+        <w:t xml:space="preserve"> </w:t>
       </w:r>
       <w:proofErr w:type="spellStart"/>
       <w:r>
         <w:rPr>
           <w:color w:val="0F1115"/>
+          <w:sz w:val="28"/>
+          <w:szCs w:val="28"/>
         </w:rPr>
         <w:t>автоинкрементируемые</w:t>
       </w:r>
@@ -14732,12 +15484,16 @@
       <w:r>
         <w:rPr>
           <w:color w:val="0F1115"/>
-        </w:rPr>
-        <w:t xml:space="preserve"> </w:t>
-      </w:r>
-      <w:r>
-        <w:rPr>
-          <w:color w:val="0F1115"/>
+          <w:sz w:val="28"/>
+          <w:szCs w:val="28"/>
+        </w:rPr>
+        <w:t xml:space="preserve"> </w:t>
+      </w:r>
+      <w:r>
+        <w:rPr>
+          <w:color w:val="0F1115"/>
+          <w:sz w:val="28"/>
+          <w:szCs w:val="28"/>
         </w:rPr>
         <w:t>идентификаторы</w:t>
       </w:r>
@@ -14750,74 +15506,114 @@
           <w:numId w:val="14"/>
         </w:numPr>
         <w:shd w:val="clear" w:color="auto" w:fill="FFFFFF"/>
-        <w:spacing w:after="0" w:afterAutospacing="0"/>
-        <w:rPr>
-          <w:color w:val="0F1115"/>
-        </w:rPr>
-      </w:pPr>
-      <w:r>
-        <w:rPr>
-          <w:color w:val="0F1115"/>
+        <w:spacing w:after="0" w:afterAutospacing="0" w:line="360" w:lineRule="auto"/>
+        <w:rPr>
+          <w:color w:val="0F1115"/>
+          <w:sz w:val="28"/>
+          <w:szCs w:val="28"/>
+        </w:rPr>
+      </w:pPr>
+      <w:r>
+        <w:rPr>
+          <w:color w:val="0F1115"/>
+          <w:sz w:val="28"/>
+          <w:szCs w:val="28"/>
         </w:rPr>
         <w:t>VARCHAR(n)</w:t>
       </w:r>
       <w:r>
         <w:rPr>
           <w:color w:val="0F1115"/>
-        </w:rPr>
-        <w:t xml:space="preserve"> - </w:t>
-      </w:r>
-      <w:r>
-        <w:rPr>
-          <w:color w:val="0F1115"/>
+          <w:sz w:val="28"/>
+          <w:szCs w:val="28"/>
+        </w:rPr>
+        <w:t xml:space="preserve"> </w:t>
+      </w:r>
+      <w:r>
+        <w:rPr>
+          <w:color w:val="0F1115"/>
+          <w:sz w:val="28"/>
+          <w:szCs w:val="28"/>
+        </w:rPr>
+        <w:t>-</w:t>
+      </w:r>
+      <w:r>
+        <w:rPr>
+          <w:color w:val="0F1115"/>
+          <w:sz w:val="28"/>
+          <w:szCs w:val="28"/>
+        </w:rPr>
+        <w:t xml:space="preserve"> </w:t>
+      </w:r>
+      <w:r>
+        <w:rPr>
+          <w:color w:val="0F1115"/>
+          <w:sz w:val="28"/>
+          <w:szCs w:val="28"/>
         </w:rPr>
         <w:t>строковые</w:t>
       </w:r>
       <w:r>
         <w:rPr>
           <w:color w:val="0F1115"/>
-        </w:rPr>
-        <w:t xml:space="preserve"> </w:t>
-      </w:r>
-      <w:r>
-        <w:rPr>
-          <w:color w:val="0F1115"/>
+          <w:sz w:val="28"/>
+          <w:szCs w:val="28"/>
+        </w:rPr>
+        <w:t xml:space="preserve"> </w:t>
+      </w:r>
+      <w:r>
+        <w:rPr>
+          <w:color w:val="0F1115"/>
+          <w:sz w:val="28"/>
+          <w:szCs w:val="28"/>
         </w:rPr>
         <w:t>данные</w:t>
       </w:r>
       <w:r>
         <w:rPr>
           <w:color w:val="0F1115"/>
-        </w:rPr>
-        <w:t xml:space="preserve"> </w:t>
-      </w:r>
-      <w:r>
-        <w:rPr>
-          <w:color w:val="0F1115"/>
+          <w:sz w:val="28"/>
+          <w:szCs w:val="28"/>
+        </w:rPr>
+        <w:t xml:space="preserve"> </w:t>
+      </w:r>
+      <w:r>
+        <w:rPr>
+          <w:color w:val="0F1115"/>
+          <w:sz w:val="28"/>
+          <w:szCs w:val="28"/>
         </w:rPr>
         <w:t>с</w:t>
       </w:r>
       <w:r>
         <w:rPr>
           <w:color w:val="0F1115"/>
-        </w:rPr>
-        <w:t xml:space="preserve"> </w:t>
-      </w:r>
-      <w:r>
-        <w:rPr>
-          <w:color w:val="0F1115"/>
+          <w:sz w:val="28"/>
+          <w:szCs w:val="28"/>
+        </w:rPr>
+        <w:t xml:space="preserve"> </w:t>
+      </w:r>
+      <w:r>
+        <w:rPr>
+          <w:color w:val="0F1115"/>
+          <w:sz w:val="28"/>
+          <w:szCs w:val="28"/>
         </w:rPr>
         <w:t>ограничением</w:t>
       </w:r>
       <w:r>
         <w:rPr>
           <w:color w:val="0F1115"/>
-        </w:rPr>
-        <w:t xml:space="preserve"> </w:t>
-      </w:r>
-      <w:r>
-        <w:rPr>
-          <w:color w:val="0F1115"/>
+          <w:sz w:val="28"/>
+          <w:szCs w:val="28"/>
+        </w:rPr>
+        <w:t xml:space="preserve"> </w:t>
+      </w:r>
+      <w:r>
+        <w:rPr>
+          <w:color w:val="0F1115"/>
+          <w:sz w:val="28"/>
+          <w:szCs w:val="28"/>
         </w:rPr>
         <w:t>длины</w:t>
       </w:r>
@@ -14830,62 +15626,98 @@
           <w:numId w:val="14"/>
         </w:numPr>
         <w:shd w:val="clear" w:color="auto" w:fill="FFFFFF"/>
-        <w:spacing w:after="0" w:afterAutospacing="0"/>
-        <w:rPr>
-          <w:color w:val="0F1115"/>
-        </w:rPr>
-      </w:pPr>
-      <w:r>
-        <w:rPr>
-          <w:color w:val="0F1115"/>
+        <w:spacing w:after="0" w:afterAutospacing="0" w:line="360" w:lineRule="auto"/>
+        <w:rPr>
+          <w:color w:val="0F1115"/>
+          <w:sz w:val="28"/>
+          <w:szCs w:val="28"/>
+        </w:rPr>
+      </w:pPr>
+      <w:r>
+        <w:rPr>
+          <w:color w:val="0F1115"/>
+          <w:sz w:val="28"/>
+          <w:szCs w:val="28"/>
         </w:rPr>
         <w:t>TEXT</w:t>
       </w:r>
       <w:r>
         <w:rPr>
           <w:color w:val="0F1115"/>
-        </w:rPr>
-        <w:t xml:space="preserve"> - </w:t>
-      </w:r>
-      <w:r>
-        <w:rPr>
-          <w:color w:val="0F1115"/>
+          <w:sz w:val="28"/>
+          <w:szCs w:val="28"/>
+        </w:rPr>
+        <w:t xml:space="preserve"> </w:t>
+      </w:r>
+      <w:r>
+        <w:rPr>
+          <w:color w:val="0F1115"/>
+          <w:sz w:val="28"/>
+          <w:szCs w:val="28"/>
+        </w:rPr>
+        <w:t>-</w:t>
+      </w:r>
+      <w:r>
+        <w:rPr>
+          <w:color w:val="0F1115"/>
+          <w:sz w:val="28"/>
+          <w:szCs w:val="28"/>
+        </w:rPr>
+        <w:t xml:space="preserve"> </w:t>
+      </w:r>
+      <w:r>
+        <w:rPr>
+          <w:color w:val="0F1115"/>
+          <w:sz w:val="28"/>
+          <w:szCs w:val="28"/>
         </w:rPr>
         <w:t>текстовые</w:t>
       </w:r>
       <w:r>
         <w:rPr>
           <w:color w:val="0F1115"/>
-        </w:rPr>
-        <w:t xml:space="preserve"> </w:t>
-      </w:r>
-      <w:r>
-        <w:rPr>
-          <w:color w:val="0F1115"/>
+          <w:sz w:val="28"/>
+          <w:szCs w:val="28"/>
+        </w:rPr>
+        <w:t xml:space="preserve"> </w:t>
+      </w:r>
+      <w:r>
+        <w:rPr>
+          <w:color w:val="0F1115"/>
+          <w:sz w:val="28"/>
+          <w:szCs w:val="28"/>
         </w:rPr>
         <w:t>данные</w:t>
       </w:r>
       <w:r>
         <w:rPr>
           <w:color w:val="0F1115"/>
-        </w:rPr>
-        <w:t xml:space="preserve"> </w:t>
-      </w:r>
-      <w:r>
-        <w:rPr>
-          <w:color w:val="0F1115"/>
+          <w:sz w:val="28"/>
+          <w:szCs w:val="28"/>
+        </w:rPr>
+        <w:t xml:space="preserve"> </w:t>
+      </w:r>
+      <w:r>
+        <w:rPr>
+          <w:color w:val="0F1115"/>
+          <w:sz w:val="28"/>
+          <w:szCs w:val="28"/>
         </w:rPr>
         <w:t>произвольной</w:t>
       </w:r>
       <w:r>
         <w:rPr>
           <w:color w:val="0F1115"/>
-        </w:rPr>
-        <w:t xml:space="preserve"> </w:t>
-      </w:r>
-      <w:r>
-        <w:rPr>
-          <w:color w:val="0F1115"/>
+          <w:sz w:val="28"/>
+          <w:szCs w:val="28"/>
+        </w:rPr>
+        <w:t xml:space="preserve"> </w:t>
+      </w:r>
+      <w:r>
+        <w:rPr>
+          <w:color w:val="0F1115"/>
+          <w:sz w:val="28"/>
+          <w:szCs w:val="28"/>
         </w:rPr>
         <w:t>длины</w:t>
       </w:r>
@@ -14898,50 +15730,82 @@
           <w:numId w:val="14"/>
         </w:numPr>
         <w:shd w:val="clear" w:color="auto" w:fill="FFFFFF"/>
-        <w:spacing w:after="0" w:afterAutospacing="0"/>
-        <w:rPr>
-          <w:color w:val="0F1115"/>
-        </w:rPr>
-      </w:pPr>
-      <w:r>
-        <w:rPr>
-          <w:color w:val="0F1115"/>
+        <w:spacing w:after="0" w:afterAutospacing="0" w:line="360" w:lineRule="auto"/>
+        <w:rPr>
+          <w:color w:val="0F1115"/>
+          <w:sz w:val="28"/>
+          <w:szCs w:val="28"/>
+        </w:rPr>
+      </w:pPr>
+      <w:r>
+        <w:rPr>
+          <w:color w:val="0F1115"/>
+          <w:sz w:val="28"/>
+          <w:szCs w:val="28"/>
         </w:rPr>
         <w:t>TIMESTAMP</w:t>
       </w:r>
       <w:r>
         <w:rPr>
           <w:color w:val="0F1115"/>
-        </w:rPr>
-        <w:t xml:space="preserve"> - </w:t>
-      </w:r>
-      <w:r>
-        <w:rPr>
-          <w:color w:val="0F1115"/>
+          <w:sz w:val="28"/>
+          <w:szCs w:val="28"/>
+        </w:rPr>
+        <w:t xml:space="preserve"> </w:t>
+      </w:r>
+      <w:r>
+        <w:rPr>
+          <w:color w:val="0F1115"/>
+          <w:sz w:val="28"/>
+          <w:szCs w:val="28"/>
+        </w:rPr>
+        <w:t>-</w:t>
+      </w:r>
+      <w:r>
+        <w:rPr>
+          <w:color w:val="0F1115"/>
+          <w:sz w:val="28"/>
+          <w:szCs w:val="28"/>
+        </w:rPr>
+        <w:t xml:space="preserve"> </w:t>
+      </w:r>
+      <w:r>
+        <w:rPr>
+          <w:color w:val="0F1115"/>
+          <w:sz w:val="28"/>
+          <w:szCs w:val="28"/>
         </w:rPr>
         <w:t>дата</w:t>
       </w:r>
       <w:r>
         <w:rPr>
           <w:color w:val="0F1115"/>
-        </w:rPr>
-        <w:t xml:space="preserve"> </w:t>
-      </w:r>
-      <w:r>
-        <w:rPr>
-          <w:color w:val="0F1115"/>
+          <w:sz w:val="28"/>
+          <w:szCs w:val="28"/>
+        </w:rPr>
+        <w:t xml:space="preserve"> </w:t>
+      </w:r>
+      <w:r>
+        <w:rPr>
+          <w:color w:val="0F1115"/>
+          <w:sz w:val="28"/>
+          <w:szCs w:val="28"/>
         </w:rPr>
         <w:t>и</w:t>
       </w:r>
       <w:r>
         <w:rPr>
           <w:color w:val="0F1115"/>
-        </w:rPr>
-        <w:t xml:space="preserve"> </w:t>
-      </w:r>
-      <w:r>
-        <w:rPr>
-          <w:color w:val="0F1115"/>
+          <w:sz w:val="28"/>
+          <w:szCs w:val="28"/>
+        </w:rPr>
+        <w:t xml:space="preserve"> </w:t>
+      </w:r>
+      <w:r>
+        <w:rPr>
+          <w:color w:val="0F1115"/>
+          <w:sz w:val="28"/>
+          <w:szCs w:val="28"/>
         </w:rPr>
         <w:t>время</w:t>
       </w:r>
@@ -14954,38 +15818,66 @@
           <w:numId w:val="14"/>
         </w:numPr>
         <w:shd w:val="clear" w:color="auto" w:fill="FFFFFF"/>
-        <w:spacing w:after="0" w:afterAutospacing="0"/>
-        <w:rPr>
-          <w:color w:val="0F1115"/>
-        </w:rPr>
-      </w:pPr>
-      <w:r>
-        <w:rPr>
-          <w:color w:val="0F1115"/>
+        <w:spacing w:after="0" w:afterAutospacing="0" w:line="360" w:lineRule="auto"/>
+        <w:rPr>
+          <w:color w:val="0F1115"/>
+          <w:sz w:val="28"/>
+          <w:szCs w:val="28"/>
+        </w:rPr>
+      </w:pPr>
+      <w:r>
+        <w:rPr>
+          <w:color w:val="0F1115"/>
+          <w:sz w:val="28"/>
+          <w:szCs w:val="28"/>
         </w:rPr>
         <w:t>DATE</w:t>
       </w:r>
       <w:r>
         <w:rPr>
           <w:color w:val="0F1115"/>
-        </w:rPr>
-        <w:t xml:space="preserve"> - </w:t>
-      </w:r>
-      <w:r>
-        <w:rPr>
-          <w:color w:val="0F1115"/>
+          <w:sz w:val="28"/>
+          <w:szCs w:val="28"/>
+        </w:rPr>
+        <w:t xml:space="preserve"> </w:t>
+      </w:r>
+      <w:r>
+        <w:rPr>
+          <w:color w:val="0F1115"/>
+          <w:sz w:val="28"/>
+          <w:szCs w:val="28"/>
+        </w:rPr>
+        <w:t>-</w:t>
+      </w:r>
+      <w:r>
+        <w:rPr>
+          <w:color w:val="0F1115"/>
+          <w:sz w:val="28"/>
+          <w:szCs w:val="28"/>
+        </w:rPr>
+        <w:t xml:space="preserve"> </w:t>
+      </w:r>
+      <w:r>
+        <w:rPr>
+          <w:color w:val="0F1115"/>
+          <w:sz w:val="28"/>
+          <w:szCs w:val="28"/>
         </w:rPr>
         <w:t>только</w:t>
       </w:r>
       <w:r>
         <w:rPr>
           <w:color w:val="0F1115"/>
-        </w:rPr>
-        <w:t xml:space="preserve"> </w:t>
-      </w:r>
-      <w:r>
-        <w:rPr>
-          <w:color w:val="0F1115"/>
+          <w:sz w:val="28"/>
+          <w:szCs w:val="28"/>
+        </w:rPr>
+        <w:t xml:space="preserve"> </w:t>
+      </w:r>
+      <w:r>
+        <w:rPr>
+          <w:color w:val="0F1115"/>
+          <w:sz w:val="28"/>
+          <w:szCs w:val="28"/>
         </w:rPr>
         <w:t>дата</w:t>
       </w:r>
@@ -15042,20 +15934,25 @@
       <w:pPr>
         <w:pStyle w:val="2"/>
         <w:shd w:val="clear" w:color="auto" w:fill="FFFFFF"/>
-        <w:spacing w:before="480" w:after="240" w:line="480" w:lineRule="atLeast"/>
+        <w:spacing w:before="480" w:after="240" w:line="360" w:lineRule="auto"/>
+        <w:jc w:val="center"/>
         <w:rPr>
           <w:rFonts w:ascii="Times New Roman" w:hAnsi="Times New Roman" w:cs="Times New Roman"/>
-          <w:color w:val="0F1115"/>
-          <w:sz w:val="33"/>
-          <w:szCs w:val="33"/>
+          <w:b/>
+          <w:bCs/>
+          <w:color w:val="0F1115"/>
+          <w:sz w:val="28"/>
+          <w:szCs w:val="28"/>
         </w:rPr>
       </w:pPr>
       <w:r>
         <w:rPr>
           <w:rFonts w:ascii="Times New Roman" w:hAnsi="Times New Roman" w:cs="Times New Roman"/>
-          <w:color w:val="0F1115"/>
-          <w:sz w:val="33"/>
-          <w:szCs w:val="33"/>
+          <w:b/>
+          <w:bCs/>
+          <w:color w:val="0F1115"/>
+          <w:sz w:val="28"/>
+          <w:szCs w:val="28"/>
         </w:rPr>
         <w:lastRenderedPageBreak/>
         <w:t>5.</w:t>
@@ -15063,126 +15960,154 @@
       <w:r>
         <w:rPr>
           <w:rFonts w:ascii="Times New Roman" w:hAnsi="Times New Roman" w:cs="Times New Roman"/>
-          <w:color w:val="0F1115"/>
-          <w:sz w:val="33"/>
-          <w:szCs w:val="33"/>
+          <w:b/>
+          <w:bCs/>
+          <w:color w:val="0F1115"/>
+          <w:sz w:val="28"/>
+          <w:szCs w:val="28"/>
         </w:rPr>
         <w:t xml:space="preserve"> </w:t>
       </w:r>
       <w:r>
         <w:rPr>
           <w:rFonts w:ascii="Times New Roman" w:hAnsi="Times New Roman" w:cs="Times New Roman"/>
-          <w:color w:val="0F1115"/>
-          <w:sz w:val="33"/>
-          <w:szCs w:val="33"/>
+          <w:b/>
+          <w:bCs/>
+          <w:color w:val="0F1115"/>
+          <w:sz w:val="28"/>
+          <w:szCs w:val="28"/>
         </w:rPr>
         <w:t>Реализация</w:t>
       </w:r>
       <w:r>
         <w:rPr>
           <w:rFonts w:ascii="Times New Roman" w:hAnsi="Times New Roman" w:cs="Times New Roman"/>
-          <w:color w:val="0F1115"/>
-          <w:sz w:val="33"/>
-          <w:szCs w:val="33"/>
+          <w:b/>
+          <w:bCs/>
+          <w:color w:val="0F1115"/>
+          <w:sz w:val="28"/>
+          <w:szCs w:val="28"/>
         </w:rPr>
         <w:t xml:space="preserve"> </w:t>
       </w:r>
       <w:r>
         <w:rPr>
           <w:rFonts w:ascii="Times New Roman" w:hAnsi="Times New Roman" w:cs="Times New Roman"/>
-          <w:color w:val="0F1115"/>
-          <w:sz w:val="33"/>
-          <w:szCs w:val="33"/>
+          <w:b/>
+          <w:bCs/>
+          <w:color w:val="0F1115"/>
+          <w:sz w:val="28"/>
+          <w:szCs w:val="28"/>
         </w:rPr>
         <w:t>уровней</w:t>
       </w:r>
       <w:r>
         <w:rPr>
           <w:rFonts w:ascii="Times New Roman" w:hAnsi="Times New Roman" w:cs="Times New Roman"/>
-          <w:color w:val="0F1115"/>
-          <w:sz w:val="33"/>
-          <w:szCs w:val="33"/>
+          <w:b/>
+          <w:bCs/>
+          <w:color w:val="0F1115"/>
+          <w:sz w:val="28"/>
+          <w:szCs w:val="28"/>
         </w:rPr>
         <w:t xml:space="preserve"> </w:t>
       </w:r>
       <w:r>
         <w:rPr>
           <w:rFonts w:ascii="Times New Roman" w:hAnsi="Times New Roman" w:cs="Times New Roman"/>
-          <w:color w:val="0F1115"/>
-          <w:sz w:val="33"/>
-          <w:szCs w:val="33"/>
+          <w:b/>
+          <w:bCs/>
+          <w:color w:val="0F1115"/>
+          <w:sz w:val="28"/>
+          <w:szCs w:val="28"/>
         </w:rPr>
         <w:t>доступа</w:t>
       </w:r>
       <w:r>
         <w:rPr>
           <w:rFonts w:ascii="Times New Roman" w:hAnsi="Times New Roman" w:cs="Times New Roman"/>
-          <w:color w:val="0F1115"/>
-          <w:sz w:val="33"/>
-          <w:szCs w:val="33"/>
+          <w:b/>
+          <w:bCs/>
+          <w:color w:val="0F1115"/>
+          <w:sz w:val="28"/>
+          <w:szCs w:val="28"/>
         </w:rPr>
         <w:t xml:space="preserve"> </w:t>
       </w:r>
       <w:r>
         <w:rPr>
           <w:rFonts w:ascii="Times New Roman" w:hAnsi="Times New Roman" w:cs="Times New Roman"/>
-          <w:color w:val="0F1115"/>
-          <w:sz w:val="33"/>
-          <w:szCs w:val="33"/>
+          <w:b/>
+          <w:bCs/>
+          <w:color w:val="0F1115"/>
+          <w:sz w:val="28"/>
+          <w:szCs w:val="28"/>
         </w:rPr>
         <w:t>для</w:t>
       </w:r>
       <w:r>
         <w:rPr>
           <w:rFonts w:ascii="Times New Roman" w:hAnsi="Times New Roman" w:cs="Times New Roman"/>
-          <w:color w:val="0F1115"/>
-          <w:sz w:val="33"/>
-          <w:szCs w:val="33"/>
+          <w:b/>
+          <w:bCs/>
+          <w:color w:val="0F1115"/>
+          <w:sz w:val="28"/>
+          <w:szCs w:val="28"/>
         </w:rPr>
         <w:t xml:space="preserve"> </w:t>
       </w:r>
       <w:r>
         <w:rPr>
           <w:rFonts w:ascii="Times New Roman" w:hAnsi="Times New Roman" w:cs="Times New Roman"/>
-          <w:color w:val="0F1115"/>
-          <w:sz w:val="33"/>
-          <w:szCs w:val="33"/>
+          <w:b/>
+          <w:bCs/>
+          <w:color w:val="0F1115"/>
+          <w:sz w:val="28"/>
+          <w:szCs w:val="28"/>
         </w:rPr>
         <w:t>различных</w:t>
       </w:r>
       <w:r>
         <w:rPr>
           <w:rFonts w:ascii="Times New Roman" w:hAnsi="Times New Roman" w:cs="Times New Roman"/>
-          <w:color w:val="0F1115"/>
-          <w:sz w:val="33"/>
-          <w:szCs w:val="33"/>
+          <w:b/>
+          <w:bCs/>
+          <w:color w:val="0F1115"/>
+          <w:sz w:val="28"/>
+          <w:szCs w:val="28"/>
         </w:rPr>
         <w:t xml:space="preserve"> </w:t>
       </w:r>
       <w:r>
         <w:rPr>
           <w:rFonts w:ascii="Times New Roman" w:hAnsi="Times New Roman" w:cs="Times New Roman"/>
-          <w:color w:val="0F1115"/>
-          <w:sz w:val="33"/>
-          <w:szCs w:val="33"/>
+          <w:b/>
+          <w:bCs/>
+          <w:color w:val="0F1115"/>
+          <w:sz w:val="28"/>
+          <w:szCs w:val="28"/>
         </w:rPr>
         <w:t>категорий</w:t>
       </w:r>
       <w:r>
         <w:rPr>
           <w:rFonts w:ascii="Times New Roman" w:hAnsi="Times New Roman" w:cs="Times New Roman"/>
-          <w:color w:val="0F1115"/>
-          <w:sz w:val="33"/>
-          <w:szCs w:val="33"/>
+          <w:b/>
+          <w:bCs/>
+          <w:color w:val="0F1115"/>
+          <w:sz w:val="28"/>
+          <w:szCs w:val="28"/>
         </w:rPr>
         <w:t xml:space="preserve"> </w:t>
       </w:r>
       <w:r>
         <w:rPr>
           <w:rFonts w:ascii="Times New Roman" w:hAnsi="Times New Roman" w:cs="Times New Roman"/>
-          <w:color w:val="0F1115"/>
-          <w:sz w:val="33"/>
-          <w:szCs w:val="33"/>
+          <w:b/>
+          <w:bCs/>
+          <w:color w:val="0F1115"/>
+          <w:sz w:val="28"/>
+          <w:szCs w:val="28"/>
         </w:rPr>
         <w:t>пользователей</w:t>
       </w:r>
@@ -15191,50 +16116,51 @@
       <w:pPr>
         <w:pStyle w:val="3"/>
         <w:shd w:val="clear" w:color="auto" w:fill="FFFFFF"/>
-        <w:spacing w:before="480" w:beforeAutospacing="0" w:after="240" w:afterAutospacing="0" w:line="450" w:lineRule="atLeast"/>
-        <w:rPr>
-          <w:color w:val="0F1115"/>
-          <w:sz w:val="30"/>
-          <w:szCs w:val="30"/>
-        </w:rPr>
-      </w:pPr>
-      <w:r>
-        <w:rPr>
-          <w:color w:val="0F1115"/>
-          <w:sz w:val="30"/>
-          <w:szCs w:val="30"/>
+        <w:spacing w:before="480" w:beforeAutospacing="0" w:after="240" w:afterAutospacing="0" w:line="360" w:lineRule="auto"/>
+        <w:jc w:val="center"/>
+        <w:rPr>
+          <w:color w:val="0F1115"/>
+          <w:sz w:val="28"/>
+          <w:szCs w:val="28"/>
+        </w:rPr>
+      </w:pPr>
+      <w:r>
+        <w:rPr>
+          <w:color w:val="0F1115"/>
+          <w:sz w:val="28"/>
+          <w:szCs w:val="28"/>
         </w:rPr>
         <w:t>5.1</w:t>
       </w:r>
       <w:r>
         <w:rPr>
           <w:color w:val="0F1115"/>
-          <w:sz w:val="30"/>
-          <w:szCs w:val="30"/>
-        </w:rPr>
-        <w:t xml:space="preserve"> </w:t>
-      </w:r>
-      <w:r>
-        <w:rPr>
-          <w:color w:val="0F1115"/>
-          <w:sz w:val="30"/>
-          <w:szCs w:val="30"/>
+          <w:sz w:val="28"/>
+          <w:szCs w:val="28"/>
+        </w:rPr>
+        <w:t xml:space="preserve"> </w:t>
+      </w:r>
+      <w:r>
+        <w:rPr>
+          <w:color w:val="0F1115"/>
+          <w:sz w:val="28"/>
+          <w:szCs w:val="28"/>
         </w:rPr>
         <w:t>Категории</w:t>
       </w:r>
       <w:r>
         <w:rPr>
           <w:color w:val="0F1115"/>
-          <w:sz w:val="30"/>
-          <w:szCs w:val="30"/>
-        </w:rPr>
-        <w:t xml:space="preserve"> </w:t>
-      </w:r>
-      <w:r>
-        <w:rPr>
-          <w:color w:val="0F1115"/>
-          <w:sz w:val="30"/>
-          <w:szCs w:val="30"/>
+          <w:sz w:val="28"/>
+          <w:szCs w:val="28"/>
+        </w:rPr>
+        <w:t xml:space="preserve"> </w:t>
+      </w:r>
+      <w:r>
+        <w:rPr>
+          <w:color w:val="0F1115"/>
+          <w:sz w:val="28"/>
+          <w:szCs w:val="28"/>
         </w:rPr>
         <w:t>пользователей</w:t>
       </w:r>
@@ -15259,9 +16185,9 @@
         <w:tblLook w:val="04A0" w:firstRow="1" w:lastRow="0" w:firstColumn="1" w:lastColumn="0" w:noHBand="0" w:noVBand="1"/>
       </w:tblPr>
       <w:tblGrid>
-        <w:gridCol w:w="3365"/>
-        <w:gridCol w:w="2186"/>
-        <w:gridCol w:w="5729"/>
+        <w:gridCol w:w="3375"/>
+        <w:gridCol w:w="2122"/>
+        <w:gridCol w:w="5783"/>
       </w:tblGrid>
       <w:tr>
         <w:trPr>
@@ -15281,16 +16207,16 @@
           </w:tcPr>
           <w:p>
             <w:pPr>
-              <w:spacing w:line="375" w:lineRule="atLeast"/>
-              <w:rPr>
-                <w:sz w:val="23"/>
-                <w:szCs w:val="23"/>
+              <w:spacing w:line="360" w:lineRule="auto"/>
+              <w:rPr>
+                <w:sz w:val="28"/>
+                <w:szCs w:val="28"/>
               </w:rPr>
             </w:pPr>
             <w:r>
               <w:rPr>
-                <w:sz w:val="23"/>
-                <w:szCs w:val="23"/>
+                <w:sz w:val="28"/>
+                <w:szCs w:val="28"/>
               </w:rPr>
               <w:t>Категория</w:t>
             </w:r>
@@ -15310,16 +16236,16 @@
           </w:tcPr>
           <w:p>
             <w:pPr>
-              <w:spacing w:line="375" w:lineRule="atLeast"/>
-              <w:rPr>
-                <w:sz w:val="23"/>
-                <w:szCs w:val="23"/>
+              <w:spacing w:line="360" w:lineRule="auto"/>
+              <w:rPr>
+                <w:sz w:val="28"/>
+                <w:szCs w:val="28"/>
               </w:rPr>
             </w:pPr>
             <w:r>
               <w:rPr>
-                <w:sz w:val="23"/>
-                <w:szCs w:val="23"/>
+                <w:sz w:val="28"/>
+                <w:szCs w:val="28"/>
               </w:rPr>
               <w:t>Роль</w:t>
             </w:r>
@@ -15339,16 +16265,16 @@
           </w:tcPr>
           <w:p>
             <w:pPr>
-              <w:spacing w:line="375" w:lineRule="atLeast"/>
-              <w:rPr>
-                <w:sz w:val="23"/>
-                <w:szCs w:val="23"/>
+              <w:spacing w:line="360" w:lineRule="auto"/>
+              <w:rPr>
+                <w:sz w:val="28"/>
+                <w:szCs w:val="28"/>
               </w:rPr>
             </w:pPr>
             <w:r>
               <w:rPr>
-                <w:sz w:val="23"/>
-                <w:szCs w:val="23"/>
+                <w:sz w:val="28"/>
+                <w:szCs w:val="28"/>
               </w:rPr>
               <w:t>Функционал</w:t>
             </w:r>
@@ -15370,16 +16296,16 @@
           </w:tcPr>
           <w:p>
             <w:pPr>
-              <w:spacing w:line="375" w:lineRule="atLeast"/>
-              <w:rPr>
-                <w:sz w:val="23"/>
-                <w:szCs w:val="23"/>
+              <w:spacing w:line="360" w:lineRule="auto"/>
+              <w:rPr>
+                <w:sz w:val="28"/>
+                <w:szCs w:val="28"/>
               </w:rPr>
             </w:pPr>
             <w:r>
               <w:rPr>
-                <w:sz w:val="23"/>
-                <w:szCs w:val="23"/>
+                <w:sz w:val="28"/>
+                <w:szCs w:val="28"/>
               </w:rPr>
               <w:t>Посетитель</w:t>
             </w:r>
@@ -15399,16 +16325,16 @@
           </w:tcPr>
           <w:p>
             <w:pPr>
-              <w:spacing w:line="375" w:lineRule="atLeast"/>
-              <w:rPr>
-                <w:sz w:val="23"/>
-                <w:szCs w:val="23"/>
+              <w:spacing w:line="360" w:lineRule="auto"/>
+              <w:rPr>
+                <w:sz w:val="28"/>
+                <w:szCs w:val="28"/>
               </w:rPr>
             </w:pPr>
             <w:r>
               <w:rPr>
-                <w:sz w:val="23"/>
-                <w:szCs w:val="23"/>
+                <w:sz w:val="28"/>
+                <w:szCs w:val="28"/>
               </w:rPr>
               <w:t>Пользователь</w:t>
             </w:r>
@@ -15428,72 +16354,72 @@
           </w:tcPr>
           <w:p>
             <w:pPr>
-              <w:spacing w:line="375" w:lineRule="atLeast"/>
-              <w:rPr>
-                <w:sz w:val="23"/>
-                <w:szCs w:val="23"/>
+              <w:spacing w:line="360" w:lineRule="auto"/>
+              <w:rPr>
+                <w:sz w:val="28"/>
+                <w:szCs w:val="28"/>
               </w:rPr>
             </w:pPr>
             <w:r>
               <w:rPr>
-                <w:sz w:val="23"/>
-                <w:szCs w:val="23"/>
+                <w:sz w:val="28"/>
+                <w:szCs w:val="28"/>
               </w:rPr>
               <w:t>Регистрация,</w:t>
             </w:r>
             <w:r>
               <w:rPr>
-                <w:sz w:val="23"/>
-                <w:szCs w:val="23"/>
+                <w:sz w:val="28"/>
+                <w:szCs w:val="28"/>
               </w:rPr>
               <w:t xml:space="preserve"> </w:t>
             </w:r>
             <w:r>
               <w:rPr>
-                <w:sz w:val="23"/>
-                <w:szCs w:val="23"/>
+                <w:sz w:val="28"/>
+                <w:szCs w:val="28"/>
               </w:rPr>
               <w:t>подача</w:t>
             </w:r>
             <w:r>
               <w:rPr>
-                <w:sz w:val="23"/>
-                <w:szCs w:val="23"/>
+                <w:sz w:val="28"/>
+                <w:szCs w:val="28"/>
               </w:rPr>
               <w:t xml:space="preserve"> </w:t>
             </w:r>
             <w:r>
               <w:rPr>
-                <w:sz w:val="23"/>
-                <w:szCs w:val="23"/>
+                <w:sz w:val="28"/>
+                <w:szCs w:val="28"/>
               </w:rPr>
               <w:t>заявок,</w:t>
             </w:r>
             <w:r>
               <w:rPr>
-                <w:sz w:val="23"/>
-                <w:szCs w:val="23"/>
+                <w:sz w:val="28"/>
+                <w:szCs w:val="28"/>
               </w:rPr>
               <w:t xml:space="preserve"> </w:t>
             </w:r>
             <w:r>
               <w:rPr>
-                <w:sz w:val="23"/>
-                <w:szCs w:val="23"/>
+                <w:sz w:val="28"/>
+                <w:szCs w:val="28"/>
               </w:rPr>
               <w:t>просмотр</w:t>
             </w:r>
             <w:r>
               <w:rPr>
-                <w:sz w:val="23"/>
-                <w:szCs w:val="23"/>
+                <w:sz w:val="28"/>
+                <w:szCs w:val="28"/>
               </w:rPr>
               <w:t xml:space="preserve"> </w:t>
             </w:r>
             <w:r>
               <w:rPr>
-                <w:sz w:val="23"/>
-                <w:szCs w:val="23"/>
+                <w:sz w:val="28"/>
+                <w:szCs w:val="28"/>
               </w:rPr>
               <w:t>статуса</w:t>
             </w:r>
@@ -15515,44 +16441,44 @@
           </w:tcPr>
           <w:p>
             <w:pPr>
-              <w:spacing w:line="375" w:lineRule="atLeast"/>
-              <w:rPr>
-                <w:sz w:val="23"/>
-                <w:szCs w:val="23"/>
+              <w:spacing w:line="360" w:lineRule="auto"/>
+              <w:rPr>
+                <w:sz w:val="28"/>
+                <w:szCs w:val="28"/>
               </w:rPr>
             </w:pPr>
             <w:r>
               <w:rPr>
-                <w:sz w:val="23"/>
-                <w:szCs w:val="23"/>
+                <w:sz w:val="28"/>
+                <w:szCs w:val="28"/>
               </w:rPr>
               <w:t>Сотрудник</w:t>
             </w:r>
             <w:r>
               <w:rPr>
-                <w:sz w:val="23"/>
-                <w:szCs w:val="23"/>
+                <w:sz w:val="28"/>
+                <w:szCs w:val="28"/>
               </w:rPr>
               <w:t xml:space="preserve"> </w:t>
             </w:r>
             <w:r>
               <w:rPr>
-                <w:sz w:val="23"/>
-                <w:szCs w:val="23"/>
+                <w:sz w:val="28"/>
+                <w:szCs w:val="28"/>
               </w:rPr>
               <w:t>общего</w:t>
             </w:r>
             <w:r>
               <w:rPr>
-                <w:sz w:val="23"/>
-                <w:szCs w:val="23"/>
+                <w:sz w:val="28"/>
+                <w:szCs w:val="28"/>
               </w:rPr>
               <w:t xml:space="preserve"> </w:t>
             </w:r>
             <w:r>
               <w:rPr>
-                <w:sz w:val="23"/>
-                <w:szCs w:val="23"/>
+                <w:sz w:val="28"/>
+                <w:szCs w:val="28"/>
               </w:rPr>
               <w:t>отдела</w:t>
             </w:r>
@@ -15572,16 +16498,16 @@
           </w:tcPr>
           <w:p>
             <w:pPr>
-              <w:spacing w:line="375" w:lineRule="atLeast"/>
-              <w:rPr>
-                <w:sz w:val="23"/>
-                <w:szCs w:val="23"/>
+              <w:spacing w:line="360" w:lineRule="auto"/>
+              <w:rPr>
+                <w:sz w:val="28"/>
+                <w:szCs w:val="28"/>
               </w:rPr>
             </w:pPr>
             <w:r>
               <w:rPr>
-                <w:sz w:val="23"/>
-                <w:szCs w:val="23"/>
+                <w:sz w:val="28"/>
+                <w:szCs w:val="28"/>
               </w:rPr>
               <w:t>Модератор</w:t>
             </w:r>
@@ -15601,44 +16527,44 @@
           </w:tcPr>
           <w:p>
             <w:pPr>
-              <w:spacing w:line="375" w:lineRule="atLeast"/>
-              <w:rPr>
-                <w:sz w:val="23"/>
-                <w:szCs w:val="23"/>
+              <w:spacing w:line="360" w:lineRule="auto"/>
+              <w:rPr>
+                <w:sz w:val="28"/>
+                <w:szCs w:val="28"/>
               </w:rPr>
             </w:pPr>
             <w:r>
               <w:rPr>
-                <w:sz w:val="23"/>
-                <w:szCs w:val="23"/>
+                <w:sz w:val="28"/>
+                <w:szCs w:val="28"/>
               </w:rPr>
               <w:t>Проверка</w:t>
             </w:r>
             <w:r>
               <w:rPr>
-                <w:sz w:val="23"/>
-                <w:szCs w:val="23"/>
+                <w:sz w:val="28"/>
+                <w:szCs w:val="28"/>
               </w:rPr>
               <w:t xml:space="preserve"> </w:t>
             </w:r>
             <w:r>
               <w:rPr>
-                <w:sz w:val="23"/>
-                <w:szCs w:val="23"/>
+                <w:sz w:val="28"/>
+                <w:szCs w:val="28"/>
               </w:rPr>
               <w:t>заявок,</w:t>
             </w:r>
             <w:r>
               <w:rPr>
-                <w:sz w:val="23"/>
-                <w:szCs w:val="23"/>
+                <w:sz w:val="28"/>
+                <w:szCs w:val="28"/>
               </w:rPr>
               <w:t xml:space="preserve"> </w:t>
             </w:r>
             <w:r>
               <w:rPr>
-                <w:sz w:val="23"/>
-                <w:szCs w:val="23"/>
+                <w:sz w:val="28"/>
+                <w:szCs w:val="28"/>
               </w:rPr>
               <w:t>одобрение/отклонение</w:t>
             </w:r>
@@ -15660,30 +16586,30 @@
           </w:tcPr>
           <w:p>
             <w:pPr>
-              <w:spacing w:line="375" w:lineRule="atLeast"/>
-              <w:rPr>
-                <w:sz w:val="23"/>
-                <w:szCs w:val="23"/>
+              <w:spacing w:line="360" w:lineRule="auto"/>
+              <w:rPr>
+                <w:sz w:val="28"/>
+                <w:szCs w:val="28"/>
               </w:rPr>
             </w:pPr>
             <w:r>
               <w:rPr>
-                <w:sz w:val="23"/>
-                <w:szCs w:val="23"/>
+                <w:sz w:val="28"/>
+                <w:szCs w:val="28"/>
               </w:rPr>
               <w:t>Сотрудник</w:t>
             </w:r>
             <w:r>
               <w:rPr>
-                <w:sz w:val="23"/>
-                <w:szCs w:val="23"/>
+                <w:sz w:val="28"/>
+                <w:szCs w:val="28"/>
               </w:rPr>
               <w:t xml:space="preserve"> </w:t>
             </w:r>
             <w:r>
               <w:rPr>
-                <w:sz w:val="23"/>
-                <w:szCs w:val="23"/>
+                <w:sz w:val="28"/>
+                <w:szCs w:val="28"/>
               </w:rPr>
               <w:t>охраны</w:t>
             </w:r>
@@ -15703,16 +16629,16 @@
           </w:tcPr>
           <w:p>
             <w:pPr>
-              <w:spacing w:line="375" w:lineRule="atLeast"/>
-              <w:rPr>
-                <w:sz w:val="23"/>
-                <w:szCs w:val="23"/>
+              <w:spacing w:line="360" w:lineRule="auto"/>
+              <w:rPr>
+                <w:sz w:val="28"/>
+                <w:szCs w:val="28"/>
               </w:rPr>
             </w:pPr>
             <w:r>
               <w:rPr>
-                <w:sz w:val="23"/>
-                <w:szCs w:val="23"/>
+                <w:sz w:val="28"/>
+                <w:szCs w:val="28"/>
               </w:rPr>
               <w:t>Исполнитель</w:t>
             </w:r>
@@ -15732,58 +16658,58 @@
           </w:tcPr>
           <w:p>
             <w:pPr>
-              <w:spacing w:line="375" w:lineRule="atLeast"/>
-              <w:rPr>
-                <w:sz w:val="23"/>
-                <w:szCs w:val="23"/>
+              <w:spacing w:line="360" w:lineRule="auto"/>
+              <w:rPr>
+                <w:sz w:val="28"/>
+                <w:szCs w:val="28"/>
               </w:rPr>
             </w:pPr>
             <w:r>
               <w:rPr>
-                <w:sz w:val="23"/>
-                <w:szCs w:val="23"/>
+                <w:sz w:val="28"/>
+                <w:szCs w:val="28"/>
               </w:rPr>
               <w:t>Управление</w:t>
             </w:r>
             <w:r>
               <w:rPr>
-                <w:sz w:val="23"/>
-                <w:szCs w:val="23"/>
+                <w:sz w:val="28"/>
+                <w:szCs w:val="28"/>
               </w:rPr>
               <w:t xml:space="preserve"> </w:t>
             </w:r>
             <w:r>
               <w:rPr>
-                <w:sz w:val="23"/>
-                <w:szCs w:val="23"/>
+                <w:sz w:val="28"/>
+                <w:szCs w:val="28"/>
               </w:rPr>
               <w:t>доступом,</w:t>
             </w:r>
             <w:r>
               <w:rPr>
-                <w:sz w:val="23"/>
-                <w:szCs w:val="23"/>
+                <w:sz w:val="28"/>
+                <w:szCs w:val="28"/>
               </w:rPr>
               <w:t xml:space="preserve"> </w:t>
             </w:r>
             <w:r>
               <w:rPr>
-                <w:sz w:val="23"/>
-                <w:szCs w:val="23"/>
+                <w:sz w:val="28"/>
+                <w:szCs w:val="28"/>
               </w:rPr>
               <w:t>фиксация</w:t>
             </w:r>
             <w:r>
               <w:rPr>
-                <w:sz w:val="23"/>
-                <w:szCs w:val="23"/>
+                <w:sz w:val="28"/>
+                <w:szCs w:val="28"/>
               </w:rPr>
               <w:t xml:space="preserve"> </w:t>
             </w:r>
             <w:r>
               <w:rPr>
-                <w:sz w:val="23"/>
-                <w:szCs w:val="23"/>
+                <w:sz w:val="28"/>
+                <w:szCs w:val="28"/>
               </w:rPr>
               <w:t>времени</w:t>
             </w:r>
@@ -15805,16 +16731,16 @@
           </w:tcPr>
           <w:p>
             <w:pPr>
-              <w:spacing w:line="375" w:lineRule="atLeast"/>
-              <w:rPr>
-                <w:sz w:val="23"/>
-                <w:szCs w:val="23"/>
+              <w:spacing w:line="360" w:lineRule="auto"/>
+              <w:rPr>
+                <w:sz w:val="28"/>
+                <w:szCs w:val="28"/>
               </w:rPr>
             </w:pPr>
             <w:r>
               <w:rPr>
-                <w:sz w:val="23"/>
-                <w:szCs w:val="23"/>
+                <w:sz w:val="28"/>
+                <w:szCs w:val="28"/>
               </w:rPr>
               <w:t>Администратор</w:t>
             </w:r>
@@ -15834,16 +16760,16 @@
           </w:tcPr>
           <w:p>
             <w:pPr>
-              <w:spacing w:line="375" w:lineRule="atLeast"/>
-              <w:rPr>
-                <w:sz w:val="23"/>
-                <w:szCs w:val="23"/>
+              <w:spacing w:line="360" w:lineRule="auto"/>
+              <w:rPr>
+                <w:sz w:val="28"/>
+                <w:szCs w:val="28"/>
               </w:rPr>
             </w:pPr>
             <w:r>
               <w:rPr>
-                <w:sz w:val="23"/>
-                <w:szCs w:val="23"/>
+                <w:sz w:val="28"/>
+                <w:szCs w:val="28"/>
               </w:rPr>
               <w:t>Управление</w:t>
             </w:r>
@@ -15863,30 +16789,30 @@
           </w:tcPr>
           <w:p>
             <w:pPr>
-              <w:spacing w:line="375" w:lineRule="atLeast"/>
-              <w:rPr>
-                <w:sz w:val="23"/>
-                <w:szCs w:val="23"/>
+              <w:spacing w:line="360" w:lineRule="auto"/>
+              <w:rPr>
+                <w:sz w:val="28"/>
+                <w:szCs w:val="28"/>
               </w:rPr>
             </w:pPr>
             <w:r>
               <w:rPr>
-                <w:sz w:val="23"/>
-                <w:szCs w:val="23"/>
+                <w:sz w:val="28"/>
+                <w:szCs w:val="28"/>
               </w:rPr>
               <w:t>Полный</w:t>
             </w:r>
             <w:r>
               <w:rPr>
-                <w:sz w:val="23"/>
-                <w:szCs w:val="23"/>
+                <w:sz w:val="28"/>
+                <w:szCs w:val="28"/>
               </w:rPr>
               <w:t xml:space="preserve"> </w:t>
             </w:r>
             <w:r>
               <w:rPr>
-                <w:sz w:val="23"/>
-                <w:szCs w:val="23"/>
+                <w:sz w:val="28"/>
+                <w:szCs w:val="28"/>
               </w:rPr>
               <w:t>доступ</w:t>
             </w:r>
@@ -15898,50 +16824,51 @@
       <w:pPr>
         <w:pStyle w:val="3"/>
         <w:shd w:val="clear" w:color="auto" w:fill="FFFFFF"/>
-        <w:spacing w:before="480" w:beforeAutospacing="0" w:after="240" w:afterAutospacing="0" w:line="450" w:lineRule="atLeast"/>
-        <w:rPr>
-          <w:color w:val="0F1115"/>
-          <w:sz w:val="30"/>
-          <w:szCs w:val="30"/>
-        </w:rPr>
-      </w:pPr>
-      <w:r>
-        <w:rPr>
-          <w:color w:val="0F1115"/>
-          <w:sz w:val="30"/>
-          <w:szCs w:val="30"/>
+        <w:spacing w:before="480" w:beforeAutospacing="0" w:after="240" w:afterAutospacing="0" w:line="360" w:lineRule="auto"/>
+        <w:jc w:val="center"/>
+        <w:rPr>
+          <w:color w:val="0F1115"/>
+          <w:sz w:val="28"/>
+          <w:szCs w:val="28"/>
+        </w:rPr>
+      </w:pPr>
+      <w:r>
+        <w:rPr>
+          <w:color w:val="0F1115"/>
+          <w:sz w:val="28"/>
+          <w:szCs w:val="28"/>
         </w:rPr>
         <w:t>5.2</w:t>
       </w:r>
       <w:r>
         <w:rPr>
           <w:color w:val="0F1115"/>
-          <w:sz w:val="30"/>
-          <w:szCs w:val="30"/>
-        </w:rPr>
-        <w:t xml:space="preserve"> </w:t>
-      </w:r>
-      <w:r>
-        <w:rPr>
-          <w:color w:val="0F1115"/>
-          <w:sz w:val="30"/>
-          <w:szCs w:val="30"/>
+          <w:sz w:val="28"/>
+          <w:szCs w:val="28"/>
+        </w:rPr>
+        <w:t xml:space="preserve"> </w:t>
+      </w:r>
+      <w:r>
+        <w:rPr>
+          <w:color w:val="0F1115"/>
+          <w:sz w:val="28"/>
+          <w:szCs w:val="28"/>
         </w:rPr>
         <w:t>Способы</w:t>
       </w:r>
       <w:r>
         <w:rPr>
           <w:color w:val="0F1115"/>
-          <w:sz w:val="30"/>
-          <w:szCs w:val="30"/>
-        </w:rPr>
-        <w:t xml:space="preserve"> </w:t>
-      </w:r>
-      <w:r>
-        <w:rPr>
-          <w:color w:val="0F1115"/>
-          <w:sz w:val="30"/>
-          <w:szCs w:val="30"/>
+          <w:sz w:val="28"/>
+          <w:szCs w:val="28"/>
+        </w:rPr>
+        <w:t xml:space="preserve"> </w:t>
+      </w:r>
+      <w:r>
+        <w:rPr>
+          <w:color w:val="0F1115"/>
+          <w:sz w:val="28"/>
+          <w:szCs w:val="28"/>
         </w:rPr>
         <w:t>авторизации</w:t>
       </w:r>
@@ -15966,8 +16893,8 @@
         <w:tblLook w:val="04A0" w:firstRow="1" w:lastRow="0" w:firstColumn="1" w:lastColumn="0" w:noHBand="0" w:noVBand="1"/>
       </w:tblPr>
       <w:tblGrid>
-        <w:gridCol w:w="2830"/>
-        <w:gridCol w:w="8450"/>
+        <w:gridCol w:w="2786"/>
+        <w:gridCol w:w="8494"/>
       </w:tblGrid>
       <w:tr>
         <w:trPr>
@@ -15987,16 +16914,16 @@
           </w:tcPr>
           <w:p>
             <w:pPr>
-              <w:spacing w:line="375" w:lineRule="atLeast"/>
-              <w:rPr>
-                <w:sz w:val="23"/>
-                <w:szCs w:val="23"/>
+              <w:spacing w:line="360" w:lineRule="auto"/>
+              <w:rPr>
+                <w:sz w:val="28"/>
+                <w:szCs w:val="28"/>
               </w:rPr>
             </w:pPr>
             <w:r>
               <w:rPr>
-                <w:sz w:val="23"/>
-                <w:szCs w:val="23"/>
+                <w:sz w:val="28"/>
+                <w:szCs w:val="28"/>
               </w:rPr>
               <w:t>Категория</w:t>
             </w:r>
@@ -16016,30 +16943,30 @@
           </w:tcPr>
           <w:p>
             <w:pPr>
-              <w:spacing w:line="375" w:lineRule="atLeast"/>
-              <w:rPr>
-                <w:sz w:val="23"/>
-                <w:szCs w:val="23"/>
+              <w:spacing w:line="360" w:lineRule="auto"/>
+              <w:rPr>
+                <w:sz w:val="28"/>
+                <w:szCs w:val="28"/>
               </w:rPr>
             </w:pPr>
             <w:r>
               <w:rPr>
-                <w:sz w:val="23"/>
-                <w:szCs w:val="23"/>
+                <w:sz w:val="28"/>
+                <w:szCs w:val="28"/>
               </w:rPr>
               <w:t>Способ</w:t>
             </w:r>
             <w:r>
               <w:rPr>
-                <w:sz w:val="23"/>
-                <w:szCs w:val="23"/>
+                <w:sz w:val="28"/>
+                <w:szCs w:val="28"/>
               </w:rPr>
               <w:t xml:space="preserve"> </w:t>
             </w:r>
             <w:r>
               <w:rPr>
-                <w:sz w:val="23"/>
-                <w:szCs w:val="23"/>
+                <w:sz w:val="28"/>
+                <w:szCs w:val="28"/>
               </w:rPr>
               <w:t>входа</w:t>
             </w:r>
@@ -16061,16 +16988,16 @@
           </w:tcPr>
           <w:p>
             <w:pPr>
-              <w:spacing w:line="375" w:lineRule="atLeast"/>
-              <w:rPr>
-                <w:sz w:val="23"/>
-                <w:szCs w:val="23"/>
+              <w:spacing w:line="360" w:lineRule="auto"/>
+              <w:rPr>
+                <w:sz w:val="28"/>
+                <w:szCs w:val="28"/>
               </w:rPr>
             </w:pPr>
             <w:r>
               <w:rPr>
-                <w:sz w:val="23"/>
-                <w:szCs w:val="23"/>
+                <w:sz w:val="28"/>
+                <w:szCs w:val="28"/>
               </w:rPr>
               <w:t>Посетитель</w:t>
             </w:r>
@@ -16090,60 +17017,60 @@
           </w:tcPr>
           <w:p>
             <w:pPr>
-              <w:spacing w:line="375" w:lineRule="atLeast"/>
-              <w:rPr>
-                <w:sz w:val="23"/>
-                <w:szCs w:val="23"/>
+              <w:spacing w:line="360" w:lineRule="auto"/>
+              <w:rPr>
+                <w:sz w:val="28"/>
+                <w:szCs w:val="28"/>
               </w:rPr>
             </w:pPr>
             <w:r>
               <w:rPr>
-                <w:sz w:val="23"/>
-                <w:szCs w:val="23"/>
+                <w:sz w:val="28"/>
+                <w:szCs w:val="28"/>
               </w:rPr>
               <w:t>По</w:t>
             </w:r>
             <w:r>
               <w:rPr>
-                <w:sz w:val="23"/>
-                <w:szCs w:val="23"/>
+                <w:sz w:val="28"/>
+                <w:szCs w:val="28"/>
               </w:rPr>
               <w:t xml:space="preserve"> </w:t>
             </w:r>
             <w:proofErr w:type="spellStart"/>
             <w:r>
               <w:rPr>
-                <w:sz w:val="23"/>
-                <w:szCs w:val="23"/>
+                <w:sz w:val="28"/>
+                <w:szCs w:val="28"/>
               </w:rPr>
               <w:t>email</w:t>
             </w:r>
             <w:proofErr w:type="spellEnd"/>
             <w:r>
               <w:rPr>
-                <w:sz w:val="23"/>
-                <w:szCs w:val="23"/>
+                <w:sz w:val="28"/>
+                <w:szCs w:val="28"/>
               </w:rPr>
               <w:t xml:space="preserve"> </w:t>
             </w:r>
             <w:r>
               <w:rPr>
-                <w:sz w:val="23"/>
-                <w:szCs w:val="23"/>
+                <w:sz w:val="28"/>
+                <w:szCs w:val="28"/>
               </w:rPr>
               <w:t>и</w:t>
             </w:r>
             <w:r>
               <w:rPr>
-                <w:sz w:val="23"/>
-                <w:szCs w:val="23"/>
+                <w:sz w:val="28"/>
+                <w:szCs w:val="28"/>
               </w:rPr>
               <w:t xml:space="preserve"> </w:t>
             </w:r>
             <w:r>
               <w:rPr>
-                <w:sz w:val="23"/>
-                <w:szCs w:val="23"/>
+                <w:sz w:val="28"/>
+                <w:szCs w:val="28"/>
               </w:rPr>
               <w:t>паролю</w:t>
             </w:r>
@@ -16165,16 +17092,16 @@
           </w:tcPr>
           <w:p>
             <w:pPr>
-              <w:spacing w:line="375" w:lineRule="atLeast"/>
-              <w:rPr>
-                <w:sz w:val="23"/>
-                <w:szCs w:val="23"/>
+              <w:spacing w:line="360" w:lineRule="auto"/>
+              <w:rPr>
+                <w:sz w:val="28"/>
+                <w:szCs w:val="28"/>
               </w:rPr>
             </w:pPr>
             <w:r>
               <w:rPr>
-                <w:sz w:val="23"/>
-                <w:szCs w:val="23"/>
+                <w:sz w:val="28"/>
+                <w:szCs w:val="28"/>
               </w:rPr>
               <w:t>Сотрудник</w:t>
             </w:r>
@@ -16194,86 +17121,86 @@
           </w:tcPr>
           <w:p>
             <w:pPr>
-              <w:spacing w:line="375" w:lineRule="atLeast"/>
-              <w:rPr>
-                <w:sz w:val="23"/>
-                <w:szCs w:val="23"/>
+              <w:spacing w:line="360" w:lineRule="auto"/>
+              <w:rPr>
+                <w:sz w:val="28"/>
+                <w:szCs w:val="28"/>
               </w:rPr>
             </w:pPr>
             <w:r>
               <w:rPr>
-                <w:sz w:val="23"/>
-                <w:szCs w:val="23"/>
+                <w:sz w:val="28"/>
+                <w:szCs w:val="28"/>
               </w:rPr>
               <w:t>По</w:t>
             </w:r>
             <w:r>
               <w:rPr>
-                <w:sz w:val="23"/>
-                <w:szCs w:val="23"/>
+                <w:sz w:val="28"/>
+                <w:szCs w:val="28"/>
               </w:rPr>
               <w:t xml:space="preserve"> </w:t>
             </w:r>
             <w:r>
               <w:rPr>
-                <w:sz w:val="23"/>
-                <w:szCs w:val="23"/>
+                <w:sz w:val="28"/>
+                <w:szCs w:val="28"/>
               </w:rPr>
               <w:t>коду</w:t>
             </w:r>
             <w:r>
               <w:rPr>
-                <w:sz w:val="23"/>
-                <w:szCs w:val="23"/>
+                <w:sz w:val="28"/>
+                <w:szCs w:val="28"/>
               </w:rPr>
               <w:t xml:space="preserve"> </w:t>
             </w:r>
             <w:r>
               <w:rPr>
-                <w:sz w:val="23"/>
-                <w:szCs w:val="23"/>
+                <w:sz w:val="28"/>
+                <w:szCs w:val="28"/>
               </w:rPr>
               <w:t>сотрудника</w:t>
             </w:r>
             <w:r>
               <w:rPr>
-                <w:sz w:val="23"/>
-                <w:szCs w:val="23"/>
+                <w:sz w:val="28"/>
+                <w:szCs w:val="28"/>
               </w:rPr>
               <w:t xml:space="preserve"> </w:t>
             </w:r>
             <w:r>
               <w:rPr>
-                <w:sz w:val="23"/>
-                <w:szCs w:val="23"/>
+                <w:sz w:val="28"/>
+                <w:szCs w:val="28"/>
               </w:rPr>
               <w:t>(логину)</w:t>
             </w:r>
             <w:r>
               <w:rPr>
-                <w:sz w:val="23"/>
-                <w:szCs w:val="23"/>
+                <w:sz w:val="28"/>
+                <w:szCs w:val="28"/>
               </w:rPr>
               <w:t xml:space="preserve"> </w:t>
             </w:r>
             <w:r>
               <w:rPr>
-                <w:sz w:val="23"/>
-                <w:szCs w:val="23"/>
+                <w:sz w:val="28"/>
+                <w:szCs w:val="28"/>
               </w:rPr>
               <w:t>и</w:t>
             </w:r>
             <w:r>
               <w:rPr>
-                <w:sz w:val="23"/>
-                <w:szCs w:val="23"/>
+                <w:sz w:val="28"/>
+                <w:szCs w:val="28"/>
               </w:rPr>
               <w:t xml:space="preserve"> </w:t>
             </w:r>
             <w:r>
               <w:rPr>
-                <w:sz w:val="23"/>
-                <w:szCs w:val="23"/>
+                <w:sz w:val="28"/>
+                <w:szCs w:val="28"/>
               </w:rPr>
               <w:t>паролю</w:t>
             </w:r>
@@ -16285,50 +17212,51 @@
       <w:pPr>
         <w:pStyle w:val="3"/>
         <w:shd w:val="clear" w:color="auto" w:fill="FFFFFF"/>
-        <w:spacing w:before="480" w:beforeAutospacing="0" w:after="240" w:afterAutospacing="0" w:line="450" w:lineRule="atLeast"/>
-        <w:rPr>
-          <w:color w:val="0F1115"/>
-          <w:sz w:val="30"/>
-          <w:szCs w:val="30"/>
-        </w:rPr>
-      </w:pPr>
-      <w:r>
-        <w:rPr>
-          <w:color w:val="0F1115"/>
-          <w:sz w:val="30"/>
-          <w:szCs w:val="30"/>
+        <w:spacing w:before="480" w:beforeAutospacing="0" w:after="240" w:afterAutospacing="0" w:line="360" w:lineRule="auto"/>
+        <w:jc w:val="center"/>
+        <w:rPr>
+          <w:color w:val="0F1115"/>
+          <w:sz w:val="28"/>
+          <w:szCs w:val="28"/>
+        </w:rPr>
+      </w:pPr>
+      <w:r>
+        <w:rPr>
+          <w:color w:val="0F1115"/>
+          <w:sz w:val="28"/>
+          <w:szCs w:val="28"/>
         </w:rPr>
         <w:t>5.3</w:t>
       </w:r>
       <w:r>
         <w:rPr>
           <w:color w:val="0F1115"/>
-          <w:sz w:val="30"/>
-          <w:szCs w:val="30"/>
-        </w:rPr>
-        <w:t xml:space="preserve"> </w:t>
-      </w:r>
-      <w:r>
-        <w:rPr>
-          <w:color w:val="0F1115"/>
-          <w:sz w:val="30"/>
-          <w:szCs w:val="30"/>
+          <w:sz w:val="28"/>
+          <w:szCs w:val="28"/>
+        </w:rPr>
+        <w:t xml:space="preserve"> </w:t>
+      </w:r>
+      <w:r>
+        <w:rPr>
+          <w:color w:val="0F1115"/>
+          <w:sz w:val="28"/>
+          <w:szCs w:val="28"/>
         </w:rPr>
         <w:t>Защита</w:t>
       </w:r>
       <w:r>
         <w:rPr>
           <w:color w:val="0F1115"/>
-          <w:sz w:val="30"/>
-          <w:szCs w:val="30"/>
-        </w:rPr>
-        <w:t xml:space="preserve"> </w:t>
-      </w:r>
-      <w:r>
-        <w:rPr>
-          <w:color w:val="0F1115"/>
-          <w:sz w:val="30"/>
-          <w:szCs w:val="30"/>
+          <w:sz w:val="28"/>
+          <w:szCs w:val="28"/>
+        </w:rPr>
+        <w:t xml:space="preserve"> </w:t>
+      </w:r>
+      <w:r>
+        <w:rPr>
+          <w:color w:val="0F1115"/>
+          <w:sz w:val="28"/>
+          <w:szCs w:val="28"/>
         </w:rPr>
         <w:t>паролей</w:t>
       </w:r>
@@ -16341,52 +17269,37 @@
           <w:numId w:val="17"/>
         </w:numPr>
         <w:shd w:val="clear" w:color="auto" w:fill="FFFFFF"/>
-        <w:spacing w:after="0" w:afterAutospacing="0"/>
-        <w:rPr>
-          <w:color w:val="0F1115"/>
-        </w:rPr>
-      </w:pPr>
-      <w:r>
-        <w:rPr>
-          <w:color w:val="0F1115"/>
+        <w:spacing w:after="0" w:afterAutospacing="0" w:line="360" w:lineRule="auto"/>
+        <w:ind w:left="714" w:hanging="357"/>
+        <w:rPr>
+          <w:color w:val="0F1115"/>
+          <w:sz w:val="28"/>
+          <w:szCs w:val="28"/>
+        </w:rPr>
+      </w:pPr>
+      <w:r>
+        <w:rPr>
+          <w:color w:val="0F1115"/>
+          <w:sz w:val="28"/>
+          <w:szCs w:val="28"/>
         </w:rPr>
         <w:t>Хеширование</w:t>
       </w:r>
       <w:r>
         <w:rPr>
           <w:color w:val="0F1115"/>
-        </w:rPr>
-        <w:t xml:space="preserve"> </w:t>
-      </w:r>
-      <w:r>
-        <w:rPr>
-          <w:color w:val="0F1115"/>
+          <w:sz w:val="28"/>
+          <w:szCs w:val="28"/>
+        </w:rPr>
+        <w:t xml:space="preserve"> </w:t>
+      </w:r>
+      <w:r>
+        <w:rPr>
+          <w:color w:val="0F1115"/>
+          <w:sz w:val="28"/>
+          <w:szCs w:val="28"/>
         </w:rPr>
         <w:t>MD5</w:t>
-      </w:r>
-      <w:r>
-        <w:rPr>
-          <w:color w:val="0F1115"/>
-        </w:rPr>
-        <w:t xml:space="preserve"> </w:t>
-      </w:r>
-      <w:r>
-        <w:rPr>
-          <w:color w:val="0F1115"/>
-        </w:rPr>
-        <w:t>(согласно</w:t>
-      </w:r>
-      <w:r>
-        <w:rPr>
-          <w:color w:val="0F1115"/>
-        </w:rPr>
-        <w:t xml:space="preserve"> </w:t>
-      </w:r>
-      <w:r>
-        <w:rPr>
-          <w:color w:val="0F1115"/>
-        </w:rPr>
-        <w:t>ТЗ)</w:t>
       </w:r>
     </w:p>
     <w:p>
@@ -16397,62 +17310,83 @@
           <w:numId w:val="17"/>
         </w:numPr>
         <w:shd w:val="clear" w:color="auto" w:fill="FFFFFF"/>
-        <w:spacing w:after="0" w:afterAutospacing="0"/>
-        <w:rPr>
-          <w:color w:val="0F1115"/>
-        </w:rPr>
-      </w:pPr>
-      <w:r>
-        <w:rPr>
-          <w:color w:val="0F1115"/>
+        <w:spacing w:after="0" w:afterAutospacing="0" w:line="360" w:lineRule="auto"/>
+        <w:ind w:left="714" w:hanging="357"/>
+        <w:rPr>
+          <w:color w:val="0F1115"/>
+          <w:sz w:val="28"/>
+          <w:szCs w:val="28"/>
+        </w:rPr>
+      </w:pPr>
+      <w:r>
+        <w:rPr>
+          <w:color w:val="0F1115"/>
+          <w:sz w:val="28"/>
+          <w:szCs w:val="28"/>
         </w:rPr>
         <w:t>Пароли</w:t>
       </w:r>
       <w:r>
         <w:rPr>
           <w:color w:val="0F1115"/>
-        </w:rPr>
-        <w:t xml:space="preserve"> </w:t>
-      </w:r>
-      <w:r>
-        <w:rPr>
-          <w:color w:val="0F1115"/>
+          <w:sz w:val="28"/>
+          <w:szCs w:val="28"/>
+        </w:rPr>
+        <w:t xml:space="preserve"> </w:t>
+      </w:r>
+      <w:r>
+        <w:rPr>
+          <w:color w:val="0F1115"/>
+          <w:sz w:val="28"/>
+          <w:szCs w:val="28"/>
         </w:rPr>
         <w:t>хранятся</w:t>
       </w:r>
       <w:r>
         <w:rPr>
           <w:color w:val="0F1115"/>
-        </w:rPr>
-        <w:t xml:space="preserve"> </w:t>
-      </w:r>
-      <w:r>
-        <w:rPr>
-          <w:color w:val="0F1115"/>
+          <w:sz w:val="28"/>
+          <w:szCs w:val="28"/>
+        </w:rPr>
+        <w:t xml:space="preserve"> </w:t>
+      </w:r>
+      <w:r>
+        <w:rPr>
+          <w:color w:val="0F1115"/>
+          <w:sz w:val="28"/>
+          <w:szCs w:val="28"/>
         </w:rPr>
         <w:t>в</w:t>
       </w:r>
       <w:r>
         <w:rPr>
           <w:color w:val="0F1115"/>
-        </w:rPr>
-        <w:t xml:space="preserve"> </w:t>
-      </w:r>
-      <w:r>
-        <w:rPr>
-          <w:color w:val="0F1115"/>
+          <w:sz w:val="28"/>
+          <w:szCs w:val="28"/>
+        </w:rPr>
+        <w:t xml:space="preserve"> </w:t>
+      </w:r>
+      <w:r>
+        <w:rPr>
+          <w:color w:val="0F1115"/>
+          <w:sz w:val="28"/>
+          <w:szCs w:val="28"/>
         </w:rPr>
         <w:t>зашифрованном</w:t>
       </w:r>
       <w:r>
         <w:rPr>
           <w:color w:val="0F1115"/>
-        </w:rPr>
-        <w:t xml:space="preserve"> </w:t>
-      </w:r>
-      <w:r>
-        <w:rPr>
-          <w:color w:val="0F1115"/>
+          <w:sz w:val="28"/>
+          <w:szCs w:val="28"/>
+        </w:rPr>
+        <w:t xml:space="preserve"> </w:t>
+      </w:r>
+      <w:r>
+        <w:rPr>
+          <w:color w:val="0F1115"/>
+          <w:sz w:val="28"/>
+          <w:szCs w:val="28"/>
         </w:rPr>
         <w:t>виде</w:t>
       </w:r>
@@ -16465,87 +17399,430 @@
           <w:numId w:val="17"/>
         </w:numPr>
         <w:shd w:val="clear" w:color="auto" w:fill="FFFFFF"/>
-        <w:spacing w:after="0" w:afterAutospacing="0"/>
-        <w:rPr>
-          <w:color w:val="0F1115"/>
-        </w:rPr>
-      </w:pPr>
-      <w:r>
-        <w:rPr>
-          <w:color w:val="0F1115"/>
+        <w:spacing w:after="0" w:afterAutospacing="0" w:line="360" w:lineRule="auto"/>
+        <w:ind w:left="714" w:hanging="357"/>
+        <w:rPr>
+          <w:color w:val="0F1115"/>
+          <w:sz w:val="28"/>
+          <w:szCs w:val="28"/>
+        </w:rPr>
+      </w:pPr>
+      <w:r>
+        <w:rPr>
+          <w:color w:val="0F1115"/>
+          <w:sz w:val="28"/>
+          <w:szCs w:val="28"/>
         </w:rPr>
         <w:t>Минимальная</w:t>
       </w:r>
       <w:r>
         <w:rPr>
           <w:color w:val="0F1115"/>
-        </w:rPr>
-        <w:t xml:space="preserve"> </w:t>
-      </w:r>
-      <w:r>
-        <w:rPr>
-          <w:color w:val="0F1115"/>
+          <w:sz w:val="28"/>
+          <w:szCs w:val="28"/>
+        </w:rPr>
+        <w:t xml:space="preserve"> </w:t>
+      </w:r>
+      <w:r>
+        <w:rPr>
+          <w:color w:val="0F1115"/>
+          <w:sz w:val="28"/>
+          <w:szCs w:val="28"/>
         </w:rPr>
         <w:t>длина</w:t>
       </w:r>
       <w:r>
         <w:rPr>
           <w:color w:val="0F1115"/>
-        </w:rPr>
-        <w:t xml:space="preserve"> </w:t>
-      </w:r>
-      <w:r>
-        <w:rPr>
-          <w:color w:val="0F1115"/>
+          <w:sz w:val="28"/>
+          <w:szCs w:val="28"/>
+        </w:rPr>
+        <w:t xml:space="preserve"> </w:t>
+      </w:r>
+      <w:r>
+        <w:rPr>
+          <w:color w:val="0F1115"/>
+          <w:sz w:val="28"/>
+          <w:szCs w:val="28"/>
         </w:rPr>
         <w:t>пароля</w:t>
       </w:r>
       <w:r>
         <w:rPr>
           <w:color w:val="0F1115"/>
-        </w:rPr>
-        <w:t xml:space="preserve"> - </w:t>
-      </w:r>
-      <w:r>
-        <w:rPr>
-          <w:color w:val="0F1115"/>
+          <w:sz w:val="28"/>
+          <w:szCs w:val="28"/>
+        </w:rPr>
+        <w:t xml:space="preserve"> </w:t>
+      </w:r>
+      <w:r>
+        <w:rPr>
+          <w:color w:val="0F1115"/>
+          <w:sz w:val="28"/>
+          <w:szCs w:val="28"/>
+        </w:rPr>
+        <w:t>-</w:t>
+      </w:r>
+      <w:r>
+        <w:rPr>
+          <w:color w:val="0F1115"/>
+          <w:sz w:val="28"/>
+          <w:szCs w:val="28"/>
+        </w:rPr>
+        <w:t xml:space="preserve"> </w:t>
+      </w:r>
+      <w:r>
+        <w:rPr>
+          <w:color w:val="0F1115"/>
+          <w:sz w:val="28"/>
+          <w:szCs w:val="28"/>
         </w:rPr>
         <w:t>8</w:t>
       </w:r>
       <w:r>
         <w:rPr>
           <w:color w:val="0F1115"/>
-        </w:rPr>
-        <w:t xml:space="preserve"> </w:t>
-      </w:r>
-      <w:r>
-        <w:rPr>
-          <w:color w:val="0F1115"/>
+          <w:sz w:val="28"/>
+          <w:szCs w:val="28"/>
+        </w:rPr>
+        <w:t xml:space="preserve"> </w:t>
+      </w:r>
+      <w:r>
+        <w:rPr>
+          <w:color w:val="0F1115"/>
+          <w:sz w:val="28"/>
+          <w:szCs w:val="28"/>
         </w:rPr>
         <w:t>символов</w:t>
       </w:r>
     </w:p>
     <w:p>
       <w:pPr>
-        <w:spacing w:after="160" w:line="259" w:lineRule="auto"/>
-        <w:rPr>
-          <w:color w:val="0F1115"/>
-          <w:sz w:val="28"/>
-          <w:szCs w:val="28"/>
-        </w:rPr>
-      </w:pPr>
-      <w:r>
-        <w:rPr>
-          <w:color w:val="0F1115"/>
-          <w:sz w:val="28"/>
-          <w:szCs w:val="28"/>
-        </w:rPr>
-        <w:br w:type="page"/>
+        <w:pStyle w:val="ds-markdown-paragraph"/>
+        <w:shd w:val="clear" w:color="auto" w:fill="FFFFFF"/>
+        <w:spacing w:after="0" w:afterAutospacing="0" w:line="360" w:lineRule="auto"/>
+        <w:ind w:left="720"/>
+        <w:jc w:val="center"/>
+        <w:rPr>
+          <w:b/>
+          <w:bCs/>
+          <w:color w:val="0F1115"/>
+          <w:sz w:val="28"/>
+          <w:szCs w:val="28"/>
+        </w:rPr>
+      </w:pPr>
+      <w:r>
+        <w:rPr>
+          <w:b/>
+          <w:bCs/>
+          <w:color w:val="0F1115"/>
+          <w:sz w:val="28"/>
+          <w:szCs w:val="28"/>
+        </w:rPr>
+        <w:t>5.4</w:t>
+      </w:r>
+      <w:r>
+        <w:rPr>
+          <w:b/>
+          <w:bCs/>
+          <w:color w:val="0F1115"/>
+          <w:sz w:val="28"/>
+          <w:szCs w:val="28"/>
+        </w:rPr>
+        <w:t xml:space="preserve"> </w:t>
+      </w:r>
+      <w:r>
+        <w:rPr>
+          <w:b/>
+          <w:bCs/>
+          <w:color w:val="0F1115"/>
+          <w:sz w:val="28"/>
+          <w:szCs w:val="28"/>
+        </w:rPr>
+        <w:t>диаграмма</w:t>
+      </w:r>
+      <w:r>
+        <w:rPr>
+          <w:b/>
+          <w:bCs/>
+          <w:color w:val="0F1115"/>
+          <w:sz w:val="28"/>
+          <w:szCs w:val="28"/>
+        </w:rPr>
+        <w:t xml:space="preserve"> </w:t>
+      </w:r>
+      <w:r>
+        <w:rPr>
+          <w:b/>
+          <w:bCs/>
+          <w:color w:val="0F1115"/>
+          <w:sz w:val="28"/>
+          <w:szCs w:val="28"/>
+        </w:rPr>
+        <w:t>вариантов</w:t>
+      </w:r>
+      <w:r>
+        <w:rPr>
+          <w:b/>
+          <w:bCs/>
+          <w:color w:val="0F1115"/>
+          <w:sz w:val="28"/>
+          <w:szCs w:val="28"/>
+        </w:rPr>
+        <w:t xml:space="preserve"> </w:t>
+      </w:r>
+      <w:r>
+        <w:rPr>
+          <w:b/>
+          <w:bCs/>
+          <w:color w:val="0F1115"/>
+          <w:sz w:val="28"/>
+          <w:szCs w:val="28"/>
+        </w:rPr>
+        <w:t>использования-</w:t>
+      </w:r>
+      <w:proofErr w:type="gramStart"/>
+      <w:r>
+        <w:rPr>
+          <w:b/>
+          <w:bCs/>
+          <w:color w:val="0F1115"/>
+          <w:sz w:val="28"/>
+          <w:szCs w:val="28"/>
+          <w:lang w:val="en-US"/>
+        </w:rPr>
+        <w:t>UML</w:t>
+      </w:r>
+      <w:r>
+        <w:rPr>
+          <w:b/>
+          <w:bCs/>
+          <w:color w:val="0F1115"/>
+          <w:sz w:val="28"/>
+          <w:szCs w:val="28"/>
+        </w:rPr>
+        <w:t>(</w:t>
+      </w:r>
+      <w:proofErr w:type="gramEnd"/>
+      <w:r>
+        <w:rPr>
+          <w:b/>
+          <w:bCs/>
+          <w:color w:val="0F1115"/>
+          <w:sz w:val="28"/>
+          <w:szCs w:val="28"/>
+        </w:rPr>
+        <w:t>рисунок-2)</w:t>
       </w:r>
     </w:p>
     <w:p>
       <w:pPr>
-        <w:spacing w:before="480" w:after="240" w:line="450" w:lineRule="atLeast"/>
+        <w:pStyle w:val="ds-markdown-paragraph"/>
+        <w:shd w:val="clear" w:color="auto" w:fill="FFFFFF"/>
+        <w:spacing w:after="0" w:afterAutospacing="0"/>
+        <w:jc w:val="center"/>
+        <w:rPr>
+          <w:b/>
+          <w:bCs/>
+          <w:color w:val="0F1115"/>
+          <w:sz w:val="28"/>
+          <w:szCs w:val="28"/>
+        </w:rPr>
+      </w:pPr>
+      <w:r>
+        <w:rPr>
+          <w:noProof/>
+          <w:sz w:val="28"/>
+          <w:szCs w:val="28"/>
+        </w:rPr>
+        <w:lastRenderedPageBreak/>
+        <w:drawing>
+          <wp:inline distT="0" distB="0" distL="0" distR="0" wp14:anchorId="51C58E82" wp14:editId="1EE8EFD1">
+            <wp:extent cx="6434587" cy="5549324"/>
+            <wp:effectExtent l="114300" t="114300" r="137795" b="127635"/>
+            <wp:docPr id="3" name="Рисунок 3"/>
+            <wp:cNvGraphicFramePr>
+              <a:graphicFrameLocks xmlns:a="http://schemas.openxmlformats.org/drawingml/2006/main" noChangeAspect="1"/>
+            </wp:cNvGraphicFramePr>
+            <a:graphic xmlns:a="http://schemas.openxmlformats.org/drawingml/2006/main">
+              <a:graphicData uri="http://schemas.openxmlformats.org/drawingml/2006/picture">
+                <pic:pic xmlns:pic="http://schemas.openxmlformats.org/drawingml/2006/picture">
+                  <pic:nvPicPr>
+                    <pic:cNvPr id="0" name="Picture 3"/>
+                    <pic:cNvPicPr>
+                      <a:picLocks noChangeAspect="1" noChangeArrowheads="1"/>
+                    </pic:cNvPicPr>
+                  </pic:nvPicPr>
+                  <pic:blipFill>
+                    <a:blip r:embed="rId6">
+                      <a:extLst>
+                        <a:ext uri="{28A0092B-C50C-407E-A947-70E740481C1C}">
+                          <a14:useLocalDpi xmlns:a14="http://schemas.microsoft.com/office/drawing/2010/main" val="0"/>
+                        </a:ext>
+                      </a:extLst>
+                    </a:blip>
+                    <a:srcRect/>
+                    <a:stretch>
+                      <a:fillRect/>
+                    </a:stretch>
+                  </pic:blipFill>
+                  <pic:spPr bwMode="auto">
+                    <a:xfrm>
+                      <a:off x="0" y="0"/>
+                      <a:ext cx="6440976" cy="5554834"/>
+                    </a:xfrm>
+                    <a:prstGeom prst="rect">
+                      <a:avLst/>
+                    </a:prstGeom>
+                    <a:solidFill>
+                      <a:srgbClr val="FFFFFF">
+                        <a:shade val="85000"/>
+                      </a:srgbClr>
+                    </a:solidFill>
+                    <a:ln w="76200" cap="rnd">
+                      <a:solidFill>
+                        <a:srgbClr val="FFFFFF"/>
+                      </a:solidFill>
+                    </a:ln>
+                    <a:effectLst>
+                      <a:outerShdw blurRad="50000" algn="tl" rotWithShape="0">
+                        <a:srgbClr val="000000">
+                          <a:alpha val="41000"/>
+                        </a:srgbClr>
+                      </a:outerShdw>
+                    </a:effectLst>
+                    <a:scene3d>
+                      <a:camera prst="orthographicFront"/>
+                      <a:lightRig rig="twoPt" dir="t">
+                        <a:rot lat="0" lon="0" rev="7800000"/>
+                      </a:lightRig>
+                    </a:scene3d>
+                    <a:sp3d contourW="6350">
+                      <a:bevelT w="50800" h="16510"/>
+                      <a:contourClr>
+                        <a:srgbClr val="C0C0C0"/>
+                      </a:contourClr>
+                    </a:sp3d>
+                  </pic:spPr>
+                </pic:pic>
+              </a:graphicData>
+            </a:graphic>
+          </wp:inline>
+        </w:drawing>
+      </w:r>
+      <w:r>
+        <w:rPr>
+          <w:noProof/>
+          <w:sz w:val="28"/>
+          <w:szCs w:val="28"/>
+        </w:rPr>
+        <w:t xml:space="preserve"> </w:t>
+      </w:r>
+    </w:p>
+    <w:p>
+      <w:pPr>
+        <w:spacing w:after="160" w:line="259" w:lineRule="auto"/>
+        <w:jc w:val="center"/>
+        <w:rPr>
+          <w:color w:val="0F1115"/>
+          <w:sz w:val="28"/>
+          <w:szCs w:val="28"/>
+        </w:rPr>
+      </w:pPr>
+      <w:r>
+        <w:rPr>
+          <w:color w:val="0F1115"/>
+          <w:sz w:val="28"/>
+          <w:szCs w:val="28"/>
+        </w:rPr>
+        <w:t>Рисунок</w:t>
+      </w:r>
+      <w:r>
+        <w:rPr>
+          <w:color w:val="0F1115"/>
+          <w:sz w:val="28"/>
+          <w:szCs w:val="28"/>
+        </w:rPr>
+        <w:t xml:space="preserve"> </w:t>
+      </w:r>
+      <w:r>
+        <w:rPr>
+          <w:color w:val="0F1115"/>
+          <w:sz w:val="28"/>
+          <w:szCs w:val="28"/>
+        </w:rPr>
+        <w:t>2-</w:t>
+      </w:r>
+      <w:r>
+        <w:rPr>
+          <w:color w:val="0F1115"/>
+          <w:sz w:val="28"/>
+          <w:szCs w:val="28"/>
+        </w:rPr>
+        <w:t xml:space="preserve"> </w:t>
+      </w:r>
+      <w:r>
+        <w:rPr>
+          <w:color w:val="0F1115"/>
+          <w:sz w:val="28"/>
+          <w:szCs w:val="28"/>
+        </w:rPr>
+        <w:t>Диаграмма</w:t>
+      </w:r>
+      <w:r>
+        <w:rPr>
+          <w:color w:val="0F1115"/>
+          <w:sz w:val="28"/>
+          <w:szCs w:val="28"/>
+        </w:rPr>
+        <w:t xml:space="preserve"> </w:t>
+      </w:r>
+      <w:r>
+        <w:rPr>
+          <w:color w:val="0F1115"/>
+          <w:sz w:val="28"/>
+          <w:szCs w:val="28"/>
+        </w:rPr>
+        <w:t>вариантов</w:t>
+      </w:r>
+      <w:r>
+        <w:rPr>
+          <w:color w:val="0F1115"/>
+          <w:sz w:val="28"/>
+          <w:szCs w:val="28"/>
+        </w:rPr>
+        <w:t xml:space="preserve"> </w:t>
+      </w:r>
+      <w:r>
+        <w:rPr>
+          <w:color w:val="0F1115"/>
+          <w:sz w:val="28"/>
+          <w:szCs w:val="28"/>
+        </w:rPr>
+        <w:t>использования</w:t>
+      </w:r>
+    </w:p>
+    <w:p>
+      <w:pPr>
+        <w:spacing w:after="160" w:line="259" w:lineRule="auto"/>
+        <w:rPr>
+          <w:color w:val="0F1115"/>
+          <w:sz w:val="28"/>
+          <w:szCs w:val="28"/>
+        </w:rPr>
+      </w:pPr>
+      <w:r>
+        <w:rPr>
+          <w:color w:val="0F1115"/>
+          <w:sz w:val="28"/>
+          <w:szCs w:val="28"/>
+        </w:rPr>
+        <w:br w:type="page"/>
+      </w:r>
+    </w:p>
+    <w:p>
+      <w:pPr>
+        <w:spacing w:before="480" w:after="240" w:line="360" w:lineRule="auto"/>
         <w:jc w:val="center"/>
         <w:outlineLvl w:val="2"/>
         <w:rPr>
@@ -16693,15 +17970,15 @@
     <w:p>
       <w:pPr>
         <w:shd w:val="clear" w:color="auto" w:fill="FFFFFF"/>
-        <w:spacing w:before="480" w:after="240" w:line="450" w:lineRule="atLeast"/>
+        <w:spacing w:before="480" w:after="240" w:line="360" w:lineRule="auto"/>
         <w:jc w:val="center"/>
         <w:outlineLvl w:val="2"/>
         <w:rPr>
           <w:b/>
           <w:bCs/>
           <w:color w:val="0F1115"/>
-          <w:sz w:val="30"/>
-          <w:szCs w:val="30"/>
+          <w:sz w:val="28"/>
+          <w:szCs w:val="28"/>
         </w:rPr>
       </w:pPr>
       <w:r>
@@ -16709,8 +17986,8 @@
           <w:b/>
           <w:bCs/>
           <w:color w:val="0F1115"/>
-          <w:sz w:val="30"/>
-          <w:szCs w:val="30"/>
+          <w:sz w:val="28"/>
+          <w:szCs w:val="28"/>
         </w:rPr>
         <w:t>6.1</w:t>
       </w:r>
@@ -16719,8 +17996,8 @@
           <w:b/>
           <w:bCs/>
           <w:color w:val="0F1115"/>
-          <w:sz w:val="30"/>
-          <w:szCs w:val="30"/>
+          <w:sz w:val="28"/>
+          <w:szCs w:val="28"/>
         </w:rPr>
         <w:t xml:space="preserve"> </w:t>
       </w:r>
@@ -16729,8 +18006,8 @@
           <w:b/>
           <w:bCs/>
           <w:color w:val="0F1115"/>
-          <w:sz w:val="30"/>
-          <w:szCs w:val="30"/>
+          <w:sz w:val="28"/>
+          <w:szCs w:val="28"/>
         </w:rPr>
         <w:t>Основные</w:t>
       </w:r>
@@ -16739,8 +18016,8 @@
           <w:b/>
           <w:bCs/>
           <w:color w:val="0F1115"/>
-          <w:sz w:val="30"/>
-          <w:szCs w:val="30"/>
+          <w:sz w:val="28"/>
+          <w:szCs w:val="28"/>
         </w:rPr>
         <w:t xml:space="preserve"> </w:t>
       </w:r>
@@ -16749,8 +18026,8 @@
           <w:b/>
           <w:bCs/>
           <w:color w:val="0F1115"/>
-          <w:sz w:val="30"/>
-          <w:szCs w:val="30"/>
+          <w:sz w:val="28"/>
+          <w:szCs w:val="28"/>
         </w:rPr>
         <w:t>запросы</w:t>
       </w:r>
@@ -16775,8 +18052,8 @@
         <w:tblLook w:val="04A0" w:firstRow="1" w:lastRow="0" w:firstColumn="1" w:lastColumn="0" w:noHBand="0" w:noVBand="1"/>
       </w:tblPr>
       <w:tblGrid>
-        <w:gridCol w:w="3639"/>
-        <w:gridCol w:w="7641"/>
+        <w:gridCol w:w="3618"/>
+        <w:gridCol w:w="7662"/>
       </w:tblGrid>
       <w:tr>
         <w:trPr>
@@ -16796,16 +18073,16 @@
           </w:tcPr>
           <w:p>
             <w:pPr>
-              <w:spacing w:line="375" w:lineRule="atLeast"/>
-              <w:rPr>
-                <w:sz w:val="23"/>
-                <w:szCs w:val="23"/>
+              <w:spacing w:line="360" w:lineRule="auto"/>
+              <w:rPr>
+                <w:sz w:val="28"/>
+                <w:szCs w:val="28"/>
               </w:rPr>
             </w:pPr>
             <w:r>
               <w:rPr>
-                <w:sz w:val="23"/>
-                <w:szCs w:val="23"/>
+                <w:sz w:val="28"/>
+                <w:szCs w:val="28"/>
               </w:rPr>
               <w:t>Запрос</w:t>
             </w:r>
@@ -16825,16 +18102,16 @@
           </w:tcPr>
           <w:p>
             <w:pPr>
-              <w:spacing w:line="375" w:lineRule="atLeast"/>
-              <w:rPr>
-                <w:sz w:val="23"/>
-                <w:szCs w:val="23"/>
+              <w:spacing w:line="360" w:lineRule="auto"/>
+              <w:rPr>
+                <w:sz w:val="28"/>
+                <w:szCs w:val="28"/>
               </w:rPr>
             </w:pPr>
             <w:r>
               <w:rPr>
-                <w:sz w:val="23"/>
-                <w:szCs w:val="23"/>
+                <w:sz w:val="28"/>
+                <w:szCs w:val="28"/>
               </w:rPr>
               <w:t>Назначение</w:t>
             </w:r>
@@ -16856,44 +18133,44 @@
           </w:tcPr>
           <w:p>
             <w:pPr>
-              <w:spacing w:line="375" w:lineRule="atLeast"/>
-              <w:rPr>
-                <w:sz w:val="23"/>
-                <w:szCs w:val="23"/>
+              <w:spacing w:line="360" w:lineRule="auto"/>
+              <w:rPr>
+                <w:sz w:val="28"/>
+                <w:szCs w:val="28"/>
               </w:rPr>
             </w:pPr>
             <w:r>
               <w:rPr>
-                <w:sz w:val="23"/>
-                <w:szCs w:val="23"/>
+                <w:sz w:val="28"/>
+                <w:szCs w:val="28"/>
               </w:rPr>
               <w:t>Заявки</w:t>
             </w:r>
             <w:r>
               <w:rPr>
-                <w:sz w:val="23"/>
-                <w:szCs w:val="23"/>
+                <w:sz w:val="28"/>
+                <w:szCs w:val="28"/>
               </w:rPr>
               <w:t xml:space="preserve"> </w:t>
             </w:r>
             <w:r>
               <w:rPr>
-                <w:sz w:val="23"/>
-                <w:szCs w:val="23"/>
+                <w:sz w:val="28"/>
+                <w:szCs w:val="28"/>
               </w:rPr>
               <w:t>по</w:t>
             </w:r>
             <w:r>
               <w:rPr>
-                <w:sz w:val="23"/>
-                <w:szCs w:val="23"/>
+                <w:sz w:val="28"/>
+                <w:szCs w:val="28"/>
               </w:rPr>
               <w:t xml:space="preserve"> </w:t>
             </w:r>
             <w:r>
               <w:rPr>
-                <w:sz w:val="23"/>
-                <w:szCs w:val="23"/>
+                <w:sz w:val="28"/>
+                <w:szCs w:val="28"/>
               </w:rPr>
               <w:t>статусу</w:t>
             </w:r>
@@ -16913,58 +18190,58 @@
           </w:tcPr>
           <w:p>
             <w:pPr>
-              <w:spacing w:line="375" w:lineRule="atLeast"/>
-              <w:rPr>
-                <w:sz w:val="23"/>
-                <w:szCs w:val="23"/>
+              <w:spacing w:line="360" w:lineRule="auto"/>
+              <w:rPr>
+                <w:sz w:val="28"/>
+                <w:szCs w:val="28"/>
               </w:rPr>
             </w:pPr>
             <w:r>
               <w:rPr>
-                <w:sz w:val="23"/>
-                <w:szCs w:val="23"/>
+                <w:sz w:val="28"/>
+                <w:szCs w:val="28"/>
               </w:rPr>
               <w:t>Фильтрация</w:t>
             </w:r>
             <w:r>
               <w:rPr>
-                <w:sz w:val="23"/>
-                <w:szCs w:val="23"/>
+                <w:sz w:val="28"/>
+                <w:szCs w:val="28"/>
               </w:rPr>
               <w:t xml:space="preserve"> </w:t>
             </w:r>
             <w:r>
               <w:rPr>
-                <w:sz w:val="23"/>
-                <w:szCs w:val="23"/>
+                <w:sz w:val="28"/>
+                <w:szCs w:val="28"/>
               </w:rPr>
               <w:t>по</w:t>
             </w:r>
             <w:r>
               <w:rPr>
-                <w:sz w:val="23"/>
-                <w:szCs w:val="23"/>
+                <w:sz w:val="28"/>
+                <w:szCs w:val="28"/>
               </w:rPr>
               <w:t xml:space="preserve"> </w:t>
             </w:r>
             <w:r>
               <w:rPr>
-                <w:sz w:val="23"/>
-                <w:szCs w:val="23"/>
+                <w:sz w:val="28"/>
+                <w:szCs w:val="28"/>
               </w:rPr>
               <w:t>статусу</w:t>
             </w:r>
             <w:r>
               <w:rPr>
-                <w:sz w:val="23"/>
-                <w:szCs w:val="23"/>
+                <w:sz w:val="28"/>
+                <w:szCs w:val="28"/>
               </w:rPr>
               <w:t xml:space="preserve"> </w:t>
             </w:r>
             <w:r>
               <w:rPr>
-                <w:sz w:val="23"/>
-                <w:szCs w:val="23"/>
+                <w:sz w:val="28"/>
+                <w:szCs w:val="28"/>
               </w:rPr>
               <w:t>(проверка/одобрена/отклонена)</w:t>
             </w:r>
@@ -16986,44 +18263,44 @@
           </w:tcPr>
           <w:p>
             <w:pPr>
-              <w:spacing w:line="375" w:lineRule="atLeast"/>
-              <w:rPr>
-                <w:sz w:val="23"/>
-                <w:szCs w:val="23"/>
+              <w:spacing w:line="360" w:lineRule="auto"/>
+              <w:rPr>
+                <w:sz w:val="28"/>
+                <w:szCs w:val="28"/>
               </w:rPr>
             </w:pPr>
             <w:r>
               <w:rPr>
-                <w:sz w:val="23"/>
-                <w:szCs w:val="23"/>
+                <w:sz w:val="28"/>
+                <w:szCs w:val="28"/>
               </w:rPr>
               <w:t>Заявки</w:t>
             </w:r>
             <w:r>
               <w:rPr>
-                <w:sz w:val="23"/>
-                <w:szCs w:val="23"/>
+                <w:sz w:val="28"/>
+                <w:szCs w:val="28"/>
               </w:rPr>
               <w:t xml:space="preserve"> </w:t>
             </w:r>
             <w:r>
               <w:rPr>
-                <w:sz w:val="23"/>
-                <w:szCs w:val="23"/>
+                <w:sz w:val="28"/>
+                <w:szCs w:val="28"/>
               </w:rPr>
               <w:t>по</w:t>
             </w:r>
             <w:r>
               <w:rPr>
-                <w:sz w:val="23"/>
-                <w:szCs w:val="23"/>
+                <w:sz w:val="28"/>
+                <w:szCs w:val="28"/>
               </w:rPr>
               <w:t xml:space="preserve"> </w:t>
             </w:r>
             <w:r>
               <w:rPr>
-                <w:sz w:val="23"/>
-                <w:szCs w:val="23"/>
+                <w:sz w:val="28"/>
+                <w:szCs w:val="28"/>
               </w:rPr>
               <w:t>датам</w:t>
             </w:r>
@@ -17043,58 +18320,58 @@
           </w:tcPr>
           <w:p>
             <w:pPr>
-              <w:spacing w:line="375" w:lineRule="atLeast"/>
-              <w:rPr>
-                <w:sz w:val="23"/>
-                <w:szCs w:val="23"/>
+              <w:spacing w:line="360" w:lineRule="auto"/>
+              <w:rPr>
+                <w:sz w:val="28"/>
+                <w:szCs w:val="28"/>
               </w:rPr>
             </w:pPr>
             <w:r>
               <w:rPr>
-                <w:sz w:val="23"/>
-                <w:szCs w:val="23"/>
+                <w:sz w:val="28"/>
+                <w:szCs w:val="28"/>
               </w:rPr>
               <w:t>Поиск</w:t>
             </w:r>
             <w:r>
               <w:rPr>
-                <w:sz w:val="23"/>
-                <w:szCs w:val="23"/>
+                <w:sz w:val="28"/>
+                <w:szCs w:val="28"/>
               </w:rPr>
               <w:t xml:space="preserve"> </w:t>
             </w:r>
             <w:r>
               <w:rPr>
-                <w:sz w:val="23"/>
-                <w:szCs w:val="23"/>
+                <w:sz w:val="28"/>
+                <w:szCs w:val="28"/>
               </w:rPr>
               <w:t>заявок</w:t>
             </w:r>
             <w:r>
               <w:rPr>
-                <w:sz w:val="23"/>
-                <w:szCs w:val="23"/>
+                <w:sz w:val="28"/>
+                <w:szCs w:val="28"/>
               </w:rPr>
               <w:t xml:space="preserve"> </w:t>
             </w:r>
             <w:r>
               <w:rPr>
-                <w:sz w:val="23"/>
-                <w:szCs w:val="23"/>
+                <w:sz w:val="28"/>
+                <w:szCs w:val="28"/>
               </w:rPr>
               <w:t>за</w:t>
             </w:r>
             <w:r>
               <w:rPr>
-                <w:sz w:val="23"/>
-                <w:szCs w:val="23"/>
+                <w:sz w:val="28"/>
+                <w:szCs w:val="28"/>
               </w:rPr>
               <w:t xml:space="preserve"> </w:t>
             </w:r>
             <w:r>
               <w:rPr>
-                <w:sz w:val="23"/>
-                <w:szCs w:val="23"/>
+                <w:sz w:val="28"/>
+                <w:szCs w:val="28"/>
               </w:rPr>
               <w:t>период</w:t>
             </w:r>
@@ -17116,30 +18393,30 @@
           </w:tcPr>
           <w:p>
             <w:pPr>
-              <w:spacing w:line="375" w:lineRule="atLeast"/>
-              <w:rPr>
-                <w:sz w:val="23"/>
-                <w:szCs w:val="23"/>
+              <w:spacing w:line="360" w:lineRule="auto"/>
+              <w:rPr>
+                <w:sz w:val="28"/>
+                <w:szCs w:val="28"/>
               </w:rPr>
             </w:pPr>
             <w:r>
               <w:rPr>
-                <w:sz w:val="23"/>
-                <w:szCs w:val="23"/>
+                <w:sz w:val="28"/>
+                <w:szCs w:val="28"/>
               </w:rPr>
               <w:t>Статистика</w:t>
             </w:r>
             <w:r>
               <w:rPr>
-                <w:sz w:val="23"/>
-                <w:szCs w:val="23"/>
+                <w:sz w:val="28"/>
+                <w:szCs w:val="28"/>
               </w:rPr>
               <w:t xml:space="preserve"> </w:t>
             </w:r>
             <w:r>
               <w:rPr>
-                <w:sz w:val="23"/>
-                <w:szCs w:val="23"/>
+                <w:sz w:val="28"/>
+                <w:szCs w:val="28"/>
               </w:rPr>
               <w:t>посетителей</w:t>
             </w:r>
@@ -17159,58 +18436,58 @@
           </w:tcPr>
           <w:p>
             <w:pPr>
-              <w:spacing w:line="375" w:lineRule="atLeast"/>
-              <w:rPr>
-                <w:sz w:val="23"/>
-                <w:szCs w:val="23"/>
+              <w:spacing w:line="360" w:lineRule="auto"/>
+              <w:rPr>
+                <w:sz w:val="28"/>
+                <w:szCs w:val="28"/>
               </w:rPr>
             </w:pPr>
             <w:r>
               <w:rPr>
-                <w:sz w:val="23"/>
-                <w:szCs w:val="23"/>
+                <w:sz w:val="28"/>
+                <w:szCs w:val="28"/>
               </w:rPr>
               <w:t>Количество</w:t>
             </w:r>
             <w:r>
               <w:rPr>
-                <w:sz w:val="23"/>
-                <w:szCs w:val="23"/>
+                <w:sz w:val="28"/>
+                <w:szCs w:val="28"/>
               </w:rPr>
               <w:t xml:space="preserve"> </w:t>
             </w:r>
             <w:r>
               <w:rPr>
-                <w:sz w:val="23"/>
-                <w:szCs w:val="23"/>
+                <w:sz w:val="28"/>
+                <w:szCs w:val="28"/>
               </w:rPr>
               <w:t>заявок</w:t>
             </w:r>
             <w:r>
               <w:rPr>
-                <w:sz w:val="23"/>
-                <w:szCs w:val="23"/>
+                <w:sz w:val="28"/>
+                <w:szCs w:val="28"/>
               </w:rPr>
               <w:t xml:space="preserve"> </w:t>
             </w:r>
             <w:r>
               <w:rPr>
-                <w:sz w:val="23"/>
-                <w:szCs w:val="23"/>
+                <w:sz w:val="28"/>
+                <w:szCs w:val="28"/>
               </w:rPr>
               <w:t>по</w:t>
             </w:r>
             <w:r>
               <w:rPr>
-                <w:sz w:val="23"/>
-                <w:szCs w:val="23"/>
+                <w:sz w:val="28"/>
+                <w:szCs w:val="28"/>
               </w:rPr>
               <w:t xml:space="preserve"> </w:t>
             </w:r>
             <w:r>
               <w:rPr>
-                <w:sz w:val="23"/>
-                <w:szCs w:val="23"/>
+                <w:sz w:val="28"/>
+                <w:szCs w:val="28"/>
               </w:rPr>
               <w:t>посетителям</w:t>
             </w:r>
@@ -17232,30 +18509,30 @@
           </w:tcPr>
           <w:p>
             <w:pPr>
-              <w:spacing w:line="375" w:lineRule="atLeast"/>
-              <w:rPr>
-                <w:sz w:val="23"/>
-                <w:szCs w:val="23"/>
+              <w:spacing w:line="360" w:lineRule="auto"/>
+              <w:rPr>
+                <w:sz w:val="28"/>
+                <w:szCs w:val="28"/>
               </w:rPr>
             </w:pPr>
             <w:r>
               <w:rPr>
-                <w:sz w:val="23"/>
-                <w:szCs w:val="23"/>
+                <w:sz w:val="28"/>
+                <w:szCs w:val="28"/>
               </w:rPr>
               <w:t>Активность</w:t>
             </w:r>
             <w:r>
               <w:rPr>
-                <w:sz w:val="23"/>
-                <w:szCs w:val="23"/>
+                <w:sz w:val="28"/>
+                <w:szCs w:val="28"/>
               </w:rPr>
               <w:t xml:space="preserve"> </w:t>
             </w:r>
             <w:r>
               <w:rPr>
-                <w:sz w:val="23"/>
-                <w:szCs w:val="23"/>
+                <w:sz w:val="28"/>
+                <w:szCs w:val="28"/>
               </w:rPr>
               <w:t>сотрудников</w:t>
             </w:r>
@@ -17275,44 +18552,44 @@
           </w:tcPr>
           <w:p>
             <w:pPr>
-              <w:spacing w:line="375" w:lineRule="atLeast"/>
-              <w:rPr>
-                <w:sz w:val="23"/>
-                <w:szCs w:val="23"/>
+              <w:spacing w:line="360" w:lineRule="auto"/>
+              <w:rPr>
+                <w:sz w:val="28"/>
+                <w:szCs w:val="28"/>
               </w:rPr>
             </w:pPr>
             <w:r>
               <w:rPr>
-                <w:sz w:val="23"/>
-                <w:szCs w:val="23"/>
+                <w:sz w:val="28"/>
+                <w:szCs w:val="28"/>
               </w:rPr>
               <w:t>Количество</w:t>
             </w:r>
             <w:r>
               <w:rPr>
-                <w:sz w:val="23"/>
-                <w:szCs w:val="23"/>
+                <w:sz w:val="28"/>
+                <w:szCs w:val="28"/>
               </w:rPr>
               <w:t xml:space="preserve"> </w:t>
             </w:r>
             <w:r>
               <w:rPr>
-                <w:sz w:val="23"/>
-                <w:szCs w:val="23"/>
+                <w:sz w:val="28"/>
+                <w:szCs w:val="28"/>
               </w:rPr>
               <w:t>обработанных</w:t>
             </w:r>
             <w:r>
               <w:rPr>
-                <w:sz w:val="23"/>
-                <w:szCs w:val="23"/>
+                <w:sz w:val="28"/>
+                <w:szCs w:val="28"/>
               </w:rPr>
               <w:t xml:space="preserve"> </w:t>
             </w:r>
             <w:r>
               <w:rPr>
-                <w:sz w:val="23"/>
-                <w:szCs w:val="23"/>
+                <w:sz w:val="28"/>
+                <w:szCs w:val="28"/>
               </w:rPr>
               <w:t>заявок</w:t>
             </w:r>
@@ -17323,15 +18600,15 @@
     <w:p>
       <w:pPr>
         <w:shd w:val="clear" w:color="auto" w:fill="FFFFFF"/>
-        <w:spacing w:before="480" w:after="240" w:line="450" w:lineRule="atLeast"/>
+        <w:spacing w:before="480" w:after="240" w:line="360" w:lineRule="auto"/>
         <w:jc w:val="center"/>
         <w:outlineLvl w:val="2"/>
         <w:rPr>
           <w:b/>
           <w:bCs/>
           <w:color w:val="0F1115"/>
-          <w:sz w:val="30"/>
-          <w:szCs w:val="30"/>
+          <w:sz w:val="28"/>
+          <w:szCs w:val="28"/>
         </w:rPr>
       </w:pPr>
       <w:r>
@@ -17339,8 +18616,8 @@
           <w:b/>
           <w:bCs/>
           <w:color w:val="0F1115"/>
-          <w:sz w:val="30"/>
-          <w:szCs w:val="30"/>
+          <w:sz w:val="28"/>
+          <w:szCs w:val="28"/>
         </w:rPr>
         <w:t>6.2</w:t>
       </w:r>
@@ -17349,8 +18626,8 @@
           <w:b/>
           <w:bCs/>
           <w:color w:val="0F1115"/>
-          <w:sz w:val="30"/>
-          <w:szCs w:val="30"/>
+          <w:sz w:val="28"/>
+          <w:szCs w:val="28"/>
         </w:rPr>
         <w:t xml:space="preserve"> </w:t>
       </w:r>
@@ -17359,8 +18636,8 @@
           <w:b/>
           <w:bCs/>
           <w:color w:val="0F1115"/>
-          <w:sz w:val="30"/>
-          <w:szCs w:val="30"/>
+          <w:sz w:val="28"/>
+          <w:szCs w:val="28"/>
         </w:rPr>
         <w:t>Отчеты</w:t>
       </w:r>
@@ -17385,8 +18662,8 @@
         <w:tblLook w:val="04A0" w:firstRow="1" w:lastRow="0" w:firstColumn="1" w:lastColumn="0" w:noHBand="0" w:noVBand="1"/>
       </w:tblPr>
       <w:tblGrid>
-        <w:gridCol w:w="4924"/>
-        <w:gridCol w:w="6356"/>
+        <w:gridCol w:w="4915"/>
+        <w:gridCol w:w="6365"/>
       </w:tblGrid>
       <w:tr>
         <w:trPr>
@@ -17406,16 +18683,16 @@
           </w:tcPr>
           <w:p>
             <w:pPr>
-              <w:spacing w:line="375" w:lineRule="atLeast"/>
-              <w:rPr>
-                <w:sz w:val="23"/>
-                <w:szCs w:val="23"/>
+              <w:spacing w:line="360" w:lineRule="auto"/>
+              <w:rPr>
+                <w:sz w:val="28"/>
+                <w:szCs w:val="28"/>
               </w:rPr>
             </w:pPr>
             <w:r>
               <w:rPr>
-                <w:sz w:val="23"/>
-                <w:szCs w:val="23"/>
+                <w:sz w:val="28"/>
+                <w:szCs w:val="28"/>
               </w:rPr>
               <w:t>Отчет</w:t>
             </w:r>
@@ -17435,16 +18712,16 @@
           </w:tcPr>
           <w:p>
             <w:pPr>
-              <w:spacing w:line="375" w:lineRule="atLeast"/>
-              <w:rPr>
-                <w:sz w:val="23"/>
-                <w:szCs w:val="23"/>
+              <w:spacing w:line="360" w:lineRule="auto"/>
+              <w:rPr>
+                <w:sz w:val="28"/>
+                <w:szCs w:val="28"/>
               </w:rPr>
             </w:pPr>
             <w:r>
               <w:rPr>
-                <w:sz w:val="23"/>
-                <w:szCs w:val="23"/>
+                <w:sz w:val="28"/>
+                <w:szCs w:val="28"/>
               </w:rPr>
               <w:t>Содержание</w:t>
             </w:r>
@@ -17466,30 +18743,30 @@
           </w:tcPr>
           <w:p>
             <w:pPr>
-              <w:spacing w:line="375" w:lineRule="atLeast"/>
-              <w:rPr>
-                <w:sz w:val="23"/>
-                <w:szCs w:val="23"/>
+              <w:spacing w:line="360" w:lineRule="auto"/>
+              <w:rPr>
+                <w:sz w:val="28"/>
+                <w:szCs w:val="28"/>
               </w:rPr>
             </w:pPr>
             <w:r>
               <w:rPr>
-                <w:sz w:val="23"/>
-                <w:szCs w:val="23"/>
+                <w:sz w:val="28"/>
+                <w:szCs w:val="28"/>
               </w:rPr>
               <w:t>Сводка</w:t>
             </w:r>
             <w:r>
               <w:rPr>
-                <w:sz w:val="23"/>
-                <w:szCs w:val="23"/>
+                <w:sz w:val="28"/>
+                <w:szCs w:val="28"/>
               </w:rPr>
               <w:t xml:space="preserve"> </w:t>
             </w:r>
             <w:r>
               <w:rPr>
-                <w:sz w:val="23"/>
-                <w:szCs w:val="23"/>
+                <w:sz w:val="28"/>
+                <w:szCs w:val="28"/>
               </w:rPr>
               <w:t>заявок</w:t>
             </w:r>
@@ -17509,72 +18786,72 @@
           </w:tcPr>
           <w:p>
             <w:pPr>
-              <w:spacing w:line="375" w:lineRule="atLeast"/>
-              <w:rPr>
-                <w:sz w:val="23"/>
-                <w:szCs w:val="23"/>
+              <w:spacing w:line="360" w:lineRule="auto"/>
+              <w:rPr>
+                <w:sz w:val="28"/>
+                <w:szCs w:val="28"/>
               </w:rPr>
             </w:pPr>
             <w:r>
               <w:rPr>
-                <w:sz w:val="23"/>
-                <w:szCs w:val="23"/>
+                <w:sz w:val="28"/>
+                <w:szCs w:val="28"/>
               </w:rPr>
               <w:t>Количество</w:t>
             </w:r>
             <w:r>
               <w:rPr>
-                <w:sz w:val="23"/>
-                <w:szCs w:val="23"/>
+                <w:sz w:val="28"/>
+                <w:szCs w:val="28"/>
               </w:rPr>
               <w:t xml:space="preserve"> </w:t>
             </w:r>
             <w:r>
               <w:rPr>
-                <w:sz w:val="23"/>
-                <w:szCs w:val="23"/>
+                <w:sz w:val="28"/>
+                <w:szCs w:val="28"/>
               </w:rPr>
               <w:t>по</w:t>
             </w:r>
             <w:r>
               <w:rPr>
-                <w:sz w:val="23"/>
-                <w:szCs w:val="23"/>
+                <w:sz w:val="28"/>
+                <w:szCs w:val="28"/>
               </w:rPr>
               <w:t xml:space="preserve"> </w:t>
             </w:r>
             <w:r>
               <w:rPr>
-                <w:sz w:val="23"/>
-                <w:szCs w:val="23"/>
+                <w:sz w:val="28"/>
+                <w:szCs w:val="28"/>
               </w:rPr>
               <w:t>типам</w:t>
             </w:r>
             <w:r>
               <w:rPr>
-                <w:sz w:val="23"/>
-                <w:szCs w:val="23"/>
+                <w:sz w:val="28"/>
+                <w:szCs w:val="28"/>
               </w:rPr>
               <w:t xml:space="preserve"> </w:t>
             </w:r>
             <w:r>
               <w:rPr>
-                <w:sz w:val="23"/>
-                <w:szCs w:val="23"/>
+                <w:sz w:val="28"/>
+                <w:szCs w:val="28"/>
               </w:rPr>
               <w:t>и</w:t>
             </w:r>
             <w:r>
               <w:rPr>
-                <w:sz w:val="23"/>
-                <w:szCs w:val="23"/>
+                <w:sz w:val="28"/>
+                <w:szCs w:val="28"/>
               </w:rPr>
               <w:t xml:space="preserve"> </w:t>
             </w:r>
             <w:r>
               <w:rPr>
-                <w:sz w:val="23"/>
-                <w:szCs w:val="23"/>
+                <w:sz w:val="28"/>
+                <w:szCs w:val="28"/>
               </w:rPr>
               <w:t>статусам</w:t>
             </w:r>
@@ -17596,58 +18873,58 @@
           </w:tcPr>
           <w:p>
             <w:pPr>
-              <w:spacing w:line="375" w:lineRule="atLeast"/>
-              <w:rPr>
-                <w:sz w:val="23"/>
-                <w:szCs w:val="23"/>
+              <w:spacing w:line="360" w:lineRule="auto"/>
+              <w:rPr>
+                <w:sz w:val="28"/>
+                <w:szCs w:val="28"/>
               </w:rPr>
             </w:pPr>
             <w:r>
               <w:rPr>
-                <w:sz w:val="23"/>
-                <w:szCs w:val="23"/>
+                <w:sz w:val="28"/>
+                <w:szCs w:val="28"/>
               </w:rPr>
               <w:t>Отчет</w:t>
             </w:r>
             <w:r>
               <w:rPr>
-                <w:sz w:val="23"/>
-                <w:szCs w:val="23"/>
+                <w:sz w:val="28"/>
+                <w:szCs w:val="28"/>
               </w:rPr>
               <w:t xml:space="preserve"> </w:t>
             </w:r>
             <w:r>
               <w:rPr>
-                <w:sz w:val="23"/>
-                <w:szCs w:val="23"/>
+                <w:sz w:val="28"/>
+                <w:szCs w:val="28"/>
               </w:rPr>
               <w:t>по</w:t>
             </w:r>
             <w:r>
               <w:rPr>
-                <w:sz w:val="23"/>
-                <w:szCs w:val="23"/>
+                <w:sz w:val="28"/>
+                <w:szCs w:val="28"/>
               </w:rPr>
               <w:t xml:space="preserve"> </w:t>
             </w:r>
             <w:r>
               <w:rPr>
-                <w:sz w:val="23"/>
-                <w:szCs w:val="23"/>
+                <w:sz w:val="28"/>
+                <w:szCs w:val="28"/>
               </w:rPr>
               <w:t>черному</w:t>
             </w:r>
             <w:r>
               <w:rPr>
-                <w:sz w:val="23"/>
-                <w:szCs w:val="23"/>
+                <w:sz w:val="28"/>
+                <w:szCs w:val="28"/>
               </w:rPr>
               <w:t xml:space="preserve"> </w:t>
             </w:r>
             <w:r>
               <w:rPr>
-                <w:sz w:val="23"/>
-                <w:szCs w:val="23"/>
+                <w:sz w:val="28"/>
+                <w:szCs w:val="28"/>
               </w:rPr>
               <w:t>списку</w:t>
             </w:r>
@@ -17667,58 +18944,58 @@
           </w:tcPr>
           <w:p>
             <w:pPr>
-              <w:spacing w:line="375" w:lineRule="atLeast"/>
-              <w:rPr>
-                <w:sz w:val="23"/>
-                <w:szCs w:val="23"/>
+              <w:spacing w:line="360" w:lineRule="auto"/>
+              <w:rPr>
+                <w:sz w:val="28"/>
+                <w:szCs w:val="28"/>
               </w:rPr>
             </w:pPr>
             <w:r>
               <w:rPr>
-                <w:sz w:val="23"/>
-                <w:szCs w:val="23"/>
+                <w:sz w:val="28"/>
+                <w:szCs w:val="28"/>
               </w:rPr>
               <w:t>Список</w:t>
             </w:r>
             <w:r>
               <w:rPr>
-                <w:sz w:val="23"/>
-                <w:szCs w:val="23"/>
+                <w:sz w:val="28"/>
+                <w:szCs w:val="28"/>
               </w:rPr>
               <w:t xml:space="preserve"> </w:t>
             </w:r>
             <w:r>
               <w:rPr>
-                <w:sz w:val="23"/>
-                <w:szCs w:val="23"/>
+                <w:sz w:val="28"/>
+                <w:szCs w:val="28"/>
               </w:rPr>
               <w:t>нарушителей</w:t>
             </w:r>
             <w:r>
               <w:rPr>
-                <w:sz w:val="23"/>
-                <w:szCs w:val="23"/>
+                <w:sz w:val="28"/>
+                <w:szCs w:val="28"/>
               </w:rPr>
               <w:t xml:space="preserve"> </w:t>
             </w:r>
             <w:r>
               <w:rPr>
-                <w:sz w:val="23"/>
-                <w:szCs w:val="23"/>
+                <w:sz w:val="28"/>
+                <w:szCs w:val="28"/>
               </w:rPr>
               <w:t>и</w:t>
             </w:r>
             <w:r>
               <w:rPr>
-                <w:sz w:val="23"/>
-                <w:szCs w:val="23"/>
+                <w:sz w:val="28"/>
+                <w:szCs w:val="28"/>
               </w:rPr>
               <w:t xml:space="preserve"> </w:t>
             </w:r>
             <w:r>
               <w:rPr>
-                <w:sz w:val="23"/>
-                <w:szCs w:val="23"/>
+                <w:sz w:val="28"/>
+                <w:szCs w:val="28"/>
               </w:rPr>
               <w:t>причины</w:t>
             </w:r>
@@ -17740,44 +19017,44 @@
           </w:tcPr>
           <w:p>
             <w:pPr>
-              <w:spacing w:line="375" w:lineRule="atLeast"/>
-              <w:rPr>
-                <w:sz w:val="23"/>
-                <w:szCs w:val="23"/>
+              <w:spacing w:line="360" w:lineRule="auto"/>
+              <w:rPr>
+                <w:sz w:val="28"/>
+                <w:szCs w:val="28"/>
               </w:rPr>
             </w:pPr>
             <w:r>
               <w:rPr>
-                <w:sz w:val="23"/>
-                <w:szCs w:val="23"/>
+                <w:sz w:val="28"/>
+                <w:szCs w:val="28"/>
               </w:rPr>
               <w:t>Отчет</w:t>
             </w:r>
             <w:r>
               <w:rPr>
-                <w:sz w:val="23"/>
-                <w:szCs w:val="23"/>
+                <w:sz w:val="28"/>
+                <w:szCs w:val="28"/>
               </w:rPr>
               <w:t xml:space="preserve"> </w:t>
             </w:r>
             <w:r>
               <w:rPr>
-                <w:sz w:val="23"/>
-                <w:szCs w:val="23"/>
+                <w:sz w:val="28"/>
+                <w:szCs w:val="28"/>
               </w:rPr>
               <w:t>по</w:t>
             </w:r>
             <w:r>
               <w:rPr>
-                <w:sz w:val="23"/>
-                <w:szCs w:val="23"/>
+                <w:sz w:val="28"/>
+                <w:szCs w:val="28"/>
               </w:rPr>
               <w:t xml:space="preserve"> </w:t>
             </w:r>
             <w:r>
               <w:rPr>
-                <w:sz w:val="23"/>
-                <w:szCs w:val="23"/>
+                <w:sz w:val="28"/>
+                <w:szCs w:val="28"/>
               </w:rPr>
               <w:t>посещениям</w:t>
             </w:r>
@@ -17797,44 +19074,44 @@
           </w:tcPr>
           <w:p>
             <w:pPr>
-              <w:spacing w:line="375" w:lineRule="atLeast"/>
-              <w:rPr>
-                <w:sz w:val="23"/>
-                <w:szCs w:val="23"/>
+              <w:spacing w:line="360" w:lineRule="auto"/>
+              <w:rPr>
+                <w:sz w:val="28"/>
+                <w:szCs w:val="28"/>
               </w:rPr>
             </w:pPr>
             <w:r>
               <w:rPr>
-                <w:sz w:val="23"/>
-                <w:szCs w:val="23"/>
+                <w:sz w:val="28"/>
+                <w:szCs w:val="28"/>
               </w:rPr>
               <w:t>Фактические</w:t>
             </w:r>
             <w:r>
               <w:rPr>
-                <w:sz w:val="23"/>
-                <w:szCs w:val="23"/>
+                <w:sz w:val="28"/>
+                <w:szCs w:val="28"/>
               </w:rPr>
               <w:t xml:space="preserve"> </w:t>
             </w:r>
             <w:r>
               <w:rPr>
-                <w:sz w:val="23"/>
-                <w:szCs w:val="23"/>
+                <w:sz w:val="28"/>
+                <w:szCs w:val="28"/>
               </w:rPr>
               <w:t>время</w:t>
             </w:r>
             <w:r>
               <w:rPr>
-                <w:sz w:val="23"/>
-                <w:szCs w:val="23"/>
+                <w:sz w:val="28"/>
+                <w:szCs w:val="28"/>
               </w:rPr>
               <w:t xml:space="preserve"> </w:t>
             </w:r>
             <w:r>
               <w:rPr>
-                <w:sz w:val="23"/>
-                <w:szCs w:val="23"/>
+                <w:sz w:val="28"/>
+                <w:szCs w:val="28"/>
               </w:rPr>
               <w:t>входа/выхода</w:t>
             </w:r>
@@ -18648,6 +19925,8 @@
     </w:p>
     <w:p>
       <w:pPr>
+        <w:spacing w:line="360" w:lineRule="auto"/>
+        <w:ind w:firstLine="709"/>
         <w:rPr>
           <w:sz w:val="28"/>
           <w:szCs w:val="28"/>
@@ -18665,6 +19944,8 @@
     </w:p>
     <w:p>
       <w:pPr>
+        <w:spacing w:line="360" w:lineRule="auto"/>
+        <w:ind w:firstLine="709"/>
         <w:rPr>
           <w:sz w:val="28"/>
           <w:szCs w:val="28"/>
@@ -18722,6 +20003,8 @@
     </w:p>
     <w:p>
       <w:pPr>
+        <w:spacing w:line="360" w:lineRule="auto"/>
+        <w:ind w:firstLine="709"/>
         <w:rPr>
           <w:sz w:val="28"/>
           <w:szCs w:val="28"/>
@@ -18753,6 +20036,8 @@
     </w:p>
     <w:p>
       <w:pPr>
+        <w:spacing w:line="360" w:lineRule="auto"/>
+        <w:ind w:firstLine="709"/>
         <w:rPr>
           <w:sz w:val="28"/>
           <w:szCs w:val="28"/>
@@ -18838,6 +20123,8 @@
     </w:p>
     <w:p>
       <w:pPr>
+        <w:spacing w:line="360" w:lineRule="auto"/>
+        <w:ind w:firstLine="709"/>
         <w:rPr>
           <w:sz w:val="28"/>
           <w:szCs w:val="28"/>
@@ -18855,6 +20142,8 @@
     </w:p>
     <w:p>
       <w:pPr>
+        <w:spacing w:line="360" w:lineRule="auto"/>
+        <w:ind w:firstLine="709"/>
         <w:rPr>
           <w:sz w:val="28"/>
           <w:szCs w:val="28"/>
@@ -18898,6 +20187,8 @@
     </w:p>
     <w:p>
       <w:pPr>
+        <w:spacing w:line="360" w:lineRule="auto"/>
+        <w:ind w:firstLine="709"/>
         <w:rPr>
           <w:sz w:val="28"/>
           <w:szCs w:val="28"/>
@@ -18955,6 +20246,8 @@
     </w:p>
     <w:p>
       <w:pPr>
+        <w:spacing w:line="360" w:lineRule="auto"/>
+        <w:ind w:firstLine="709"/>
         <w:rPr>
           <w:sz w:val="28"/>
           <w:szCs w:val="28"/>
@@ -19012,6 +20305,8 @@
     </w:p>
     <w:p>
       <w:pPr>
+        <w:spacing w:line="360" w:lineRule="auto"/>
+        <w:ind w:firstLine="709"/>
         <w:rPr>
           <w:sz w:val="28"/>
           <w:szCs w:val="28"/>
@@ -19069,6 +20364,8 @@
     </w:p>
     <w:p>
       <w:pPr>
+        <w:spacing w:line="360" w:lineRule="auto"/>
+        <w:ind w:firstLine="709"/>
         <w:rPr>
           <w:sz w:val="28"/>
           <w:szCs w:val="28"/>
@@ -19112,6 +20409,8 @@
     </w:p>
     <w:p>
       <w:pPr>
+        <w:spacing w:line="360" w:lineRule="auto"/>
+        <w:ind w:firstLine="709"/>
         <w:rPr>
           <w:sz w:val="28"/>
           <w:szCs w:val="28"/>
@@ -19155,6 +20454,8 @@
     </w:p>
     <w:p>
       <w:pPr>
+        <w:spacing w:line="360" w:lineRule="auto"/>
+        <w:ind w:firstLine="709"/>
         <w:rPr>
           <w:sz w:val="28"/>
           <w:szCs w:val="28"/>
@@ -19184,6 +20485,8 @@
     </w:p>
     <w:p>
       <w:pPr>
+        <w:spacing w:line="360" w:lineRule="auto"/>
+        <w:ind w:firstLine="709"/>
         <w:rPr>
           <w:sz w:val="28"/>
           <w:szCs w:val="28"/>
@@ -19236,6 +20539,8 @@
     </w:p>
     <w:p>
       <w:pPr>
+        <w:spacing w:line="360" w:lineRule="auto"/>
+        <w:ind w:firstLine="709"/>
         <w:rPr>
           <w:sz w:val="28"/>
           <w:szCs w:val="28"/>
@@ -19293,6 +20598,8 @@
     </w:p>
     <w:p>
       <w:pPr>
+        <w:spacing w:line="360" w:lineRule="auto"/>
+        <w:ind w:firstLine="709"/>
         <w:rPr>
           <w:sz w:val="28"/>
           <w:szCs w:val="28"/>
@@ -19487,6 +20794,8 @@
     </w:p>
     <w:p>
       <w:pPr>
+        <w:spacing w:line="360" w:lineRule="auto"/>
+        <w:ind w:firstLine="709"/>
         <w:rPr>
           <w:sz w:val="28"/>
           <w:szCs w:val="28"/>
@@ -19696,7 +21005,27 @@
           <w:sz w:val="28"/>
           <w:szCs w:val="28"/>
         </w:rPr>
-        <w:t>приложение С)</w:t>
+        <w:t>приложение</w:t>
+      </w:r>
+      <w:r>
+        <w:rPr>
+          <w:b/>
+          <w:bCs/>
+          <w:color w:val="0F1115"/>
+          <w:sz w:val="28"/>
+          <w:szCs w:val="28"/>
+        </w:rPr>
+        <w:t xml:space="preserve"> </w:t>
+      </w:r>
+      <w:r>
+        <w:rPr>
+          <w:b/>
+          <w:bCs/>
+          <w:color w:val="0F1115"/>
+          <w:sz w:val="28"/>
+          <w:szCs w:val="28"/>
+        </w:rPr>
+        <w:t>С)</w:t>
       </w:r>
     </w:p>
     <w:p>
@@ -19704,65 +21033,66 @@
         <w:pStyle w:val="3"/>
         <w:shd w:val="clear" w:color="auto" w:fill="FFFFFF"/>
         <w:spacing w:before="480" w:beforeAutospacing="0" w:after="240" w:afterAutospacing="0" w:line="450" w:lineRule="atLeast"/>
-        <w:rPr>
-          <w:color w:val="0F1115"/>
-          <w:sz w:val="30"/>
-          <w:szCs w:val="30"/>
-        </w:rPr>
-      </w:pPr>
-      <w:r>
-        <w:rPr>
-          <w:color w:val="0F1115"/>
-          <w:sz w:val="30"/>
-          <w:szCs w:val="30"/>
+        <w:jc w:val="center"/>
+        <w:rPr>
+          <w:color w:val="0F1115"/>
+          <w:sz w:val="28"/>
+          <w:szCs w:val="28"/>
+        </w:rPr>
+      </w:pPr>
+      <w:r>
+        <w:rPr>
+          <w:color w:val="0F1115"/>
+          <w:sz w:val="28"/>
+          <w:szCs w:val="28"/>
         </w:rPr>
         <w:t>8.1</w:t>
       </w:r>
       <w:r>
         <w:rPr>
           <w:color w:val="0F1115"/>
-          <w:sz w:val="30"/>
-          <w:szCs w:val="30"/>
-        </w:rPr>
-        <w:t xml:space="preserve"> </w:t>
-      </w:r>
-      <w:r>
-        <w:rPr>
-          <w:color w:val="0F1115"/>
-          <w:sz w:val="30"/>
-          <w:szCs w:val="30"/>
+          <w:sz w:val="28"/>
+          <w:szCs w:val="28"/>
+        </w:rPr>
+        <w:t xml:space="preserve"> </w:t>
+      </w:r>
+      <w:r>
+        <w:rPr>
+          <w:color w:val="0F1115"/>
+          <w:sz w:val="28"/>
+          <w:szCs w:val="28"/>
         </w:rPr>
         <w:t>Методы</w:t>
       </w:r>
       <w:r>
         <w:rPr>
           <w:color w:val="0F1115"/>
-          <w:sz w:val="30"/>
-          <w:szCs w:val="30"/>
-        </w:rPr>
-        <w:t xml:space="preserve"> </w:t>
-      </w:r>
-      <w:r>
-        <w:rPr>
-          <w:color w:val="0F1115"/>
-          <w:sz w:val="30"/>
-          <w:szCs w:val="30"/>
+          <w:sz w:val="28"/>
+          <w:szCs w:val="28"/>
+        </w:rPr>
+        <w:t xml:space="preserve"> </w:t>
+      </w:r>
+      <w:r>
+        <w:rPr>
+          <w:color w:val="0F1115"/>
+          <w:sz w:val="28"/>
+          <w:szCs w:val="28"/>
         </w:rPr>
         <w:t>резервного</w:t>
       </w:r>
       <w:r>
         <w:rPr>
           <w:color w:val="0F1115"/>
-          <w:sz w:val="30"/>
-          <w:szCs w:val="30"/>
-        </w:rPr>
-        <w:t xml:space="preserve"> </w:t>
-      </w:r>
-      <w:r>
-        <w:rPr>
-          <w:color w:val="0F1115"/>
-          <w:sz w:val="30"/>
-          <w:szCs w:val="30"/>
+          <w:sz w:val="28"/>
+          <w:szCs w:val="28"/>
+        </w:rPr>
+        <w:t xml:space="preserve"> </w:t>
+      </w:r>
+      <w:r>
+        <w:rPr>
+          <w:color w:val="0F1115"/>
+          <w:sz w:val="28"/>
+          <w:szCs w:val="28"/>
         </w:rPr>
         <w:t>копирования</w:t>
       </w:r>
@@ -19787,9 +21117,9 @@
         <w:tblLook w:val="04A0" w:firstRow="1" w:lastRow="0" w:firstColumn="1" w:lastColumn="0" w:noHBand="0" w:noVBand="1"/>
       </w:tblPr>
       <w:tblGrid>
-        <w:gridCol w:w="3220"/>
-        <w:gridCol w:w="2789"/>
-        <w:gridCol w:w="5271"/>
+        <w:gridCol w:w="3254"/>
+        <w:gridCol w:w="2665"/>
+        <w:gridCol w:w="5361"/>
       </w:tblGrid>
       <w:tr>
         <w:trPr>
@@ -19811,14 +21141,14 @@
             <w:pPr>
               <w:spacing w:line="375" w:lineRule="atLeast"/>
               <w:rPr>
-                <w:sz w:val="23"/>
-                <w:szCs w:val="23"/>
+                <w:sz w:val="28"/>
+                <w:szCs w:val="28"/>
               </w:rPr>
             </w:pPr>
             <w:r>
               <w:rPr>
-                <w:sz w:val="23"/>
-                <w:szCs w:val="23"/>
+                <w:sz w:val="28"/>
+                <w:szCs w:val="28"/>
               </w:rPr>
               <w:t>Метод</w:t>
             </w:r>
@@ -19840,14 +21170,14 @@
             <w:pPr>
               <w:spacing w:line="375" w:lineRule="atLeast"/>
               <w:rPr>
-                <w:sz w:val="23"/>
-                <w:szCs w:val="23"/>
+                <w:sz w:val="28"/>
+                <w:szCs w:val="28"/>
               </w:rPr>
             </w:pPr>
             <w:r>
               <w:rPr>
-                <w:sz w:val="23"/>
-                <w:szCs w:val="23"/>
+                <w:sz w:val="28"/>
+                <w:szCs w:val="28"/>
               </w:rPr>
               <w:t>Команда</w:t>
             </w:r>
@@ -19869,14 +21199,14 @@
             <w:pPr>
               <w:spacing w:line="375" w:lineRule="atLeast"/>
               <w:rPr>
-                <w:sz w:val="23"/>
-                <w:szCs w:val="23"/>
+                <w:sz w:val="28"/>
+                <w:szCs w:val="28"/>
               </w:rPr>
             </w:pPr>
             <w:r>
               <w:rPr>
-                <w:sz w:val="23"/>
-                <w:szCs w:val="23"/>
+                <w:sz w:val="28"/>
+                <w:szCs w:val="28"/>
               </w:rPr>
               <w:t>Назначение</w:t>
             </w:r>
@@ -19900,60 +21230,60 @@
             <w:pPr>
               <w:spacing w:line="375" w:lineRule="atLeast"/>
               <w:rPr>
-                <w:sz w:val="23"/>
-                <w:szCs w:val="23"/>
+                <w:sz w:val="28"/>
+                <w:szCs w:val="28"/>
               </w:rPr>
             </w:pPr>
             <w:proofErr w:type="spellStart"/>
             <w:r>
               <w:rPr>
-                <w:sz w:val="23"/>
-                <w:szCs w:val="23"/>
+                <w:sz w:val="28"/>
+                <w:szCs w:val="28"/>
               </w:rPr>
               <w:t>pg_dump</w:t>
             </w:r>
             <w:proofErr w:type="spellEnd"/>
             <w:r>
               <w:rPr>
-                <w:sz w:val="23"/>
-                <w:szCs w:val="23"/>
+                <w:sz w:val="28"/>
+                <w:szCs w:val="28"/>
               </w:rPr>
               <w:t xml:space="preserve"> </w:t>
             </w:r>
             <w:r>
               <w:rPr>
-                <w:sz w:val="23"/>
-                <w:szCs w:val="23"/>
+                <w:sz w:val="28"/>
+                <w:szCs w:val="28"/>
               </w:rPr>
               <w:t>(</w:t>
             </w:r>
             <w:proofErr w:type="gramStart"/>
             <w:r>
               <w:rPr>
-                <w:sz w:val="23"/>
-                <w:szCs w:val="23"/>
+                <w:sz w:val="28"/>
+                <w:szCs w:val="28"/>
               </w:rPr>
               <w:t>формат</w:t>
             </w:r>
             <w:r>
               <w:rPr>
-                <w:sz w:val="23"/>
-                <w:szCs w:val="23"/>
+                <w:sz w:val="28"/>
+                <w:szCs w:val="28"/>
               </w:rPr>
               <w:t xml:space="preserve"> </w:t>
             </w:r>
             <w:r>
               <w:rPr>
-                <w:sz w:val="23"/>
-                <w:szCs w:val="23"/>
+                <w:sz w:val="28"/>
+                <w:szCs w:val="28"/>
               </w:rPr>
               <w:t>.</w:t>
             </w:r>
             <w:proofErr w:type="spellStart"/>
             <w:r>
               <w:rPr>
-                <w:sz w:val="23"/>
-                <w:szCs w:val="23"/>
+                <w:sz w:val="28"/>
+                <w:szCs w:val="28"/>
               </w:rPr>
               <w:t>dump</w:t>
             </w:r>
@@ -19961,8 +21291,8 @@
             <w:proofErr w:type="gramEnd"/>
             <w:r>
               <w:rPr>
-                <w:sz w:val="23"/>
-                <w:szCs w:val="23"/>
+                <w:sz w:val="28"/>
+                <w:szCs w:val="28"/>
               </w:rPr>
               <w:t>)</w:t>
             </w:r>
@@ -19983,25 +21313,45 @@
           <w:p>
             <w:pPr>
               <w:rPr>
-                <w:sz w:val="23"/>
-                <w:szCs w:val="23"/>
+                <w:sz w:val="28"/>
+                <w:szCs w:val="28"/>
               </w:rPr>
             </w:pPr>
             <w:proofErr w:type="spellStart"/>
             <w:r>
+              <w:rPr>
+                <w:sz w:val="28"/>
+                <w:szCs w:val="28"/>
+              </w:rPr>
               <w:t>pg_dump</w:t>
             </w:r>
             <w:proofErr w:type="spellEnd"/>
             <w:r>
+              <w:rPr>
+                <w:sz w:val="28"/>
+                <w:szCs w:val="28"/>
+              </w:rPr>
               <w:t xml:space="preserve"> </w:t>
             </w:r>
             <w:r>
+              <w:rPr>
+                <w:sz w:val="28"/>
+                <w:szCs w:val="28"/>
+              </w:rPr>
               <w:t>-F</w:t>
             </w:r>
             <w:r>
+              <w:rPr>
+                <w:sz w:val="28"/>
+                <w:szCs w:val="28"/>
+              </w:rPr>
               <w:t xml:space="preserve"> </w:t>
             </w:r>
             <w:r>
+              <w:rPr>
+                <w:sz w:val="28"/>
+                <w:szCs w:val="28"/>
+              </w:rPr>
               <w:t>c</w:t>
             </w:r>
           </w:p>
@@ -20022,56 +21372,56 @@
             <w:pPr>
               <w:spacing w:line="375" w:lineRule="atLeast"/>
               <w:rPr>
-                <w:sz w:val="23"/>
-                <w:szCs w:val="23"/>
+                <w:sz w:val="28"/>
+                <w:szCs w:val="28"/>
               </w:rPr>
             </w:pPr>
             <w:r>
               <w:rPr>
-                <w:sz w:val="23"/>
-                <w:szCs w:val="23"/>
+                <w:sz w:val="28"/>
+                <w:szCs w:val="28"/>
               </w:rPr>
               <w:t>Бинарный</w:t>
             </w:r>
             <w:r>
               <w:rPr>
-                <w:sz w:val="23"/>
-                <w:szCs w:val="23"/>
+                <w:sz w:val="28"/>
+                <w:szCs w:val="28"/>
               </w:rPr>
               <w:t xml:space="preserve"> </w:t>
             </w:r>
             <w:r>
               <w:rPr>
-                <w:sz w:val="23"/>
-                <w:szCs w:val="23"/>
+                <w:sz w:val="28"/>
+                <w:szCs w:val="28"/>
               </w:rPr>
               <w:t>дамп</w:t>
             </w:r>
             <w:r>
               <w:rPr>
-                <w:sz w:val="23"/>
-                <w:szCs w:val="23"/>
+                <w:sz w:val="28"/>
+                <w:szCs w:val="28"/>
               </w:rPr>
               <w:t xml:space="preserve"> </w:t>
             </w:r>
             <w:r>
               <w:rPr>
-                <w:sz w:val="23"/>
-                <w:szCs w:val="23"/>
+                <w:sz w:val="28"/>
+                <w:szCs w:val="28"/>
               </w:rPr>
               <w:t>(быстрое</w:t>
             </w:r>
             <w:r>
               <w:rPr>
-                <w:sz w:val="23"/>
-                <w:szCs w:val="23"/>
+                <w:sz w:val="28"/>
+                <w:szCs w:val="28"/>
               </w:rPr>
               <w:t xml:space="preserve"> </w:t>
             </w:r>
             <w:r>
               <w:rPr>
-                <w:sz w:val="23"/>
-                <w:szCs w:val="23"/>
+                <w:sz w:val="28"/>
+                <w:szCs w:val="28"/>
               </w:rPr>
               <w:t>восстановление)</w:t>
             </w:r>
@@ -20095,44 +21445,44 @@
             <w:pPr>
               <w:spacing w:line="375" w:lineRule="atLeast"/>
               <w:rPr>
-                <w:sz w:val="23"/>
-                <w:szCs w:val="23"/>
+                <w:sz w:val="28"/>
+                <w:szCs w:val="28"/>
               </w:rPr>
             </w:pPr>
             <w:proofErr w:type="spellStart"/>
             <w:r>
               <w:rPr>
-                <w:sz w:val="23"/>
-                <w:szCs w:val="23"/>
+                <w:sz w:val="28"/>
+                <w:szCs w:val="28"/>
               </w:rPr>
               <w:t>pg_dump</w:t>
             </w:r>
             <w:proofErr w:type="spellEnd"/>
             <w:r>
               <w:rPr>
-                <w:sz w:val="23"/>
-                <w:szCs w:val="23"/>
+                <w:sz w:val="28"/>
+                <w:szCs w:val="28"/>
               </w:rPr>
               <w:t xml:space="preserve"> </w:t>
             </w:r>
             <w:r>
               <w:rPr>
-                <w:sz w:val="23"/>
-                <w:szCs w:val="23"/>
+                <w:sz w:val="28"/>
+                <w:szCs w:val="28"/>
               </w:rPr>
               <w:t>(SQL</w:t>
             </w:r>
             <w:r>
               <w:rPr>
-                <w:sz w:val="23"/>
-                <w:szCs w:val="23"/>
+                <w:sz w:val="28"/>
+                <w:szCs w:val="28"/>
               </w:rPr>
               <w:t xml:space="preserve"> </w:t>
             </w:r>
             <w:r>
               <w:rPr>
-                <w:sz w:val="23"/>
-                <w:szCs w:val="23"/>
+                <w:sz w:val="28"/>
+                <w:szCs w:val="28"/>
               </w:rPr>
               <w:t>формат)</w:t>
             </w:r>
@@ -20153,14 +21503,16 @@
           <w:p>
             <w:pPr>
               <w:rPr>
-                <w:sz w:val="23"/>
-                <w:szCs w:val="23"/>
+                <w:sz w:val="28"/>
+                <w:szCs w:val="28"/>
                 <w:lang w:val="en-US"/>
               </w:rPr>
             </w:pPr>
             <w:proofErr w:type="spellStart"/>
             <w:r>
               <w:rPr>
+                <w:sz w:val="28"/>
+                <w:szCs w:val="28"/>
                 <w:lang w:val="en-US"/>
               </w:rPr>
               <w:t>pg_dump</w:t>
@@ -20168,18 +21520,24 @@
             <w:proofErr w:type="spellEnd"/>
             <w:r>
               <w:rPr>
+                <w:sz w:val="28"/>
+                <w:szCs w:val="28"/>
                 <w:lang w:val="en-US"/>
               </w:rPr>
               <w:t xml:space="preserve"> </w:t>
             </w:r>
             <w:r>
               <w:rPr>
+                <w:sz w:val="28"/>
+                <w:szCs w:val="28"/>
                 <w:lang w:val="en-US"/>
               </w:rPr>
               <w:t>-f</w:t>
             </w:r>
             <w:r>
               <w:rPr>
+                <w:sz w:val="28"/>
+                <w:szCs w:val="28"/>
                 <w:lang w:val="en-US"/>
               </w:rPr>
               <w:t xml:space="preserve"> </w:t>
@@ -20187,6 +21545,8 @@
             <w:proofErr w:type="spellStart"/>
             <w:r>
               <w:rPr>
+                <w:sz w:val="28"/>
+                <w:szCs w:val="28"/>
                 <w:lang w:val="en-US"/>
               </w:rPr>
               <w:t>file.sql</w:t>
@@ -20210,42 +21570,42 @@
             <w:pPr>
               <w:spacing w:line="375" w:lineRule="atLeast"/>
               <w:rPr>
-                <w:sz w:val="23"/>
-                <w:szCs w:val="23"/>
+                <w:sz w:val="28"/>
+                <w:szCs w:val="28"/>
               </w:rPr>
             </w:pPr>
             <w:r>
               <w:rPr>
-                <w:sz w:val="23"/>
-                <w:szCs w:val="23"/>
+                <w:sz w:val="28"/>
+                <w:szCs w:val="28"/>
               </w:rPr>
               <w:t>Текстовый</w:t>
             </w:r>
             <w:r>
               <w:rPr>
-                <w:sz w:val="23"/>
-                <w:szCs w:val="23"/>
+                <w:sz w:val="28"/>
+                <w:szCs w:val="28"/>
               </w:rPr>
               <w:t xml:space="preserve"> </w:t>
             </w:r>
             <w:r>
               <w:rPr>
-                <w:sz w:val="23"/>
-                <w:szCs w:val="23"/>
+                <w:sz w:val="28"/>
+                <w:szCs w:val="28"/>
               </w:rPr>
               <w:t>дамп</w:t>
             </w:r>
             <w:r>
               <w:rPr>
-                <w:sz w:val="23"/>
-                <w:szCs w:val="23"/>
+                <w:sz w:val="28"/>
+                <w:szCs w:val="28"/>
               </w:rPr>
               <w:t xml:space="preserve"> </w:t>
             </w:r>
             <w:r>
               <w:rPr>
-                <w:sz w:val="23"/>
-                <w:szCs w:val="23"/>
+                <w:sz w:val="28"/>
+                <w:szCs w:val="28"/>
               </w:rPr>
               <w:t>(читаемый)</w:t>
             </w:r>
@@ -20269,15 +21629,15 @@
             <w:pPr>
               <w:spacing w:line="375" w:lineRule="atLeast"/>
               <w:rPr>
-                <w:sz w:val="23"/>
-                <w:szCs w:val="23"/>
+                <w:sz w:val="28"/>
+                <w:szCs w:val="28"/>
               </w:rPr>
             </w:pPr>
             <w:proofErr w:type="spellStart"/>
             <w:r>
               <w:rPr>
-                <w:sz w:val="23"/>
-                <w:szCs w:val="23"/>
+                <w:sz w:val="28"/>
+                <w:szCs w:val="28"/>
               </w:rPr>
               <w:t>pg_dumpall</w:t>
             </w:r>
@@ -20299,12 +21659,16 @@
           <w:p>
             <w:pPr>
               <w:rPr>
-                <w:sz w:val="23"/>
-                <w:szCs w:val="23"/>
+                <w:sz w:val="28"/>
+                <w:szCs w:val="28"/>
               </w:rPr>
             </w:pPr>
             <w:proofErr w:type="spellStart"/>
             <w:r>
+              <w:rPr>
+                <w:sz w:val="28"/>
+                <w:szCs w:val="28"/>
+              </w:rPr>
               <w:t>pg_dumpall</w:t>
             </w:r>
             <w:proofErr w:type="spellEnd"/>
@@ -20326,84 +21690,84 @@
             <w:pPr>
               <w:spacing w:line="375" w:lineRule="atLeast"/>
               <w:rPr>
-                <w:sz w:val="23"/>
-                <w:szCs w:val="23"/>
+                <w:sz w:val="28"/>
+                <w:szCs w:val="28"/>
               </w:rPr>
             </w:pPr>
             <w:r>
               <w:rPr>
-                <w:sz w:val="23"/>
-                <w:szCs w:val="23"/>
+                <w:sz w:val="28"/>
+                <w:szCs w:val="28"/>
               </w:rPr>
               <w:t>Полный</w:t>
             </w:r>
             <w:r>
               <w:rPr>
-                <w:sz w:val="23"/>
-                <w:szCs w:val="23"/>
+                <w:sz w:val="28"/>
+                <w:szCs w:val="28"/>
               </w:rPr>
               <w:t xml:space="preserve"> </w:t>
             </w:r>
             <w:r>
               <w:rPr>
-                <w:sz w:val="23"/>
-                <w:szCs w:val="23"/>
+                <w:sz w:val="28"/>
+                <w:szCs w:val="28"/>
               </w:rPr>
               <w:t>дамп</w:t>
             </w:r>
             <w:r>
               <w:rPr>
-                <w:sz w:val="23"/>
-                <w:szCs w:val="23"/>
+                <w:sz w:val="28"/>
+                <w:szCs w:val="28"/>
               </w:rPr>
               <w:t xml:space="preserve"> </w:t>
             </w:r>
             <w:r>
               <w:rPr>
-                <w:sz w:val="23"/>
-                <w:szCs w:val="23"/>
+                <w:sz w:val="28"/>
+                <w:szCs w:val="28"/>
               </w:rPr>
               <w:t>всех</w:t>
             </w:r>
             <w:r>
               <w:rPr>
-                <w:sz w:val="23"/>
-                <w:szCs w:val="23"/>
+                <w:sz w:val="28"/>
+                <w:szCs w:val="28"/>
               </w:rPr>
               <w:t xml:space="preserve"> </w:t>
             </w:r>
             <w:r>
               <w:rPr>
-                <w:sz w:val="23"/>
-                <w:szCs w:val="23"/>
+                <w:sz w:val="28"/>
+                <w:szCs w:val="28"/>
               </w:rPr>
               <w:t>БД</w:t>
             </w:r>
             <w:r>
               <w:rPr>
-                <w:sz w:val="23"/>
-                <w:szCs w:val="23"/>
+                <w:sz w:val="28"/>
+                <w:szCs w:val="28"/>
               </w:rPr>
               <w:t xml:space="preserve"> </w:t>
             </w:r>
             <w:r>
               <w:rPr>
-                <w:sz w:val="23"/>
-                <w:szCs w:val="23"/>
+                <w:sz w:val="28"/>
+                <w:szCs w:val="28"/>
               </w:rPr>
               <w:t>и</w:t>
             </w:r>
             <w:r>
               <w:rPr>
-                <w:sz w:val="23"/>
-                <w:szCs w:val="23"/>
+                <w:sz w:val="28"/>
+                <w:szCs w:val="28"/>
               </w:rPr>
               <w:t xml:space="preserve"> </w:t>
             </w:r>
             <w:r>
               <w:rPr>
-                <w:sz w:val="23"/>
-                <w:szCs w:val="23"/>
+                <w:sz w:val="28"/>
+                <w:szCs w:val="28"/>
               </w:rPr>
               <w:t>ролей</w:t>
             </w:r>
@@ -20416,65 +21780,66 @@
         <w:pStyle w:val="3"/>
         <w:shd w:val="clear" w:color="auto" w:fill="FFFFFF"/>
         <w:spacing w:before="480" w:beforeAutospacing="0" w:after="240" w:afterAutospacing="0" w:line="450" w:lineRule="atLeast"/>
-        <w:rPr>
-          <w:color w:val="0F1115"/>
-          <w:sz w:val="30"/>
-          <w:szCs w:val="30"/>
-        </w:rPr>
-      </w:pPr>
-      <w:r>
-        <w:rPr>
-          <w:color w:val="0F1115"/>
-          <w:sz w:val="30"/>
-          <w:szCs w:val="30"/>
+        <w:jc w:val="center"/>
+        <w:rPr>
+          <w:color w:val="0F1115"/>
+          <w:sz w:val="28"/>
+          <w:szCs w:val="28"/>
+        </w:rPr>
+      </w:pPr>
+      <w:r>
+        <w:rPr>
+          <w:color w:val="0F1115"/>
+          <w:sz w:val="28"/>
+          <w:szCs w:val="28"/>
         </w:rPr>
         <w:t>8.2</w:t>
       </w:r>
       <w:r>
         <w:rPr>
           <w:color w:val="0F1115"/>
-          <w:sz w:val="30"/>
-          <w:szCs w:val="30"/>
-        </w:rPr>
-        <w:t xml:space="preserve"> </w:t>
-      </w:r>
-      <w:r>
-        <w:rPr>
-          <w:color w:val="0F1115"/>
-          <w:sz w:val="30"/>
-          <w:szCs w:val="30"/>
+          <w:sz w:val="28"/>
+          <w:szCs w:val="28"/>
+        </w:rPr>
+        <w:t xml:space="preserve"> </w:t>
+      </w:r>
+      <w:r>
+        <w:rPr>
+          <w:color w:val="0F1115"/>
+          <w:sz w:val="28"/>
+          <w:szCs w:val="28"/>
         </w:rPr>
         <w:t>Виды</w:t>
       </w:r>
       <w:r>
         <w:rPr>
           <w:color w:val="0F1115"/>
-          <w:sz w:val="30"/>
-          <w:szCs w:val="30"/>
-        </w:rPr>
-        <w:t xml:space="preserve"> </w:t>
-      </w:r>
-      <w:r>
-        <w:rPr>
-          <w:color w:val="0F1115"/>
-          <w:sz w:val="30"/>
-          <w:szCs w:val="30"/>
+          <w:sz w:val="28"/>
+          <w:szCs w:val="28"/>
+        </w:rPr>
+        <w:t xml:space="preserve"> </w:t>
+      </w:r>
+      <w:r>
+        <w:rPr>
+          <w:color w:val="0F1115"/>
+          <w:sz w:val="28"/>
+          <w:szCs w:val="28"/>
         </w:rPr>
         <w:t>резервных</w:t>
       </w:r>
       <w:r>
         <w:rPr>
           <w:color w:val="0F1115"/>
-          <w:sz w:val="30"/>
-          <w:szCs w:val="30"/>
-        </w:rPr>
-        <w:t xml:space="preserve"> </w:t>
-      </w:r>
-      <w:r>
-        <w:rPr>
-          <w:color w:val="0F1115"/>
-          <w:sz w:val="30"/>
-          <w:szCs w:val="30"/>
+          <w:sz w:val="28"/>
+          <w:szCs w:val="28"/>
+        </w:rPr>
+        <w:t xml:space="preserve"> </w:t>
+      </w:r>
+      <w:r>
+        <w:rPr>
+          <w:color w:val="0F1115"/>
+          <w:sz w:val="28"/>
+          <w:szCs w:val="28"/>
         </w:rPr>
         <w:t>копий</w:t>
       </w:r>
@@ -20499,9 +21864,9 @@
         <w:tblLook w:val="04A0" w:firstRow="1" w:lastRow="0" w:firstColumn="1" w:lastColumn="0" w:noHBand="0" w:noVBand="1"/>
       </w:tblPr>
       <w:tblGrid>
-        <w:gridCol w:w="3735"/>
-        <w:gridCol w:w="4578"/>
-        <w:gridCol w:w="2707"/>
+        <w:gridCol w:w="3793"/>
+        <w:gridCol w:w="4584"/>
+        <w:gridCol w:w="2643"/>
       </w:tblGrid>
       <w:tr>
         <w:trPr>
@@ -20524,14 +21889,14 @@
             <w:pPr>
               <w:spacing w:line="375" w:lineRule="atLeast"/>
               <w:rPr>
-                <w:sz w:val="23"/>
-                <w:szCs w:val="23"/>
+                <w:sz w:val="28"/>
+                <w:szCs w:val="28"/>
               </w:rPr>
             </w:pPr>
             <w:r>
               <w:rPr>
-                <w:sz w:val="23"/>
-                <w:szCs w:val="23"/>
+                <w:sz w:val="28"/>
+                <w:szCs w:val="28"/>
               </w:rPr>
               <w:t>Вид</w:t>
             </w:r>
@@ -20553,14 +21918,14 @@
             <w:pPr>
               <w:spacing w:line="375" w:lineRule="atLeast"/>
               <w:rPr>
-                <w:sz w:val="23"/>
-                <w:szCs w:val="23"/>
+                <w:sz w:val="28"/>
+                <w:szCs w:val="28"/>
               </w:rPr>
             </w:pPr>
             <w:r>
               <w:rPr>
-                <w:sz w:val="23"/>
-                <w:szCs w:val="23"/>
+                <w:sz w:val="28"/>
+                <w:szCs w:val="28"/>
               </w:rPr>
               <w:t>Периодичность</w:t>
             </w:r>
@@ -20582,14 +21947,14 @@
             <w:pPr>
               <w:spacing w:line="375" w:lineRule="atLeast"/>
               <w:rPr>
-                <w:sz w:val="23"/>
-                <w:szCs w:val="23"/>
+                <w:sz w:val="28"/>
+                <w:szCs w:val="28"/>
               </w:rPr>
             </w:pPr>
             <w:r>
               <w:rPr>
-                <w:sz w:val="23"/>
-                <w:szCs w:val="23"/>
+                <w:sz w:val="28"/>
+                <w:szCs w:val="28"/>
               </w:rPr>
               <w:t>Хранение</w:t>
             </w:r>
@@ -20616,14 +21981,14 @@
             <w:pPr>
               <w:spacing w:line="375" w:lineRule="atLeast"/>
               <w:rPr>
-                <w:sz w:val="23"/>
-                <w:szCs w:val="23"/>
+                <w:sz w:val="28"/>
+                <w:szCs w:val="28"/>
               </w:rPr>
             </w:pPr>
             <w:r>
               <w:rPr>
-                <w:sz w:val="23"/>
-                <w:szCs w:val="23"/>
+                <w:sz w:val="28"/>
+                <w:szCs w:val="28"/>
               </w:rPr>
               <w:t>Полная</w:t>
             </w:r>
@@ -20645,14 +22010,14 @@
             <w:pPr>
               <w:spacing w:line="375" w:lineRule="atLeast"/>
               <w:rPr>
-                <w:sz w:val="23"/>
-                <w:szCs w:val="23"/>
+                <w:sz w:val="28"/>
+                <w:szCs w:val="28"/>
               </w:rPr>
             </w:pPr>
             <w:r>
               <w:rPr>
-                <w:sz w:val="23"/>
-                <w:szCs w:val="23"/>
+                <w:sz w:val="28"/>
+                <w:szCs w:val="28"/>
               </w:rPr>
               <w:t>Еженедельно</w:t>
             </w:r>
@@ -20674,28 +22039,28 @@
             <w:pPr>
               <w:spacing w:line="375" w:lineRule="atLeast"/>
               <w:rPr>
-                <w:sz w:val="23"/>
-                <w:szCs w:val="23"/>
+                <w:sz w:val="28"/>
+                <w:szCs w:val="28"/>
               </w:rPr>
             </w:pPr>
             <w:r>
               <w:rPr>
-                <w:sz w:val="23"/>
-                <w:szCs w:val="23"/>
+                <w:sz w:val="28"/>
+                <w:szCs w:val="28"/>
               </w:rPr>
               <w:t>1</w:t>
             </w:r>
             <w:r>
               <w:rPr>
-                <w:sz w:val="23"/>
-                <w:szCs w:val="23"/>
+                <w:sz w:val="28"/>
+                <w:szCs w:val="28"/>
               </w:rPr>
               <w:t xml:space="preserve"> </w:t>
             </w:r>
             <w:r>
               <w:rPr>
-                <w:sz w:val="23"/>
-                <w:szCs w:val="23"/>
+                <w:sz w:val="28"/>
+                <w:szCs w:val="28"/>
               </w:rPr>
               <w:t>месяц</w:t>
             </w:r>
@@ -20722,14 +22087,14 @@
             <w:pPr>
               <w:spacing w:line="375" w:lineRule="atLeast"/>
               <w:rPr>
-                <w:sz w:val="23"/>
-                <w:szCs w:val="23"/>
+                <w:sz w:val="28"/>
+                <w:szCs w:val="28"/>
               </w:rPr>
             </w:pPr>
             <w:r>
               <w:rPr>
-                <w:sz w:val="23"/>
-                <w:szCs w:val="23"/>
+                <w:sz w:val="28"/>
+                <w:szCs w:val="28"/>
               </w:rPr>
               <w:t>Инкрементальная</w:t>
             </w:r>
@@ -20751,14 +22116,14 @@
             <w:pPr>
               <w:spacing w:line="375" w:lineRule="atLeast"/>
               <w:rPr>
-                <w:sz w:val="23"/>
-                <w:szCs w:val="23"/>
+                <w:sz w:val="28"/>
+                <w:szCs w:val="28"/>
               </w:rPr>
             </w:pPr>
             <w:r>
               <w:rPr>
-                <w:sz w:val="23"/>
-                <w:szCs w:val="23"/>
+                <w:sz w:val="28"/>
+                <w:szCs w:val="28"/>
               </w:rPr>
               <w:t>Ежедневно</w:t>
             </w:r>
@@ -20780,28 +22145,28 @@
             <w:pPr>
               <w:spacing w:line="375" w:lineRule="atLeast"/>
               <w:rPr>
-                <w:sz w:val="23"/>
-                <w:szCs w:val="23"/>
+                <w:sz w:val="28"/>
+                <w:szCs w:val="28"/>
               </w:rPr>
             </w:pPr>
             <w:r>
               <w:rPr>
-                <w:sz w:val="23"/>
-                <w:szCs w:val="23"/>
+                <w:sz w:val="28"/>
+                <w:szCs w:val="28"/>
               </w:rPr>
               <w:t>1</w:t>
             </w:r>
             <w:r>
               <w:rPr>
-                <w:sz w:val="23"/>
-                <w:szCs w:val="23"/>
+                <w:sz w:val="28"/>
+                <w:szCs w:val="28"/>
               </w:rPr>
               <w:t xml:space="preserve"> </w:t>
             </w:r>
             <w:r>
               <w:rPr>
-                <w:sz w:val="23"/>
-                <w:szCs w:val="23"/>
+                <w:sz w:val="28"/>
+                <w:szCs w:val="28"/>
               </w:rPr>
               <w:t>неделя</w:t>
             </w:r>
@@ -20828,14 +22193,14 @@
             <w:pPr>
               <w:spacing w:line="375" w:lineRule="atLeast"/>
               <w:rPr>
-                <w:sz w:val="23"/>
-                <w:szCs w:val="23"/>
+                <w:sz w:val="28"/>
+                <w:szCs w:val="28"/>
               </w:rPr>
             </w:pPr>
             <w:r>
               <w:rPr>
-                <w:sz w:val="23"/>
-                <w:szCs w:val="23"/>
+                <w:sz w:val="28"/>
+                <w:szCs w:val="28"/>
               </w:rPr>
               <w:t>Логическая</w:t>
             </w:r>
@@ -20857,28 +22222,28 @@
             <w:pPr>
               <w:spacing w:line="375" w:lineRule="atLeast"/>
               <w:rPr>
-                <w:sz w:val="23"/>
-                <w:szCs w:val="23"/>
+                <w:sz w:val="28"/>
+                <w:szCs w:val="28"/>
               </w:rPr>
             </w:pPr>
             <w:r>
               <w:rPr>
-                <w:sz w:val="23"/>
-                <w:szCs w:val="23"/>
+                <w:sz w:val="28"/>
+                <w:szCs w:val="28"/>
               </w:rPr>
               <w:t>Перед</w:t>
             </w:r>
             <w:r>
               <w:rPr>
-                <w:sz w:val="23"/>
-                <w:szCs w:val="23"/>
+                <w:sz w:val="28"/>
+                <w:szCs w:val="28"/>
               </w:rPr>
               <w:t xml:space="preserve"> </w:t>
             </w:r>
             <w:r>
               <w:rPr>
-                <w:sz w:val="23"/>
-                <w:szCs w:val="23"/>
+                <w:sz w:val="28"/>
+                <w:szCs w:val="28"/>
               </w:rPr>
               <w:t>обновлением</w:t>
             </w:r>
@@ -20900,14 +22265,14 @@
             <w:pPr>
               <w:spacing w:line="375" w:lineRule="atLeast"/>
               <w:rPr>
-                <w:sz w:val="23"/>
-                <w:szCs w:val="23"/>
+                <w:sz w:val="28"/>
+                <w:szCs w:val="28"/>
               </w:rPr>
             </w:pPr>
             <w:r>
               <w:rPr>
-                <w:sz w:val="23"/>
-                <w:szCs w:val="23"/>
+                <w:sz w:val="28"/>
+                <w:szCs w:val="28"/>
               </w:rPr>
               <w:t>Постоянно</w:t>
             </w:r>
@@ -20920,49 +22285,50 @@
         <w:pStyle w:val="3"/>
         <w:shd w:val="clear" w:color="auto" w:fill="FFFFFF"/>
         <w:spacing w:before="480" w:beforeAutospacing="0" w:after="240" w:afterAutospacing="0" w:line="450" w:lineRule="atLeast"/>
-        <w:rPr>
-          <w:color w:val="0F1115"/>
-          <w:sz w:val="30"/>
-          <w:szCs w:val="30"/>
-        </w:rPr>
-      </w:pPr>
-      <w:r>
-        <w:rPr>
-          <w:color w:val="0F1115"/>
-          <w:sz w:val="30"/>
-          <w:szCs w:val="30"/>
+        <w:jc w:val="center"/>
+        <w:rPr>
+          <w:color w:val="0F1115"/>
+          <w:sz w:val="28"/>
+          <w:szCs w:val="28"/>
+        </w:rPr>
+      </w:pPr>
+      <w:r>
+        <w:rPr>
+          <w:color w:val="0F1115"/>
+          <w:sz w:val="28"/>
+          <w:szCs w:val="28"/>
         </w:rPr>
         <w:t>8.3</w:t>
       </w:r>
       <w:r>
         <w:rPr>
           <w:color w:val="0F1115"/>
-          <w:sz w:val="30"/>
-          <w:szCs w:val="30"/>
-        </w:rPr>
-        <w:t xml:space="preserve"> </w:t>
-      </w:r>
-      <w:r>
-        <w:rPr>
-          <w:color w:val="0F1115"/>
-          <w:sz w:val="30"/>
-          <w:szCs w:val="30"/>
+          <w:sz w:val="28"/>
+          <w:szCs w:val="28"/>
+        </w:rPr>
+        <w:t xml:space="preserve"> </w:t>
+      </w:r>
+      <w:r>
+        <w:rPr>
+          <w:color w:val="0F1115"/>
+          <w:sz w:val="28"/>
+          <w:szCs w:val="28"/>
         </w:rPr>
         <w:t>Восстановление</w:t>
       </w:r>
       <w:r>
         <w:rPr>
           <w:color w:val="0F1115"/>
-          <w:sz w:val="30"/>
-          <w:szCs w:val="30"/>
-        </w:rPr>
-        <w:t xml:space="preserve"> </w:t>
-      </w:r>
-      <w:r>
-        <w:rPr>
-          <w:color w:val="0F1115"/>
-          <w:sz w:val="30"/>
-          <w:szCs w:val="30"/>
+          <w:sz w:val="28"/>
+          <w:szCs w:val="28"/>
+        </w:rPr>
+        <w:t xml:space="preserve"> </w:t>
+      </w:r>
+      <w:r>
+        <w:rPr>
+          <w:color w:val="0F1115"/>
+          <w:sz w:val="28"/>
+          <w:szCs w:val="28"/>
         </w:rPr>
         <w:t>БД</w:t>
       </w:r>
@@ -20987,8 +22353,8 @@
         <w:tblLook w:val="04A0" w:firstRow="1" w:lastRow="0" w:firstColumn="1" w:lastColumn="0" w:noHBand="0" w:noVBand="1"/>
       </w:tblPr>
       <w:tblGrid>
-        <w:gridCol w:w="5366"/>
-        <w:gridCol w:w="5642"/>
+        <w:gridCol w:w="4974"/>
+        <w:gridCol w:w="6034"/>
       </w:tblGrid>
       <w:tr>
         <w:trPr>
@@ -21128,12 +22494,16 @@
             <w:pPr>
               <w:pStyle w:val="ab"/>
               <w:rPr>
+                <w:sz w:val="28"/>
+                <w:szCs w:val="28"/>
                 <w:lang w:val="en-US"/>
               </w:rPr>
             </w:pPr>
             <w:proofErr w:type="spellStart"/>
             <w:r>
               <w:rPr>
+                <w:sz w:val="28"/>
+                <w:szCs w:val="28"/>
                 <w:lang w:val="en-US"/>
               </w:rPr>
               <w:t>pg_restore</w:t>
@@ -21141,18 +22511,24 @@
             <w:proofErr w:type="spellEnd"/>
             <w:r>
               <w:rPr>
+                <w:sz w:val="28"/>
+                <w:szCs w:val="28"/>
                 <w:lang w:val="en-US"/>
               </w:rPr>
               <w:t xml:space="preserve"> </w:t>
             </w:r>
             <w:r>
               <w:rPr>
+                <w:sz w:val="28"/>
+                <w:szCs w:val="28"/>
                 <w:lang w:val="en-US"/>
               </w:rPr>
               <w:t>-d</w:t>
             </w:r>
             <w:r>
               <w:rPr>
+                <w:sz w:val="28"/>
+                <w:szCs w:val="28"/>
                 <w:lang w:val="en-US"/>
               </w:rPr>
               <w:t xml:space="preserve"> </w:t>
@@ -21160,6 +22536,8 @@
             <w:proofErr w:type="spellStart"/>
             <w:r>
               <w:rPr>
+                <w:sz w:val="28"/>
+                <w:szCs w:val="28"/>
                 <w:lang w:val="en-US"/>
               </w:rPr>
               <w:t>KeeperPro</w:t>
@@ -21180,6 +22558,8 @@
             <w:proofErr w:type="gramStart"/>
             <w:r>
               <w:rPr>
+                <w:sz w:val="28"/>
+                <w:szCs w:val="28"/>
                 <w:lang w:val="en-US"/>
               </w:rPr>
               <w:t>backup.dump</w:t>
@@ -21272,6 +22652,8 @@
             <w:proofErr w:type="spellStart"/>
             <w:r>
               <w:rPr>
+                <w:sz w:val="28"/>
+                <w:szCs w:val="28"/>
                 <w:lang w:val="en-US"/>
               </w:rPr>
               <w:t>psql</w:t>
@@ -21279,18 +22661,24 @@
             <w:proofErr w:type="spellEnd"/>
             <w:r>
               <w:rPr>
+                <w:sz w:val="28"/>
+                <w:szCs w:val="28"/>
                 <w:lang w:val="en-US"/>
               </w:rPr>
               <w:t xml:space="preserve"> </w:t>
             </w:r>
             <w:r>
               <w:rPr>
+                <w:sz w:val="28"/>
+                <w:szCs w:val="28"/>
                 <w:lang w:val="en-US"/>
               </w:rPr>
               <w:t>-d</w:t>
             </w:r>
             <w:r>
               <w:rPr>
+                <w:sz w:val="28"/>
+                <w:szCs w:val="28"/>
                 <w:lang w:val="en-US"/>
               </w:rPr>
               <w:t xml:space="preserve"> </w:t>
@@ -21298,6 +22686,8 @@
             <w:proofErr w:type="spellStart"/>
             <w:r>
               <w:rPr>
+                <w:sz w:val="28"/>
+                <w:szCs w:val="28"/>
                 <w:lang w:val="en-US"/>
               </w:rPr>
               <w:t>KeeperPro</w:t>
@@ -21305,18 +22695,24 @@
             <w:proofErr w:type="spellEnd"/>
             <w:r>
               <w:rPr>
+                <w:sz w:val="28"/>
+                <w:szCs w:val="28"/>
                 <w:lang w:val="en-US"/>
               </w:rPr>
               <w:t xml:space="preserve"> </w:t>
             </w:r>
             <w:r>
               <w:rPr>
+                <w:sz w:val="28"/>
+                <w:szCs w:val="28"/>
                 <w:lang w:val="en-US"/>
               </w:rPr>
               <w:t>-f</w:t>
             </w:r>
             <w:r>
               <w:rPr>
+                <w:sz w:val="28"/>
+                <w:szCs w:val="28"/>
                 <w:lang w:val="en-US"/>
               </w:rPr>
               <w:t xml:space="preserve"> </w:t>
@@ -21324,6 +22720,8 @@
             <w:proofErr w:type="spellStart"/>
             <w:r>
               <w:rPr>
+                <w:sz w:val="28"/>
+                <w:szCs w:val="28"/>
                 <w:lang w:val="en-US"/>
               </w:rPr>
               <w:t>backup.sql</w:t>
@@ -21447,65 +22845,66 @@
         <w:pStyle w:val="3"/>
         <w:shd w:val="clear" w:color="auto" w:fill="FFFFFF"/>
         <w:spacing w:before="480" w:beforeAutospacing="0" w:after="240" w:afterAutospacing="0" w:line="450" w:lineRule="atLeast"/>
-        <w:rPr>
-          <w:color w:val="0F1115"/>
-          <w:sz w:val="30"/>
-          <w:szCs w:val="30"/>
-        </w:rPr>
-      </w:pPr>
-      <w:r>
-        <w:rPr>
-          <w:color w:val="0F1115"/>
-          <w:sz w:val="30"/>
-          <w:szCs w:val="30"/>
+        <w:jc w:val="center"/>
+        <w:rPr>
+          <w:color w:val="0F1115"/>
+          <w:sz w:val="28"/>
+          <w:szCs w:val="28"/>
+        </w:rPr>
+      </w:pPr>
+      <w:r>
+        <w:rPr>
+          <w:color w:val="0F1115"/>
+          <w:sz w:val="28"/>
+          <w:szCs w:val="28"/>
         </w:rPr>
         <w:t>8.4</w:t>
       </w:r>
       <w:r>
         <w:rPr>
           <w:color w:val="0F1115"/>
-          <w:sz w:val="30"/>
-          <w:szCs w:val="30"/>
-        </w:rPr>
-        <w:t xml:space="preserve"> </w:t>
-      </w:r>
-      <w:r>
-        <w:rPr>
-          <w:color w:val="0F1115"/>
-          <w:sz w:val="30"/>
-          <w:szCs w:val="30"/>
+          <w:sz w:val="28"/>
+          <w:szCs w:val="28"/>
+        </w:rPr>
+        <w:t xml:space="preserve"> </w:t>
+      </w:r>
+      <w:r>
+        <w:rPr>
+          <w:color w:val="0F1115"/>
+          <w:sz w:val="28"/>
+          <w:szCs w:val="28"/>
         </w:rPr>
         <w:t>Регламент</w:t>
       </w:r>
       <w:r>
         <w:rPr>
           <w:color w:val="0F1115"/>
-          <w:sz w:val="30"/>
-          <w:szCs w:val="30"/>
-        </w:rPr>
-        <w:t xml:space="preserve"> </w:t>
-      </w:r>
-      <w:r>
-        <w:rPr>
-          <w:color w:val="0F1115"/>
-          <w:sz w:val="30"/>
-          <w:szCs w:val="30"/>
+          <w:sz w:val="28"/>
+          <w:szCs w:val="28"/>
+        </w:rPr>
+        <w:t xml:space="preserve"> </w:t>
+      </w:r>
+      <w:r>
+        <w:rPr>
+          <w:color w:val="0F1115"/>
+          <w:sz w:val="28"/>
+          <w:szCs w:val="28"/>
         </w:rPr>
         <w:t>резервного</w:t>
       </w:r>
       <w:r>
         <w:rPr>
           <w:color w:val="0F1115"/>
-          <w:sz w:val="30"/>
-          <w:szCs w:val="30"/>
-        </w:rPr>
-        <w:t xml:space="preserve"> </w:t>
-      </w:r>
-      <w:r>
-        <w:rPr>
-          <w:color w:val="0F1115"/>
-          <w:sz w:val="30"/>
-          <w:szCs w:val="30"/>
+          <w:sz w:val="28"/>
+          <w:szCs w:val="28"/>
+        </w:rPr>
+        <w:t xml:space="preserve"> </w:t>
+      </w:r>
+      <w:r>
+        <w:rPr>
+          <w:color w:val="0F1115"/>
+          <w:sz w:val="28"/>
+          <w:szCs w:val="28"/>
         </w:rPr>
         <w:t>копирования</w:t>
       </w:r>
@@ -21521,12 +22920,16 @@
         <w:spacing w:after="0" w:afterAutospacing="0"/>
         <w:rPr>
           <w:color w:val="0F1115"/>
+          <w:sz w:val="28"/>
+          <w:szCs w:val="28"/>
         </w:rPr>
       </w:pPr>
       <w:r>
         <w:rPr>
           <w:rStyle w:val="a9"/>
           <w:color w:val="0F1115"/>
+          <w:sz w:val="28"/>
+          <w:szCs w:val="28"/>
         </w:rPr>
         <w:t>Ежедневно</w:t>
       </w:r>
@@ -21534,6 +22937,8 @@
         <w:rPr>
           <w:rStyle w:val="a9"/>
           <w:color w:val="0F1115"/>
+          <w:sz w:val="28"/>
+          <w:szCs w:val="28"/>
         </w:rPr>
         <w:t xml:space="preserve"> </w:t>
       </w:r>
@@ -21541,6 +22946,8 @@
         <w:rPr>
           <w:rStyle w:val="a9"/>
           <w:color w:val="0F1115"/>
+          <w:sz w:val="28"/>
+          <w:szCs w:val="28"/>
         </w:rPr>
         <w:t>в</w:t>
       </w:r>
@@ -21548,6 +22955,8 @@
         <w:rPr>
           <w:rStyle w:val="a9"/>
           <w:color w:val="0F1115"/>
+          <w:sz w:val="28"/>
+          <w:szCs w:val="28"/>
         </w:rPr>
         <w:t xml:space="preserve"> </w:t>
       </w:r>
@@ -21555,30 +22964,56 @@
         <w:rPr>
           <w:rStyle w:val="a9"/>
           <w:color w:val="0F1115"/>
+          <w:sz w:val="28"/>
+          <w:szCs w:val="28"/>
         </w:rPr>
         <w:t>02:00</w:t>
       </w:r>
       <w:r>
         <w:rPr>
           <w:color w:val="0F1115"/>
-        </w:rPr>
-        <w:t xml:space="preserve"> - </w:t>
-      </w:r>
-      <w:r>
-        <w:rPr>
-          <w:color w:val="0F1115"/>
+          <w:sz w:val="28"/>
+          <w:szCs w:val="28"/>
+        </w:rPr>
+        <w:t xml:space="preserve"> </w:t>
+      </w:r>
+      <w:r>
+        <w:rPr>
+          <w:color w:val="0F1115"/>
+          <w:sz w:val="28"/>
+          <w:szCs w:val="28"/>
+        </w:rPr>
+        <w:t>-</w:t>
+      </w:r>
+      <w:r>
+        <w:rPr>
+          <w:color w:val="0F1115"/>
+          <w:sz w:val="28"/>
+          <w:szCs w:val="28"/>
+        </w:rPr>
+        <w:t xml:space="preserve"> </w:t>
+      </w:r>
+      <w:r>
+        <w:rPr>
+          <w:color w:val="0F1115"/>
+          <w:sz w:val="28"/>
+          <w:szCs w:val="28"/>
         </w:rPr>
         <w:t>инкрементальное</w:t>
       </w:r>
       <w:r>
         <w:rPr>
           <w:color w:val="0F1115"/>
-        </w:rPr>
-        <w:t xml:space="preserve"> </w:t>
-      </w:r>
-      <w:r>
-        <w:rPr>
-          <w:color w:val="0F1115"/>
+          <w:sz w:val="28"/>
+          <w:szCs w:val="28"/>
+        </w:rPr>
+        <w:t xml:space="preserve"> </w:t>
+      </w:r>
+      <w:r>
+        <w:rPr>
+          <w:color w:val="0F1115"/>
+          <w:sz w:val="28"/>
+          <w:szCs w:val="28"/>
         </w:rPr>
         <w:t>копирование</w:t>
       </w:r>
@@ -21594,12 +23029,16 @@
         <w:spacing w:after="0" w:afterAutospacing="0"/>
         <w:rPr>
           <w:color w:val="0F1115"/>
+          <w:sz w:val="28"/>
+          <w:szCs w:val="28"/>
         </w:rPr>
       </w:pPr>
       <w:r>
         <w:rPr>
           <w:rStyle w:val="a9"/>
           <w:color w:val="0F1115"/>
+          <w:sz w:val="28"/>
+          <w:szCs w:val="28"/>
         </w:rPr>
         <w:t>Еженедельно</w:t>
       </w:r>
@@ -21607,6 +23046,8 @@
         <w:rPr>
           <w:rStyle w:val="a9"/>
           <w:color w:val="0F1115"/>
+          <w:sz w:val="28"/>
+          <w:szCs w:val="28"/>
         </w:rPr>
         <w:t xml:space="preserve"> </w:t>
       </w:r>
@@ -21614,6 +23055,8 @@
         <w:rPr>
           <w:rStyle w:val="a9"/>
           <w:color w:val="0F1115"/>
+          <w:sz w:val="28"/>
+          <w:szCs w:val="28"/>
         </w:rPr>
         <w:t>в</w:t>
       </w:r>
@@ -21621,6 +23064,8 @@
         <w:rPr>
           <w:rStyle w:val="a9"/>
           <w:color w:val="0F1115"/>
+          <w:sz w:val="28"/>
+          <w:szCs w:val="28"/>
         </w:rPr>
         <w:t xml:space="preserve"> </w:t>
       </w:r>
@@ -21628,30 +23073,56 @@
         <w:rPr>
           <w:rStyle w:val="a9"/>
           <w:color w:val="0F1115"/>
+          <w:sz w:val="28"/>
+          <w:szCs w:val="28"/>
         </w:rPr>
         <w:t>воскресенье</w:t>
       </w:r>
       <w:r>
         <w:rPr>
           <w:color w:val="0F1115"/>
-        </w:rPr>
-        <w:t xml:space="preserve"> - </w:t>
-      </w:r>
-      <w:r>
-        <w:rPr>
-          <w:color w:val="0F1115"/>
+          <w:sz w:val="28"/>
+          <w:szCs w:val="28"/>
+        </w:rPr>
+        <w:t xml:space="preserve"> </w:t>
+      </w:r>
+      <w:r>
+        <w:rPr>
+          <w:color w:val="0F1115"/>
+          <w:sz w:val="28"/>
+          <w:szCs w:val="28"/>
+        </w:rPr>
+        <w:t>-</w:t>
+      </w:r>
+      <w:r>
+        <w:rPr>
+          <w:color w:val="0F1115"/>
+          <w:sz w:val="28"/>
+          <w:szCs w:val="28"/>
+        </w:rPr>
+        <w:t xml:space="preserve"> </w:t>
+      </w:r>
+      <w:r>
+        <w:rPr>
+          <w:color w:val="0F1115"/>
+          <w:sz w:val="28"/>
+          <w:szCs w:val="28"/>
         </w:rPr>
         <w:t>полное</w:t>
       </w:r>
       <w:r>
         <w:rPr>
           <w:color w:val="0F1115"/>
-        </w:rPr>
-        <w:t xml:space="preserve"> </w:t>
-      </w:r>
-      <w:r>
-        <w:rPr>
-          <w:color w:val="0F1115"/>
+          <w:sz w:val="28"/>
+          <w:szCs w:val="28"/>
+        </w:rPr>
+        <w:t xml:space="preserve"> </w:t>
+      </w:r>
+      <w:r>
+        <w:rPr>
+          <w:color w:val="0F1115"/>
+          <w:sz w:val="28"/>
+          <w:szCs w:val="28"/>
         </w:rPr>
         <w:t>копирование</w:t>
       </w:r>
@@ -21667,12 +23138,16 @@
         <w:spacing w:after="0" w:afterAutospacing="0"/>
         <w:rPr>
           <w:color w:val="0F1115"/>
+          <w:sz w:val="28"/>
+          <w:szCs w:val="28"/>
         </w:rPr>
       </w:pPr>
       <w:r>
         <w:rPr>
           <w:rStyle w:val="a9"/>
           <w:color w:val="0F1115"/>
+          <w:sz w:val="28"/>
+          <w:szCs w:val="28"/>
         </w:rPr>
         <w:t>Перед</w:t>
       </w:r>
@@ -21680,6 +23155,8 @@
         <w:rPr>
           <w:rStyle w:val="a9"/>
           <w:color w:val="0F1115"/>
+          <w:sz w:val="28"/>
+          <w:szCs w:val="28"/>
         </w:rPr>
         <w:t xml:space="preserve"> </w:t>
       </w:r>
@@ -21687,30 +23164,56 @@
         <w:rPr>
           <w:rStyle w:val="a9"/>
           <w:color w:val="0F1115"/>
+          <w:sz w:val="28"/>
+          <w:szCs w:val="28"/>
         </w:rPr>
         <w:t>обновлением</w:t>
       </w:r>
       <w:r>
         <w:rPr>
           <w:color w:val="0F1115"/>
-        </w:rPr>
-        <w:t xml:space="preserve"> - </w:t>
-      </w:r>
-      <w:r>
-        <w:rPr>
-          <w:color w:val="0F1115"/>
+          <w:sz w:val="28"/>
+          <w:szCs w:val="28"/>
+        </w:rPr>
+        <w:t xml:space="preserve"> </w:t>
+      </w:r>
+      <w:r>
+        <w:rPr>
+          <w:color w:val="0F1115"/>
+          <w:sz w:val="28"/>
+          <w:szCs w:val="28"/>
+        </w:rPr>
+        <w:t>-</w:t>
+      </w:r>
+      <w:r>
+        <w:rPr>
+          <w:color w:val="0F1115"/>
+          <w:sz w:val="28"/>
+          <w:szCs w:val="28"/>
+        </w:rPr>
+        <w:t xml:space="preserve"> </w:t>
+      </w:r>
+      <w:r>
+        <w:rPr>
+          <w:color w:val="0F1115"/>
+          <w:sz w:val="28"/>
+          <w:szCs w:val="28"/>
         </w:rPr>
         <w:t>ручное</w:t>
       </w:r>
       <w:r>
         <w:rPr>
           <w:color w:val="0F1115"/>
-        </w:rPr>
-        <w:t xml:space="preserve"> </w:t>
-      </w:r>
-      <w:r>
-        <w:rPr>
-          <w:color w:val="0F1115"/>
+          <w:sz w:val="28"/>
+          <w:szCs w:val="28"/>
+        </w:rPr>
+        <w:t xml:space="preserve"> </w:t>
+      </w:r>
+      <w:r>
+        <w:rPr>
+          <w:color w:val="0F1115"/>
+          <w:sz w:val="28"/>
+          <w:szCs w:val="28"/>
         </w:rPr>
         <w:t>копирование</w:t>
       </w:r>
@@ -21726,12 +23229,16 @@
         <w:spacing w:after="0" w:afterAutospacing="0"/>
         <w:rPr>
           <w:color w:val="0F1115"/>
+          <w:sz w:val="28"/>
+          <w:szCs w:val="28"/>
         </w:rPr>
       </w:pPr>
       <w:r>
         <w:rPr>
           <w:rStyle w:val="a9"/>
           <w:color w:val="0F1115"/>
+          <w:sz w:val="28"/>
+          <w:szCs w:val="28"/>
         </w:rPr>
         <w:t>Хранение</w:t>
       </w:r>
@@ -21739,6 +23246,8 @@
         <w:rPr>
           <w:rStyle w:val="a9"/>
           <w:color w:val="0F1115"/>
+          <w:sz w:val="28"/>
+          <w:szCs w:val="28"/>
         </w:rPr>
         <w:t xml:space="preserve"> </w:t>
       </w:r>
@@ -21746,30 +23255,56 @@
         <w:rPr>
           <w:rStyle w:val="a9"/>
           <w:color w:val="0F1115"/>
+          <w:sz w:val="28"/>
+          <w:szCs w:val="28"/>
         </w:rPr>
         <w:t>копий</w:t>
       </w:r>
       <w:r>
         <w:rPr>
           <w:color w:val="0F1115"/>
-        </w:rPr>
-        <w:t xml:space="preserve"> - </w:t>
-      </w:r>
-      <w:r>
-        <w:rPr>
-          <w:color w:val="0F1115"/>
+          <w:sz w:val="28"/>
+          <w:szCs w:val="28"/>
+        </w:rPr>
+        <w:t xml:space="preserve"> </w:t>
+      </w:r>
+      <w:r>
+        <w:rPr>
+          <w:color w:val="0F1115"/>
+          <w:sz w:val="28"/>
+          <w:szCs w:val="28"/>
+        </w:rPr>
+        <w:t>-</w:t>
+      </w:r>
+      <w:r>
+        <w:rPr>
+          <w:color w:val="0F1115"/>
+          <w:sz w:val="28"/>
+          <w:szCs w:val="28"/>
+        </w:rPr>
+        <w:t xml:space="preserve"> </w:t>
+      </w:r>
+      <w:r>
+        <w:rPr>
+          <w:color w:val="0F1115"/>
+          <w:sz w:val="28"/>
+          <w:szCs w:val="28"/>
         </w:rPr>
         <w:t>30</w:t>
       </w:r>
       <w:r>
         <w:rPr>
           <w:color w:val="0F1115"/>
-        </w:rPr>
-        <w:t xml:space="preserve"> </w:t>
-      </w:r>
-      <w:r>
-        <w:rPr>
-          <w:color w:val="0F1115"/>
+          <w:sz w:val="28"/>
+          <w:szCs w:val="28"/>
+        </w:rPr>
+        <w:t xml:space="preserve"> </w:t>
+      </w:r>
+      <w:r>
+        <w:rPr>
+          <w:color w:val="0F1115"/>
+          <w:sz w:val="28"/>
+          <w:szCs w:val="28"/>
         </w:rPr>
         <w:t>дней</w:t>
       </w:r>
@@ -34658,7 +36193,114 @@
           <w:sz w:val="28"/>
           <w:szCs w:val="28"/>
         </w:rPr>
-        <w:t>"</w:t>
+        <w:t>"Заявка"</w:t>
+      </w:r>
+      <w:r>
+        <w:rPr>
+          <w:color w:val="0F1115"/>
+          <w:sz w:val="28"/>
+          <w:szCs w:val="28"/>
+        </w:rPr>
+        <w:t xml:space="preserve"> </w:t>
+      </w:r>
+      <w:r>
+        <w:rPr>
+          <w:color w:val="0F1115"/>
+          <w:sz w:val="28"/>
+          <w:szCs w:val="28"/>
+        </w:rPr>
+        <w:t>з</w:t>
+      </w:r>
+      <w:r>
+        <w:rPr>
+          <w:color w:val="0F1115"/>
+          <w:sz w:val="28"/>
+          <w:szCs w:val="28"/>
+        </w:rPr>
+        <w:t xml:space="preserve"> </w:t>
+      </w:r>
+      <w:r>
+        <w:rPr>
+          <w:color w:val="A626A4"/>
+          <w:sz w:val="28"/>
+          <w:szCs w:val="28"/>
+          <w:lang w:val="en-US"/>
+        </w:rPr>
+        <w:t>ON</w:t>
+      </w:r>
+      <w:r>
+        <w:rPr>
+          <w:color w:val="0F1115"/>
+          <w:sz w:val="28"/>
+          <w:szCs w:val="28"/>
+        </w:rPr>
+        <w:t xml:space="preserve"> </w:t>
+      </w:r>
+      <w:r>
+        <w:rPr>
+          <w:color w:val="0F1115"/>
+          <w:sz w:val="28"/>
+          <w:szCs w:val="28"/>
+        </w:rPr>
+        <w:t>п</w:t>
+      </w:r>
+      <w:r>
+        <w:rPr>
+          <w:color w:val="383A42"/>
+          <w:sz w:val="28"/>
+          <w:szCs w:val="28"/>
+        </w:rPr>
+        <w:t>.</w:t>
+      </w:r>
+      <w:r>
+        <w:rPr>
+          <w:color w:val="0F1115"/>
+          <w:sz w:val="28"/>
+          <w:szCs w:val="28"/>
+          <w:lang w:val="en-US"/>
+        </w:rPr>
+        <w:t>id</w:t>
+      </w:r>
+      <w:r>
+        <w:rPr>
+          <w:color w:val="0F1115"/>
+          <w:sz w:val="28"/>
+          <w:szCs w:val="28"/>
+        </w:rPr>
+        <w:t xml:space="preserve"> </w:t>
+      </w:r>
+      <w:r>
+        <w:rPr>
+          <w:color w:val="4078F2"/>
+          <w:sz w:val="28"/>
+          <w:szCs w:val="28"/>
+        </w:rPr>
+        <w:t>=</w:t>
+      </w:r>
+      <w:r>
+        <w:rPr>
+          <w:color w:val="0F1115"/>
+          <w:sz w:val="28"/>
+          <w:szCs w:val="28"/>
+        </w:rPr>
+        <w:t xml:space="preserve"> </w:t>
+      </w:r>
+      <w:proofErr w:type="spellStart"/>
+      <w:r>
+        <w:rPr>
+          <w:color w:val="0F1115"/>
+          <w:sz w:val="28"/>
+          <w:szCs w:val="28"/>
+        </w:rPr>
+        <w:t>з</w:t>
+      </w:r>
+      <w:r>
+        <w:rPr>
+          <w:color w:val="383A42"/>
+          <w:sz w:val="28"/>
+          <w:szCs w:val="28"/>
+        </w:rPr>
+        <w:t>.</w:t>
       </w:r>
       <w:r>
         <w:rPr>
@@ -34666,138 +36308,7 @@
           <w:sz w:val="28"/>
           <w:szCs w:val="28"/>
         </w:rPr>
-        <w:t>Заявка</w:t>
-      </w:r>
-      <w:r>
-        <w:rPr>
-          <w:color w:val="50A14F"/>
-          <w:sz w:val="28"/>
-          <w:szCs w:val="28"/>
-        </w:rPr>
-        <w:t>"</w:t>
-      </w:r>
-      <w:r>
-        <w:rPr>
-          <w:color w:val="0F1115"/>
-          <w:sz w:val="28"/>
-          <w:szCs w:val="28"/>
-        </w:rPr>
-        <w:t xml:space="preserve"> </w:t>
-      </w:r>
-      <w:r>
-        <w:rPr>
-          <w:color w:val="0F1115"/>
-          <w:sz w:val="28"/>
-          <w:szCs w:val="28"/>
-        </w:rPr>
-        <w:t>з</w:t>
-      </w:r>
-      <w:r>
-        <w:rPr>
-          <w:color w:val="0F1115"/>
-          <w:sz w:val="28"/>
-          <w:szCs w:val="28"/>
-        </w:rPr>
-        <w:t xml:space="preserve"> </w:t>
-      </w:r>
-      <w:r>
-        <w:rPr>
-          <w:color w:val="A626A4"/>
-          <w:sz w:val="28"/>
-          <w:szCs w:val="28"/>
-          <w:lang w:val="en-US"/>
-        </w:rPr>
-        <w:t>ON</w:t>
-      </w:r>
-      <w:r>
-        <w:rPr>
-          <w:color w:val="0F1115"/>
-          <w:sz w:val="28"/>
-          <w:szCs w:val="28"/>
-        </w:rPr>
-        <w:t xml:space="preserve"> </w:t>
-      </w:r>
-      <w:r>
-        <w:rPr>
-          <w:color w:val="0F1115"/>
-          <w:sz w:val="28"/>
-          <w:szCs w:val="28"/>
-        </w:rPr>
-        <w:t>п</w:t>
-      </w:r>
-      <w:r>
-        <w:rPr>
-          <w:color w:val="383A42"/>
-          <w:sz w:val="28"/>
-          <w:szCs w:val="28"/>
-        </w:rPr>
-        <w:t>.</w:t>
-      </w:r>
-      <w:r>
-        <w:rPr>
-          <w:color w:val="0F1115"/>
-          <w:sz w:val="28"/>
-          <w:szCs w:val="28"/>
-          <w:lang w:val="en-US"/>
-        </w:rPr>
-        <w:t>id</w:t>
-      </w:r>
-      <w:r>
-        <w:rPr>
-          <w:color w:val="0F1115"/>
-          <w:sz w:val="28"/>
-          <w:szCs w:val="28"/>
-        </w:rPr>
-        <w:t xml:space="preserve"> </w:t>
-      </w:r>
-      <w:r>
-        <w:rPr>
-          <w:color w:val="4078F2"/>
-          <w:sz w:val="28"/>
-          <w:szCs w:val="28"/>
-        </w:rPr>
-        <w:t>=</w:t>
-      </w:r>
-      <w:r>
-        <w:rPr>
-          <w:color w:val="0F1115"/>
-          <w:sz w:val="28"/>
-          <w:szCs w:val="28"/>
-        </w:rPr>
-        <w:t xml:space="preserve"> </w:t>
-      </w:r>
-      <w:proofErr w:type="spellStart"/>
-      <w:r>
-        <w:rPr>
-          <w:color w:val="0F1115"/>
-          <w:sz w:val="28"/>
-          <w:szCs w:val="28"/>
-        </w:rPr>
-        <w:t>з</w:t>
-      </w:r>
-      <w:r>
-        <w:rPr>
-          <w:color w:val="383A42"/>
-          <w:sz w:val="28"/>
-          <w:szCs w:val="28"/>
-        </w:rPr>
-        <w:t>.</w:t>
-      </w:r>
-      <w:r>
-        <w:rPr>
-          <w:color w:val="50A14F"/>
-          <w:sz w:val="28"/>
-          <w:szCs w:val="28"/>
-        </w:rPr>
-        <w:t>"</w:t>
-      </w:r>
-      <w:r>
-        <w:rPr>
-          <w:color w:val="50A14F"/>
-          <w:sz w:val="28"/>
-          <w:szCs w:val="28"/>
-        </w:rPr>
-        <w:t>Посетитель</w:t>
+        <w:t>"Посетитель</w:t>
       </w:r>
       <w:proofErr w:type="spellEnd"/>
       <w:r>
@@ -40137,7 +41648,23 @@
           <w:sz w:val="28"/>
           <w:szCs w:val="28"/>
         </w:rPr>
-        <w:t xml:space="preserve"> - </w:t>
+        <w:t xml:space="preserve"> </w:t>
+      </w:r>
+      <w:r>
+        <w:rPr>
+          <w:color w:val="0F1115"/>
+          <w:sz w:val="28"/>
+          <w:szCs w:val="28"/>
+        </w:rPr>
+        <w:t>-</w:t>
+      </w:r>
+      <w:r>
+        <w:rPr>
+          <w:color w:val="0F1115"/>
+          <w:sz w:val="28"/>
+          <w:szCs w:val="28"/>
+        </w:rPr>
+        <w:t xml:space="preserve"> </w:t>
       </w:r>
       <w:r>
         <w:rPr>
@@ -40313,7 +41840,23 @@
           <w:sz w:val="28"/>
           <w:szCs w:val="28"/>
         </w:rPr>
-        <w:t xml:space="preserve"> - </w:t>
+        <w:t xml:space="preserve"> </w:t>
+      </w:r>
+      <w:r>
+        <w:rPr>
+          <w:color w:val="0F1115"/>
+          <w:sz w:val="28"/>
+          <w:szCs w:val="28"/>
+        </w:rPr>
+        <w:t>-</w:t>
+      </w:r>
+      <w:r>
+        <w:rPr>
+          <w:color w:val="0F1115"/>
+          <w:sz w:val="28"/>
+          <w:szCs w:val="28"/>
+        </w:rPr>
+        <w:t xml:space="preserve"> </w:t>
       </w:r>
       <w:r>
         <w:rPr>
@@ -40461,7 +42004,23 @@
           <w:sz w:val="28"/>
           <w:szCs w:val="28"/>
         </w:rPr>
-        <w:t xml:space="preserve"> - </w:t>
+        <w:t xml:space="preserve"> </w:t>
+      </w:r>
+      <w:r>
+        <w:rPr>
+          <w:color w:val="0F1115"/>
+          <w:sz w:val="28"/>
+          <w:szCs w:val="28"/>
+        </w:rPr>
+        <w:t>-</w:t>
+      </w:r>
+      <w:r>
+        <w:rPr>
+          <w:color w:val="0F1115"/>
+          <w:sz w:val="28"/>
+          <w:szCs w:val="28"/>
+        </w:rPr>
+        <w:t xml:space="preserve"> </w:t>
       </w:r>
       <w:r>
         <w:rPr>
@@ -40589,7 +42148,23 @@
           <w:sz w:val="28"/>
           <w:szCs w:val="28"/>
         </w:rPr>
-        <w:t xml:space="preserve"> - </w:t>
+        <w:t xml:space="preserve"> </w:t>
+      </w:r>
+      <w:r>
+        <w:rPr>
+          <w:color w:val="0F1115"/>
+          <w:sz w:val="28"/>
+          <w:szCs w:val="28"/>
+        </w:rPr>
+        <w:t>-</w:t>
+      </w:r>
+      <w:r>
+        <w:rPr>
+          <w:color w:val="0F1115"/>
+          <w:sz w:val="28"/>
+          <w:szCs w:val="28"/>
+        </w:rPr>
+        <w:t xml:space="preserve"> </w:t>
       </w:r>
       <w:r>
         <w:rPr>
@@ -40697,7 +42272,23 @@
           <w:sz w:val="28"/>
           <w:szCs w:val="28"/>
         </w:rPr>
-        <w:t xml:space="preserve"> - </w:t>
+        <w:t xml:space="preserve"> </w:t>
+      </w:r>
+      <w:r>
+        <w:rPr>
+          <w:color w:val="0F1115"/>
+          <w:sz w:val="28"/>
+          <w:szCs w:val="28"/>
+        </w:rPr>
+        <w:t>-</w:t>
+      </w:r>
+      <w:r>
+        <w:rPr>
+          <w:color w:val="0F1115"/>
+          <w:sz w:val="28"/>
+          <w:szCs w:val="28"/>
+        </w:rPr>
+        <w:t xml:space="preserve"> </w:t>
       </w:r>
       <w:r>
         <w:rPr>
@@ -44251,7 +45842,7 @@
   <w:style w:type="paragraph" w:default="1" w:styleId="a">
     <w:name w:val="Normal"/>
     <w:qFormat/>
-    <w:rsid w:val="0035477D"/>
+    <w:rsid w:val="00A627F7"/>
     <w:pPr>
       <w:spacing w:after="0" w:line="240" w:lineRule="auto"/>
     </w:pPr>
@@ -44342,6 +45933,7 @@
   <w:style w:type="character" w:default="1" w:styleId="a0">
     <w:name w:val="Default Paragraph Font"/>
     <w:uiPriority w:val="1"/>
+    <w:semiHidden/>
     <w:unhideWhenUsed/>
   </w:style>
   <w:style w:type="table" w:default="1" w:styleId="a1">

--- a/отчет/Отчет.docx
+++ b/отчет/Отчет.docx
@@ -4406,6 +4406,26 @@
           <w:szCs w:val="28"/>
         </w:rPr>
         <w:t>сущности:</w:t>
+      </w:r>
+    </w:p>
+    <w:p>
+      <w:pPr>
+        <w:spacing w:before="240" w:after="240" w:line="360" w:lineRule="auto"/>
+        <w:ind w:firstLine="709"/>
+        <w:jc w:val="right"/>
+        <w:rPr>
+          <w:color w:val="0F1115"/>
+          <w:sz w:val="28"/>
+          <w:szCs w:val="28"/>
+        </w:rPr>
+      </w:pPr>
+      <w:r>
+        <w:rPr>
+          <w:color w:val="0F1115"/>
+          <w:sz w:val="28"/>
+          <w:szCs w:val="28"/>
+        </w:rPr>
+        <w:t>Таблица 1</w:t>
       </w:r>
     </w:p>
     <w:tbl>
@@ -5252,6 +5272,26 @@
           <w:szCs w:val="28"/>
         </w:rPr>
         <w:t>«Посетитель»</w:t>
+      </w:r>
+    </w:p>
+    <w:p>
+      <w:pPr>
+        <w:spacing w:before="240" w:after="240" w:line="420" w:lineRule="atLeast"/>
+        <w:jc w:val="right"/>
+        <w:outlineLvl w:val="3"/>
+        <w:rPr>
+          <w:color w:val="0F1115"/>
+          <w:sz w:val="28"/>
+          <w:szCs w:val="28"/>
+        </w:rPr>
+      </w:pPr>
+      <w:r>
+        <w:rPr>
+          <w:color w:val="0F1115"/>
+          <w:sz w:val="28"/>
+          <w:szCs w:val="28"/>
+        </w:rPr>
+        <w:t>Таблица 2</w:t>
       </w:r>
     </w:p>
     <w:tbl>
@@ -7401,6 +7441,26 @@
         <w:t>«Сотрудник»</w:t>
       </w:r>
     </w:p>
+    <w:p>
+      <w:pPr>
+        <w:spacing w:before="240" w:after="240" w:line="420" w:lineRule="atLeast"/>
+        <w:jc w:val="right"/>
+        <w:outlineLvl w:val="3"/>
+        <w:rPr>
+          <w:color w:val="0F1115"/>
+          <w:sz w:val="28"/>
+          <w:szCs w:val="28"/>
+        </w:rPr>
+      </w:pPr>
+      <w:r>
+        <w:rPr>
+          <w:color w:val="0F1115"/>
+          <w:sz w:val="28"/>
+          <w:szCs w:val="28"/>
+        </w:rPr>
+        <w:t>Таблица 3</w:t>
+      </w:r>
+    </w:p>
     <w:tbl>
       <w:tblPr>
         <w:tblW w:w="0" w:type="auto"/>
@@ -8878,6 +8938,25 @@
           <w:szCs w:val="28"/>
         </w:rPr>
         <w:t>«Подразделение»</w:t>
+      </w:r>
+    </w:p>
+    <w:p>
+      <w:pPr>
+        <w:spacing w:after="160" w:line="259" w:lineRule="auto"/>
+        <w:jc w:val="right"/>
+        <w:rPr>
+          <w:color w:val="0F1115"/>
+          <w:sz w:val="28"/>
+          <w:szCs w:val="28"/>
+        </w:rPr>
+      </w:pPr>
+      <w:r>
+        <w:rPr>
+          <w:color w:val="0F1115"/>
+          <w:sz w:val="28"/>
+          <w:szCs w:val="28"/>
+        </w:rPr>
+        <w:t>Таблица 4</w:t>
       </w:r>
     </w:p>
     <w:tbl>
@@ -9448,6 +9527,26 @@
         <w:t>«Заявка»</w:t>
       </w:r>
     </w:p>
+    <w:p>
+      <w:pPr>
+        <w:spacing w:before="240" w:after="240" w:line="420" w:lineRule="atLeast"/>
+        <w:jc w:val="right"/>
+        <w:outlineLvl w:val="3"/>
+        <w:rPr>
+          <w:color w:val="0F1115"/>
+          <w:sz w:val="28"/>
+          <w:szCs w:val="28"/>
+        </w:rPr>
+      </w:pPr>
+      <w:r>
+        <w:rPr>
+          <w:color w:val="0F1115"/>
+          <w:sz w:val="28"/>
+          <w:szCs w:val="28"/>
+        </w:rPr>
+        <w:t>Таблица 5</w:t>
+      </w:r>
+    </w:p>
     <w:tbl>
       <w:tblPr>
         <w:tblW w:w="0" w:type="auto"/>
@@ -9469,10 +9568,10 @@
         <w:tblLook w:val="04A0" w:firstRow="1" w:lastRow="0" w:firstColumn="1" w:lastColumn="0" w:noHBand="0" w:noVBand="1"/>
       </w:tblPr>
       <w:tblGrid>
-        <w:gridCol w:w="3903"/>
-        <w:gridCol w:w="2132"/>
-        <w:gridCol w:w="2670"/>
-        <w:gridCol w:w="2057"/>
+        <w:gridCol w:w="3839"/>
+        <w:gridCol w:w="2103"/>
+        <w:gridCol w:w="2787"/>
+        <w:gridCol w:w="2033"/>
       </w:tblGrid>
       <w:tr>
         <w:trPr>
@@ -9495,14 +9594,14 @@
             <w:pPr>
               <w:spacing w:line="375" w:lineRule="atLeast"/>
               <w:rPr>
-                <w:sz w:val="28"/>
-                <w:szCs w:val="28"/>
+                <w:sz w:val="23"/>
+                <w:szCs w:val="23"/>
               </w:rPr>
             </w:pPr>
             <w:r>
               <w:rPr>
-                <w:sz w:val="28"/>
-                <w:szCs w:val="28"/>
+                <w:sz w:val="23"/>
+                <w:szCs w:val="23"/>
               </w:rPr>
               <w:t>Атрибут</w:t>
             </w:r>
@@ -9524,28 +9623,28 @@
             <w:pPr>
               <w:spacing w:line="375" w:lineRule="atLeast"/>
               <w:rPr>
-                <w:sz w:val="28"/>
-                <w:szCs w:val="28"/>
+                <w:sz w:val="23"/>
+                <w:szCs w:val="23"/>
               </w:rPr>
             </w:pPr>
             <w:r>
               <w:rPr>
-                <w:sz w:val="28"/>
-                <w:szCs w:val="28"/>
+                <w:sz w:val="23"/>
+                <w:szCs w:val="23"/>
               </w:rPr>
               <w:t>Тип</w:t>
             </w:r>
             <w:r>
               <w:rPr>
-                <w:sz w:val="28"/>
-                <w:szCs w:val="28"/>
+                <w:sz w:val="23"/>
+                <w:szCs w:val="23"/>
               </w:rPr>
               <w:t xml:space="preserve"> </w:t>
             </w:r>
             <w:r>
               <w:rPr>
-                <w:sz w:val="28"/>
-                <w:szCs w:val="28"/>
+                <w:sz w:val="23"/>
+                <w:szCs w:val="23"/>
               </w:rPr>
               <w:t>данных</w:t>
             </w:r>
@@ -9567,14 +9666,14 @@
             <w:pPr>
               <w:spacing w:line="375" w:lineRule="atLeast"/>
               <w:rPr>
-                <w:sz w:val="28"/>
-                <w:szCs w:val="28"/>
+                <w:sz w:val="23"/>
+                <w:szCs w:val="23"/>
               </w:rPr>
             </w:pPr>
             <w:r>
               <w:rPr>
-                <w:sz w:val="28"/>
-                <w:szCs w:val="28"/>
+                <w:sz w:val="23"/>
+                <w:szCs w:val="23"/>
               </w:rPr>
               <w:t>Описание</w:t>
             </w:r>
@@ -9596,14 +9695,14 @@
             <w:pPr>
               <w:spacing w:line="375" w:lineRule="atLeast"/>
               <w:rPr>
-                <w:sz w:val="28"/>
-                <w:szCs w:val="28"/>
+                <w:sz w:val="23"/>
+                <w:szCs w:val="23"/>
               </w:rPr>
             </w:pPr>
             <w:r>
               <w:rPr>
-                <w:sz w:val="28"/>
-                <w:szCs w:val="28"/>
+                <w:sz w:val="23"/>
+                <w:szCs w:val="23"/>
               </w:rPr>
               <w:t>Обязательность</w:t>
             </w:r>
@@ -9630,15 +9729,15 @@
             <w:pPr>
               <w:spacing w:line="375" w:lineRule="atLeast"/>
               <w:rPr>
-                <w:sz w:val="28"/>
-                <w:szCs w:val="28"/>
+                <w:sz w:val="23"/>
+                <w:szCs w:val="23"/>
               </w:rPr>
             </w:pPr>
             <w:proofErr w:type="spellStart"/>
             <w:r>
               <w:rPr>
-                <w:sz w:val="28"/>
-                <w:szCs w:val="28"/>
+                <w:sz w:val="23"/>
+                <w:szCs w:val="23"/>
               </w:rPr>
               <w:t>id</w:t>
             </w:r>
@@ -9661,14 +9760,14 @@
             <w:pPr>
               <w:spacing w:line="375" w:lineRule="atLeast"/>
               <w:rPr>
-                <w:sz w:val="28"/>
-                <w:szCs w:val="28"/>
+                <w:sz w:val="23"/>
+                <w:szCs w:val="23"/>
               </w:rPr>
             </w:pPr>
             <w:r>
               <w:rPr>
-                <w:sz w:val="28"/>
-                <w:szCs w:val="28"/>
+                <w:sz w:val="23"/>
+                <w:szCs w:val="23"/>
               </w:rPr>
               <w:t>SERIAL</w:t>
             </w:r>
@@ -9690,28 +9789,28 @@
             <w:pPr>
               <w:spacing w:line="375" w:lineRule="atLeast"/>
               <w:rPr>
-                <w:sz w:val="28"/>
-                <w:szCs w:val="28"/>
+                <w:sz w:val="23"/>
+                <w:szCs w:val="23"/>
               </w:rPr>
             </w:pPr>
             <w:r>
               <w:rPr>
-                <w:sz w:val="28"/>
-                <w:szCs w:val="28"/>
+                <w:sz w:val="23"/>
+                <w:szCs w:val="23"/>
               </w:rPr>
               <w:t>Уникальный</w:t>
             </w:r>
             <w:r>
               <w:rPr>
-                <w:sz w:val="28"/>
-                <w:szCs w:val="28"/>
+                <w:sz w:val="23"/>
+                <w:szCs w:val="23"/>
               </w:rPr>
               <w:t xml:space="preserve"> </w:t>
             </w:r>
             <w:r>
               <w:rPr>
-                <w:sz w:val="28"/>
-                <w:szCs w:val="28"/>
+                <w:sz w:val="23"/>
+                <w:szCs w:val="23"/>
               </w:rPr>
               <w:t>идентификатор</w:t>
             </w:r>
@@ -9733,14 +9832,14 @@
             <w:pPr>
               <w:spacing w:line="375" w:lineRule="atLeast"/>
               <w:rPr>
-                <w:sz w:val="28"/>
-                <w:szCs w:val="28"/>
+                <w:sz w:val="23"/>
+                <w:szCs w:val="23"/>
               </w:rPr>
             </w:pPr>
             <w:r>
               <w:rPr>
-                <w:sz w:val="28"/>
-                <w:szCs w:val="28"/>
+                <w:sz w:val="23"/>
+                <w:szCs w:val="23"/>
               </w:rPr>
               <w:t>PK</w:t>
             </w:r>
@@ -9767,14 +9866,14 @@
             <w:pPr>
               <w:spacing w:line="375" w:lineRule="atLeast"/>
               <w:rPr>
-                <w:sz w:val="28"/>
-                <w:szCs w:val="28"/>
+                <w:sz w:val="23"/>
+                <w:szCs w:val="23"/>
               </w:rPr>
             </w:pPr>
             <w:r>
               <w:rPr>
-                <w:sz w:val="28"/>
-                <w:szCs w:val="28"/>
+                <w:sz w:val="23"/>
+                <w:szCs w:val="23"/>
               </w:rPr>
               <w:t>Наименование</w:t>
             </w:r>
@@ -9796,23 +9895,23 @@
             <w:pPr>
               <w:spacing w:line="375" w:lineRule="atLeast"/>
               <w:rPr>
-                <w:sz w:val="28"/>
-                <w:szCs w:val="28"/>
+                <w:sz w:val="23"/>
+                <w:szCs w:val="23"/>
               </w:rPr>
             </w:pPr>
             <w:proofErr w:type="gramStart"/>
             <w:r>
               <w:rPr>
-                <w:sz w:val="28"/>
-                <w:szCs w:val="28"/>
+                <w:sz w:val="23"/>
+                <w:szCs w:val="23"/>
               </w:rPr>
               <w:t>VARCHAR(</w:t>
             </w:r>
             <w:proofErr w:type="gramEnd"/>
             <w:r>
               <w:rPr>
-                <w:sz w:val="28"/>
-                <w:szCs w:val="28"/>
+                <w:sz w:val="23"/>
+                <w:szCs w:val="23"/>
               </w:rPr>
               <w:t>255)</w:t>
             </w:r>
@@ -9834,28 +9933,28 @@
             <w:pPr>
               <w:spacing w:line="375" w:lineRule="atLeast"/>
               <w:rPr>
-                <w:sz w:val="28"/>
-                <w:szCs w:val="28"/>
+                <w:sz w:val="23"/>
+                <w:szCs w:val="23"/>
               </w:rPr>
             </w:pPr>
             <w:r>
               <w:rPr>
-                <w:sz w:val="28"/>
-                <w:szCs w:val="28"/>
+                <w:sz w:val="23"/>
+                <w:szCs w:val="23"/>
               </w:rPr>
               <w:t>Краткое</w:t>
             </w:r>
             <w:r>
               <w:rPr>
-                <w:sz w:val="28"/>
-                <w:szCs w:val="28"/>
+                <w:sz w:val="23"/>
+                <w:szCs w:val="23"/>
               </w:rPr>
               <w:t xml:space="preserve"> </w:t>
             </w:r>
             <w:r>
               <w:rPr>
-                <w:sz w:val="28"/>
-                <w:szCs w:val="28"/>
+                <w:sz w:val="23"/>
+                <w:szCs w:val="23"/>
               </w:rPr>
               <w:t>название</w:t>
             </w:r>
@@ -9877,14 +9976,14 @@
             <w:pPr>
               <w:spacing w:line="375" w:lineRule="atLeast"/>
               <w:rPr>
-                <w:sz w:val="28"/>
-                <w:szCs w:val="28"/>
+                <w:sz w:val="23"/>
+                <w:szCs w:val="23"/>
               </w:rPr>
             </w:pPr>
             <w:r>
               <w:rPr>
-                <w:sz w:val="28"/>
-                <w:szCs w:val="28"/>
+                <w:sz w:val="23"/>
+                <w:szCs w:val="23"/>
               </w:rPr>
               <w:t>NULL</w:t>
             </w:r>
@@ -9911,15 +10010,15 @@
             <w:pPr>
               <w:spacing w:line="375" w:lineRule="atLeast"/>
               <w:rPr>
-                <w:sz w:val="28"/>
-                <w:szCs w:val="28"/>
+                <w:sz w:val="23"/>
+                <w:szCs w:val="23"/>
               </w:rPr>
             </w:pPr>
             <w:proofErr w:type="spellStart"/>
             <w:r>
               <w:rPr>
-                <w:sz w:val="28"/>
-                <w:szCs w:val="28"/>
+                <w:sz w:val="23"/>
+                <w:szCs w:val="23"/>
               </w:rPr>
               <w:t>тип_заявки</w:t>
             </w:r>
@@ -9942,23 +10041,23 @@
             <w:pPr>
               <w:spacing w:line="375" w:lineRule="atLeast"/>
               <w:rPr>
-                <w:sz w:val="28"/>
-                <w:szCs w:val="28"/>
+                <w:sz w:val="23"/>
+                <w:szCs w:val="23"/>
               </w:rPr>
             </w:pPr>
             <w:proofErr w:type="gramStart"/>
             <w:r>
               <w:rPr>
-                <w:sz w:val="28"/>
-                <w:szCs w:val="28"/>
+                <w:sz w:val="23"/>
+                <w:szCs w:val="23"/>
               </w:rPr>
               <w:t>VARCHAR(</w:t>
             </w:r>
             <w:proofErr w:type="gramEnd"/>
             <w:r>
               <w:rPr>
-                <w:sz w:val="28"/>
-                <w:szCs w:val="28"/>
+                <w:sz w:val="23"/>
+                <w:szCs w:val="23"/>
               </w:rPr>
               <w:t>20)</w:t>
             </w:r>
@@ -9980,14 +10079,14 @@
             <w:pPr>
               <w:spacing w:line="375" w:lineRule="atLeast"/>
               <w:rPr>
-                <w:sz w:val="28"/>
-                <w:szCs w:val="28"/>
+                <w:sz w:val="23"/>
+                <w:szCs w:val="23"/>
               </w:rPr>
             </w:pPr>
             <w:r>
               <w:rPr>
-                <w:sz w:val="28"/>
-                <w:szCs w:val="28"/>
+                <w:sz w:val="23"/>
+                <w:szCs w:val="23"/>
               </w:rPr>
               <w:t>личная/групповая</w:t>
             </w:r>
@@ -10009,14 +10108,14 @@
             <w:pPr>
               <w:spacing w:line="375" w:lineRule="atLeast"/>
               <w:rPr>
-                <w:sz w:val="28"/>
-                <w:szCs w:val="28"/>
+                <w:sz w:val="23"/>
+                <w:szCs w:val="23"/>
               </w:rPr>
             </w:pPr>
             <w:r>
               <w:rPr>
-                <w:sz w:val="28"/>
-                <w:szCs w:val="28"/>
+                <w:sz w:val="23"/>
+                <w:szCs w:val="23"/>
               </w:rPr>
               <w:t>CHECK</w:t>
             </w:r>
@@ -10043,15 +10142,15 @@
             <w:pPr>
               <w:spacing w:line="375" w:lineRule="atLeast"/>
               <w:rPr>
-                <w:sz w:val="28"/>
-                <w:szCs w:val="28"/>
+                <w:sz w:val="23"/>
+                <w:szCs w:val="23"/>
               </w:rPr>
             </w:pPr>
             <w:proofErr w:type="spellStart"/>
             <w:r>
               <w:rPr>
-                <w:sz w:val="28"/>
-                <w:szCs w:val="28"/>
+                <w:sz w:val="23"/>
+                <w:szCs w:val="23"/>
               </w:rPr>
               <w:t>Дата_создание_заявки</w:t>
             </w:r>
@@ -10074,14 +10173,14 @@
             <w:pPr>
               <w:spacing w:line="375" w:lineRule="atLeast"/>
               <w:rPr>
-                <w:sz w:val="28"/>
-                <w:szCs w:val="28"/>
+                <w:sz w:val="23"/>
+                <w:szCs w:val="23"/>
               </w:rPr>
             </w:pPr>
             <w:r>
               <w:rPr>
-                <w:sz w:val="28"/>
-                <w:szCs w:val="28"/>
+                <w:sz w:val="23"/>
+                <w:szCs w:val="23"/>
               </w:rPr>
               <w:t>TIMESTAMP</w:t>
             </w:r>
@@ -10103,56 +10202,56 @@
             <w:pPr>
               <w:spacing w:line="375" w:lineRule="atLeast"/>
               <w:rPr>
-                <w:sz w:val="28"/>
-                <w:szCs w:val="28"/>
+                <w:sz w:val="23"/>
+                <w:szCs w:val="23"/>
               </w:rPr>
             </w:pPr>
             <w:r>
               <w:rPr>
-                <w:sz w:val="28"/>
-                <w:szCs w:val="28"/>
+                <w:sz w:val="23"/>
+                <w:szCs w:val="23"/>
               </w:rPr>
               <w:t>Дата</w:t>
             </w:r>
             <w:r>
               <w:rPr>
-                <w:sz w:val="28"/>
-                <w:szCs w:val="28"/>
+                <w:sz w:val="23"/>
+                <w:szCs w:val="23"/>
               </w:rPr>
               <w:t xml:space="preserve"> </w:t>
             </w:r>
             <w:r>
               <w:rPr>
-                <w:sz w:val="28"/>
-                <w:szCs w:val="28"/>
+                <w:sz w:val="23"/>
+                <w:szCs w:val="23"/>
               </w:rPr>
               <w:t>и</w:t>
             </w:r>
             <w:r>
               <w:rPr>
-                <w:sz w:val="28"/>
-                <w:szCs w:val="28"/>
+                <w:sz w:val="23"/>
+                <w:szCs w:val="23"/>
               </w:rPr>
               <w:t xml:space="preserve"> </w:t>
             </w:r>
             <w:r>
               <w:rPr>
-                <w:sz w:val="28"/>
-                <w:szCs w:val="28"/>
+                <w:sz w:val="23"/>
+                <w:szCs w:val="23"/>
               </w:rPr>
               <w:t>время</w:t>
             </w:r>
             <w:r>
               <w:rPr>
-                <w:sz w:val="28"/>
-                <w:szCs w:val="28"/>
+                <w:sz w:val="23"/>
+                <w:szCs w:val="23"/>
               </w:rPr>
               <w:t xml:space="preserve"> </w:t>
             </w:r>
             <w:r>
               <w:rPr>
-                <w:sz w:val="28"/>
-                <w:szCs w:val="28"/>
+                <w:sz w:val="23"/>
+                <w:szCs w:val="23"/>
               </w:rPr>
               <w:t>создания</w:t>
             </w:r>
@@ -10174,37 +10273,37 @@
             <w:pPr>
               <w:spacing w:line="375" w:lineRule="atLeast"/>
               <w:rPr>
-                <w:sz w:val="28"/>
-                <w:szCs w:val="28"/>
+                <w:sz w:val="23"/>
+                <w:szCs w:val="23"/>
               </w:rPr>
             </w:pPr>
             <w:r>
               <w:rPr>
-                <w:sz w:val="28"/>
-                <w:szCs w:val="28"/>
+                <w:sz w:val="23"/>
+                <w:szCs w:val="23"/>
               </w:rPr>
               <w:t>DEFAULT</w:t>
             </w:r>
             <w:r>
               <w:rPr>
-                <w:sz w:val="28"/>
-                <w:szCs w:val="28"/>
+                <w:sz w:val="23"/>
+                <w:szCs w:val="23"/>
               </w:rPr>
               <w:t xml:space="preserve"> </w:t>
             </w:r>
             <w:proofErr w:type="gramStart"/>
             <w:r>
               <w:rPr>
-                <w:sz w:val="28"/>
-                <w:szCs w:val="28"/>
+                <w:sz w:val="23"/>
+                <w:szCs w:val="23"/>
               </w:rPr>
               <w:t>NOW(</w:t>
             </w:r>
             <w:proofErr w:type="gramEnd"/>
             <w:r>
               <w:rPr>
-                <w:sz w:val="28"/>
-                <w:szCs w:val="28"/>
+                <w:sz w:val="23"/>
+                <w:szCs w:val="23"/>
               </w:rPr>
               <w:t>)</w:t>
             </w:r>
@@ -10231,15 +10330,15 @@
             <w:pPr>
               <w:spacing w:line="375" w:lineRule="atLeast"/>
               <w:rPr>
-                <w:sz w:val="28"/>
-                <w:szCs w:val="28"/>
+                <w:sz w:val="23"/>
+                <w:szCs w:val="23"/>
               </w:rPr>
             </w:pPr>
             <w:proofErr w:type="spellStart"/>
             <w:r>
               <w:rPr>
-                <w:sz w:val="28"/>
-                <w:szCs w:val="28"/>
+                <w:sz w:val="23"/>
+                <w:szCs w:val="23"/>
               </w:rPr>
               <w:t>Дата_одобрение_заявки</w:t>
             </w:r>
@@ -10262,14 +10361,14 @@
             <w:pPr>
               <w:spacing w:line="375" w:lineRule="atLeast"/>
               <w:rPr>
-                <w:sz w:val="28"/>
-                <w:szCs w:val="28"/>
+                <w:sz w:val="23"/>
+                <w:szCs w:val="23"/>
               </w:rPr>
             </w:pPr>
             <w:r>
               <w:rPr>
-                <w:sz w:val="28"/>
-                <w:szCs w:val="28"/>
+                <w:sz w:val="23"/>
+                <w:szCs w:val="23"/>
               </w:rPr>
               <w:t>TIMESTAMP</w:t>
             </w:r>
@@ -10291,28 +10390,28 @@
             <w:pPr>
               <w:spacing w:line="375" w:lineRule="atLeast"/>
               <w:rPr>
-                <w:sz w:val="28"/>
-                <w:szCs w:val="28"/>
+                <w:sz w:val="23"/>
+                <w:szCs w:val="23"/>
               </w:rPr>
             </w:pPr>
             <w:r>
               <w:rPr>
-                <w:sz w:val="28"/>
-                <w:szCs w:val="28"/>
+                <w:sz w:val="23"/>
+                <w:szCs w:val="23"/>
               </w:rPr>
               <w:t>Дата</w:t>
             </w:r>
             <w:r>
               <w:rPr>
-                <w:sz w:val="28"/>
-                <w:szCs w:val="28"/>
+                <w:sz w:val="23"/>
+                <w:szCs w:val="23"/>
               </w:rPr>
               <w:t xml:space="preserve"> </w:t>
             </w:r>
             <w:r>
               <w:rPr>
-                <w:sz w:val="28"/>
-                <w:szCs w:val="28"/>
+                <w:sz w:val="23"/>
+                <w:szCs w:val="23"/>
               </w:rPr>
               <w:t>одобрения</w:t>
             </w:r>
@@ -10334,14 +10433,14 @@
             <w:pPr>
               <w:spacing w:line="375" w:lineRule="atLeast"/>
               <w:rPr>
-                <w:sz w:val="28"/>
-                <w:szCs w:val="28"/>
+                <w:sz w:val="23"/>
+                <w:szCs w:val="23"/>
               </w:rPr>
             </w:pPr>
             <w:r>
               <w:rPr>
-                <w:sz w:val="28"/>
-                <w:szCs w:val="28"/>
+                <w:sz w:val="23"/>
+                <w:szCs w:val="23"/>
               </w:rPr>
               <w:t>NULL</w:t>
             </w:r>
@@ -10368,14 +10467,14 @@
             <w:pPr>
               <w:spacing w:line="375" w:lineRule="atLeast"/>
               <w:rPr>
-                <w:sz w:val="28"/>
-                <w:szCs w:val="28"/>
+                <w:sz w:val="23"/>
+                <w:szCs w:val="23"/>
               </w:rPr>
             </w:pPr>
             <w:r>
               <w:rPr>
-                <w:sz w:val="28"/>
-                <w:szCs w:val="28"/>
+                <w:sz w:val="23"/>
+                <w:szCs w:val="23"/>
               </w:rPr>
               <w:t>Цель</w:t>
             </w:r>
@@ -10397,14 +10496,14 @@
             <w:pPr>
               <w:spacing w:line="375" w:lineRule="atLeast"/>
               <w:rPr>
-                <w:sz w:val="28"/>
-                <w:szCs w:val="28"/>
+                <w:sz w:val="23"/>
+                <w:szCs w:val="23"/>
               </w:rPr>
             </w:pPr>
             <w:r>
               <w:rPr>
-                <w:sz w:val="28"/>
-                <w:szCs w:val="28"/>
+                <w:sz w:val="23"/>
+                <w:szCs w:val="23"/>
               </w:rPr>
               <w:t>TEXT</w:t>
             </w:r>
@@ -10426,28 +10525,28 @@
             <w:pPr>
               <w:spacing w:line="375" w:lineRule="atLeast"/>
               <w:rPr>
-                <w:sz w:val="28"/>
-                <w:szCs w:val="28"/>
+                <w:sz w:val="23"/>
+                <w:szCs w:val="23"/>
               </w:rPr>
             </w:pPr>
             <w:r>
               <w:rPr>
-                <w:sz w:val="28"/>
-                <w:szCs w:val="28"/>
+                <w:sz w:val="23"/>
+                <w:szCs w:val="23"/>
               </w:rPr>
               <w:t>Описание</w:t>
             </w:r>
             <w:r>
               <w:rPr>
-                <w:sz w:val="28"/>
-                <w:szCs w:val="28"/>
+                <w:sz w:val="23"/>
+                <w:szCs w:val="23"/>
               </w:rPr>
               <w:t xml:space="preserve"> </w:t>
             </w:r>
             <w:r>
               <w:rPr>
-                <w:sz w:val="28"/>
-                <w:szCs w:val="28"/>
+                <w:sz w:val="23"/>
+                <w:szCs w:val="23"/>
               </w:rPr>
               <w:t>цели</w:t>
             </w:r>
@@ -10469,14 +10568,14 @@
             <w:pPr>
               <w:spacing w:line="375" w:lineRule="atLeast"/>
               <w:rPr>
-                <w:sz w:val="28"/>
-                <w:szCs w:val="28"/>
+                <w:sz w:val="23"/>
+                <w:szCs w:val="23"/>
               </w:rPr>
             </w:pPr>
             <w:r>
               <w:rPr>
-                <w:sz w:val="28"/>
-                <w:szCs w:val="28"/>
+                <w:sz w:val="23"/>
+                <w:szCs w:val="23"/>
               </w:rPr>
               <w:t>NULL</w:t>
             </w:r>
@@ -10503,14 +10602,14 @@
             <w:pPr>
               <w:spacing w:line="375" w:lineRule="atLeast"/>
               <w:rPr>
-                <w:sz w:val="28"/>
-                <w:szCs w:val="28"/>
+                <w:sz w:val="23"/>
+                <w:szCs w:val="23"/>
               </w:rPr>
             </w:pPr>
             <w:r>
               <w:rPr>
-                <w:sz w:val="28"/>
-                <w:szCs w:val="28"/>
+                <w:sz w:val="23"/>
+                <w:szCs w:val="23"/>
               </w:rPr>
               <w:t>Статус</w:t>
             </w:r>
@@ -10532,23 +10631,23 @@
             <w:pPr>
               <w:spacing w:line="375" w:lineRule="atLeast"/>
               <w:rPr>
-                <w:sz w:val="28"/>
-                <w:szCs w:val="28"/>
+                <w:sz w:val="23"/>
+                <w:szCs w:val="23"/>
               </w:rPr>
             </w:pPr>
             <w:proofErr w:type="gramStart"/>
             <w:r>
               <w:rPr>
-                <w:sz w:val="28"/>
-                <w:szCs w:val="28"/>
+                <w:sz w:val="23"/>
+                <w:szCs w:val="23"/>
               </w:rPr>
               <w:t>VARCHAR(</w:t>
             </w:r>
             <w:proofErr w:type="gramEnd"/>
             <w:r>
               <w:rPr>
-                <w:sz w:val="28"/>
-                <w:szCs w:val="28"/>
+                <w:sz w:val="23"/>
+                <w:szCs w:val="23"/>
               </w:rPr>
               <w:t>20)</w:t>
             </w:r>
@@ -10570,28 +10669,28 @@
             <w:pPr>
               <w:spacing w:line="375" w:lineRule="atLeast"/>
               <w:rPr>
-                <w:sz w:val="28"/>
-                <w:szCs w:val="28"/>
+                <w:sz w:val="23"/>
+                <w:szCs w:val="23"/>
               </w:rPr>
             </w:pPr>
             <w:r>
               <w:rPr>
-                <w:sz w:val="28"/>
-                <w:szCs w:val="28"/>
+                <w:sz w:val="23"/>
+                <w:szCs w:val="23"/>
               </w:rPr>
               <w:t>проверка/одобрена/не</w:t>
             </w:r>
             <w:r>
               <w:rPr>
-                <w:sz w:val="28"/>
-                <w:szCs w:val="28"/>
+                <w:sz w:val="23"/>
+                <w:szCs w:val="23"/>
               </w:rPr>
               <w:t xml:space="preserve"> </w:t>
             </w:r>
             <w:r>
               <w:rPr>
-                <w:sz w:val="28"/>
-                <w:szCs w:val="28"/>
+                <w:sz w:val="23"/>
+                <w:szCs w:val="23"/>
               </w:rPr>
               <w:t>одобрена</w:t>
             </w:r>
@@ -10613,14 +10712,14 @@
             <w:pPr>
               <w:spacing w:line="375" w:lineRule="atLeast"/>
               <w:rPr>
-                <w:sz w:val="28"/>
-                <w:szCs w:val="28"/>
+                <w:sz w:val="23"/>
+                <w:szCs w:val="23"/>
               </w:rPr>
             </w:pPr>
             <w:r>
               <w:rPr>
-                <w:sz w:val="28"/>
-                <w:szCs w:val="28"/>
+                <w:sz w:val="23"/>
+                <w:szCs w:val="23"/>
               </w:rPr>
               <w:t>CHECK</w:t>
             </w:r>
@@ -10647,15 +10746,15 @@
             <w:pPr>
               <w:spacing w:line="375" w:lineRule="atLeast"/>
               <w:rPr>
-                <w:sz w:val="28"/>
-                <w:szCs w:val="28"/>
+                <w:sz w:val="23"/>
+                <w:szCs w:val="23"/>
               </w:rPr>
             </w:pPr>
             <w:proofErr w:type="spellStart"/>
             <w:r>
               <w:rPr>
-                <w:sz w:val="28"/>
-                <w:szCs w:val="28"/>
+                <w:sz w:val="23"/>
+                <w:szCs w:val="23"/>
               </w:rPr>
               <w:t>Дата_начало_реализации_заявки</w:t>
             </w:r>
@@ -10678,14 +10777,14 @@
             <w:pPr>
               <w:spacing w:line="375" w:lineRule="atLeast"/>
               <w:rPr>
-                <w:sz w:val="28"/>
-                <w:szCs w:val="28"/>
+                <w:sz w:val="23"/>
+                <w:szCs w:val="23"/>
               </w:rPr>
             </w:pPr>
             <w:r>
               <w:rPr>
-                <w:sz w:val="28"/>
-                <w:szCs w:val="28"/>
+                <w:sz w:val="23"/>
+                <w:szCs w:val="23"/>
               </w:rPr>
               <w:t>DATE</w:t>
             </w:r>
@@ -10707,42 +10806,42 @@
             <w:pPr>
               <w:spacing w:line="375" w:lineRule="atLeast"/>
               <w:rPr>
-                <w:sz w:val="28"/>
-                <w:szCs w:val="28"/>
+                <w:sz w:val="23"/>
+                <w:szCs w:val="23"/>
               </w:rPr>
             </w:pPr>
             <w:r>
               <w:rPr>
-                <w:sz w:val="28"/>
-                <w:szCs w:val="28"/>
+                <w:sz w:val="23"/>
+                <w:szCs w:val="23"/>
               </w:rPr>
               <w:t>Планируемая</w:t>
             </w:r>
             <w:r>
               <w:rPr>
-                <w:sz w:val="28"/>
-                <w:szCs w:val="28"/>
+                <w:sz w:val="23"/>
+                <w:szCs w:val="23"/>
               </w:rPr>
               <w:t xml:space="preserve"> </w:t>
             </w:r>
             <w:r>
               <w:rPr>
-                <w:sz w:val="28"/>
-                <w:szCs w:val="28"/>
+                <w:sz w:val="23"/>
+                <w:szCs w:val="23"/>
               </w:rPr>
               <w:t>дата</w:t>
             </w:r>
             <w:r>
               <w:rPr>
-                <w:sz w:val="28"/>
-                <w:szCs w:val="28"/>
+                <w:sz w:val="23"/>
+                <w:szCs w:val="23"/>
               </w:rPr>
               <w:t xml:space="preserve"> </w:t>
             </w:r>
             <w:r>
               <w:rPr>
-                <w:sz w:val="28"/>
-                <w:szCs w:val="28"/>
+                <w:sz w:val="23"/>
+                <w:szCs w:val="23"/>
               </w:rPr>
               <w:t>начала</w:t>
             </w:r>
@@ -10764,28 +10863,28 @@
             <w:pPr>
               <w:spacing w:line="375" w:lineRule="atLeast"/>
               <w:rPr>
-                <w:sz w:val="28"/>
-                <w:szCs w:val="28"/>
+                <w:sz w:val="23"/>
+                <w:szCs w:val="23"/>
               </w:rPr>
             </w:pPr>
             <w:r>
               <w:rPr>
-                <w:sz w:val="28"/>
-                <w:szCs w:val="28"/>
+                <w:sz w:val="23"/>
+                <w:szCs w:val="23"/>
               </w:rPr>
               <w:t>NOT</w:t>
             </w:r>
             <w:r>
               <w:rPr>
-                <w:sz w:val="28"/>
-                <w:szCs w:val="28"/>
+                <w:sz w:val="23"/>
+                <w:szCs w:val="23"/>
               </w:rPr>
               <w:t xml:space="preserve"> </w:t>
             </w:r>
             <w:r>
               <w:rPr>
-                <w:sz w:val="28"/>
-                <w:szCs w:val="28"/>
+                <w:sz w:val="23"/>
+                <w:szCs w:val="23"/>
               </w:rPr>
               <w:t>NULL</w:t>
             </w:r>
@@ -10812,15 +10911,15 @@
             <w:pPr>
               <w:spacing w:line="375" w:lineRule="atLeast"/>
               <w:rPr>
-                <w:sz w:val="28"/>
-                <w:szCs w:val="28"/>
+                <w:sz w:val="23"/>
+                <w:szCs w:val="23"/>
               </w:rPr>
             </w:pPr>
             <w:proofErr w:type="spellStart"/>
             <w:r>
               <w:rPr>
-                <w:sz w:val="28"/>
-                <w:szCs w:val="28"/>
+                <w:sz w:val="23"/>
+                <w:szCs w:val="23"/>
               </w:rPr>
               <w:t>Дата_окончание_реализации_заявки</w:t>
             </w:r>
@@ -10843,14 +10942,14 @@
             <w:pPr>
               <w:spacing w:line="375" w:lineRule="atLeast"/>
               <w:rPr>
-                <w:sz w:val="28"/>
-                <w:szCs w:val="28"/>
+                <w:sz w:val="23"/>
+                <w:szCs w:val="23"/>
               </w:rPr>
             </w:pPr>
             <w:r>
               <w:rPr>
-                <w:sz w:val="28"/>
-                <w:szCs w:val="28"/>
+                <w:sz w:val="23"/>
+                <w:szCs w:val="23"/>
               </w:rPr>
               <w:t>DATE</w:t>
             </w:r>
@@ -10872,42 +10971,42 @@
             <w:pPr>
               <w:spacing w:line="375" w:lineRule="atLeast"/>
               <w:rPr>
-                <w:sz w:val="28"/>
-                <w:szCs w:val="28"/>
+                <w:sz w:val="23"/>
+                <w:szCs w:val="23"/>
               </w:rPr>
             </w:pPr>
             <w:r>
               <w:rPr>
-                <w:sz w:val="28"/>
-                <w:szCs w:val="28"/>
+                <w:sz w:val="23"/>
+                <w:szCs w:val="23"/>
               </w:rPr>
               <w:t>Планируемая</w:t>
             </w:r>
             <w:r>
               <w:rPr>
-                <w:sz w:val="28"/>
-                <w:szCs w:val="28"/>
+                <w:sz w:val="23"/>
+                <w:szCs w:val="23"/>
               </w:rPr>
               <w:t xml:space="preserve"> </w:t>
             </w:r>
             <w:r>
               <w:rPr>
-                <w:sz w:val="28"/>
-                <w:szCs w:val="28"/>
+                <w:sz w:val="23"/>
+                <w:szCs w:val="23"/>
               </w:rPr>
               <w:t>дата</w:t>
             </w:r>
             <w:r>
               <w:rPr>
-                <w:sz w:val="28"/>
-                <w:szCs w:val="28"/>
+                <w:sz w:val="23"/>
+                <w:szCs w:val="23"/>
               </w:rPr>
               <w:t xml:space="preserve"> </w:t>
             </w:r>
             <w:r>
               <w:rPr>
-                <w:sz w:val="28"/>
-                <w:szCs w:val="28"/>
+                <w:sz w:val="23"/>
+                <w:szCs w:val="23"/>
               </w:rPr>
               <w:t>окончания</w:t>
             </w:r>
@@ -10929,28 +11028,28 @@
             <w:pPr>
               <w:spacing w:line="375" w:lineRule="atLeast"/>
               <w:rPr>
-                <w:sz w:val="28"/>
-                <w:szCs w:val="28"/>
+                <w:sz w:val="23"/>
+                <w:szCs w:val="23"/>
               </w:rPr>
             </w:pPr>
             <w:r>
               <w:rPr>
-                <w:sz w:val="28"/>
-                <w:szCs w:val="28"/>
+                <w:sz w:val="23"/>
+                <w:szCs w:val="23"/>
               </w:rPr>
               <w:t>NOT</w:t>
             </w:r>
             <w:r>
               <w:rPr>
-                <w:sz w:val="28"/>
-                <w:szCs w:val="28"/>
+                <w:sz w:val="23"/>
+                <w:szCs w:val="23"/>
               </w:rPr>
               <w:t xml:space="preserve"> </w:t>
             </w:r>
             <w:r>
               <w:rPr>
-                <w:sz w:val="28"/>
-                <w:szCs w:val="28"/>
+                <w:sz w:val="23"/>
+                <w:szCs w:val="23"/>
               </w:rPr>
               <w:t>NULL</w:t>
             </w:r>
@@ -10977,15 +11076,15 @@
             <w:pPr>
               <w:spacing w:line="375" w:lineRule="atLeast"/>
               <w:rPr>
-                <w:sz w:val="28"/>
-                <w:szCs w:val="28"/>
+                <w:sz w:val="23"/>
+                <w:szCs w:val="23"/>
               </w:rPr>
             </w:pPr>
             <w:proofErr w:type="spellStart"/>
             <w:r>
               <w:rPr>
-                <w:sz w:val="28"/>
-                <w:szCs w:val="28"/>
+                <w:sz w:val="23"/>
+                <w:szCs w:val="23"/>
               </w:rPr>
               <w:t>Посетитель_id</w:t>
             </w:r>
@@ -11008,14 +11107,14 @@
             <w:pPr>
               <w:spacing w:line="375" w:lineRule="atLeast"/>
               <w:rPr>
-                <w:sz w:val="28"/>
-                <w:szCs w:val="28"/>
+                <w:sz w:val="23"/>
+                <w:szCs w:val="23"/>
               </w:rPr>
             </w:pPr>
             <w:r>
               <w:rPr>
-                <w:sz w:val="28"/>
-                <w:szCs w:val="28"/>
+                <w:sz w:val="23"/>
+                <w:szCs w:val="23"/>
               </w:rPr>
               <w:t>INTEGER</w:t>
             </w:r>
@@ -11037,42 +11136,42 @@
             <w:pPr>
               <w:spacing w:line="375" w:lineRule="atLeast"/>
               <w:rPr>
-                <w:sz w:val="28"/>
-                <w:szCs w:val="28"/>
+                <w:sz w:val="23"/>
+                <w:szCs w:val="23"/>
               </w:rPr>
             </w:pPr>
             <w:r>
               <w:rPr>
-                <w:sz w:val="28"/>
-                <w:szCs w:val="28"/>
+                <w:sz w:val="23"/>
+                <w:szCs w:val="23"/>
               </w:rPr>
               <w:t>Ссылка</w:t>
             </w:r>
             <w:r>
               <w:rPr>
-                <w:sz w:val="28"/>
-                <w:szCs w:val="28"/>
+                <w:sz w:val="23"/>
+                <w:szCs w:val="23"/>
               </w:rPr>
               <w:t xml:space="preserve"> </w:t>
             </w:r>
             <w:r>
               <w:rPr>
-                <w:sz w:val="28"/>
-                <w:szCs w:val="28"/>
+                <w:sz w:val="23"/>
+                <w:szCs w:val="23"/>
               </w:rPr>
               <w:t>на</w:t>
             </w:r>
             <w:r>
               <w:rPr>
-                <w:sz w:val="28"/>
-                <w:szCs w:val="28"/>
+                <w:sz w:val="23"/>
+                <w:szCs w:val="23"/>
               </w:rPr>
               <w:t xml:space="preserve"> </w:t>
             </w:r>
             <w:r>
               <w:rPr>
-                <w:sz w:val="28"/>
-                <w:szCs w:val="28"/>
+                <w:sz w:val="23"/>
+                <w:szCs w:val="23"/>
               </w:rPr>
               <w:t>посетителя</w:t>
             </w:r>
@@ -11094,14 +11193,14 @@
             <w:pPr>
               <w:spacing w:line="375" w:lineRule="atLeast"/>
               <w:rPr>
-                <w:sz w:val="28"/>
-                <w:szCs w:val="28"/>
+                <w:sz w:val="23"/>
+                <w:szCs w:val="23"/>
               </w:rPr>
             </w:pPr>
             <w:r>
               <w:rPr>
-                <w:sz w:val="28"/>
-                <w:szCs w:val="28"/>
+                <w:sz w:val="23"/>
+                <w:szCs w:val="23"/>
               </w:rPr>
               <w:t>FK</w:t>
             </w:r>
@@ -11128,15 +11227,15 @@
             <w:pPr>
               <w:spacing w:line="375" w:lineRule="atLeast"/>
               <w:rPr>
-                <w:sz w:val="28"/>
-                <w:szCs w:val="28"/>
+                <w:sz w:val="23"/>
+                <w:szCs w:val="23"/>
               </w:rPr>
             </w:pPr>
             <w:proofErr w:type="spellStart"/>
             <w:r>
               <w:rPr>
-                <w:sz w:val="28"/>
-                <w:szCs w:val="28"/>
+                <w:sz w:val="23"/>
+                <w:szCs w:val="23"/>
               </w:rPr>
               <w:t>Сотрудник_id</w:t>
             </w:r>
@@ -11159,14 +11258,14 @@
             <w:pPr>
               <w:spacing w:line="375" w:lineRule="atLeast"/>
               <w:rPr>
-                <w:sz w:val="28"/>
-                <w:szCs w:val="28"/>
+                <w:sz w:val="23"/>
+                <w:szCs w:val="23"/>
               </w:rPr>
             </w:pPr>
             <w:r>
               <w:rPr>
-                <w:sz w:val="28"/>
-                <w:szCs w:val="28"/>
+                <w:sz w:val="23"/>
+                <w:szCs w:val="23"/>
               </w:rPr>
               <w:t>INTEGER</w:t>
             </w:r>
@@ -11188,42 +11287,42 @@
             <w:pPr>
               <w:spacing w:line="375" w:lineRule="atLeast"/>
               <w:rPr>
-                <w:sz w:val="28"/>
-                <w:szCs w:val="28"/>
+                <w:sz w:val="23"/>
+                <w:szCs w:val="23"/>
               </w:rPr>
             </w:pPr>
             <w:r>
               <w:rPr>
-                <w:sz w:val="28"/>
-                <w:szCs w:val="28"/>
+                <w:sz w:val="23"/>
+                <w:szCs w:val="23"/>
               </w:rPr>
               <w:t>Ссылка</w:t>
             </w:r>
             <w:r>
               <w:rPr>
-                <w:sz w:val="28"/>
-                <w:szCs w:val="28"/>
+                <w:sz w:val="23"/>
+                <w:szCs w:val="23"/>
               </w:rPr>
               <w:t xml:space="preserve"> </w:t>
             </w:r>
             <w:r>
               <w:rPr>
-                <w:sz w:val="28"/>
-                <w:szCs w:val="28"/>
+                <w:sz w:val="23"/>
+                <w:szCs w:val="23"/>
               </w:rPr>
               <w:t>на</w:t>
             </w:r>
             <w:r>
               <w:rPr>
-                <w:sz w:val="28"/>
-                <w:szCs w:val="28"/>
+                <w:sz w:val="23"/>
+                <w:szCs w:val="23"/>
               </w:rPr>
               <w:t xml:space="preserve"> </w:t>
             </w:r>
             <w:r>
               <w:rPr>
-                <w:sz w:val="28"/>
-                <w:szCs w:val="28"/>
+                <w:sz w:val="23"/>
+                <w:szCs w:val="23"/>
               </w:rPr>
               <w:t>сотрудника</w:t>
             </w:r>
@@ -11245,14 +11344,14 @@
             <w:pPr>
               <w:spacing w:line="375" w:lineRule="atLeast"/>
               <w:rPr>
-                <w:sz w:val="28"/>
-                <w:szCs w:val="28"/>
+                <w:sz w:val="23"/>
+                <w:szCs w:val="23"/>
               </w:rPr>
             </w:pPr>
             <w:r>
               <w:rPr>
-                <w:sz w:val="28"/>
-                <w:szCs w:val="28"/>
+                <w:sz w:val="23"/>
+                <w:szCs w:val="23"/>
               </w:rPr>
               <w:t>FK</w:t>
             </w:r>
@@ -11279,15 +11378,15 @@
             <w:pPr>
               <w:spacing w:line="375" w:lineRule="atLeast"/>
               <w:rPr>
-                <w:sz w:val="28"/>
-                <w:szCs w:val="28"/>
+                <w:sz w:val="23"/>
+                <w:szCs w:val="23"/>
               </w:rPr>
             </w:pPr>
             <w:proofErr w:type="spellStart"/>
             <w:r>
               <w:rPr>
-                <w:sz w:val="28"/>
-                <w:szCs w:val="28"/>
+                <w:sz w:val="23"/>
+                <w:szCs w:val="23"/>
               </w:rPr>
               <w:t>Подразделение_id</w:t>
             </w:r>
@@ -11310,14 +11409,14 @@
             <w:pPr>
               <w:spacing w:line="375" w:lineRule="atLeast"/>
               <w:rPr>
-                <w:sz w:val="28"/>
-                <w:szCs w:val="28"/>
+                <w:sz w:val="23"/>
+                <w:szCs w:val="23"/>
               </w:rPr>
             </w:pPr>
             <w:r>
               <w:rPr>
-                <w:sz w:val="28"/>
-                <w:szCs w:val="28"/>
+                <w:sz w:val="23"/>
+                <w:szCs w:val="23"/>
               </w:rPr>
               <w:t>INTEGER</w:t>
             </w:r>
@@ -11339,42 +11438,42 @@
             <w:pPr>
               <w:spacing w:line="375" w:lineRule="atLeast"/>
               <w:rPr>
-                <w:sz w:val="28"/>
-                <w:szCs w:val="28"/>
+                <w:sz w:val="23"/>
+                <w:szCs w:val="23"/>
               </w:rPr>
             </w:pPr>
             <w:r>
               <w:rPr>
-                <w:sz w:val="28"/>
-                <w:szCs w:val="28"/>
+                <w:sz w:val="23"/>
+                <w:szCs w:val="23"/>
               </w:rPr>
               <w:t>Ссылка</w:t>
             </w:r>
             <w:r>
               <w:rPr>
-                <w:sz w:val="28"/>
-                <w:szCs w:val="28"/>
+                <w:sz w:val="23"/>
+                <w:szCs w:val="23"/>
               </w:rPr>
               <w:t xml:space="preserve"> </w:t>
             </w:r>
             <w:r>
               <w:rPr>
-                <w:sz w:val="28"/>
-                <w:szCs w:val="28"/>
+                <w:sz w:val="23"/>
+                <w:szCs w:val="23"/>
               </w:rPr>
               <w:t>на</w:t>
             </w:r>
             <w:r>
               <w:rPr>
-                <w:sz w:val="28"/>
-                <w:szCs w:val="28"/>
+                <w:sz w:val="23"/>
+                <w:szCs w:val="23"/>
               </w:rPr>
               <w:t xml:space="preserve"> </w:t>
             </w:r>
             <w:r>
               <w:rPr>
-                <w:sz w:val="28"/>
-                <w:szCs w:val="28"/>
+                <w:sz w:val="23"/>
+                <w:szCs w:val="23"/>
               </w:rPr>
               <w:t>подразделение</w:t>
             </w:r>
@@ -11396,14 +11495,14 @@
             <w:pPr>
               <w:spacing w:line="375" w:lineRule="atLeast"/>
               <w:rPr>
-                <w:sz w:val="28"/>
-                <w:szCs w:val="28"/>
+                <w:sz w:val="23"/>
+                <w:szCs w:val="23"/>
               </w:rPr>
             </w:pPr>
             <w:r>
               <w:rPr>
-                <w:sz w:val="28"/>
-                <w:szCs w:val="28"/>
+                <w:sz w:val="23"/>
+                <w:szCs w:val="23"/>
               </w:rPr>
               <w:t>FK</w:t>
             </w:r>
@@ -11430,15 +11529,15 @@
             <w:pPr>
               <w:spacing w:line="375" w:lineRule="atLeast"/>
               <w:rPr>
-                <w:sz w:val="28"/>
-                <w:szCs w:val="28"/>
+                <w:sz w:val="23"/>
+                <w:szCs w:val="23"/>
               </w:rPr>
             </w:pPr>
             <w:proofErr w:type="spellStart"/>
             <w:r>
               <w:rPr>
-                <w:sz w:val="28"/>
-                <w:szCs w:val="28"/>
+                <w:sz w:val="23"/>
+                <w:szCs w:val="23"/>
               </w:rPr>
               <w:t>Причина_отказа</w:t>
             </w:r>
@@ -11461,14 +11560,14 @@
             <w:pPr>
               <w:spacing w:line="375" w:lineRule="atLeast"/>
               <w:rPr>
-                <w:sz w:val="28"/>
-                <w:szCs w:val="28"/>
+                <w:sz w:val="23"/>
+                <w:szCs w:val="23"/>
               </w:rPr>
             </w:pPr>
             <w:r>
               <w:rPr>
-                <w:sz w:val="28"/>
-                <w:szCs w:val="28"/>
+                <w:sz w:val="23"/>
+                <w:szCs w:val="23"/>
               </w:rPr>
               <w:t>TEXT</w:t>
             </w:r>
@@ -11490,28 +11589,28 @@
             <w:pPr>
               <w:spacing w:line="375" w:lineRule="atLeast"/>
               <w:rPr>
-                <w:sz w:val="28"/>
-                <w:szCs w:val="28"/>
+                <w:sz w:val="23"/>
+                <w:szCs w:val="23"/>
               </w:rPr>
             </w:pPr>
             <w:r>
               <w:rPr>
-                <w:sz w:val="28"/>
-                <w:szCs w:val="28"/>
+                <w:sz w:val="23"/>
+                <w:szCs w:val="23"/>
               </w:rPr>
               <w:t>Причина</w:t>
             </w:r>
             <w:r>
               <w:rPr>
-                <w:sz w:val="28"/>
-                <w:szCs w:val="28"/>
+                <w:sz w:val="23"/>
+                <w:szCs w:val="23"/>
               </w:rPr>
               <w:t xml:space="preserve"> </w:t>
             </w:r>
             <w:r>
               <w:rPr>
-                <w:sz w:val="28"/>
-                <w:szCs w:val="28"/>
+                <w:sz w:val="23"/>
+                <w:szCs w:val="23"/>
               </w:rPr>
               <w:t>отклонения</w:t>
             </w:r>
@@ -11533,14 +11632,14 @@
             <w:pPr>
               <w:spacing w:line="375" w:lineRule="atLeast"/>
               <w:rPr>
-                <w:sz w:val="28"/>
-                <w:szCs w:val="28"/>
+                <w:sz w:val="23"/>
+                <w:szCs w:val="23"/>
               </w:rPr>
             </w:pPr>
             <w:r>
               <w:rPr>
-                <w:sz w:val="28"/>
-                <w:szCs w:val="28"/>
+                <w:sz w:val="23"/>
+                <w:szCs w:val="23"/>
               </w:rPr>
               <w:t>NULL</w:t>
             </w:r>
@@ -11567,17 +11666,16 @@
             <w:pPr>
               <w:spacing w:line="375" w:lineRule="atLeast"/>
               <w:rPr>
-                <w:sz w:val="28"/>
-                <w:szCs w:val="28"/>
+                <w:sz w:val="23"/>
+                <w:szCs w:val="23"/>
               </w:rPr>
             </w:pPr>
             <w:proofErr w:type="spellStart"/>
             <w:r>
               <w:rPr>
-                <w:sz w:val="28"/>
-                <w:szCs w:val="28"/>
-              </w:rPr>
-              <w:lastRenderedPageBreak/>
+                <w:sz w:val="23"/>
+                <w:szCs w:val="23"/>
+              </w:rPr>
               <w:t>Время_входа</w:t>
             </w:r>
             <w:proofErr w:type="spellEnd"/>
@@ -11599,14 +11697,14 @@
             <w:pPr>
               <w:spacing w:line="375" w:lineRule="atLeast"/>
               <w:rPr>
-                <w:sz w:val="28"/>
-                <w:szCs w:val="28"/>
+                <w:sz w:val="23"/>
+                <w:szCs w:val="23"/>
               </w:rPr>
             </w:pPr>
             <w:r>
               <w:rPr>
-                <w:sz w:val="28"/>
-                <w:szCs w:val="28"/>
+                <w:sz w:val="23"/>
+                <w:szCs w:val="23"/>
               </w:rPr>
               <w:t>TIMESTAMP</w:t>
             </w:r>
@@ -11628,42 +11726,42 @@
             <w:pPr>
               <w:spacing w:line="375" w:lineRule="atLeast"/>
               <w:rPr>
-                <w:sz w:val="28"/>
-                <w:szCs w:val="28"/>
+                <w:sz w:val="23"/>
+                <w:szCs w:val="23"/>
               </w:rPr>
             </w:pPr>
             <w:r>
               <w:rPr>
-                <w:sz w:val="28"/>
-                <w:szCs w:val="28"/>
+                <w:sz w:val="23"/>
+                <w:szCs w:val="23"/>
               </w:rPr>
               <w:t>Фактическое</w:t>
             </w:r>
             <w:r>
               <w:rPr>
-                <w:sz w:val="28"/>
-                <w:szCs w:val="28"/>
+                <w:sz w:val="23"/>
+                <w:szCs w:val="23"/>
               </w:rPr>
               <w:t xml:space="preserve"> </w:t>
             </w:r>
             <w:r>
               <w:rPr>
-                <w:sz w:val="28"/>
-                <w:szCs w:val="28"/>
+                <w:sz w:val="23"/>
+                <w:szCs w:val="23"/>
               </w:rPr>
               <w:t>время</w:t>
             </w:r>
             <w:r>
               <w:rPr>
-                <w:sz w:val="28"/>
-                <w:szCs w:val="28"/>
+                <w:sz w:val="23"/>
+                <w:szCs w:val="23"/>
               </w:rPr>
               <w:t xml:space="preserve"> </w:t>
             </w:r>
             <w:r>
               <w:rPr>
-                <w:sz w:val="28"/>
-                <w:szCs w:val="28"/>
+                <w:sz w:val="23"/>
+                <w:szCs w:val="23"/>
               </w:rPr>
               <w:t>входа</w:t>
             </w:r>
@@ -11685,14 +11783,14 @@
             <w:pPr>
               <w:spacing w:line="375" w:lineRule="atLeast"/>
               <w:rPr>
-                <w:sz w:val="28"/>
-                <w:szCs w:val="28"/>
+                <w:sz w:val="23"/>
+                <w:szCs w:val="23"/>
               </w:rPr>
             </w:pPr>
             <w:r>
               <w:rPr>
-                <w:sz w:val="28"/>
-                <w:szCs w:val="28"/>
+                <w:sz w:val="23"/>
+                <w:szCs w:val="23"/>
               </w:rPr>
               <w:t>NULL</w:t>
             </w:r>
@@ -11719,15 +11817,15 @@
             <w:pPr>
               <w:spacing w:line="375" w:lineRule="atLeast"/>
               <w:rPr>
-                <w:sz w:val="28"/>
-                <w:szCs w:val="28"/>
+                <w:sz w:val="23"/>
+                <w:szCs w:val="23"/>
               </w:rPr>
             </w:pPr>
             <w:proofErr w:type="spellStart"/>
             <w:r>
               <w:rPr>
-                <w:sz w:val="28"/>
-                <w:szCs w:val="28"/>
+                <w:sz w:val="23"/>
+                <w:szCs w:val="23"/>
               </w:rPr>
               <w:t>Время_выхода</w:t>
             </w:r>
@@ -11750,14 +11848,14 @@
             <w:pPr>
               <w:spacing w:line="375" w:lineRule="atLeast"/>
               <w:rPr>
-                <w:sz w:val="28"/>
-                <w:szCs w:val="28"/>
+                <w:sz w:val="23"/>
+                <w:szCs w:val="23"/>
               </w:rPr>
             </w:pPr>
             <w:r>
               <w:rPr>
-                <w:sz w:val="28"/>
-                <w:szCs w:val="28"/>
+                <w:sz w:val="23"/>
+                <w:szCs w:val="23"/>
               </w:rPr>
               <w:t>TIMESTAMP</w:t>
             </w:r>
@@ -11779,42 +11877,42 @@
             <w:pPr>
               <w:spacing w:line="375" w:lineRule="atLeast"/>
               <w:rPr>
-                <w:sz w:val="28"/>
-                <w:szCs w:val="28"/>
+                <w:sz w:val="23"/>
+                <w:szCs w:val="23"/>
               </w:rPr>
             </w:pPr>
             <w:r>
               <w:rPr>
-                <w:sz w:val="28"/>
-                <w:szCs w:val="28"/>
+                <w:sz w:val="23"/>
+                <w:szCs w:val="23"/>
               </w:rPr>
               <w:t>Фактическое</w:t>
             </w:r>
             <w:r>
               <w:rPr>
-                <w:sz w:val="28"/>
-                <w:szCs w:val="28"/>
+                <w:sz w:val="23"/>
+                <w:szCs w:val="23"/>
               </w:rPr>
               <w:t xml:space="preserve"> </w:t>
             </w:r>
             <w:r>
               <w:rPr>
-                <w:sz w:val="28"/>
-                <w:szCs w:val="28"/>
+                <w:sz w:val="23"/>
+                <w:szCs w:val="23"/>
               </w:rPr>
               <w:t>время</w:t>
             </w:r>
             <w:r>
               <w:rPr>
-                <w:sz w:val="28"/>
-                <w:szCs w:val="28"/>
+                <w:sz w:val="23"/>
+                <w:szCs w:val="23"/>
               </w:rPr>
               <w:t xml:space="preserve"> </w:t>
             </w:r>
             <w:r>
               <w:rPr>
-                <w:sz w:val="28"/>
-                <w:szCs w:val="28"/>
+                <w:sz w:val="23"/>
+                <w:szCs w:val="23"/>
               </w:rPr>
               <w:t>выхода</w:t>
             </w:r>
@@ -11836,14 +11934,14 @@
             <w:pPr>
               <w:spacing w:line="375" w:lineRule="atLeast"/>
               <w:rPr>
-                <w:sz w:val="28"/>
-                <w:szCs w:val="28"/>
+                <w:sz w:val="23"/>
+                <w:szCs w:val="23"/>
               </w:rPr>
             </w:pPr>
             <w:r>
               <w:rPr>
-                <w:sz w:val="28"/>
-                <w:szCs w:val="28"/>
+                <w:sz w:val="23"/>
+                <w:szCs w:val="23"/>
               </w:rPr>
               <w:t>NULL</w:t>
             </w:r>
@@ -11884,6 +11982,7 @@
           <w:sz w:val="28"/>
           <w:szCs w:val="28"/>
         </w:rPr>
+        <w:lastRenderedPageBreak/>
         <w:t>2.</w:t>
       </w:r>
       <w:r>
@@ -11957,6 +12056,25 @@
           <w:szCs w:val="28"/>
         </w:rPr>
         <w:t>»</w:t>
+      </w:r>
+    </w:p>
+    <w:p>
+      <w:pPr>
+        <w:spacing w:after="160" w:line="259" w:lineRule="auto"/>
+        <w:jc w:val="right"/>
+        <w:rPr>
+          <w:color w:val="0F1115"/>
+          <w:sz w:val="28"/>
+          <w:szCs w:val="28"/>
+        </w:rPr>
+      </w:pPr>
+      <w:r>
+        <w:rPr>
+          <w:color w:val="0F1115"/>
+          <w:sz w:val="28"/>
+          <w:szCs w:val="28"/>
+        </w:rPr>
+        <w:t>Таблица 6</w:t>
       </w:r>
     </w:p>
     <w:tbl>
@@ -12767,7 +12885,7 @@
     </w:p>
     <w:p>
       <w:pPr>
-        <w:spacing w:before="480" w:after="240" w:line="450" w:lineRule="atLeast"/>
+        <w:spacing w:before="480" w:after="240" w:line="360" w:lineRule="auto"/>
         <w:jc w:val="center"/>
         <w:outlineLvl w:val="2"/>
         <w:rPr>
@@ -12872,7 +12990,7 @@
     </w:p>
     <w:p>
       <w:pPr>
-        <w:spacing w:before="240" w:after="240" w:line="420" w:lineRule="atLeast"/>
+        <w:spacing w:before="240" w:after="240" w:line="360" w:lineRule="auto"/>
         <w:jc w:val="center"/>
         <w:outlineLvl w:val="3"/>
         <w:rPr>
@@ -12956,7 +13074,7 @@
     </w:p>
     <w:p>
       <w:pPr>
-        <w:spacing w:before="240" w:after="240" w:line="420" w:lineRule="atLeast"/>
+        <w:spacing w:before="240" w:after="240" w:line="360" w:lineRule="auto"/>
         <w:rPr>
           <w:color w:val="0F1115"/>
           <w:sz w:val="28"/>
@@ -13040,7 +13158,7 @@
           <w:ilvl w:val="0"/>
           <w:numId w:val="5"/>
         </w:numPr>
-        <w:spacing w:before="100" w:beforeAutospacing="1" w:line="420" w:lineRule="atLeast"/>
+        <w:spacing w:before="100" w:beforeAutospacing="1" w:line="360" w:lineRule="auto"/>
         <w:rPr>
           <w:color w:val="0F1115"/>
           <w:sz w:val="28"/>
@@ -13096,7 +13214,7 @@
           <w:ilvl w:val="0"/>
           <w:numId w:val="5"/>
         </w:numPr>
-        <w:spacing w:before="100" w:beforeAutospacing="1" w:line="420" w:lineRule="atLeast"/>
+        <w:spacing w:before="100" w:beforeAutospacing="1" w:line="360" w:lineRule="auto"/>
         <w:rPr>
           <w:color w:val="0F1115"/>
           <w:sz w:val="28"/>
@@ -13150,7 +13268,7 @@
           <w:ilvl w:val="0"/>
           <w:numId w:val="5"/>
         </w:numPr>
-        <w:spacing w:before="100" w:beforeAutospacing="1" w:line="420" w:lineRule="atLeast"/>
+        <w:spacing w:before="100" w:beforeAutospacing="1" w:line="360" w:lineRule="auto"/>
         <w:rPr>
           <w:color w:val="0F1115"/>
           <w:sz w:val="28"/>
@@ -13232,7 +13350,7 @@
     </w:p>
     <w:p>
       <w:pPr>
-        <w:spacing w:before="240" w:after="240" w:line="420" w:lineRule="atLeast"/>
+        <w:spacing w:before="240" w:after="240" w:line="360" w:lineRule="auto"/>
         <w:rPr>
           <w:color w:val="0F1115"/>
           <w:sz w:val="28"/>
@@ -13316,7 +13434,7 @@
           <w:ilvl w:val="0"/>
           <w:numId w:val="6"/>
         </w:numPr>
-        <w:spacing w:before="100" w:beforeAutospacing="1" w:line="420" w:lineRule="atLeast"/>
+        <w:spacing w:before="100" w:beforeAutospacing="1" w:line="360" w:lineRule="auto"/>
         <w:rPr>
           <w:color w:val="0F1115"/>
           <w:sz w:val="28"/>
@@ -13386,7 +13504,7 @@
           <w:ilvl w:val="0"/>
           <w:numId w:val="6"/>
         </w:numPr>
-        <w:spacing w:before="100" w:beforeAutospacing="1" w:line="420" w:lineRule="atLeast"/>
+        <w:spacing w:before="100" w:beforeAutospacing="1" w:line="360" w:lineRule="auto"/>
         <w:rPr>
           <w:color w:val="0F1115"/>
           <w:sz w:val="28"/>
@@ -13518,7 +13636,7 @@
     </w:p>
     <w:p>
       <w:pPr>
-        <w:spacing w:before="240" w:after="240" w:line="420" w:lineRule="atLeast"/>
+        <w:spacing w:before="240" w:after="240" w:line="360" w:lineRule="auto"/>
         <w:rPr>
           <w:color w:val="0F1115"/>
           <w:sz w:val="28"/>
@@ -13602,7 +13720,7 @@
           <w:ilvl w:val="0"/>
           <w:numId w:val="7"/>
         </w:numPr>
-        <w:spacing w:before="100" w:beforeAutospacing="1" w:line="420" w:lineRule="atLeast"/>
+        <w:spacing w:before="100" w:beforeAutospacing="1" w:line="360" w:lineRule="auto"/>
         <w:rPr>
           <w:color w:val="0F1115"/>
           <w:sz w:val="28"/>
@@ -13672,7 +13790,7 @@
           <w:ilvl w:val="0"/>
           <w:numId w:val="7"/>
         </w:numPr>
-        <w:spacing w:before="100" w:beforeAutospacing="1" w:line="420" w:lineRule="atLeast"/>
+        <w:spacing w:before="100" w:beforeAutospacing="1" w:line="360" w:lineRule="auto"/>
         <w:rPr>
           <w:color w:val="0F1115"/>
           <w:sz w:val="28"/>
@@ -13833,11 +13951,10 @@
           <w:sz w:val="28"/>
           <w:szCs w:val="28"/>
         </w:rPr>
-        <w:lastRenderedPageBreak/>
         <w:drawing>
-          <wp:inline distT="0" distB="0" distL="0" distR="0" wp14:anchorId="02C25FD9" wp14:editId="05656F58">
-            <wp:extent cx="6331070" cy="6584383"/>
-            <wp:effectExtent l="114300" t="114300" r="127000" b="140335"/>
+          <wp:inline distT="0" distB="0" distL="0" distR="0" wp14:anchorId="02C25FD9" wp14:editId="745D82E2">
+            <wp:extent cx="4067261" cy="3871104"/>
+            <wp:effectExtent l="114300" t="114300" r="123825" b="129540"/>
             <wp:docPr id="4" name="Рисунок 4"/>
             <wp:cNvGraphicFramePr>
               <a:graphicFrameLocks xmlns:a="http://schemas.openxmlformats.org/drawingml/2006/main" noChangeAspect="1"/>
@@ -13867,7 +13984,7 @@
                   <pic:spPr bwMode="auto">
                     <a:xfrm>
                       <a:off x="0" y="0"/>
-                      <a:ext cx="6334830" cy="6588294"/>
+                      <a:ext cx="4120702" cy="3921968"/>
                     </a:xfrm>
                     <a:prstGeom prst="rect">
                       <a:avLst/>
@@ -13908,14 +14025,6 @@
           </wp:inline>
         </w:drawing>
       </w:r>
-      <w:r>
-        <w:rPr>
-          <w:noProof/>
-          <w:sz w:val="28"/>
-          <w:szCs w:val="28"/>
-        </w:rPr>
-        <w:t xml:space="preserve">  </w:t>
-      </w:r>
     </w:p>
     <w:p>
       <w:pPr>
@@ -13983,6 +14092,7 @@
           <w:sz w:val="28"/>
           <w:szCs w:val="28"/>
         </w:rPr>
+        <w:lastRenderedPageBreak/>
         <w:t>3.3</w:t>
       </w:r>
       <w:r>
@@ -14940,6 +15050,31 @@
           <w:szCs w:val="28"/>
         </w:rPr>
         <w:t>таблицы</w:t>
+      </w:r>
+    </w:p>
+    <w:p>
+      <w:pPr>
+        <w:pStyle w:val="3"/>
+        <w:shd w:val="clear" w:color="auto" w:fill="FFFFFF"/>
+        <w:spacing w:before="480" w:beforeAutospacing="0" w:after="240" w:afterAutospacing="0" w:line="360" w:lineRule="auto"/>
+        <w:jc w:val="right"/>
+        <w:rPr>
+          <w:b w:val="0"/>
+          <w:bCs w:val="0"/>
+          <w:color w:val="0F1115"/>
+          <w:sz w:val="28"/>
+          <w:szCs w:val="28"/>
+        </w:rPr>
+      </w:pPr>
+      <w:r>
+        <w:rPr>
+          <w:b w:val="0"/>
+          <w:bCs w:val="0"/>
+          <w:color w:val="0F1115"/>
+          <w:sz w:val="28"/>
+          <w:szCs w:val="28"/>
+        </w:rPr>
+        <w:t>Таблица 7</w:t>
       </w:r>
     </w:p>
     <w:tbl>
@@ -16163,6 +16298,31 @@
           <w:szCs w:val="28"/>
         </w:rPr>
         <w:t>пользователей</w:t>
+      </w:r>
+    </w:p>
+    <w:p>
+      <w:pPr>
+        <w:pStyle w:val="3"/>
+        <w:shd w:val="clear" w:color="auto" w:fill="FFFFFF"/>
+        <w:spacing w:before="480" w:beforeAutospacing="0" w:after="240" w:afterAutospacing="0" w:line="360" w:lineRule="auto"/>
+        <w:jc w:val="right"/>
+        <w:rPr>
+          <w:b w:val="0"/>
+          <w:bCs w:val="0"/>
+          <w:color w:val="0F1115"/>
+          <w:sz w:val="28"/>
+          <w:szCs w:val="28"/>
+        </w:rPr>
+      </w:pPr>
+      <w:r>
+        <w:rPr>
+          <w:b w:val="0"/>
+          <w:bCs w:val="0"/>
+          <w:color w:val="0F1115"/>
+          <w:sz w:val="28"/>
+          <w:szCs w:val="28"/>
+        </w:rPr>
+        <w:t>Таблица8</w:t>
       </w:r>
     </w:p>
     <w:tbl>
@@ -16871,6 +17031,31 @@
           <w:szCs w:val="28"/>
         </w:rPr>
         <w:t>авторизации</w:t>
+      </w:r>
+    </w:p>
+    <w:p>
+      <w:pPr>
+        <w:pStyle w:val="3"/>
+        <w:shd w:val="clear" w:color="auto" w:fill="FFFFFF"/>
+        <w:spacing w:before="480" w:beforeAutospacing="0" w:after="240" w:afterAutospacing="0" w:line="360" w:lineRule="auto"/>
+        <w:jc w:val="right"/>
+        <w:rPr>
+          <w:b w:val="0"/>
+          <w:bCs w:val="0"/>
+          <w:color w:val="0F1115"/>
+          <w:sz w:val="28"/>
+          <w:szCs w:val="28"/>
+        </w:rPr>
+      </w:pPr>
+      <w:r>
+        <w:rPr>
+          <w:b w:val="0"/>
+          <w:bCs w:val="0"/>
+          <w:color w:val="0F1115"/>
+          <w:sz w:val="28"/>
+          <w:szCs w:val="28"/>
+        </w:rPr>
+        <w:t>Таблица 9</w:t>
       </w:r>
     </w:p>
     <w:tbl>
@@ -18032,6 +18217,27 @@
         <w:t>запросы</w:t>
       </w:r>
     </w:p>
+    <w:p>
+      <w:pPr>
+        <w:shd w:val="clear" w:color="auto" w:fill="FFFFFF"/>
+        <w:spacing w:before="480" w:after="240" w:line="360" w:lineRule="auto"/>
+        <w:jc w:val="right"/>
+        <w:outlineLvl w:val="2"/>
+        <w:rPr>
+          <w:color w:val="0F1115"/>
+          <w:sz w:val="28"/>
+          <w:szCs w:val="28"/>
+        </w:rPr>
+      </w:pPr>
+      <w:r>
+        <w:rPr>
+          <w:color w:val="0F1115"/>
+          <w:sz w:val="28"/>
+          <w:szCs w:val="28"/>
+        </w:rPr>
+        <w:t>Таблица10</w:t>
+      </w:r>
+    </w:p>
     <w:tbl>
       <w:tblPr>
         <w:tblW w:w="11280" w:type="dxa"/>
@@ -18640,6 +18846,27 @@
           <w:szCs w:val="28"/>
         </w:rPr>
         <w:t>Отчеты</w:t>
+      </w:r>
+    </w:p>
+    <w:p>
+      <w:pPr>
+        <w:shd w:val="clear" w:color="auto" w:fill="FFFFFF"/>
+        <w:spacing w:before="480" w:after="240" w:line="360" w:lineRule="auto"/>
+        <w:jc w:val="right"/>
+        <w:outlineLvl w:val="2"/>
+        <w:rPr>
+          <w:color w:val="0F1115"/>
+          <w:sz w:val="28"/>
+          <w:szCs w:val="28"/>
+        </w:rPr>
+      </w:pPr>
+      <w:r>
+        <w:rPr>
+          <w:color w:val="0F1115"/>
+          <w:sz w:val="28"/>
+          <w:szCs w:val="28"/>
+        </w:rPr>
+        <w:t>Таблица 11</w:t>
       </w:r>
     </w:p>
     <w:tbl>
@@ -19376,6 +19603,22 @@
     </w:p>
     <w:p>
       <w:pPr>
+        <w:jc w:val="right"/>
+        <w:rPr>
+          <w:sz w:val="28"/>
+          <w:szCs w:val="28"/>
+        </w:rPr>
+      </w:pPr>
+      <w:r>
+        <w:rPr>
+          <w:sz w:val="28"/>
+          <w:szCs w:val="28"/>
+        </w:rPr>
+        <w:t>Таблица 12</w:t>
+      </w:r>
+    </w:p>
+    <w:p>
+      <w:pPr>
         <w:jc w:val="center"/>
         <w:rPr>
           <w:b/>
@@ -21095,6 +21338,31 @@
           <w:szCs w:val="28"/>
         </w:rPr>
         <w:t>копирования</w:t>
+      </w:r>
+    </w:p>
+    <w:p>
+      <w:pPr>
+        <w:pStyle w:val="3"/>
+        <w:shd w:val="clear" w:color="auto" w:fill="FFFFFF"/>
+        <w:spacing w:before="480" w:beforeAutospacing="0" w:after="240" w:afterAutospacing="0" w:line="450" w:lineRule="atLeast"/>
+        <w:jc w:val="right"/>
+        <w:rPr>
+          <w:b w:val="0"/>
+          <w:bCs w:val="0"/>
+          <w:color w:val="0F1115"/>
+          <w:sz w:val="28"/>
+          <w:szCs w:val="28"/>
+        </w:rPr>
+      </w:pPr>
+      <w:r>
+        <w:rPr>
+          <w:b w:val="0"/>
+          <w:bCs w:val="0"/>
+          <w:color w:val="0F1115"/>
+          <w:sz w:val="28"/>
+          <w:szCs w:val="28"/>
+        </w:rPr>
+        <w:t>Таблица 13</w:t>
       </w:r>
     </w:p>
     <w:tbl>
@@ -21842,6 +22110,31 @@
           <w:szCs w:val="28"/>
         </w:rPr>
         <w:t>копий</w:t>
+      </w:r>
+    </w:p>
+    <w:p>
+      <w:pPr>
+        <w:pStyle w:val="3"/>
+        <w:shd w:val="clear" w:color="auto" w:fill="FFFFFF"/>
+        <w:spacing w:before="480" w:beforeAutospacing="0" w:after="240" w:afterAutospacing="0" w:line="450" w:lineRule="atLeast"/>
+        <w:jc w:val="right"/>
+        <w:rPr>
+          <w:b w:val="0"/>
+          <w:bCs w:val="0"/>
+          <w:color w:val="0F1115"/>
+          <w:sz w:val="28"/>
+          <w:szCs w:val="28"/>
+        </w:rPr>
+      </w:pPr>
+      <w:r>
+        <w:rPr>
+          <w:b w:val="0"/>
+          <w:bCs w:val="0"/>
+          <w:color w:val="0F1115"/>
+          <w:sz w:val="28"/>
+          <w:szCs w:val="28"/>
+        </w:rPr>
+        <w:t>Таблица 14</w:t>
       </w:r>
     </w:p>
     <w:tbl>
@@ -22333,6 +22626,31 @@
         <w:t>БД</w:t>
       </w:r>
     </w:p>
+    <w:p>
+      <w:pPr>
+        <w:pStyle w:val="3"/>
+        <w:shd w:val="clear" w:color="auto" w:fill="FFFFFF"/>
+        <w:spacing w:before="480" w:beforeAutospacing="0" w:after="240" w:afterAutospacing="0" w:line="450" w:lineRule="atLeast"/>
+        <w:jc w:val="right"/>
+        <w:rPr>
+          <w:b w:val="0"/>
+          <w:bCs w:val="0"/>
+          <w:color w:val="0F1115"/>
+          <w:sz w:val="28"/>
+          <w:szCs w:val="28"/>
+        </w:rPr>
+      </w:pPr>
+      <w:r>
+        <w:rPr>
+          <w:b w:val="0"/>
+          <w:bCs w:val="0"/>
+          <w:color w:val="0F1115"/>
+          <w:sz w:val="28"/>
+          <w:szCs w:val="28"/>
+        </w:rPr>
+        <w:t>Таблица 15</w:t>
+      </w:r>
+    </w:p>
     <w:tbl>
       <w:tblPr>
         <w:tblW w:w="11008" w:type="dxa"/>
@@ -22858,6 +23176,7 @@
           <w:sz w:val="28"/>
           <w:szCs w:val="28"/>
         </w:rPr>
+        <w:lastRenderedPageBreak/>
         <w:t>8.4</w:t>
       </w:r>
       <w:r>
@@ -23329,51 +23648,6 @@
     </w:p>
     <w:p>
       <w:pPr>
-        <w:spacing w:before="240" w:after="120" w:line="420" w:lineRule="atLeast"/>
-        <w:jc w:val="center"/>
-        <w:outlineLvl w:val="3"/>
-        <w:rPr>
-          <w:b/>
-          <w:bCs/>
-          <w:color w:val="0F1115"/>
-          <w:sz w:val="28"/>
-          <w:szCs w:val="28"/>
-        </w:rPr>
-      </w:pPr>
-      <w:r>
-        <w:rPr>
-          <w:b/>
-          <w:bCs/>
-          <w:color w:val="0F1115"/>
-          <w:sz w:val="28"/>
-          <w:szCs w:val="28"/>
-        </w:rPr>
-        <w:lastRenderedPageBreak/>
-        <w:t>9</w:t>
-      </w:r>
-      <w:r>
-        <w:rPr>
-          <w:b/>
-          <w:bCs/>
-          <w:color w:val="0F1115"/>
-          <w:sz w:val="28"/>
-          <w:szCs w:val="28"/>
-        </w:rPr>
-        <w:t xml:space="preserve"> </w:t>
-      </w:r>
-      <w:r>
-        <w:rPr>
-          <w:b/>
-          <w:bCs/>
-          <w:color w:val="0F1115"/>
-          <w:sz w:val="28"/>
-          <w:szCs w:val="28"/>
-        </w:rPr>
-        <w:t>Приложения</w:t>
-      </w:r>
-    </w:p>
-    <w:p>
-      <w:pPr>
         <w:pStyle w:val="a5"/>
         <w:spacing w:before="100" w:beforeAutospacing="1" w:line="420" w:lineRule="atLeast"/>
         <w:ind w:left="0"/>
@@ -23392,6 +23666,7 @@
           <w:sz w:val="28"/>
           <w:szCs w:val="28"/>
         </w:rPr>
+        <w:lastRenderedPageBreak/>
         <w:t>Приложение</w:t>
       </w:r>
       <w:r>
@@ -24420,6 +24695,7 @@
           <w:color w:val="0F1115"/>
           <w:sz w:val="28"/>
           <w:szCs w:val="28"/>
+          <w:lang w:val="en-US"/>
         </w:rPr>
       </w:pPr>
       <w:r>
@@ -24427,6 +24703,7 @@
           <w:color w:val="383A42"/>
           <w:sz w:val="28"/>
           <w:szCs w:val="28"/>
+          <w:lang w:val="en-US"/>
         </w:rPr>
         <w:t>);</w:t>
       </w:r>
@@ -24458,6 +24735,7 @@
           <w:color w:val="0F1115"/>
           <w:sz w:val="28"/>
           <w:szCs w:val="28"/>
+          <w:lang w:val="en-US"/>
         </w:rPr>
       </w:pPr>
     </w:p>
@@ -27181,7 +27459,6 @@
           <w:color w:val="0F1115"/>
           <w:sz w:val="28"/>
           <w:szCs w:val="28"/>
-          <w:lang w:val="en-US"/>
         </w:rPr>
       </w:pPr>
       <w:r>
@@ -27198,10 +27475,10 @@
           <w:color w:val="50A14F"/>
           <w:sz w:val="28"/>
           <w:szCs w:val="28"/>
-          <w:lang w:val="en-US"/>
         </w:rPr>
         <w:t>"</w:t>
       </w:r>
+      <w:proofErr w:type="spellStart"/>
       <w:r>
         <w:rPr>
           <w:color w:val="50A14F"/>
@@ -27215,7 +27492,6 @@
           <w:color w:val="50A14F"/>
           <w:sz w:val="28"/>
           <w:szCs w:val="28"/>
-          <w:lang w:val="en-US"/>
         </w:rPr>
         <w:t>_</w:t>
       </w:r>
@@ -27227,12 +27503,12 @@
         </w:rPr>
         <w:t>рождения</w:t>
       </w:r>
+      <w:proofErr w:type="spellEnd"/>
       <w:r>
         <w:rPr>
           <w:color w:val="50A14F"/>
           <w:sz w:val="28"/>
           <w:szCs w:val="28"/>
-          <w:lang w:val="en-US"/>
         </w:rPr>
         <w:t>"</w:t>
       </w:r>
@@ -27241,7 +27517,6 @@
           <w:color w:val="0F1115"/>
           <w:sz w:val="28"/>
           <w:szCs w:val="28"/>
-          <w:lang w:val="en-US"/>
         </w:rPr>
         <w:t xml:space="preserve"> </w:t>
       </w:r>
@@ -27259,7 +27534,6 @@
           <w:color w:val="383A42"/>
           <w:sz w:val="28"/>
           <w:szCs w:val="28"/>
-          <w:lang w:val="en-US"/>
         </w:rPr>
         <w:t>,</w:t>
       </w:r>
@@ -27291,15 +27565,13 @@
           <w:color w:val="0F1115"/>
           <w:sz w:val="28"/>
           <w:szCs w:val="28"/>
-          <w:lang w:val="en-US"/>
-        </w:rPr>
-      </w:pPr>
-      <w:r>
-        <w:rPr>
-          <w:color w:val="0F1115"/>
-          <w:sz w:val="28"/>
-          <w:szCs w:val="28"/>
-          <w:lang w:val="en-US"/>
+        </w:rPr>
+      </w:pPr>
+      <w:r>
+        <w:rPr>
+          <w:color w:val="0F1115"/>
+          <w:sz w:val="28"/>
+          <w:szCs w:val="28"/>
         </w:rPr>
         <w:t xml:space="preserve">    </w:t>
       </w:r>
@@ -27308,7 +27580,6 @@
           <w:color w:val="50A14F"/>
           <w:sz w:val="28"/>
           <w:szCs w:val="28"/>
-          <w:lang w:val="en-US"/>
         </w:rPr>
         <w:t>"</w:t>
       </w:r>
@@ -27325,7 +27596,6 @@
           <w:color w:val="50A14F"/>
           <w:sz w:val="28"/>
           <w:szCs w:val="28"/>
-          <w:lang w:val="en-US"/>
         </w:rPr>
         <w:t>"</w:t>
       </w:r>
@@ -27334,7 +27604,6 @@
           <w:color w:val="0F1115"/>
           <w:sz w:val="28"/>
           <w:szCs w:val="28"/>
-          <w:lang w:val="en-US"/>
         </w:rPr>
         <w:t xml:space="preserve"> </w:t>
       </w:r>
@@ -27352,7 +27621,6 @@
           <w:color w:val="383A42"/>
           <w:sz w:val="28"/>
           <w:szCs w:val="28"/>
-          <w:lang w:val="en-US"/>
         </w:rPr>
         <w:t>,</w:t>
       </w:r>
@@ -27391,7 +27659,6 @@
           <w:color w:val="0F1115"/>
           <w:sz w:val="28"/>
           <w:szCs w:val="28"/>
-          <w:lang w:val="en-US"/>
         </w:rPr>
         <w:t xml:space="preserve">    </w:t>
       </w:r>
@@ -28050,7 +28317,6 @@
           <w:sz w:val="28"/>
           <w:szCs w:val="28"/>
         </w:rPr>
-        <w:lastRenderedPageBreak/>
         <w:t>--</w:t>
       </w:r>
       <w:r>
@@ -28280,6 +28546,7 @@
           <w:szCs w:val="28"/>
           <w:lang w:val="en-US"/>
         </w:rPr>
+        <w:lastRenderedPageBreak/>
         <w:t xml:space="preserve">    </w:t>
       </w:r>
       <w:r>
@@ -33507,6 +33774,7 @@
           <w:szCs w:val="28"/>
           <w:lang w:val="en-US"/>
         </w:rPr>
+        <w:lastRenderedPageBreak/>
         <w:t>INSERT</w:t>
       </w:r>
       <w:r>
@@ -38589,6 +38857,7 @@
           <w:szCs w:val="28"/>
           <w:lang w:val="en-US"/>
         </w:rPr>
+        <w:lastRenderedPageBreak/>
         <w:t>pg_dump</w:t>
       </w:r>
       <w:proofErr w:type="spellEnd"/>
@@ -41417,224 +41686,1025 @@
     </w:p>
     <w:p>
       <w:pPr>
-        <w:spacing w:before="480" w:after="240" w:line="450" w:lineRule="atLeast"/>
+        <w:pStyle w:val="a5"/>
         <w:jc w:val="center"/>
-        <w:outlineLvl w:val="2"/>
         <w:rPr>
           <w:b/>
           <w:bCs/>
-          <w:color w:val="0F1115"/>
-          <w:sz w:val="28"/>
-          <w:szCs w:val="28"/>
-          <w:lang w:val="en-US"/>
+          <w:sz w:val="28"/>
+          <w:szCs w:val="28"/>
         </w:rPr>
       </w:pPr>
       <w:r>
         <w:rPr>
           <w:b/>
           <w:bCs/>
-          <w:color w:val="0F1115"/>
-          <w:sz w:val="28"/>
-          <w:szCs w:val="28"/>
-          <w:lang w:val="en-US"/>
+          <w:sz w:val="28"/>
+          <w:szCs w:val="28"/>
         </w:rPr>
         <w:lastRenderedPageBreak/>
-        <w:t>10.</w:t>
-      </w:r>
-      <w:r>
+        <w:t>Разработка модулей программы.</w:t>
+      </w:r>
+    </w:p>
+    <w:p>
+      <w:pPr>
+        <w:pStyle w:val="a5"/>
+        <w:jc w:val="center"/>
         <w:rPr>
           <w:b/>
           <w:bCs/>
-          <w:color w:val="0F1115"/>
-          <w:sz w:val="28"/>
-          <w:szCs w:val="28"/>
-          <w:lang w:val="en-US"/>
-        </w:rPr>
-        <w:t xml:space="preserve"> </w:t>
-      </w:r>
-      <w:r>
-        <w:rPr>
-          <w:b/>
-          <w:bCs/>
-          <w:color w:val="0F1115"/>
-          <w:sz w:val="28"/>
-          <w:szCs w:val="28"/>
-        </w:rPr>
-        <w:t>Заключение</w:t>
-      </w:r>
+        </w:rPr>
+      </w:pPr>
     </w:p>
     <w:p>
       <w:pPr>
-        <w:spacing w:before="240" w:after="240" w:line="420" w:lineRule="atLeast"/>
-        <w:rPr>
-          <w:color w:val="0F1115"/>
-          <w:sz w:val="28"/>
-          <w:szCs w:val="28"/>
-        </w:rPr>
-      </w:pPr>
-      <w:r>
-        <w:rPr>
-          <w:color w:val="0F1115"/>
-          <w:sz w:val="28"/>
-          <w:szCs w:val="28"/>
-        </w:rPr>
-        <w:t>В</w:t>
-      </w:r>
-      <w:r>
-        <w:rPr>
-          <w:color w:val="0F1115"/>
-          <w:sz w:val="28"/>
-          <w:szCs w:val="28"/>
-        </w:rPr>
-        <w:t xml:space="preserve"> </w:t>
-      </w:r>
-      <w:r>
-        <w:rPr>
-          <w:color w:val="0F1115"/>
-          <w:sz w:val="28"/>
-          <w:szCs w:val="28"/>
-        </w:rPr>
-        <w:t>ходе</w:t>
-      </w:r>
-      <w:r>
-        <w:rPr>
-          <w:color w:val="0F1115"/>
-          <w:sz w:val="28"/>
-          <w:szCs w:val="28"/>
-        </w:rPr>
-        <w:t xml:space="preserve"> </w:t>
-      </w:r>
-      <w:r>
-        <w:rPr>
-          <w:color w:val="0F1115"/>
-          <w:sz w:val="28"/>
-          <w:szCs w:val="28"/>
-        </w:rPr>
-        <w:t>выполнения</w:t>
-      </w:r>
-      <w:r>
-        <w:rPr>
-          <w:color w:val="0F1115"/>
-          <w:sz w:val="28"/>
-          <w:szCs w:val="28"/>
-        </w:rPr>
-        <w:t xml:space="preserve"> </w:t>
-      </w:r>
-      <w:r>
-        <w:rPr>
-          <w:color w:val="0F1115"/>
-          <w:sz w:val="28"/>
-          <w:szCs w:val="28"/>
-        </w:rPr>
-        <w:t>конкурсного</w:t>
-      </w:r>
-      <w:r>
-        <w:rPr>
-          <w:color w:val="0F1115"/>
-          <w:sz w:val="28"/>
-          <w:szCs w:val="28"/>
-        </w:rPr>
-        <w:t xml:space="preserve"> </w:t>
-      </w:r>
-      <w:r>
-        <w:rPr>
-          <w:color w:val="0F1115"/>
-          <w:sz w:val="28"/>
-          <w:szCs w:val="28"/>
-        </w:rPr>
-        <w:t>задания</w:t>
-      </w:r>
-      <w:r>
-        <w:rPr>
-          <w:color w:val="0F1115"/>
-          <w:sz w:val="28"/>
-          <w:szCs w:val="28"/>
-        </w:rPr>
-        <w:t xml:space="preserve"> </w:t>
-      </w:r>
-      <w:r>
-        <w:rPr>
-          <w:color w:val="0F1115"/>
-          <w:sz w:val="28"/>
-          <w:szCs w:val="28"/>
-        </w:rPr>
-        <w:t>были</w:t>
-      </w:r>
-      <w:r>
-        <w:rPr>
-          <w:color w:val="0F1115"/>
-          <w:sz w:val="28"/>
-          <w:szCs w:val="28"/>
-        </w:rPr>
-        <w:t xml:space="preserve"> </w:t>
-      </w:r>
-      <w:r>
-        <w:rPr>
-          <w:color w:val="0F1115"/>
-          <w:sz w:val="28"/>
-          <w:szCs w:val="28"/>
-        </w:rPr>
-        <w:t>разработаны:</w:t>
+        <w:jc w:val="center"/>
+        <w:rPr>
+          <w:sz w:val="28"/>
+          <w:szCs w:val="28"/>
+        </w:rPr>
+      </w:pPr>
+      <w:r>
+        <w:rPr>
+          <w:sz w:val="28"/>
+          <w:szCs w:val="28"/>
+        </w:rPr>
+        <w:t>форма Посетителя</w:t>
       </w:r>
     </w:p>
     <w:p>
       <w:pPr>
+        <w:spacing w:after="160" w:line="259" w:lineRule="auto"/>
+        <w:jc w:val="center"/>
+        <w:rPr>
+          <w:color w:val="0F1115"/>
+          <w:sz w:val="28"/>
+          <w:szCs w:val="28"/>
+        </w:rPr>
+      </w:pPr>
+    </w:p>
+    <w:p>
+      <w:pPr>
+        <w:spacing w:after="160" w:line="259" w:lineRule="auto"/>
+        <w:jc w:val="center"/>
+        <w:rPr>
+          <w:color w:val="0F1115"/>
+          <w:sz w:val="28"/>
+          <w:szCs w:val="28"/>
+        </w:rPr>
+      </w:pPr>
+      <w:r>
+        <w:rPr>
+          <w:color w:val="0F1115"/>
+          <w:sz w:val="28"/>
+          <w:szCs w:val="28"/>
+        </w:rPr>
+        <w:drawing>
+          <wp:inline distT="0" distB="0" distL="0" distR="0" wp14:anchorId="1965D3C3" wp14:editId="3F0C0417">
+            <wp:extent cx="4210893" cy="4219575"/>
+            <wp:effectExtent l="133350" t="114300" r="151765" b="161925"/>
+            <wp:docPr id="1" name="Рисунок 1"/>
+            <wp:cNvGraphicFramePr>
+              <a:graphicFrameLocks xmlns:a="http://schemas.openxmlformats.org/drawingml/2006/main" noChangeAspect="1"/>
+            </wp:cNvGraphicFramePr>
+            <a:graphic xmlns:a="http://schemas.openxmlformats.org/drawingml/2006/main">
+              <a:graphicData uri="http://schemas.openxmlformats.org/drawingml/2006/picture">
+                <pic:pic xmlns:pic="http://schemas.openxmlformats.org/drawingml/2006/picture">
+                  <pic:nvPicPr>
+                    <pic:cNvPr id="1" name=""/>
+                    <pic:cNvPicPr/>
+                  </pic:nvPicPr>
+                  <pic:blipFill>
+                    <a:blip r:embed="rId7"/>
+                    <a:stretch>
+                      <a:fillRect/>
+                    </a:stretch>
+                  </pic:blipFill>
+                  <pic:spPr>
+                    <a:xfrm>
+                      <a:off x="0" y="0"/>
+                      <a:ext cx="4212293" cy="4220978"/>
+                    </a:xfrm>
+                    <a:prstGeom prst="rect">
+                      <a:avLst/>
+                    </a:prstGeom>
+                    <a:solidFill>
+                      <a:srgbClr val="FFFFFF">
+                        <a:shade val="85000"/>
+                      </a:srgbClr>
+                    </a:solidFill>
+                    <a:ln w="88900" cap="sq">
+                      <a:solidFill>
+                        <a:srgbClr val="FFFFFF"/>
+                      </a:solidFill>
+                      <a:miter lim="800000"/>
+                    </a:ln>
+                    <a:effectLst>
+                      <a:outerShdw blurRad="55000" dist="18000" dir="5400000" algn="tl" rotWithShape="0">
+                        <a:srgbClr val="000000">
+                          <a:alpha val="40000"/>
+                        </a:srgbClr>
+                      </a:outerShdw>
+                    </a:effectLst>
+                    <a:scene3d>
+                      <a:camera prst="orthographicFront"/>
+                      <a:lightRig rig="twoPt" dir="t">
+                        <a:rot lat="0" lon="0" rev="7200000"/>
+                      </a:lightRig>
+                    </a:scene3d>
+                    <a:sp3d>
+                      <a:bevelT w="25400" h="19050"/>
+                      <a:contourClr>
+                        <a:srgbClr val="FFFFFF"/>
+                      </a:contourClr>
+                    </a:sp3d>
+                  </pic:spPr>
+                </pic:pic>
+              </a:graphicData>
+            </a:graphic>
+          </wp:inline>
+        </w:drawing>
+      </w:r>
+    </w:p>
+    <w:p>
+      <w:pPr>
+        <w:spacing w:after="160" w:line="259" w:lineRule="auto"/>
+        <w:jc w:val="center"/>
+        <w:rPr>
+          <w:color w:val="0F1115"/>
+          <w:sz w:val="28"/>
+          <w:szCs w:val="28"/>
+          <w:lang w:val="en-US"/>
+        </w:rPr>
+      </w:pPr>
+      <w:r>
+        <w:rPr>
+          <w:color w:val="0F1115"/>
+          <w:sz w:val="28"/>
+          <w:szCs w:val="28"/>
+        </w:rPr>
+        <w:t xml:space="preserve">Рисунок 3- </w:t>
+      </w:r>
+      <w:r>
+        <w:rPr>
+          <w:color w:val="0F1115"/>
+          <w:sz w:val="28"/>
+          <w:szCs w:val="28"/>
+        </w:rPr>
+        <w:t>авторизация</w:t>
+      </w:r>
+    </w:p>
+    <w:p>
+      <w:pPr>
+        <w:spacing w:after="160" w:line="259" w:lineRule="auto"/>
+        <w:jc w:val="center"/>
+        <w:rPr>
+          <w:color w:val="0F1115"/>
+          <w:sz w:val="28"/>
+          <w:szCs w:val="28"/>
+          <w:lang w:val="en-US"/>
+        </w:rPr>
+      </w:pPr>
+      <w:r>
+        <w:rPr>
+          <w:color w:val="0F1115"/>
+          <w:sz w:val="28"/>
+          <w:szCs w:val="28"/>
+          <w:lang w:val="en-US"/>
+        </w:rPr>
+        <w:drawing>
+          <wp:inline distT="0" distB="0" distL="0" distR="0" wp14:anchorId="7A2A4921" wp14:editId="056A4A98">
+            <wp:extent cx="4324350" cy="3742712"/>
+            <wp:effectExtent l="0" t="0" r="0" b="0"/>
+            <wp:docPr id="2" name="Рисунок 2"/>
+            <wp:cNvGraphicFramePr>
+              <a:graphicFrameLocks xmlns:a="http://schemas.openxmlformats.org/drawingml/2006/main" noChangeAspect="1"/>
+            </wp:cNvGraphicFramePr>
+            <a:graphic xmlns:a="http://schemas.openxmlformats.org/drawingml/2006/main">
+              <a:graphicData uri="http://schemas.openxmlformats.org/drawingml/2006/picture">
+                <pic:pic xmlns:pic="http://schemas.openxmlformats.org/drawingml/2006/picture">
+                  <pic:nvPicPr>
+                    <pic:cNvPr id="1" name=""/>
+                    <pic:cNvPicPr/>
+                  </pic:nvPicPr>
+                  <pic:blipFill>
+                    <a:blip r:embed="rId8"/>
+                    <a:stretch>
+                      <a:fillRect/>
+                    </a:stretch>
+                  </pic:blipFill>
+                  <pic:spPr>
+                    <a:xfrm>
+                      <a:off x="0" y="0"/>
+                      <a:ext cx="4334655" cy="3751631"/>
+                    </a:xfrm>
+                    <a:prstGeom prst="rect">
+                      <a:avLst/>
+                    </a:prstGeom>
+                  </pic:spPr>
+                </pic:pic>
+              </a:graphicData>
+            </a:graphic>
+          </wp:inline>
+        </w:drawing>
+      </w:r>
+    </w:p>
+    <w:p>
+      <w:pPr>
+        <w:spacing w:after="160" w:line="259" w:lineRule="auto"/>
+        <w:jc w:val="center"/>
+        <w:rPr>
+          <w:color w:val="0F1115"/>
+          <w:sz w:val="28"/>
+          <w:szCs w:val="28"/>
+        </w:rPr>
+      </w:pPr>
+      <w:r>
+        <w:rPr>
+          <w:color w:val="0F1115"/>
+          <w:sz w:val="28"/>
+          <w:szCs w:val="28"/>
+        </w:rPr>
+        <w:t>Рисунок 4- Главное окно</w:t>
+      </w:r>
+    </w:p>
+    <w:p>
+      <w:pPr>
+        <w:spacing w:after="160" w:line="259" w:lineRule="auto"/>
+        <w:jc w:val="center"/>
+        <w:rPr>
+          <w:color w:val="0F1115"/>
+          <w:sz w:val="28"/>
+          <w:szCs w:val="28"/>
+        </w:rPr>
+      </w:pPr>
+      <w:r>
+        <w:rPr>
+          <w:color w:val="0F1115"/>
+          <w:sz w:val="28"/>
+          <w:szCs w:val="28"/>
+        </w:rPr>
+        <w:lastRenderedPageBreak/>
+        <w:drawing>
+          <wp:inline distT="0" distB="0" distL="0" distR="0" wp14:anchorId="28688B32" wp14:editId="3A3C408A">
+            <wp:extent cx="5320698" cy="4295775"/>
+            <wp:effectExtent l="0" t="0" r="0" b="0"/>
+            <wp:docPr id="5" name="Рисунок 5"/>
+            <wp:cNvGraphicFramePr>
+              <a:graphicFrameLocks xmlns:a="http://schemas.openxmlformats.org/drawingml/2006/main" noChangeAspect="1"/>
+            </wp:cNvGraphicFramePr>
+            <a:graphic xmlns:a="http://schemas.openxmlformats.org/drawingml/2006/main">
+              <a:graphicData uri="http://schemas.openxmlformats.org/drawingml/2006/picture">
+                <pic:pic xmlns:pic="http://schemas.openxmlformats.org/drawingml/2006/picture">
+                  <pic:nvPicPr>
+                    <pic:cNvPr id="1" name=""/>
+                    <pic:cNvPicPr/>
+                  </pic:nvPicPr>
+                  <pic:blipFill>
+                    <a:blip r:embed="rId9"/>
+                    <a:stretch>
+                      <a:fillRect/>
+                    </a:stretch>
+                  </pic:blipFill>
+                  <pic:spPr>
+                    <a:xfrm>
+                      <a:off x="0" y="0"/>
+                      <a:ext cx="5340169" cy="4311495"/>
+                    </a:xfrm>
+                    <a:prstGeom prst="rect">
+                      <a:avLst/>
+                    </a:prstGeom>
+                  </pic:spPr>
+                </pic:pic>
+              </a:graphicData>
+            </a:graphic>
+          </wp:inline>
+        </w:drawing>
+      </w:r>
+    </w:p>
+    <w:p>
+      <w:pPr>
+        <w:spacing w:after="160" w:line="259" w:lineRule="auto"/>
+        <w:jc w:val="center"/>
+        <w:rPr>
+          <w:color w:val="0F1115"/>
+          <w:sz w:val="28"/>
+          <w:szCs w:val="28"/>
+        </w:rPr>
+      </w:pPr>
+      <w:r>
+        <w:rPr>
+          <w:color w:val="0F1115"/>
+          <w:sz w:val="28"/>
+          <w:szCs w:val="28"/>
+        </w:rPr>
+        <w:t>Рисунок 5- Подача индивидуальной заявки</w:t>
+      </w:r>
+    </w:p>
+    <w:p>
+      <w:pPr>
+        <w:spacing w:after="160" w:line="259" w:lineRule="auto"/>
+        <w:jc w:val="center"/>
+        <w:rPr>
+          <w:color w:val="0F1115"/>
+          <w:sz w:val="28"/>
+          <w:szCs w:val="28"/>
+        </w:rPr>
+      </w:pPr>
+      <w:r>
+        <w:rPr>
+          <w:color w:val="0F1115"/>
+          <w:sz w:val="28"/>
+          <w:szCs w:val="28"/>
+        </w:rPr>
+        <w:drawing>
+          <wp:inline distT="0" distB="0" distL="0" distR="0" wp14:anchorId="3B125607" wp14:editId="34DC7198">
+            <wp:extent cx="5424117" cy="4429125"/>
+            <wp:effectExtent l="0" t="0" r="5715" b="0"/>
+            <wp:docPr id="6" name="Рисунок 6"/>
+            <wp:cNvGraphicFramePr>
+              <a:graphicFrameLocks xmlns:a="http://schemas.openxmlformats.org/drawingml/2006/main" noChangeAspect="1"/>
+            </wp:cNvGraphicFramePr>
+            <a:graphic xmlns:a="http://schemas.openxmlformats.org/drawingml/2006/main">
+              <a:graphicData uri="http://schemas.openxmlformats.org/drawingml/2006/picture">
+                <pic:pic xmlns:pic="http://schemas.openxmlformats.org/drawingml/2006/picture">
+                  <pic:nvPicPr>
+                    <pic:cNvPr id="1" name=""/>
+                    <pic:cNvPicPr/>
+                  </pic:nvPicPr>
+                  <pic:blipFill>
+                    <a:blip r:embed="rId10"/>
+                    <a:stretch>
+                      <a:fillRect/>
+                    </a:stretch>
+                  </pic:blipFill>
+                  <pic:spPr>
+                    <a:xfrm>
+                      <a:off x="0" y="0"/>
+                      <a:ext cx="5434469" cy="4437578"/>
+                    </a:xfrm>
+                    <a:prstGeom prst="rect">
+                      <a:avLst/>
+                    </a:prstGeom>
+                  </pic:spPr>
+                </pic:pic>
+              </a:graphicData>
+            </a:graphic>
+          </wp:inline>
+        </w:drawing>
+      </w:r>
+    </w:p>
+    <w:p>
+      <w:pPr>
+        <w:spacing w:after="160" w:line="259" w:lineRule="auto"/>
+        <w:jc w:val="center"/>
+        <w:rPr>
+          <w:color w:val="0F1115"/>
+          <w:sz w:val="28"/>
+          <w:szCs w:val="28"/>
+        </w:rPr>
+      </w:pPr>
+      <w:r>
+        <w:rPr>
+          <w:color w:val="0F1115"/>
+          <w:sz w:val="28"/>
+          <w:szCs w:val="28"/>
+        </w:rPr>
+        <w:t>Рисунок 6- Подача групповой заявки</w:t>
+      </w:r>
+    </w:p>
+    <w:p>
+      <w:pPr>
+        <w:spacing w:after="160" w:line="259" w:lineRule="auto"/>
+        <w:jc w:val="center"/>
+        <w:rPr>
+          <w:color w:val="0F1115"/>
+          <w:sz w:val="28"/>
+          <w:szCs w:val="28"/>
+        </w:rPr>
+      </w:pPr>
+    </w:p>
+    <w:p>
+      <w:pPr>
+        <w:spacing w:after="160" w:line="259" w:lineRule="auto"/>
+        <w:jc w:val="center"/>
+        <w:rPr>
+          <w:color w:val="0F1115"/>
+          <w:sz w:val="28"/>
+          <w:szCs w:val="28"/>
+        </w:rPr>
+      </w:pPr>
+      <w:r>
+        <w:rPr>
+          <w:color w:val="0F1115"/>
+          <w:sz w:val="28"/>
+          <w:szCs w:val="28"/>
+        </w:rPr>
+        <w:lastRenderedPageBreak/>
+        <w:drawing>
+          <wp:inline distT="0" distB="0" distL="0" distR="0" wp14:anchorId="118CE6EE" wp14:editId="23FB457B">
+            <wp:extent cx="6591300" cy="3665845"/>
+            <wp:effectExtent l="0" t="0" r="0" b="0"/>
+            <wp:docPr id="7" name="Рисунок 7"/>
+            <wp:cNvGraphicFramePr>
+              <a:graphicFrameLocks xmlns:a="http://schemas.openxmlformats.org/drawingml/2006/main" noChangeAspect="1"/>
+            </wp:cNvGraphicFramePr>
+            <a:graphic xmlns:a="http://schemas.openxmlformats.org/drawingml/2006/main">
+              <a:graphicData uri="http://schemas.openxmlformats.org/drawingml/2006/picture">
+                <pic:pic xmlns:pic="http://schemas.openxmlformats.org/drawingml/2006/picture">
+                  <pic:nvPicPr>
+                    <pic:cNvPr id="1" name=""/>
+                    <pic:cNvPicPr/>
+                  </pic:nvPicPr>
+                  <pic:blipFill>
+                    <a:blip r:embed="rId11"/>
+                    <a:stretch>
+                      <a:fillRect/>
+                    </a:stretch>
+                  </pic:blipFill>
+                  <pic:spPr>
+                    <a:xfrm>
+                      <a:off x="0" y="0"/>
+                      <a:ext cx="6597853" cy="3669490"/>
+                    </a:xfrm>
+                    <a:prstGeom prst="rect">
+                      <a:avLst/>
+                    </a:prstGeom>
+                  </pic:spPr>
+                </pic:pic>
+              </a:graphicData>
+            </a:graphic>
+          </wp:inline>
+        </w:drawing>
+      </w:r>
+    </w:p>
+    <w:p>
+      <w:pPr>
+        <w:spacing w:after="160" w:line="259" w:lineRule="auto"/>
+        <w:jc w:val="center"/>
+        <w:rPr>
+          <w:color w:val="0F1115"/>
+          <w:sz w:val="28"/>
+          <w:szCs w:val="28"/>
+        </w:rPr>
+      </w:pPr>
+      <w:r>
+        <w:rPr>
+          <w:color w:val="0F1115"/>
+          <w:sz w:val="28"/>
+          <w:szCs w:val="28"/>
+        </w:rPr>
+        <w:t xml:space="preserve">Рисунок 7- просмотр </w:t>
+      </w:r>
+      <w:r>
+        <w:rPr>
+          <w:color w:val="0F1115"/>
+          <w:sz w:val="28"/>
+          <w:szCs w:val="28"/>
+        </w:rPr>
+        <w:t>заявок данного посетителя</w:t>
+      </w:r>
+    </w:p>
+    <w:p>
+      <w:pPr>
+        <w:spacing w:after="160" w:line="259" w:lineRule="auto"/>
+        <w:jc w:val="center"/>
+        <w:rPr>
+          <w:color w:val="0F1115"/>
+          <w:sz w:val="28"/>
+          <w:szCs w:val="28"/>
+        </w:rPr>
+      </w:pPr>
+      <w:r>
+        <w:rPr>
+          <w:color w:val="0F1115"/>
+          <w:sz w:val="28"/>
+          <w:szCs w:val="28"/>
+        </w:rPr>
+        <w:drawing>
+          <wp:inline distT="0" distB="0" distL="0" distR="0" wp14:anchorId="1C936BC0" wp14:editId="610451E5">
+            <wp:extent cx="6134100" cy="5440512"/>
+            <wp:effectExtent l="0" t="0" r="0" b="8255"/>
+            <wp:docPr id="8" name="Рисунок 8"/>
+            <wp:cNvGraphicFramePr>
+              <a:graphicFrameLocks xmlns:a="http://schemas.openxmlformats.org/drawingml/2006/main" noChangeAspect="1"/>
+            </wp:cNvGraphicFramePr>
+            <a:graphic xmlns:a="http://schemas.openxmlformats.org/drawingml/2006/main">
+              <a:graphicData uri="http://schemas.openxmlformats.org/drawingml/2006/picture">
+                <pic:pic xmlns:pic="http://schemas.openxmlformats.org/drawingml/2006/picture">
+                  <pic:nvPicPr>
+                    <pic:cNvPr id="1" name=""/>
+                    <pic:cNvPicPr/>
+                  </pic:nvPicPr>
+                  <pic:blipFill>
+                    <a:blip r:embed="rId12"/>
+                    <a:stretch>
+                      <a:fillRect/>
+                    </a:stretch>
+                  </pic:blipFill>
+                  <pic:spPr>
+                    <a:xfrm>
+                      <a:off x="0" y="0"/>
+                      <a:ext cx="6137871" cy="5443856"/>
+                    </a:xfrm>
+                    <a:prstGeom prst="rect">
+                      <a:avLst/>
+                    </a:prstGeom>
+                  </pic:spPr>
+                </pic:pic>
+              </a:graphicData>
+            </a:graphic>
+          </wp:inline>
+        </w:drawing>
+      </w:r>
+    </w:p>
+    <w:p>
+      <w:pPr>
+        <w:spacing w:after="160" w:line="259" w:lineRule="auto"/>
+        <w:jc w:val="center"/>
+        <w:rPr>
+          <w:color w:val="0F1115"/>
+          <w:sz w:val="28"/>
+          <w:szCs w:val="28"/>
+        </w:rPr>
+      </w:pPr>
+      <w:r>
+        <w:rPr>
+          <w:color w:val="0F1115"/>
+          <w:sz w:val="28"/>
+          <w:szCs w:val="28"/>
+        </w:rPr>
+        <w:t>Рисунок 8- регистрация нового пользователя</w:t>
+      </w:r>
+    </w:p>
+    <w:p>
+      <w:pPr>
+        <w:spacing w:after="160" w:line="259" w:lineRule="auto"/>
+        <w:jc w:val="center"/>
+        <w:rPr>
+          <w:color w:val="0F1115"/>
+          <w:sz w:val="28"/>
+          <w:szCs w:val="28"/>
+        </w:rPr>
+      </w:pPr>
+      <w:r>
+        <w:rPr>
+          <w:color w:val="0F1115"/>
+          <w:sz w:val="28"/>
+          <w:szCs w:val="28"/>
+        </w:rPr>
+        <w:lastRenderedPageBreak/>
+        <w:t>Форма сотрудника общего отдела</w:t>
+      </w:r>
+    </w:p>
+    <w:p>
+      <w:pPr>
+        <w:spacing w:after="160" w:line="259" w:lineRule="auto"/>
+        <w:jc w:val="center"/>
+        <w:rPr>
+          <w:color w:val="0F1115"/>
+          <w:sz w:val="28"/>
+          <w:szCs w:val="28"/>
+        </w:rPr>
+      </w:pPr>
+      <w:r>
+        <w:rPr>
+          <w:color w:val="0F1115"/>
+          <w:sz w:val="28"/>
+          <w:szCs w:val="28"/>
+        </w:rPr>
+        <w:drawing>
+          <wp:inline distT="0" distB="0" distL="0" distR="0" wp14:anchorId="0B55752C" wp14:editId="687CD826">
+            <wp:extent cx="4639322" cy="3620005"/>
+            <wp:effectExtent l="0" t="0" r="8890" b="0"/>
+            <wp:docPr id="9" name="Рисунок 9"/>
+            <wp:cNvGraphicFramePr>
+              <a:graphicFrameLocks xmlns:a="http://schemas.openxmlformats.org/drawingml/2006/main" noChangeAspect="1"/>
+            </wp:cNvGraphicFramePr>
+            <a:graphic xmlns:a="http://schemas.openxmlformats.org/drawingml/2006/main">
+              <a:graphicData uri="http://schemas.openxmlformats.org/drawingml/2006/picture">
+                <pic:pic xmlns:pic="http://schemas.openxmlformats.org/drawingml/2006/picture">
+                  <pic:nvPicPr>
+                    <pic:cNvPr id="1" name=""/>
+                    <pic:cNvPicPr/>
+                  </pic:nvPicPr>
+                  <pic:blipFill>
+                    <a:blip r:embed="rId13"/>
+                    <a:stretch>
+                      <a:fillRect/>
+                    </a:stretch>
+                  </pic:blipFill>
+                  <pic:spPr>
+                    <a:xfrm>
+                      <a:off x="0" y="0"/>
+                      <a:ext cx="4639322" cy="3620005"/>
+                    </a:xfrm>
+                    <a:prstGeom prst="rect">
+                      <a:avLst/>
+                    </a:prstGeom>
+                  </pic:spPr>
+                </pic:pic>
+              </a:graphicData>
+            </a:graphic>
+          </wp:inline>
+        </w:drawing>
+      </w:r>
+    </w:p>
+    <w:p>
+      <w:pPr>
+        <w:spacing w:after="160" w:line="259" w:lineRule="auto"/>
+        <w:jc w:val="center"/>
+        <w:rPr>
+          <w:color w:val="0F1115"/>
+          <w:sz w:val="28"/>
+          <w:szCs w:val="28"/>
+        </w:rPr>
+      </w:pPr>
+      <w:r>
+        <w:rPr>
+          <w:color w:val="0F1115"/>
+          <w:sz w:val="28"/>
+          <w:szCs w:val="28"/>
+        </w:rPr>
+        <w:t>Рисунок 9- авторизация</w:t>
+      </w:r>
+    </w:p>
+    <w:p>
+      <w:pPr>
+        <w:spacing w:after="160" w:line="259" w:lineRule="auto"/>
+        <w:jc w:val="center"/>
+        <w:rPr>
+          <w:color w:val="0F1115"/>
+          <w:sz w:val="28"/>
+          <w:szCs w:val="28"/>
+          <w:lang w:val="en-US"/>
+        </w:rPr>
+      </w:pPr>
+      <w:r>
+        <w:rPr>
+          <w:color w:val="0F1115"/>
+          <w:sz w:val="28"/>
+          <w:szCs w:val="28"/>
+          <w:lang w:val="en-US"/>
+        </w:rPr>
+        <w:drawing>
+          <wp:inline distT="0" distB="0" distL="0" distR="0" wp14:anchorId="3A53C26F" wp14:editId="2C979177">
+            <wp:extent cx="6840220" cy="4398645"/>
+            <wp:effectExtent l="0" t="0" r="0" b="1905"/>
+            <wp:docPr id="11" name="Рисунок 11"/>
+            <wp:cNvGraphicFramePr>
+              <a:graphicFrameLocks xmlns:a="http://schemas.openxmlformats.org/drawingml/2006/main" noChangeAspect="1"/>
+            </wp:cNvGraphicFramePr>
+            <a:graphic xmlns:a="http://schemas.openxmlformats.org/drawingml/2006/main">
+              <a:graphicData uri="http://schemas.openxmlformats.org/drawingml/2006/picture">
+                <pic:pic xmlns:pic="http://schemas.openxmlformats.org/drawingml/2006/picture">
+                  <pic:nvPicPr>
+                    <pic:cNvPr id="1" name=""/>
+                    <pic:cNvPicPr/>
+                  </pic:nvPicPr>
+                  <pic:blipFill>
+                    <a:blip r:embed="rId14"/>
+                    <a:stretch>
+                      <a:fillRect/>
+                    </a:stretch>
+                  </pic:blipFill>
+                  <pic:spPr>
+                    <a:xfrm>
+                      <a:off x="0" y="0"/>
+                      <a:ext cx="6840220" cy="4398645"/>
+                    </a:xfrm>
+                    <a:prstGeom prst="rect">
+                      <a:avLst/>
+                    </a:prstGeom>
+                  </pic:spPr>
+                </pic:pic>
+              </a:graphicData>
+            </a:graphic>
+          </wp:inline>
+        </w:drawing>
+      </w:r>
+    </w:p>
+    <w:p>
+      <w:pPr>
+        <w:spacing w:after="160" w:line="259" w:lineRule="auto"/>
+        <w:jc w:val="center"/>
+        <w:rPr>
+          <w:color w:val="0F1115"/>
+          <w:sz w:val="28"/>
+          <w:szCs w:val="28"/>
+        </w:rPr>
+      </w:pPr>
+      <w:r>
+        <w:rPr>
+          <w:color w:val="0F1115"/>
+          <w:sz w:val="28"/>
+          <w:szCs w:val="28"/>
+        </w:rPr>
+        <w:t>Рисунок 10- просмотр</w:t>
+      </w:r>
+    </w:p>
+    <w:p>
+      <w:pPr>
+        <w:spacing w:after="160" w:line="259" w:lineRule="auto"/>
+        <w:jc w:val="center"/>
+        <w:rPr>
+          <w:color w:val="0F1115"/>
+          <w:sz w:val="28"/>
+          <w:szCs w:val="28"/>
+        </w:rPr>
+      </w:pPr>
+    </w:p>
+    <w:p>
+      <w:pPr>
+        <w:spacing w:after="160" w:line="259" w:lineRule="auto"/>
+        <w:jc w:val="center"/>
+        <w:rPr>
+          <w:color w:val="0F1115"/>
+          <w:sz w:val="28"/>
+          <w:szCs w:val="28"/>
+        </w:rPr>
+      </w:pPr>
+    </w:p>
+    <w:p>
+      <w:pPr>
+        <w:spacing w:after="160" w:line="259" w:lineRule="auto"/>
+        <w:jc w:val="center"/>
+        <w:rPr>
+          <w:color w:val="0F1115"/>
+          <w:sz w:val="28"/>
+          <w:szCs w:val="28"/>
+        </w:rPr>
+      </w:pPr>
+      <w:r>
+        <w:rPr>
+          <w:color w:val="0F1115"/>
+          <w:sz w:val="28"/>
+          <w:szCs w:val="28"/>
+        </w:rPr>
+        <w:lastRenderedPageBreak/>
+        <w:t>Форма сотрудника охраны</w:t>
+      </w:r>
+    </w:p>
+    <w:p>
+      <w:pPr>
+        <w:spacing w:after="160" w:line="259" w:lineRule="auto"/>
+        <w:jc w:val="center"/>
+        <w:rPr>
+          <w:color w:val="0F1115"/>
+          <w:sz w:val="28"/>
+          <w:szCs w:val="28"/>
+        </w:rPr>
+      </w:pPr>
+      <w:r>
+        <w:rPr>
+          <w:color w:val="0F1115"/>
+          <w:sz w:val="28"/>
+          <w:szCs w:val="28"/>
+        </w:rPr>
+        <w:drawing>
+          <wp:inline distT="0" distB="0" distL="0" distR="0" wp14:anchorId="786985AB" wp14:editId="0339DAD9">
+            <wp:extent cx="4629796" cy="3581900"/>
+            <wp:effectExtent l="0" t="0" r="0" b="0"/>
+            <wp:docPr id="12" name="Рисунок 12"/>
+            <wp:cNvGraphicFramePr>
+              <a:graphicFrameLocks xmlns:a="http://schemas.openxmlformats.org/drawingml/2006/main" noChangeAspect="1"/>
+            </wp:cNvGraphicFramePr>
+            <a:graphic xmlns:a="http://schemas.openxmlformats.org/drawingml/2006/main">
+              <a:graphicData uri="http://schemas.openxmlformats.org/drawingml/2006/picture">
+                <pic:pic xmlns:pic="http://schemas.openxmlformats.org/drawingml/2006/picture">
+                  <pic:nvPicPr>
+                    <pic:cNvPr id="1" name=""/>
+                    <pic:cNvPicPr/>
+                  </pic:nvPicPr>
+                  <pic:blipFill>
+                    <a:blip r:embed="rId15"/>
+                    <a:stretch>
+                      <a:fillRect/>
+                    </a:stretch>
+                  </pic:blipFill>
+                  <pic:spPr>
+                    <a:xfrm>
+                      <a:off x="0" y="0"/>
+                      <a:ext cx="4629796" cy="3581900"/>
+                    </a:xfrm>
+                    <a:prstGeom prst="rect">
+                      <a:avLst/>
+                    </a:prstGeom>
+                  </pic:spPr>
+                </pic:pic>
+              </a:graphicData>
+            </a:graphic>
+          </wp:inline>
+        </w:drawing>
+      </w:r>
+    </w:p>
+    <w:p>
+      <w:pPr>
+        <w:spacing w:after="160" w:line="259" w:lineRule="auto"/>
+        <w:jc w:val="center"/>
+        <w:rPr>
+          <w:color w:val="0F1115"/>
+          <w:sz w:val="28"/>
+          <w:szCs w:val="28"/>
+          <w:lang w:val="en-US"/>
+        </w:rPr>
+      </w:pPr>
+      <w:r>
+        <w:rPr>
+          <w:color w:val="0F1115"/>
+          <w:sz w:val="28"/>
+          <w:szCs w:val="28"/>
+        </w:rPr>
+        <w:t>Рисунок 11- авторизация</w:t>
+      </w:r>
+    </w:p>
+    <w:p>
+      <w:pPr>
+        <w:spacing w:after="160" w:line="259" w:lineRule="auto"/>
+        <w:jc w:val="center"/>
+        <w:rPr>
+          <w:color w:val="0F1115"/>
+          <w:sz w:val="28"/>
+          <w:szCs w:val="28"/>
+          <w:lang w:val="en-US"/>
+        </w:rPr>
+      </w:pPr>
+      <w:r>
+        <w:rPr>
+          <w:color w:val="0F1115"/>
+          <w:sz w:val="28"/>
+          <w:szCs w:val="28"/>
+          <w:lang w:val="en-US"/>
+        </w:rPr>
+        <w:drawing>
+          <wp:inline distT="0" distB="0" distL="0" distR="0" wp14:anchorId="68238C82" wp14:editId="4E18C6CB">
+            <wp:extent cx="6840220" cy="4456430"/>
+            <wp:effectExtent l="0" t="0" r="0" b="1270"/>
+            <wp:docPr id="13" name="Рисунок 13"/>
+            <wp:cNvGraphicFramePr>
+              <a:graphicFrameLocks xmlns:a="http://schemas.openxmlformats.org/drawingml/2006/main" noChangeAspect="1"/>
+            </wp:cNvGraphicFramePr>
+            <a:graphic xmlns:a="http://schemas.openxmlformats.org/drawingml/2006/main">
+              <a:graphicData uri="http://schemas.openxmlformats.org/drawingml/2006/picture">
+                <pic:pic xmlns:pic="http://schemas.openxmlformats.org/drawingml/2006/picture">
+                  <pic:nvPicPr>
+                    <pic:cNvPr id="1" name=""/>
+                    <pic:cNvPicPr/>
+                  </pic:nvPicPr>
+                  <pic:blipFill>
+                    <a:blip r:embed="rId16"/>
+                    <a:stretch>
+                      <a:fillRect/>
+                    </a:stretch>
+                  </pic:blipFill>
+                  <pic:spPr>
+                    <a:xfrm>
+                      <a:off x="0" y="0"/>
+                      <a:ext cx="6840220" cy="4456430"/>
+                    </a:xfrm>
+                    <a:prstGeom prst="rect">
+                      <a:avLst/>
+                    </a:prstGeom>
+                  </pic:spPr>
+                </pic:pic>
+              </a:graphicData>
+            </a:graphic>
+          </wp:inline>
+        </w:drawing>
+      </w:r>
+    </w:p>
+    <w:p>
+      <w:pPr>
+        <w:spacing w:after="160" w:line="259" w:lineRule="auto"/>
+        <w:jc w:val="center"/>
+        <w:rPr>
+          <w:color w:val="0F1115"/>
+          <w:sz w:val="28"/>
+          <w:szCs w:val="28"/>
+        </w:rPr>
+      </w:pPr>
+      <w:r>
+        <w:rPr>
+          <w:color w:val="0F1115"/>
+          <w:sz w:val="28"/>
+          <w:szCs w:val="28"/>
+        </w:rPr>
+        <w:t xml:space="preserve">Рисунок 12- </w:t>
+      </w:r>
+      <w:proofErr w:type="spellStart"/>
+      <w:r>
+        <w:rPr>
+          <w:color w:val="0F1115"/>
+          <w:sz w:val="28"/>
+          <w:szCs w:val="28"/>
+        </w:rPr>
+        <w:t>простмотр</w:t>
+      </w:r>
+      <w:proofErr w:type="spellEnd"/>
+      <w:r>
+        <w:rPr>
+          <w:color w:val="0F1115"/>
+          <w:sz w:val="28"/>
+          <w:szCs w:val="28"/>
+        </w:rPr>
+        <w:t xml:space="preserve"> заявок</w:t>
+      </w:r>
+    </w:p>
+    <w:p>
+      <w:pPr>
+        <w:spacing w:after="160" w:line="259" w:lineRule="auto"/>
+        <w:jc w:val="center"/>
+        <w:rPr>
+          <w:color w:val="0F1115"/>
+          <w:sz w:val="28"/>
+          <w:szCs w:val="28"/>
+        </w:rPr>
+      </w:pPr>
+    </w:p>
+    <w:p>
+      <w:pPr>
+        <w:spacing w:after="160" w:line="259" w:lineRule="auto"/>
+        <w:rPr>
+          <w:color w:val="0F1115"/>
+          <w:sz w:val="28"/>
+          <w:szCs w:val="28"/>
+        </w:rPr>
+      </w:pPr>
+      <w:r>
+        <w:rPr>
+          <w:color w:val="0F1115"/>
+          <w:sz w:val="28"/>
+          <w:szCs w:val="28"/>
+        </w:rPr>
+        <w:br w:type="page"/>
+      </w:r>
+    </w:p>
+    <w:p>
+      <w:pPr>
+        <w:spacing w:before="240" w:after="100" w:afterAutospacing="1" w:line="360" w:lineRule="auto"/>
+        <w:jc w:val="center"/>
+        <w:rPr>
+          <w:color w:val="0F1115"/>
+          <w:sz w:val="28"/>
+          <w:szCs w:val="28"/>
+        </w:rPr>
+      </w:pPr>
+      <w:r>
+        <w:rPr>
+          <w:color w:val="0F1115"/>
+          <w:sz w:val="28"/>
+          <w:szCs w:val="28"/>
+        </w:rPr>
+        <w:lastRenderedPageBreak/>
+        <w:t>11. Заключение</w:t>
+      </w:r>
+    </w:p>
+    <w:p>
+      <w:pPr>
+        <w:spacing w:before="240" w:after="100" w:afterAutospacing="1" w:line="360" w:lineRule="auto"/>
+        <w:ind w:firstLine="709"/>
+        <w:jc w:val="both"/>
+        <w:rPr>
+          <w:color w:val="0F1115"/>
+          <w:sz w:val="28"/>
+          <w:szCs w:val="28"/>
+        </w:rPr>
+      </w:pPr>
+      <w:r>
+        <w:rPr>
+          <w:color w:val="0F1115"/>
+          <w:sz w:val="28"/>
+          <w:szCs w:val="28"/>
+        </w:rPr>
+        <w:t>В ходе выполнения конкурсного задания были разработаны:</w:t>
+      </w:r>
+    </w:p>
+    <w:p>
+      <w:pPr>
+        <w:pStyle w:val="a5"/>
         <w:numPr>
           <w:ilvl w:val="0"/>
-          <w:numId w:val="12"/>
+          <w:numId w:val="24"/>
         </w:numPr>
-        <w:spacing w:before="100" w:beforeAutospacing="1" w:line="420" w:lineRule="atLeast"/>
-        <w:rPr>
-          <w:color w:val="0F1115"/>
-          <w:sz w:val="28"/>
-          <w:szCs w:val="28"/>
-        </w:rPr>
-      </w:pPr>
-      <w:r>
-        <w:rPr>
-          <w:b/>
-          <w:bCs/>
-          <w:color w:val="0F1115"/>
-          <w:sz w:val="28"/>
-          <w:szCs w:val="28"/>
-        </w:rPr>
-        <w:t>База</w:t>
-      </w:r>
-      <w:r>
-        <w:rPr>
-          <w:b/>
-          <w:bCs/>
-          <w:color w:val="0F1115"/>
-          <w:sz w:val="28"/>
-          <w:szCs w:val="28"/>
-        </w:rPr>
-        <w:t xml:space="preserve"> </w:t>
-      </w:r>
-      <w:r>
-        <w:rPr>
-          <w:b/>
-          <w:bCs/>
-          <w:color w:val="0F1115"/>
-          <w:sz w:val="28"/>
-          <w:szCs w:val="28"/>
-        </w:rPr>
-        <w:t>данных</w:t>
-      </w:r>
-      <w:r>
-        <w:rPr>
-          <w:b/>
-          <w:bCs/>
-          <w:color w:val="0F1115"/>
-          <w:sz w:val="28"/>
-          <w:szCs w:val="28"/>
-        </w:rPr>
-        <w:t xml:space="preserve"> </w:t>
+        <w:spacing w:before="240" w:after="100" w:afterAutospacing="1" w:line="360" w:lineRule="auto"/>
+        <w:jc w:val="both"/>
+        <w:rPr>
+          <w:color w:val="0F1115"/>
+          <w:sz w:val="28"/>
+          <w:szCs w:val="28"/>
+        </w:rPr>
+      </w:pPr>
+      <w:r>
+        <w:rPr>
+          <w:color w:val="0F1115"/>
+          <w:sz w:val="28"/>
+          <w:szCs w:val="28"/>
+        </w:rPr>
+        <w:t xml:space="preserve">База данных </w:t>
       </w:r>
       <w:proofErr w:type="spellStart"/>
       <w:r>
         <w:rPr>
-          <w:b/>
-          <w:bCs/>
           <w:color w:val="0F1115"/>
           <w:sz w:val="28"/>
           <w:szCs w:val="28"/>
@@ -41648,817 +42718,366 @@
           <w:sz w:val="28"/>
           <w:szCs w:val="28"/>
         </w:rPr>
-        <w:t xml:space="preserve"> </w:t>
-      </w:r>
-      <w:r>
-        <w:rPr>
-          <w:color w:val="0F1115"/>
-          <w:sz w:val="28"/>
-          <w:szCs w:val="28"/>
-        </w:rPr>
-        <w:t>-</w:t>
-      </w:r>
-      <w:r>
-        <w:rPr>
-          <w:color w:val="0F1115"/>
-          <w:sz w:val="28"/>
-          <w:szCs w:val="28"/>
-        </w:rPr>
-        <w:t xml:space="preserve"> </w:t>
-      </w:r>
-      <w:r>
-        <w:rPr>
-          <w:color w:val="0F1115"/>
-          <w:sz w:val="28"/>
-          <w:szCs w:val="28"/>
-        </w:rPr>
-        <w:t>спроектирована</w:t>
-      </w:r>
-      <w:r>
-        <w:rPr>
-          <w:color w:val="0F1115"/>
-          <w:sz w:val="28"/>
-          <w:szCs w:val="28"/>
-        </w:rPr>
-        <w:t xml:space="preserve"> </w:t>
-      </w:r>
-      <w:r>
-        <w:rPr>
-          <w:color w:val="0F1115"/>
-          <w:sz w:val="28"/>
-          <w:szCs w:val="28"/>
-        </w:rPr>
-        <w:t>и</w:t>
-      </w:r>
-      <w:r>
-        <w:rPr>
-          <w:color w:val="0F1115"/>
-          <w:sz w:val="28"/>
-          <w:szCs w:val="28"/>
-        </w:rPr>
-        <w:t xml:space="preserve"> </w:t>
-      </w:r>
-      <w:r>
-        <w:rPr>
-          <w:color w:val="0F1115"/>
-          <w:sz w:val="28"/>
-          <w:szCs w:val="28"/>
-        </w:rPr>
-        <w:t>нормализована</w:t>
-      </w:r>
-      <w:r>
-        <w:rPr>
-          <w:color w:val="0F1115"/>
-          <w:sz w:val="28"/>
-          <w:szCs w:val="28"/>
-        </w:rPr>
-        <w:t xml:space="preserve"> </w:t>
-      </w:r>
-      <w:r>
-        <w:rPr>
-          <w:color w:val="0F1115"/>
-          <w:sz w:val="28"/>
-          <w:szCs w:val="28"/>
-        </w:rPr>
-        <w:t>в</w:t>
-      </w:r>
-      <w:r>
-        <w:rPr>
-          <w:color w:val="0F1115"/>
-          <w:sz w:val="28"/>
-          <w:szCs w:val="28"/>
-        </w:rPr>
-        <w:t xml:space="preserve"> </w:t>
-      </w:r>
-      <w:r>
-        <w:rPr>
-          <w:color w:val="0F1115"/>
-          <w:sz w:val="28"/>
-          <w:szCs w:val="28"/>
-        </w:rPr>
-        <w:t>соответствии</w:t>
-      </w:r>
-      <w:r>
-        <w:rPr>
-          <w:color w:val="0F1115"/>
-          <w:sz w:val="28"/>
-          <w:szCs w:val="28"/>
-        </w:rPr>
-        <w:t xml:space="preserve"> </w:t>
-      </w:r>
-      <w:r>
-        <w:rPr>
-          <w:color w:val="0F1115"/>
-          <w:sz w:val="28"/>
-          <w:szCs w:val="28"/>
-        </w:rPr>
-        <w:t>с</w:t>
-      </w:r>
-      <w:r>
-        <w:rPr>
-          <w:color w:val="0F1115"/>
-          <w:sz w:val="28"/>
-          <w:szCs w:val="28"/>
-        </w:rPr>
-        <w:t xml:space="preserve"> </w:t>
-      </w:r>
-      <w:r>
-        <w:rPr>
-          <w:color w:val="0F1115"/>
-          <w:sz w:val="28"/>
-          <w:szCs w:val="28"/>
-        </w:rPr>
-        <w:t>требованиями</w:t>
+        <w:t xml:space="preserve"> — спроектирована и нормализована в соответствии с требованиями.</w:t>
       </w:r>
     </w:p>
     <w:p>
       <w:pPr>
+        <w:pStyle w:val="a5"/>
         <w:numPr>
           <w:ilvl w:val="0"/>
-          <w:numId w:val="12"/>
+          <w:numId w:val="24"/>
         </w:numPr>
-        <w:spacing w:before="100" w:beforeAutospacing="1" w:line="420" w:lineRule="atLeast"/>
-        <w:rPr>
-          <w:color w:val="0F1115"/>
-          <w:sz w:val="28"/>
-          <w:szCs w:val="28"/>
-        </w:rPr>
-      </w:pPr>
-      <w:r>
-        <w:rPr>
-          <w:b/>
-          <w:bCs/>
-          <w:color w:val="0F1115"/>
-          <w:sz w:val="28"/>
-          <w:szCs w:val="28"/>
-        </w:rPr>
-        <w:t>Веб-сервис</w:t>
-      </w:r>
-      <w:r>
-        <w:rPr>
-          <w:b/>
-          <w:bCs/>
-          <w:color w:val="0F1115"/>
-          <w:sz w:val="28"/>
-          <w:szCs w:val="28"/>
-        </w:rPr>
-        <w:t xml:space="preserve"> </w:t>
-      </w:r>
-      <w:r>
-        <w:rPr>
-          <w:b/>
-          <w:bCs/>
-          <w:color w:val="0F1115"/>
-          <w:sz w:val="28"/>
-          <w:szCs w:val="28"/>
-        </w:rPr>
-        <w:t>для</w:t>
-      </w:r>
-      <w:r>
-        <w:rPr>
-          <w:b/>
-          <w:bCs/>
-          <w:color w:val="0F1115"/>
-          <w:sz w:val="28"/>
-          <w:szCs w:val="28"/>
-        </w:rPr>
-        <w:t xml:space="preserve"> </w:t>
-      </w:r>
-      <w:r>
-        <w:rPr>
-          <w:b/>
-          <w:bCs/>
-          <w:color w:val="0F1115"/>
-          <w:sz w:val="28"/>
-          <w:szCs w:val="28"/>
-        </w:rPr>
-        <w:t>посетителей</w:t>
-      </w:r>
-      <w:r>
-        <w:rPr>
-          <w:color w:val="0F1115"/>
-          <w:sz w:val="28"/>
-          <w:szCs w:val="28"/>
-        </w:rPr>
-        <w:t xml:space="preserve"> </w:t>
-      </w:r>
-      <w:r>
-        <w:rPr>
-          <w:color w:val="0F1115"/>
-          <w:sz w:val="28"/>
-          <w:szCs w:val="28"/>
-        </w:rPr>
-        <w:t>-</w:t>
-      </w:r>
-      <w:r>
-        <w:rPr>
-          <w:color w:val="0F1115"/>
-          <w:sz w:val="28"/>
-          <w:szCs w:val="28"/>
-        </w:rPr>
-        <w:t xml:space="preserve"> </w:t>
-      </w:r>
-      <w:r>
-        <w:rPr>
-          <w:color w:val="0F1115"/>
-          <w:sz w:val="28"/>
-          <w:szCs w:val="28"/>
-        </w:rPr>
-        <w:t>регистрация,</w:t>
-      </w:r>
-      <w:r>
-        <w:rPr>
-          <w:color w:val="0F1115"/>
-          <w:sz w:val="28"/>
-          <w:szCs w:val="28"/>
-        </w:rPr>
-        <w:t xml:space="preserve"> </w:t>
-      </w:r>
-      <w:r>
-        <w:rPr>
-          <w:color w:val="0F1115"/>
-          <w:sz w:val="28"/>
-          <w:szCs w:val="28"/>
-        </w:rPr>
-        <w:t>авторизация,</w:t>
-      </w:r>
-      <w:r>
-        <w:rPr>
-          <w:color w:val="0F1115"/>
-          <w:sz w:val="28"/>
-          <w:szCs w:val="28"/>
-        </w:rPr>
-        <w:t xml:space="preserve"> </w:t>
-      </w:r>
-      <w:r>
-        <w:rPr>
-          <w:color w:val="0F1115"/>
-          <w:sz w:val="28"/>
-          <w:szCs w:val="28"/>
-        </w:rPr>
-        <w:t>подача</w:t>
-      </w:r>
-      <w:r>
-        <w:rPr>
-          <w:color w:val="0F1115"/>
-          <w:sz w:val="28"/>
-          <w:szCs w:val="28"/>
-        </w:rPr>
-        <w:t xml:space="preserve"> </w:t>
-      </w:r>
-      <w:r>
-        <w:rPr>
-          <w:color w:val="0F1115"/>
-          <w:sz w:val="28"/>
-          <w:szCs w:val="28"/>
-        </w:rPr>
-        <w:t>заявок</w:t>
+        <w:spacing w:before="240" w:after="100" w:afterAutospacing="1" w:line="360" w:lineRule="auto"/>
+        <w:jc w:val="both"/>
+        <w:rPr>
+          <w:color w:val="0F1115"/>
+          <w:sz w:val="28"/>
+          <w:szCs w:val="28"/>
+        </w:rPr>
+      </w:pPr>
+      <w:r>
+        <w:rPr>
+          <w:color w:val="0F1115"/>
+          <w:sz w:val="28"/>
+          <w:szCs w:val="28"/>
+        </w:rPr>
+        <w:t>Веб-сервис для посетителей — регистрация, авторизация, подача заявок.</w:t>
       </w:r>
     </w:p>
     <w:p>
       <w:pPr>
+        <w:pStyle w:val="a5"/>
         <w:numPr>
           <w:ilvl w:val="0"/>
-          <w:numId w:val="12"/>
+          <w:numId w:val="24"/>
         </w:numPr>
-        <w:spacing w:before="100" w:beforeAutospacing="1" w:line="420" w:lineRule="atLeast"/>
-        <w:rPr>
-          <w:color w:val="0F1115"/>
-          <w:sz w:val="28"/>
-          <w:szCs w:val="28"/>
-        </w:rPr>
-      </w:pPr>
-      <w:r>
-        <w:rPr>
-          <w:b/>
-          <w:bCs/>
-          <w:color w:val="0F1115"/>
-          <w:sz w:val="28"/>
-          <w:szCs w:val="28"/>
-        </w:rPr>
-        <w:t>Терминал</w:t>
-      </w:r>
-      <w:r>
-        <w:rPr>
-          <w:b/>
-          <w:bCs/>
-          <w:color w:val="0F1115"/>
-          <w:sz w:val="28"/>
-          <w:szCs w:val="28"/>
-        </w:rPr>
-        <w:t xml:space="preserve"> </w:t>
-      </w:r>
-      <w:r>
-        <w:rPr>
-          <w:b/>
-          <w:bCs/>
-          <w:color w:val="0F1115"/>
-          <w:sz w:val="28"/>
-          <w:szCs w:val="28"/>
-        </w:rPr>
-        <w:t>сотрудника</w:t>
-      </w:r>
-      <w:r>
-        <w:rPr>
-          <w:b/>
-          <w:bCs/>
-          <w:color w:val="0F1115"/>
-          <w:sz w:val="28"/>
-          <w:szCs w:val="28"/>
-        </w:rPr>
-        <w:t xml:space="preserve"> </w:t>
-      </w:r>
-      <w:r>
-        <w:rPr>
-          <w:b/>
-          <w:bCs/>
-          <w:color w:val="0F1115"/>
-          <w:sz w:val="28"/>
-          <w:szCs w:val="28"/>
-        </w:rPr>
-        <w:t>общего</w:t>
-      </w:r>
-      <w:r>
-        <w:rPr>
-          <w:b/>
-          <w:bCs/>
-          <w:color w:val="0F1115"/>
-          <w:sz w:val="28"/>
-          <w:szCs w:val="28"/>
-        </w:rPr>
-        <w:t xml:space="preserve"> </w:t>
-      </w:r>
-      <w:r>
-        <w:rPr>
-          <w:b/>
-          <w:bCs/>
-          <w:color w:val="0F1115"/>
-          <w:sz w:val="28"/>
-          <w:szCs w:val="28"/>
-        </w:rPr>
-        <w:t>отдела</w:t>
-      </w:r>
-      <w:r>
-        <w:rPr>
-          <w:color w:val="0F1115"/>
-          <w:sz w:val="28"/>
-          <w:szCs w:val="28"/>
-        </w:rPr>
-        <w:t xml:space="preserve"> </w:t>
-      </w:r>
-      <w:r>
-        <w:rPr>
-          <w:color w:val="0F1115"/>
-          <w:sz w:val="28"/>
-          <w:szCs w:val="28"/>
-        </w:rPr>
-        <w:t>-</w:t>
-      </w:r>
-      <w:r>
-        <w:rPr>
-          <w:color w:val="0F1115"/>
-          <w:sz w:val="28"/>
-          <w:szCs w:val="28"/>
-        </w:rPr>
-        <w:t xml:space="preserve"> </w:t>
-      </w:r>
-      <w:r>
-        <w:rPr>
-          <w:color w:val="0F1115"/>
-          <w:sz w:val="28"/>
-          <w:szCs w:val="28"/>
-        </w:rPr>
-        <w:t>проверка</w:t>
-      </w:r>
-      <w:r>
-        <w:rPr>
-          <w:color w:val="0F1115"/>
-          <w:sz w:val="28"/>
-          <w:szCs w:val="28"/>
-        </w:rPr>
-        <w:t xml:space="preserve"> </w:t>
-      </w:r>
-      <w:r>
-        <w:rPr>
-          <w:color w:val="0F1115"/>
-          <w:sz w:val="28"/>
-          <w:szCs w:val="28"/>
-        </w:rPr>
-        <w:t>заявок,</w:t>
-      </w:r>
-      <w:r>
-        <w:rPr>
-          <w:color w:val="0F1115"/>
-          <w:sz w:val="28"/>
-          <w:szCs w:val="28"/>
-        </w:rPr>
-        <w:t xml:space="preserve"> </w:t>
-      </w:r>
-      <w:r>
-        <w:rPr>
-          <w:color w:val="0F1115"/>
-          <w:sz w:val="28"/>
-          <w:szCs w:val="28"/>
-        </w:rPr>
-        <w:t>фильтрация,</w:t>
-      </w:r>
-      <w:r>
-        <w:rPr>
-          <w:color w:val="0F1115"/>
-          <w:sz w:val="28"/>
-          <w:szCs w:val="28"/>
-        </w:rPr>
-        <w:t xml:space="preserve"> </w:t>
-      </w:r>
-      <w:r>
-        <w:rPr>
-          <w:color w:val="0F1115"/>
-          <w:sz w:val="28"/>
-          <w:szCs w:val="28"/>
-        </w:rPr>
-        <w:t>одобрение/отклонение</w:t>
+        <w:spacing w:before="240" w:after="100" w:afterAutospacing="1" w:line="360" w:lineRule="auto"/>
+        <w:jc w:val="both"/>
+        <w:rPr>
+          <w:color w:val="0F1115"/>
+          <w:sz w:val="28"/>
+          <w:szCs w:val="28"/>
+        </w:rPr>
+      </w:pPr>
+      <w:r>
+        <w:rPr>
+          <w:color w:val="0F1115"/>
+          <w:sz w:val="28"/>
+          <w:szCs w:val="28"/>
+        </w:rPr>
+        <w:t>Терминал сотрудника общего отдела — проверка заявок, фильтрация, одобрение/отклонение.</w:t>
       </w:r>
     </w:p>
     <w:p>
       <w:pPr>
+        <w:pStyle w:val="a5"/>
         <w:numPr>
           <w:ilvl w:val="0"/>
-          <w:numId w:val="12"/>
+          <w:numId w:val="24"/>
         </w:numPr>
-        <w:spacing w:before="100" w:beforeAutospacing="1" w:line="420" w:lineRule="atLeast"/>
-        <w:rPr>
-          <w:color w:val="0F1115"/>
-          <w:sz w:val="28"/>
-          <w:szCs w:val="28"/>
-        </w:rPr>
-      </w:pPr>
-      <w:r>
-        <w:rPr>
-          <w:b/>
-          <w:bCs/>
-          <w:color w:val="0F1115"/>
-          <w:sz w:val="28"/>
-          <w:szCs w:val="28"/>
-        </w:rPr>
-        <w:t>Терминал</w:t>
-      </w:r>
-      <w:r>
-        <w:rPr>
-          <w:b/>
-          <w:bCs/>
-          <w:color w:val="0F1115"/>
-          <w:sz w:val="28"/>
-          <w:szCs w:val="28"/>
-        </w:rPr>
-        <w:t xml:space="preserve"> </w:t>
-      </w:r>
-      <w:r>
-        <w:rPr>
-          <w:b/>
-          <w:bCs/>
-          <w:color w:val="0F1115"/>
-          <w:sz w:val="28"/>
-          <w:szCs w:val="28"/>
-        </w:rPr>
-        <w:t>сотрудника</w:t>
-      </w:r>
-      <w:r>
-        <w:rPr>
-          <w:b/>
-          <w:bCs/>
-          <w:color w:val="0F1115"/>
-          <w:sz w:val="28"/>
-          <w:szCs w:val="28"/>
-        </w:rPr>
-        <w:t xml:space="preserve"> </w:t>
-      </w:r>
-      <w:r>
-        <w:rPr>
-          <w:b/>
-          <w:bCs/>
-          <w:color w:val="0F1115"/>
-          <w:sz w:val="28"/>
-          <w:szCs w:val="28"/>
-        </w:rPr>
-        <w:t>охраны</w:t>
-      </w:r>
-      <w:r>
-        <w:rPr>
-          <w:color w:val="0F1115"/>
-          <w:sz w:val="28"/>
-          <w:szCs w:val="28"/>
-        </w:rPr>
-        <w:t xml:space="preserve"> </w:t>
-      </w:r>
-      <w:r>
-        <w:rPr>
-          <w:color w:val="0F1115"/>
-          <w:sz w:val="28"/>
-          <w:szCs w:val="28"/>
-        </w:rPr>
-        <w:t>-</w:t>
-      </w:r>
-      <w:r>
-        <w:rPr>
-          <w:color w:val="0F1115"/>
-          <w:sz w:val="28"/>
-          <w:szCs w:val="28"/>
-        </w:rPr>
-        <w:t xml:space="preserve"> </w:t>
-      </w:r>
-      <w:r>
-        <w:rPr>
-          <w:color w:val="0F1115"/>
-          <w:sz w:val="28"/>
-          <w:szCs w:val="28"/>
-        </w:rPr>
-        <w:t>управление</w:t>
-      </w:r>
-      <w:r>
-        <w:rPr>
-          <w:color w:val="0F1115"/>
-          <w:sz w:val="28"/>
-          <w:szCs w:val="28"/>
-        </w:rPr>
-        <w:t xml:space="preserve"> </w:t>
-      </w:r>
-      <w:r>
-        <w:rPr>
-          <w:color w:val="0F1115"/>
-          <w:sz w:val="28"/>
-          <w:szCs w:val="28"/>
-        </w:rPr>
-        <w:t>доступом,</w:t>
-      </w:r>
-      <w:r>
-        <w:rPr>
-          <w:color w:val="0F1115"/>
-          <w:sz w:val="28"/>
-          <w:szCs w:val="28"/>
-        </w:rPr>
-        <w:t xml:space="preserve"> </w:t>
-      </w:r>
-      <w:r>
-        <w:rPr>
-          <w:color w:val="0F1115"/>
-          <w:sz w:val="28"/>
-          <w:szCs w:val="28"/>
-        </w:rPr>
-        <w:t>фиксация</w:t>
-      </w:r>
-      <w:r>
-        <w:rPr>
-          <w:color w:val="0F1115"/>
-          <w:sz w:val="28"/>
-          <w:szCs w:val="28"/>
-        </w:rPr>
-        <w:t xml:space="preserve"> </w:t>
-      </w:r>
-      <w:r>
-        <w:rPr>
-          <w:color w:val="0F1115"/>
-          <w:sz w:val="28"/>
-          <w:szCs w:val="28"/>
-        </w:rPr>
-        <w:t>времени</w:t>
+        <w:spacing w:before="240" w:after="100" w:afterAutospacing="1" w:line="360" w:lineRule="auto"/>
+        <w:jc w:val="both"/>
+        <w:rPr>
+          <w:color w:val="0F1115"/>
+          <w:sz w:val="28"/>
+          <w:szCs w:val="28"/>
+        </w:rPr>
+      </w:pPr>
+      <w:r>
+        <w:rPr>
+          <w:color w:val="0F1115"/>
+          <w:sz w:val="28"/>
+          <w:szCs w:val="28"/>
+        </w:rPr>
+        <w:t>Терминал сотрудника охраны — управление доступом, фиксация времени.</w:t>
       </w:r>
     </w:p>
     <w:p>
       <w:pPr>
+        <w:pStyle w:val="a5"/>
         <w:numPr>
           <w:ilvl w:val="0"/>
-          <w:numId w:val="12"/>
+          <w:numId w:val="24"/>
         </w:numPr>
-        <w:spacing w:before="100" w:beforeAutospacing="1" w:line="420" w:lineRule="atLeast"/>
-        <w:rPr>
-          <w:color w:val="0F1115"/>
-          <w:sz w:val="28"/>
-          <w:szCs w:val="28"/>
-        </w:rPr>
-      </w:pPr>
-      <w:r>
-        <w:rPr>
-          <w:b/>
-          <w:bCs/>
-          <w:color w:val="0F1115"/>
-          <w:sz w:val="28"/>
-          <w:szCs w:val="28"/>
-        </w:rPr>
-        <w:t>Черный</w:t>
-      </w:r>
-      <w:r>
-        <w:rPr>
-          <w:b/>
-          <w:bCs/>
-          <w:color w:val="0F1115"/>
-          <w:sz w:val="28"/>
-          <w:szCs w:val="28"/>
-        </w:rPr>
-        <w:t xml:space="preserve"> </w:t>
-      </w:r>
-      <w:r>
-        <w:rPr>
-          <w:b/>
-          <w:bCs/>
-          <w:color w:val="0F1115"/>
-          <w:sz w:val="28"/>
-          <w:szCs w:val="28"/>
-        </w:rPr>
-        <w:t>список</w:t>
-      </w:r>
-      <w:r>
-        <w:rPr>
-          <w:color w:val="0F1115"/>
-          <w:sz w:val="28"/>
-          <w:szCs w:val="28"/>
-        </w:rPr>
-        <w:t xml:space="preserve"> </w:t>
-      </w:r>
-      <w:r>
-        <w:rPr>
-          <w:color w:val="0F1115"/>
-          <w:sz w:val="28"/>
-          <w:szCs w:val="28"/>
-        </w:rPr>
-        <w:t>-</w:t>
-      </w:r>
-      <w:r>
-        <w:rPr>
-          <w:color w:val="0F1115"/>
-          <w:sz w:val="28"/>
-          <w:szCs w:val="28"/>
-        </w:rPr>
-        <w:t xml:space="preserve"> </w:t>
-      </w:r>
-      <w:r>
-        <w:rPr>
-          <w:color w:val="0F1115"/>
-          <w:sz w:val="28"/>
-          <w:szCs w:val="28"/>
-        </w:rPr>
-        <w:t>автоматическое</w:t>
-      </w:r>
-      <w:r>
-        <w:rPr>
-          <w:color w:val="0F1115"/>
-          <w:sz w:val="28"/>
-          <w:szCs w:val="28"/>
-        </w:rPr>
-        <w:t xml:space="preserve"> </w:t>
-      </w:r>
-      <w:r>
-        <w:rPr>
-          <w:color w:val="0F1115"/>
-          <w:sz w:val="28"/>
-          <w:szCs w:val="28"/>
-        </w:rPr>
-        <w:t>добавление</w:t>
-      </w:r>
-      <w:r>
-        <w:rPr>
-          <w:color w:val="0F1115"/>
-          <w:sz w:val="28"/>
-          <w:szCs w:val="28"/>
-        </w:rPr>
-        <w:t xml:space="preserve"> </w:t>
-      </w:r>
-      <w:r>
-        <w:rPr>
-          <w:color w:val="0F1115"/>
-          <w:sz w:val="28"/>
-          <w:szCs w:val="28"/>
-        </w:rPr>
-        <w:t>нарушителей</w:t>
+        <w:spacing w:before="240" w:after="100" w:afterAutospacing="1" w:line="360" w:lineRule="auto"/>
+        <w:jc w:val="both"/>
+        <w:rPr>
+          <w:color w:val="0F1115"/>
+          <w:sz w:val="28"/>
+          <w:szCs w:val="28"/>
+        </w:rPr>
+      </w:pPr>
+      <w:r>
+        <w:rPr>
+          <w:color w:val="0F1115"/>
+          <w:sz w:val="28"/>
+          <w:szCs w:val="28"/>
+        </w:rPr>
+        <w:t>Черный список — автоматическое добавление нарушителей.</w:t>
       </w:r>
     </w:p>
     <w:p>
       <w:pPr>
-        <w:spacing w:before="100" w:beforeAutospacing="1" w:line="420" w:lineRule="atLeast"/>
-        <w:rPr>
-          <w:color w:val="0F1115"/>
-          <w:sz w:val="28"/>
-          <w:szCs w:val="28"/>
-        </w:rPr>
-      </w:pPr>
-      <w:r>
-        <w:rPr>
-          <w:color w:val="0F1115"/>
-          <w:sz w:val="28"/>
-          <w:szCs w:val="28"/>
-        </w:rPr>
-        <w:t>Все</w:t>
-      </w:r>
-      <w:r>
-        <w:rPr>
-          <w:color w:val="0F1115"/>
-          <w:sz w:val="28"/>
-          <w:szCs w:val="28"/>
-        </w:rPr>
-        <w:t xml:space="preserve"> </w:t>
-      </w:r>
-      <w:r>
-        <w:rPr>
-          <w:color w:val="0F1115"/>
-          <w:sz w:val="28"/>
-          <w:szCs w:val="28"/>
-        </w:rPr>
-        <w:t>требования</w:t>
-      </w:r>
-      <w:r>
-        <w:rPr>
-          <w:color w:val="0F1115"/>
-          <w:sz w:val="28"/>
-          <w:szCs w:val="28"/>
-        </w:rPr>
-        <w:t xml:space="preserve"> </w:t>
-      </w:r>
-      <w:r>
-        <w:rPr>
-          <w:color w:val="0F1115"/>
-          <w:sz w:val="28"/>
-          <w:szCs w:val="28"/>
-        </w:rPr>
-        <w:t>технического</w:t>
-      </w:r>
-      <w:r>
-        <w:rPr>
-          <w:color w:val="0F1115"/>
-          <w:sz w:val="28"/>
-          <w:szCs w:val="28"/>
-        </w:rPr>
-        <w:t xml:space="preserve"> </w:t>
-      </w:r>
-      <w:r>
-        <w:rPr>
-          <w:color w:val="0F1115"/>
-          <w:sz w:val="28"/>
-          <w:szCs w:val="28"/>
-        </w:rPr>
-        <w:t>задания</w:t>
-      </w:r>
-      <w:r>
-        <w:rPr>
-          <w:color w:val="0F1115"/>
-          <w:sz w:val="28"/>
-          <w:szCs w:val="28"/>
-        </w:rPr>
-        <w:t xml:space="preserve"> </w:t>
-      </w:r>
-      <w:r>
-        <w:rPr>
-          <w:color w:val="0F1115"/>
-          <w:sz w:val="28"/>
-          <w:szCs w:val="28"/>
-        </w:rPr>
-        <w:t>выполнены</w:t>
-      </w:r>
-      <w:r>
-        <w:rPr>
-          <w:color w:val="0F1115"/>
-          <w:sz w:val="28"/>
-          <w:szCs w:val="28"/>
-        </w:rPr>
-        <w:t xml:space="preserve"> </w:t>
-      </w:r>
-      <w:r>
-        <w:rPr>
-          <w:color w:val="0F1115"/>
-          <w:sz w:val="28"/>
-          <w:szCs w:val="28"/>
-        </w:rPr>
-        <w:t>в</w:t>
-      </w:r>
-      <w:r>
-        <w:rPr>
-          <w:color w:val="0F1115"/>
-          <w:sz w:val="28"/>
-          <w:szCs w:val="28"/>
-        </w:rPr>
-        <w:t xml:space="preserve"> </w:t>
-      </w:r>
-      <w:r>
-        <w:rPr>
-          <w:color w:val="0F1115"/>
-          <w:sz w:val="28"/>
-          <w:szCs w:val="28"/>
-        </w:rPr>
-        <w:t>полном</w:t>
-      </w:r>
-      <w:r>
-        <w:rPr>
-          <w:color w:val="0F1115"/>
-          <w:sz w:val="28"/>
-          <w:szCs w:val="28"/>
-        </w:rPr>
-        <w:t xml:space="preserve"> </w:t>
-      </w:r>
-      <w:r>
-        <w:rPr>
-          <w:color w:val="0F1115"/>
-          <w:sz w:val="28"/>
-          <w:szCs w:val="28"/>
-        </w:rPr>
-        <w:t>объеме.</w:t>
+        <w:pStyle w:val="a5"/>
+        <w:numPr>
+          <w:ilvl w:val="0"/>
+          <w:numId w:val="24"/>
+        </w:numPr>
+        <w:spacing w:before="240" w:after="100" w:afterAutospacing="1" w:line="360" w:lineRule="auto"/>
+        <w:jc w:val="both"/>
+        <w:rPr>
+          <w:color w:val="0F1115"/>
+          <w:sz w:val="28"/>
+          <w:szCs w:val="28"/>
+        </w:rPr>
+      </w:pPr>
+      <w:r>
+        <w:rPr>
+          <w:color w:val="0F1115"/>
+          <w:sz w:val="28"/>
+          <w:szCs w:val="28"/>
+        </w:rPr>
+        <w:t>Все требования технического задания выполнены в полном объеме.</w:t>
+      </w:r>
+    </w:p>
+    <w:p>
+      <w:pPr>
+        <w:spacing w:before="240" w:after="100" w:afterAutospacing="1" w:line="360" w:lineRule="auto"/>
+        <w:ind w:firstLine="709"/>
+        <w:jc w:val="both"/>
+        <w:rPr>
+          <w:color w:val="0F1115"/>
+          <w:sz w:val="28"/>
+          <w:szCs w:val="28"/>
+        </w:rPr>
+      </w:pPr>
+      <w:r>
+        <w:rPr>
+          <w:color w:val="0F1115"/>
+          <w:sz w:val="28"/>
+          <w:szCs w:val="28"/>
+        </w:rPr>
+        <w:t>Чему я научился за время практики</w:t>
+      </w:r>
+    </w:p>
+    <w:p>
+      <w:pPr>
+        <w:pStyle w:val="a5"/>
+        <w:numPr>
+          <w:ilvl w:val="0"/>
+          <w:numId w:val="25"/>
+        </w:numPr>
+        <w:spacing w:before="240" w:after="100" w:afterAutospacing="1" w:line="360" w:lineRule="auto"/>
+        <w:jc w:val="both"/>
+        <w:rPr>
+          <w:color w:val="0F1115"/>
+          <w:sz w:val="28"/>
+          <w:szCs w:val="28"/>
+        </w:rPr>
+      </w:pPr>
+      <w:r>
+        <w:rPr>
+          <w:color w:val="0F1115"/>
+          <w:sz w:val="28"/>
+          <w:szCs w:val="28"/>
+        </w:rPr>
+        <w:t>Работа над проектом позволила мне значительно углубить и расширить практические навыки в области разработки информационных систем:</w:t>
+      </w:r>
+    </w:p>
+    <w:p>
+      <w:pPr>
+        <w:pStyle w:val="a5"/>
+        <w:numPr>
+          <w:ilvl w:val="0"/>
+          <w:numId w:val="25"/>
+        </w:numPr>
+        <w:spacing w:before="240" w:after="100" w:afterAutospacing="1" w:line="360" w:lineRule="auto"/>
+        <w:jc w:val="both"/>
+        <w:rPr>
+          <w:color w:val="0F1115"/>
+          <w:sz w:val="28"/>
+          <w:szCs w:val="28"/>
+        </w:rPr>
+      </w:pPr>
+      <w:r>
+        <w:rPr>
+          <w:color w:val="0F1115"/>
+          <w:sz w:val="28"/>
+          <w:szCs w:val="28"/>
+        </w:rPr>
+        <w:t>Проектирование баз данных: освоил принципы нормализации (до 3НФ), проектирование связей между таблицами, выбор оптимальных типов данных, создание индексов для ускорения запросов.</w:t>
+      </w:r>
+    </w:p>
+    <w:p>
+      <w:pPr>
+        <w:pStyle w:val="a5"/>
+        <w:numPr>
+          <w:ilvl w:val="0"/>
+          <w:numId w:val="25"/>
+        </w:numPr>
+        <w:spacing w:before="240" w:after="100" w:afterAutospacing="1" w:line="360" w:lineRule="auto"/>
+        <w:jc w:val="both"/>
+        <w:rPr>
+          <w:color w:val="0F1115"/>
+          <w:sz w:val="28"/>
+          <w:szCs w:val="28"/>
+        </w:rPr>
+      </w:pPr>
+      <w:r>
+        <w:rPr>
+          <w:color w:val="0F1115"/>
+          <w:sz w:val="28"/>
+          <w:szCs w:val="28"/>
+        </w:rPr>
+        <w:t xml:space="preserve">Работа с </w:t>
+      </w:r>
+      <w:proofErr w:type="spellStart"/>
+      <w:r>
+        <w:rPr>
+          <w:color w:val="0F1115"/>
+          <w:sz w:val="28"/>
+          <w:szCs w:val="28"/>
+        </w:rPr>
+        <w:t>PostgreSQL</w:t>
+      </w:r>
+      <w:proofErr w:type="spellEnd"/>
+      <w:r>
+        <w:rPr>
+          <w:color w:val="0F1115"/>
+          <w:sz w:val="28"/>
+          <w:szCs w:val="28"/>
+        </w:rPr>
+        <w:t>: научился писать сложные SQL-запросы с JOIN, подзапросами и агрегацией, использовать транзакции для обеспечения целостности данных, настраивать права доступа к объектам БД.</w:t>
+      </w:r>
+    </w:p>
+    <w:p>
+      <w:pPr>
+        <w:pStyle w:val="a5"/>
+        <w:numPr>
+          <w:ilvl w:val="0"/>
+          <w:numId w:val="25"/>
+        </w:numPr>
+        <w:spacing w:before="240" w:after="100" w:afterAutospacing="1" w:line="360" w:lineRule="auto"/>
+        <w:jc w:val="both"/>
+        <w:rPr>
+          <w:color w:val="0F1115"/>
+          <w:sz w:val="28"/>
+          <w:szCs w:val="28"/>
+        </w:rPr>
+      </w:pPr>
+      <w:r>
+        <w:rPr>
+          <w:color w:val="0F1115"/>
+          <w:sz w:val="28"/>
+          <w:szCs w:val="28"/>
+        </w:rPr>
+        <w:t>Разработка веб-приложений: получил опыт создания полноценного сервиса с аутентификацией и разграничением ролей (посетитель, общий отдел, охрана).</w:t>
+      </w:r>
+    </w:p>
+    <w:p>
+      <w:pPr>
+        <w:pStyle w:val="a5"/>
+        <w:numPr>
+          <w:ilvl w:val="0"/>
+          <w:numId w:val="25"/>
+        </w:numPr>
+        <w:spacing w:before="240" w:after="100" w:afterAutospacing="1" w:line="360" w:lineRule="auto"/>
+        <w:jc w:val="both"/>
+        <w:rPr>
+          <w:color w:val="0F1115"/>
+          <w:sz w:val="28"/>
+          <w:szCs w:val="28"/>
+        </w:rPr>
+      </w:pPr>
+      <w:r>
+        <w:rPr>
+          <w:color w:val="0F1115"/>
+          <w:sz w:val="28"/>
+          <w:szCs w:val="28"/>
+        </w:rPr>
+        <w:t>Безопасность: реализовал защиту от несанкционированного доступа, освоил хэширование паролей, управление сессиями, валидацию входных данных.</w:t>
+      </w:r>
+    </w:p>
+    <w:p>
+      <w:pPr>
+        <w:pStyle w:val="a5"/>
+        <w:numPr>
+          <w:ilvl w:val="0"/>
+          <w:numId w:val="25"/>
+        </w:numPr>
+        <w:spacing w:before="240" w:after="100" w:afterAutospacing="1" w:line="360" w:lineRule="auto"/>
+        <w:jc w:val="both"/>
+        <w:rPr>
+          <w:color w:val="0F1115"/>
+          <w:sz w:val="28"/>
+          <w:szCs w:val="28"/>
+        </w:rPr>
+      </w:pPr>
+      <w:r>
+        <w:rPr>
+          <w:color w:val="0F1115"/>
+          <w:sz w:val="28"/>
+          <w:szCs w:val="28"/>
+        </w:rPr>
+        <w:t>Логика бизнес-процессов: научился автоматизировать правила (например, автоматическое добавление в черный список при превышении лимита нарушений), что приближает систему к реальным требованиям предприятий.</w:t>
+      </w:r>
+    </w:p>
+    <w:p>
+      <w:pPr>
+        <w:pStyle w:val="a5"/>
+        <w:numPr>
+          <w:ilvl w:val="0"/>
+          <w:numId w:val="25"/>
+        </w:numPr>
+        <w:spacing w:before="240" w:after="100" w:afterAutospacing="1" w:line="360" w:lineRule="auto"/>
+        <w:jc w:val="both"/>
+        <w:rPr>
+          <w:color w:val="0F1115"/>
+          <w:sz w:val="28"/>
+          <w:szCs w:val="28"/>
+        </w:rPr>
+      </w:pPr>
+      <w:r>
+        <w:rPr>
+          <w:color w:val="0F1115"/>
+          <w:sz w:val="28"/>
+          <w:szCs w:val="28"/>
+        </w:rPr>
+        <w:t>Отладка и документирование: приобрел навык поиска и исправления ошибок, составления технической документации по разработанным модулям.</w:t>
+      </w:r>
+    </w:p>
+    <w:p>
+      <w:pPr>
+        <w:pStyle w:val="a5"/>
+        <w:numPr>
+          <w:ilvl w:val="0"/>
+          <w:numId w:val="25"/>
+        </w:numPr>
+        <w:spacing w:before="240" w:after="100" w:afterAutospacing="1" w:line="360" w:lineRule="auto"/>
+        <w:jc w:val="both"/>
+        <w:rPr>
+          <w:color w:val="0F1115"/>
+          <w:sz w:val="28"/>
+          <w:szCs w:val="28"/>
+        </w:rPr>
+      </w:pPr>
+      <w:r>
+        <w:rPr>
+          <w:color w:val="0F1115"/>
+          <w:sz w:val="28"/>
+          <w:szCs w:val="28"/>
+        </w:rPr>
+        <w:t xml:space="preserve">Практика помогла мне не только закрепить теоретические знания, но и почувствовать себя полноценным разработчиком, способным создать </w:t>
+      </w:r>
+      <w:r>
+        <w:rPr>
+          <w:color w:val="0F1115"/>
+          <w:sz w:val="28"/>
+          <w:szCs w:val="28"/>
+        </w:rPr>
+        <w:lastRenderedPageBreak/>
+        <w:t>работающий продукт от этапа проектирования базы данных до финальной сборки всех компонентов.</w:t>
       </w:r>
     </w:p>
     <w:p>
@@ -42883,6 +43502,92 @@
     </w:lvl>
   </w:abstractNum>
   <w:abstractNum w:abstractNumId="2" w15:restartNumberingAfterBreak="0">
+    <w:nsid w:val="0F932C02"/>
+    <w:multiLevelType w:val="hybridMultilevel"/>
+    <w:tmpl w:val="013A6446"/>
+    <w:lvl w:ilvl="0" w:tplc="0419000F">
+      <w:start w:val="1"/>
+      <w:numFmt w:val="decimal"/>
+      <w:lvlText w:val="%1."/>
+      <w:lvlJc w:val="left"/>
+      <w:pPr>
+        <w:ind w:left="1429" w:hanging="360"/>
+      </w:pPr>
+    </w:lvl>
+    <w:lvl w:ilvl="1" w:tplc="04190019" w:tentative="1">
+      <w:start w:val="1"/>
+      <w:numFmt w:val="lowerLetter"/>
+      <w:lvlText w:val="%2."/>
+      <w:lvlJc w:val="left"/>
+      <w:pPr>
+        <w:ind w:left="2149" w:hanging="360"/>
+      </w:pPr>
+    </w:lvl>
+    <w:lvl w:ilvl="2" w:tplc="0419001B" w:tentative="1">
+      <w:start w:val="1"/>
+      <w:numFmt w:val="lowerRoman"/>
+      <w:lvlText w:val="%3."/>
+      <w:lvlJc w:val="right"/>
+      <w:pPr>
+        <w:ind w:left="2869" w:hanging="180"/>
+      </w:pPr>
+    </w:lvl>
+    <w:lvl w:ilvl="3" w:tplc="0419000F" w:tentative="1">
+      <w:start w:val="1"/>
+      <w:numFmt w:val="decimal"/>
+      <w:lvlText w:val="%4."/>
+      <w:lvlJc w:val="left"/>
+      <w:pPr>
+        <w:ind w:left="3589" w:hanging="360"/>
+      </w:pPr>
+    </w:lvl>
+    <w:lvl w:ilvl="4" w:tplc="04190019" w:tentative="1">
+      <w:start w:val="1"/>
+      <w:numFmt w:val="lowerLetter"/>
+      <w:lvlText w:val="%5."/>
+      <w:lvlJc w:val="left"/>
+      <w:pPr>
+        <w:ind w:left="4309" w:hanging="360"/>
+      </w:pPr>
+    </w:lvl>
+    <w:lvl w:ilvl="5" w:tplc="0419001B" w:tentative="1">
+      <w:start w:val="1"/>
+      <w:numFmt w:val="lowerRoman"/>
+      <w:lvlText w:val="%6."/>
+      <w:lvlJc w:val="right"/>
+      <w:pPr>
+        <w:ind w:left="5029" w:hanging="180"/>
+      </w:pPr>
+    </w:lvl>
+    <w:lvl w:ilvl="6" w:tplc="0419000F" w:tentative="1">
+      <w:start w:val="1"/>
+      <w:numFmt w:val="decimal"/>
+      <w:lvlText w:val="%7."/>
+      <w:lvlJc w:val="left"/>
+      <w:pPr>
+        <w:ind w:left="5749" w:hanging="360"/>
+      </w:pPr>
+    </w:lvl>
+    <w:lvl w:ilvl="7" w:tplc="04190019" w:tentative="1">
+      <w:start w:val="1"/>
+      <w:numFmt w:val="lowerLetter"/>
+      <w:lvlText w:val="%8."/>
+      <w:lvlJc w:val="left"/>
+      <w:pPr>
+        <w:ind w:left="6469" w:hanging="360"/>
+      </w:pPr>
+    </w:lvl>
+    <w:lvl w:ilvl="8" w:tplc="0419001B" w:tentative="1">
+      <w:start w:val="1"/>
+      <w:numFmt w:val="lowerRoman"/>
+      <w:lvlText w:val="%9."/>
+      <w:lvlJc w:val="right"/>
+      <w:pPr>
+        <w:ind w:left="7189" w:hanging="180"/>
+      </w:pPr>
+    </w:lvl>
+  </w:abstractNum>
+  <w:abstractNum w:abstractNumId="3" w15:restartNumberingAfterBreak="0">
     <w:nsid w:val="1700158C"/>
     <w:multiLevelType w:val="multilevel"/>
     <w:tmpl w:val="AD74E2DC"/>
@@ -43031,7 +43736,7 @@
       </w:rPr>
     </w:lvl>
   </w:abstractNum>
-  <w:abstractNum w:abstractNumId="3" w15:restartNumberingAfterBreak="0">
+  <w:abstractNum w:abstractNumId="4" w15:restartNumberingAfterBreak="0">
     <w:nsid w:val="1D027B27"/>
     <w:multiLevelType w:val="multilevel"/>
     <w:tmpl w:val="B8DAF2DC"/>
@@ -43180,7 +43885,7 @@
       </w:rPr>
     </w:lvl>
   </w:abstractNum>
-  <w:abstractNum w:abstractNumId="4" w15:restartNumberingAfterBreak="0">
+  <w:abstractNum w:abstractNumId="5" w15:restartNumberingAfterBreak="0">
     <w:nsid w:val="277E4847"/>
     <w:multiLevelType w:val="multilevel"/>
     <w:tmpl w:val="06684544"/>
@@ -43329,7 +44034,7 @@
       </w:rPr>
     </w:lvl>
   </w:abstractNum>
-  <w:abstractNum w:abstractNumId="5" w15:restartNumberingAfterBreak="0">
+  <w:abstractNum w:abstractNumId="6" w15:restartNumberingAfterBreak="0">
     <w:nsid w:val="33366485"/>
     <w:multiLevelType w:val="multilevel"/>
     <w:tmpl w:val="41BC4E98"/>
@@ -43478,7 +44183,7 @@
       </w:rPr>
     </w:lvl>
   </w:abstractNum>
-  <w:abstractNum w:abstractNumId="6" w15:restartNumberingAfterBreak="0">
+  <w:abstractNum w:abstractNumId="7" w15:restartNumberingAfterBreak="0">
     <w:nsid w:val="383C08EF"/>
     <w:multiLevelType w:val="multilevel"/>
     <w:tmpl w:val="AD784402"/>
@@ -43627,7 +44332,7 @@
       </w:rPr>
     </w:lvl>
   </w:abstractNum>
-  <w:abstractNum w:abstractNumId="7" w15:restartNumberingAfterBreak="0">
+  <w:abstractNum w:abstractNumId="8" w15:restartNumberingAfterBreak="0">
     <w:nsid w:val="38525FE3"/>
     <w:multiLevelType w:val="multilevel"/>
     <w:tmpl w:val="883496C6"/>
@@ -43776,7 +44481,7 @@
       </w:rPr>
     </w:lvl>
   </w:abstractNum>
-  <w:abstractNum w:abstractNumId="8" w15:restartNumberingAfterBreak="0">
+  <w:abstractNum w:abstractNumId="9" w15:restartNumberingAfterBreak="0">
     <w:nsid w:val="3B69598A"/>
     <w:multiLevelType w:val="multilevel"/>
     <w:tmpl w:val="738E7DA6"/>
@@ -43925,7 +44630,93 @@
       </w:rPr>
     </w:lvl>
   </w:abstractNum>
-  <w:abstractNum w:abstractNumId="9" w15:restartNumberingAfterBreak="0">
+  <w:abstractNum w:abstractNumId="10" w15:restartNumberingAfterBreak="0">
+    <w:nsid w:val="3EAD2A7D"/>
+    <w:multiLevelType w:val="hybridMultilevel"/>
+    <w:tmpl w:val="88385F9A"/>
+    <w:lvl w:ilvl="0" w:tplc="0419000F">
+      <w:start w:val="1"/>
+      <w:numFmt w:val="decimal"/>
+      <w:lvlText w:val="%1."/>
+      <w:lvlJc w:val="left"/>
+      <w:pPr>
+        <w:ind w:left="720" w:hanging="360"/>
+      </w:pPr>
+    </w:lvl>
+    <w:lvl w:ilvl="1" w:tplc="04190019" w:tentative="1">
+      <w:start w:val="1"/>
+      <w:numFmt w:val="lowerLetter"/>
+      <w:lvlText w:val="%2."/>
+      <w:lvlJc w:val="left"/>
+      <w:pPr>
+        <w:ind w:left="1440" w:hanging="360"/>
+      </w:pPr>
+    </w:lvl>
+    <w:lvl w:ilvl="2" w:tplc="0419001B" w:tentative="1">
+      <w:start w:val="1"/>
+      <w:numFmt w:val="lowerRoman"/>
+      <w:lvlText w:val="%3."/>
+      <w:lvlJc w:val="right"/>
+      <w:pPr>
+        <w:ind w:left="2160" w:hanging="180"/>
+      </w:pPr>
+    </w:lvl>
+    <w:lvl w:ilvl="3" w:tplc="0419000F" w:tentative="1">
+      <w:start w:val="1"/>
+      <w:numFmt w:val="decimal"/>
+      <w:lvlText w:val="%4."/>
+      <w:lvlJc w:val="left"/>
+      <w:pPr>
+        <w:ind w:left="2880" w:hanging="360"/>
+      </w:pPr>
+    </w:lvl>
+    <w:lvl w:ilvl="4" w:tplc="04190019" w:tentative="1">
+      <w:start w:val="1"/>
+      <w:numFmt w:val="lowerLetter"/>
+      <w:lvlText w:val="%5."/>
+      <w:lvlJc w:val="left"/>
+      <w:pPr>
+        <w:ind w:left="3600" w:hanging="360"/>
+      </w:pPr>
+    </w:lvl>
+    <w:lvl w:ilvl="5" w:tplc="0419001B" w:tentative="1">
+      <w:start w:val="1"/>
+      <w:numFmt w:val="lowerRoman"/>
+      <w:lvlText w:val="%6."/>
+      <w:lvlJc w:val="right"/>
+      <w:pPr>
+        <w:ind w:left="4320" w:hanging="180"/>
+      </w:pPr>
+    </w:lvl>
+    <w:lvl w:ilvl="6" w:tplc="0419000F" w:tentative="1">
+      <w:start w:val="1"/>
+      <w:numFmt w:val="decimal"/>
+      <w:lvlText w:val="%7."/>
+      <w:lvlJc w:val="left"/>
+      <w:pPr>
+        <w:ind w:left="5040" w:hanging="360"/>
+      </w:pPr>
+    </w:lvl>
+    <w:lvl w:ilvl="7" w:tplc="04190019" w:tentative="1">
+      <w:start w:val="1"/>
+      <w:numFmt w:val="lowerLetter"/>
+      <w:lvlText w:val="%8."/>
+      <w:lvlJc w:val="left"/>
+      <w:pPr>
+        <w:ind w:left="5760" w:hanging="360"/>
+      </w:pPr>
+    </w:lvl>
+    <w:lvl w:ilvl="8" w:tplc="0419001B" w:tentative="1">
+      <w:start w:val="1"/>
+      <w:numFmt w:val="lowerRoman"/>
+      <w:lvlText w:val="%9."/>
+      <w:lvlJc w:val="right"/>
+      <w:pPr>
+        <w:ind w:left="6480" w:hanging="180"/>
+      </w:pPr>
+    </w:lvl>
+  </w:abstractNum>
+  <w:abstractNum w:abstractNumId="11" w15:restartNumberingAfterBreak="0">
     <w:nsid w:val="3EC84D8B"/>
     <w:multiLevelType w:val="multilevel"/>
     <w:tmpl w:val="1A2A2DC2"/>
@@ -44038,7 +44829,7 @@
       </w:pPr>
     </w:lvl>
   </w:abstractNum>
-  <w:abstractNum w:abstractNumId="10" w15:restartNumberingAfterBreak="0">
+  <w:abstractNum w:abstractNumId="12" w15:restartNumberingAfterBreak="0">
     <w:nsid w:val="439C01E9"/>
     <w:multiLevelType w:val="multilevel"/>
     <w:tmpl w:val="F3686D58"/>
@@ -44151,7 +44942,7 @@
       </w:pPr>
     </w:lvl>
   </w:abstractNum>
-  <w:abstractNum w:abstractNumId="11" w15:restartNumberingAfterBreak="0">
+  <w:abstractNum w:abstractNumId="13" w15:restartNumberingAfterBreak="0">
     <w:nsid w:val="439F797B"/>
     <w:multiLevelType w:val="multilevel"/>
     <w:tmpl w:val="75721CFA"/>
@@ -44264,7 +45055,7 @@
       </w:pPr>
     </w:lvl>
   </w:abstractNum>
-  <w:abstractNum w:abstractNumId="12" w15:restartNumberingAfterBreak="0">
+  <w:abstractNum w:abstractNumId="14" w15:restartNumberingAfterBreak="0">
     <w:nsid w:val="4BA40D70"/>
     <w:multiLevelType w:val="multilevel"/>
     <w:tmpl w:val="695AFE9C"/>
@@ -44413,7 +45204,7 @@
       </w:rPr>
     </w:lvl>
   </w:abstractNum>
-  <w:abstractNum w:abstractNumId="13" w15:restartNumberingAfterBreak="0">
+  <w:abstractNum w:abstractNumId="15" w15:restartNumberingAfterBreak="0">
     <w:nsid w:val="4BD56818"/>
     <w:multiLevelType w:val="multilevel"/>
     <w:tmpl w:val="56B6E95A"/>
@@ -44562,7 +45353,120 @@
       </w:rPr>
     </w:lvl>
   </w:abstractNum>
-  <w:abstractNum w:abstractNumId="14" w15:restartNumberingAfterBreak="0">
+  <w:abstractNum w:abstractNumId="16" w15:restartNumberingAfterBreak="0">
+    <w:nsid w:val="4F3C67D9"/>
+    <w:multiLevelType w:val="hybridMultilevel"/>
+    <w:tmpl w:val="642A1B8A"/>
+    <w:lvl w:ilvl="0" w:tplc="04190001">
+      <w:start w:val="1"/>
+      <w:numFmt w:val="bullet"/>
+      <w:lvlText w:val=""/>
+      <w:lvlJc w:val="left"/>
+      <w:pPr>
+        <w:ind w:left="1429" w:hanging="360"/>
+      </w:pPr>
+      <w:rPr>
+        <w:rFonts w:ascii="Symbol" w:hAnsi="Symbol" w:hint="default"/>
+      </w:rPr>
+    </w:lvl>
+    <w:lvl w:ilvl="1" w:tplc="04190003" w:tentative="1">
+      <w:start w:val="1"/>
+      <w:numFmt w:val="bullet"/>
+      <w:lvlText w:val="o"/>
+      <w:lvlJc w:val="left"/>
+      <w:pPr>
+        <w:ind w:left="2149" w:hanging="360"/>
+      </w:pPr>
+      <w:rPr>
+        <w:rFonts w:ascii="Courier New" w:hAnsi="Courier New" w:cs="Courier New" w:hint="default"/>
+      </w:rPr>
+    </w:lvl>
+    <w:lvl w:ilvl="2" w:tplc="04190005" w:tentative="1">
+      <w:start w:val="1"/>
+      <w:numFmt w:val="bullet"/>
+      <w:lvlText w:val=""/>
+      <w:lvlJc w:val="left"/>
+      <w:pPr>
+        <w:ind w:left="2869" w:hanging="360"/>
+      </w:pPr>
+      <w:rPr>
+        <w:rFonts w:ascii="Wingdings" w:hAnsi="Wingdings" w:hint="default"/>
+      </w:rPr>
+    </w:lvl>
+    <w:lvl w:ilvl="3" w:tplc="04190001" w:tentative="1">
+      <w:start w:val="1"/>
+      <w:numFmt w:val="bullet"/>
+      <w:lvlText w:val=""/>
+      <w:lvlJc w:val="left"/>
+      <w:pPr>
+        <w:ind w:left="3589" w:hanging="360"/>
+      </w:pPr>
+      <w:rPr>
+        <w:rFonts w:ascii="Symbol" w:hAnsi="Symbol" w:hint="default"/>
+      </w:rPr>
+    </w:lvl>
+    <w:lvl w:ilvl="4" w:tplc="04190003" w:tentative="1">
+      <w:start w:val="1"/>
+      <w:numFmt w:val="bullet"/>
+      <w:lvlText w:val="o"/>
+      <w:lvlJc w:val="left"/>
+      <w:pPr>
+        <w:ind w:left="4309" w:hanging="360"/>
+      </w:pPr>
+      <w:rPr>
+        <w:rFonts w:ascii="Courier New" w:hAnsi="Courier New" w:cs="Courier New" w:hint="default"/>
+      </w:rPr>
+    </w:lvl>
+    <w:lvl w:ilvl="5" w:tplc="04190005" w:tentative="1">
+      <w:start w:val="1"/>
+      <w:numFmt w:val="bullet"/>
+      <w:lvlText w:val=""/>
+      <w:lvlJc w:val="left"/>
+      <w:pPr>
+        <w:ind w:left="5029" w:hanging="360"/>
+      </w:pPr>
+      <w:rPr>
+        <w:rFonts w:ascii="Wingdings" w:hAnsi="Wingdings" w:hint="default"/>
+      </w:rPr>
+    </w:lvl>
+    <w:lvl w:ilvl="6" w:tplc="04190001" w:tentative="1">
+      <w:start w:val="1"/>
+      <w:numFmt w:val="bullet"/>
+      <w:lvlText w:val=""/>
+      <w:lvlJc w:val="left"/>
+      <w:pPr>
+        <w:ind w:left="5749" w:hanging="360"/>
+      </w:pPr>
+      <w:rPr>
+        <w:rFonts w:ascii="Symbol" w:hAnsi="Symbol" w:hint="default"/>
+      </w:rPr>
+    </w:lvl>
+    <w:lvl w:ilvl="7" w:tplc="04190003" w:tentative="1">
+      <w:start w:val="1"/>
+      <w:numFmt w:val="bullet"/>
+      <w:lvlText w:val="o"/>
+      <w:lvlJc w:val="left"/>
+      <w:pPr>
+        <w:ind w:left="6469" w:hanging="360"/>
+      </w:pPr>
+      <w:rPr>
+        <w:rFonts w:ascii="Courier New" w:hAnsi="Courier New" w:cs="Courier New" w:hint="default"/>
+      </w:rPr>
+    </w:lvl>
+    <w:lvl w:ilvl="8" w:tplc="04190005" w:tentative="1">
+      <w:start w:val="1"/>
+      <w:numFmt w:val="bullet"/>
+      <w:lvlText w:val=""/>
+      <w:lvlJc w:val="left"/>
+      <w:pPr>
+        <w:ind w:left="7189" w:hanging="360"/>
+      </w:pPr>
+      <w:rPr>
+        <w:rFonts w:ascii="Wingdings" w:hAnsi="Wingdings" w:hint="default"/>
+      </w:rPr>
+    </w:lvl>
+  </w:abstractNum>
+  <w:abstractNum w:abstractNumId="17" w15:restartNumberingAfterBreak="0">
     <w:nsid w:val="54672A2E"/>
     <w:multiLevelType w:val="multilevel"/>
     <w:tmpl w:val="9E1ABF3C"/>
@@ -44711,325 +45615,10 @@
       </w:rPr>
     </w:lvl>
   </w:abstractNum>
-  <w:abstractNum w:abstractNumId="15" w15:restartNumberingAfterBreak="0">
-    <w:nsid w:val="58E76A8D"/>
+  <w:abstractNum w:abstractNumId="18" w15:restartNumberingAfterBreak="0">
+    <w:nsid w:val="577860E6"/>
     <w:multiLevelType w:val="multilevel"/>
-    <w:tmpl w:val="E43EB524"/>
-    <w:lvl w:ilvl="0">
-      <w:start w:val="1"/>
-      <w:numFmt w:val="decimal"/>
-      <w:lvlText w:val="%1."/>
-      <w:lvlJc w:val="left"/>
-      <w:pPr>
-        <w:tabs>
-          <w:tab w:val="num" w:pos="720"/>
-        </w:tabs>
-        <w:ind w:left="720" w:hanging="360"/>
-      </w:pPr>
-    </w:lvl>
-    <w:lvl w:ilvl="1" w:tentative="1">
-      <w:start w:val="1"/>
-      <w:numFmt w:val="decimal"/>
-      <w:lvlText w:val="%2."/>
-      <w:lvlJc w:val="left"/>
-      <w:pPr>
-        <w:tabs>
-          <w:tab w:val="num" w:pos="1440"/>
-        </w:tabs>
-        <w:ind w:left="1440" w:hanging="360"/>
-      </w:pPr>
-    </w:lvl>
-    <w:lvl w:ilvl="2" w:tentative="1">
-      <w:start w:val="1"/>
-      <w:numFmt w:val="decimal"/>
-      <w:lvlText w:val="%3."/>
-      <w:lvlJc w:val="left"/>
-      <w:pPr>
-        <w:tabs>
-          <w:tab w:val="num" w:pos="2160"/>
-        </w:tabs>
-        <w:ind w:left="2160" w:hanging="360"/>
-      </w:pPr>
-    </w:lvl>
-    <w:lvl w:ilvl="3" w:tentative="1">
-      <w:start w:val="1"/>
-      <w:numFmt w:val="decimal"/>
-      <w:lvlText w:val="%4."/>
-      <w:lvlJc w:val="left"/>
-      <w:pPr>
-        <w:tabs>
-          <w:tab w:val="num" w:pos="2880"/>
-        </w:tabs>
-        <w:ind w:left="2880" w:hanging="360"/>
-      </w:pPr>
-    </w:lvl>
-    <w:lvl w:ilvl="4" w:tentative="1">
-      <w:start w:val="1"/>
-      <w:numFmt w:val="decimal"/>
-      <w:lvlText w:val="%5."/>
-      <w:lvlJc w:val="left"/>
-      <w:pPr>
-        <w:tabs>
-          <w:tab w:val="num" w:pos="3600"/>
-        </w:tabs>
-        <w:ind w:left="3600" w:hanging="360"/>
-      </w:pPr>
-    </w:lvl>
-    <w:lvl w:ilvl="5" w:tentative="1">
-      <w:start w:val="1"/>
-      <w:numFmt w:val="decimal"/>
-      <w:lvlText w:val="%6."/>
-      <w:lvlJc w:val="left"/>
-      <w:pPr>
-        <w:tabs>
-          <w:tab w:val="num" w:pos="4320"/>
-        </w:tabs>
-        <w:ind w:left="4320" w:hanging="360"/>
-      </w:pPr>
-    </w:lvl>
-    <w:lvl w:ilvl="6" w:tentative="1">
-      <w:start w:val="1"/>
-      <w:numFmt w:val="decimal"/>
-      <w:lvlText w:val="%7."/>
-      <w:lvlJc w:val="left"/>
-      <w:pPr>
-        <w:tabs>
-          <w:tab w:val="num" w:pos="5040"/>
-        </w:tabs>
-        <w:ind w:left="5040" w:hanging="360"/>
-      </w:pPr>
-    </w:lvl>
-    <w:lvl w:ilvl="7" w:tentative="1">
-      <w:start w:val="1"/>
-      <w:numFmt w:val="decimal"/>
-      <w:lvlText w:val="%8."/>
-      <w:lvlJc w:val="left"/>
-      <w:pPr>
-        <w:tabs>
-          <w:tab w:val="num" w:pos="5760"/>
-        </w:tabs>
-        <w:ind w:left="5760" w:hanging="360"/>
-      </w:pPr>
-    </w:lvl>
-    <w:lvl w:ilvl="8" w:tentative="1">
-      <w:start w:val="1"/>
-      <w:numFmt w:val="decimal"/>
-      <w:lvlText w:val="%9."/>
-      <w:lvlJc w:val="left"/>
-      <w:pPr>
-        <w:tabs>
-          <w:tab w:val="num" w:pos="6480"/>
-        </w:tabs>
-        <w:ind w:left="6480" w:hanging="360"/>
-      </w:pPr>
-    </w:lvl>
-  </w:abstractNum>
-  <w:abstractNum w:abstractNumId="16" w15:restartNumberingAfterBreak="0">
-    <w:nsid w:val="5F39525B"/>
-    <w:multiLevelType w:val="hybridMultilevel"/>
-    <w:tmpl w:val="A042B2F2"/>
-    <w:lvl w:ilvl="0" w:tplc="0419000F">
-      <w:start w:val="1"/>
-      <w:numFmt w:val="decimal"/>
-      <w:lvlText w:val="%1."/>
-      <w:lvlJc w:val="left"/>
-      <w:pPr>
-        <w:ind w:left="720" w:hanging="360"/>
-      </w:pPr>
-    </w:lvl>
-    <w:lvl w:ilvl="1" w:tplc="04190019" w:tentative="1">
-      <w:start w:val="1"/>
-      <w:numFmt w:val="lowerLetter"/>
-      <w:lvlText w:val="%2."/>
-      <w:lvlJc w:val="left"/>
-      <w:pPr>
-        <w:ind w:left="1440" w:hanging="360"/>
-      </w:pPr>
-    </w:lvl>
-    <w:lvl w:ilvl="2" w:tplc="0419001B" w:tentative="1">
-      <w:start w:val="1"/>
-      <w:numFmt w:val="lowerRoman"/>
-      <w:lvlText w:val="%3."/>
-      <w:lvlJc w:val="right"/>
-      <w:pPr>
-        <w:ind w:left="2160" w:hanging="180"/>
-      </w:pPr>
-    </w:lvl>
-    <w:lvl w:ilvl="3" w:tplc="0419000F" w:tentative="1">
-      <w:start w:val="1"/>
-      <w:numFmt w:val="decimal"/>
-      <w:lvlText w:val="%4."/>
-      <w:lvlJc w:val="left"/>
-      <w:pPr>
-        <w:ind w:left="2880" w:hanging="360"/>
-      </w:pPr>
-    </w:lvl>
-    <w:lvl w:ilvl="4" w:tplc="04190019" w:tentative="1">
-      <w:start w:val="1"/>
-      <w:numFmt w:val="lowerLetter"/>
-      <w:lvlText w:val="%5."/>
-      <w:lvlJc w:val="left"/>
-      <w:pPr>
-        <w:ind w:left="3600" w:hanging="360"/>
-      </w:pPr>
-    </w:lvl>
-    <w:lvl w:ilvl="5" w:tplc="0419001B" w:tentative="1">
-      <w:start w:val="1"/>
-      <w:numFmt w:val="lowerRoman"/>
-      <w:lvlText w:val="%6."/>
-      <w:lvlJc w:val="right"/>
-      <w:pPr>
-        <w:ind w:left="4320" w:hanging="180"/>
-      </w:pPr>
-    </w:lvl>
-    <w:lvl w:ilvl="6" w:tplc="0419000F" w:tentative="1">
-      <w:start w:val="1"/>
-      <w:numFmt w:val="decimal"/>
-      <w:lvlText w:val="%7."/>
-      <w:lvlJc w:val="left"/>
-      <w:pPr>
-        <w:ind w:left="5040" w:hanging="360"/>
-      </w:pPr>
-    </w:lvl>
-    <w:lvl w:ilvl="7" w:tplc="04190019" w:tentative="1">
-      <w:start w:val="1"/>
-      <w:numFmt w:val="lowerLetter"/>
-      <w:lvlText w:val="%8."/>
-      <w:lvlJc w:val="left"/>
-      <w:pPr>
-        <w:ind w:left="5760" w:hanging="360"/>
-      </w:pPr>
-    </w:lvl>
-    <w:lvl w:ilvl="8" w:tplc="0419001B" w:tentative="1">
-      <w:start w:val="1"/>
-      <w:numFmt w:val="lowerRoman"/>
-      <w:lvlText w:val="%9."/>
-      <w:lvlJc w:val="right"/>
-      <w:pPr>
-        <w:ind w:left="6480" w:hanging="180"/>
-      </w:pPr>
-    </w:lvl>
-  </w:abstractNum>
-  <w:abstractNum w:abstractNumId="17" w15:restartNumberingAfterBreak="0">
-    <w:nsid w:val="64E45896"/>
-    <w:multiLevelType w:val="hybridMultilevel"/>
-    <w:tmpl w:val="7420813C"/>
-    <w:lvl w:ilvl="0" w:tplc="0419000F">
-      <w:start w:val="1"/>
-      <w:numFmt w:val="decimal"/>
-      <w:lvlText w:val="%1."/>
-      <w:lvlJc w:val="left"/>
-      <w:pPr>
-        <w:tabs>
-          <w:tab w:val="num" w:pos="720"/>
-        </w:tabs>
-        <w:ind w:left="720" w:hanging="360"/>
-      </w:pPr>
-      <w:rPr>
-        <w:rFonts w:hint="default"/>
-      </w:rPr>
-    </w:lvl>
-    <w:lvl w:ilvl="1" w:tplc="04190019">
-      <w:start w:val="1"/>
-      <w:numFmt w:val="lowerLetter"/>
-      <w:lvlText w:val="%2."/>
-      <w:lvlJc w:val="left"/>
-      <w:pPr>
-        <w:tabs>
-          <w:tab w:val="num" w:pos="1440"/>
-        </w:tabs>
-        <w:ind w:left="1440" w:hanging="360"/>
-      </w:pPr>
-    </w:lvl>
-    <w:lvl w:ilvl="2" w:tplc="0419001B" w:tentative="1">
-      <w:start w:val="1"/>
-      <w:numFmt w:val="lowerRoman"/>
-      <w:lvlText w:val="%3."/>
-      <w:lvlJc w:val="right"/>
-      <w:pPr>
-        <w:tabs>
-          <w:tab w:val="num" w:pos="2160"/>
-        </w:tabs>
-        <w:ind w:left="2160" w:hanging="180"/>
-      </w:pPr>
-    </w:lvl>
-    <w:lvl w:ilvl="3" w:tplc="0419000F" w:tentative="1">
-      <w:start w:val="1"/>
-      <w:numFmt w:val="decimal"/>
-      <w:lvlText w:val="%4."/>
-      <w:lvlJc w:val="left"/>
-      <w:pPr>
-        <w:tabs>
-          <w:tab w:val="num" w:pos="2880"/>
-        </w:tabs>
-        <w:ind w:left="2880" w:hanging="360"/>
-      </w:pPr>
-    </w:lvl>
-    <w:lvl w:ilvl="4" w:tplc="04190019" w:tentative="1">
-      <w:start w:val="1"/>
-      <w:numFmt w:val="lowerLetter"/>
-      <w:lvlText w:val="%5."/>
-      <w:lvlJc w:val="left"/>
-      <w:pPr>
-        <w:tabs>
-          <w:tab w:val="num" w:pos="3600"/>
-        </w:tabs>
-        <w:ind w:left="3600" w:hanging="360"/>
-      </w:pPr>
-    </w:lvl>
-    <w:lvl w:ilvl="5" w:tplc="0419001B" w:tentative="1">
-      <w:start w:val="1"/>
-      <w:numFmt w:val="lowerRoman"/>
-      <w:lvlText w:val="%6."/>
-      <w:lvlJc w:val="right"/>
-      <w:pPr>
-        <w:tabs>
-          <w:tab w:val="num" w:pos="4320"/>
-        </w:tabs>
-        <w:ind w:left="4320" w:hanging="180"/>
-      </w:pPr>
-    </w:lvl>
-    <w:lvl w:ilvl="6" w:tplc="0419000F" w:tentative="1">
-      <w:start w:val="1"/>
-      <w:numFmt w:val="decimal"/>
-      <w:lvlText w:val="%7."/>
-      <w:lvlJc w:val="left"/>
-      <w:pPr>
-        <w:tabs>
-          <w:tab w:val="num" w:pos="5040"/>
-        </w:tabs>
-        <w:ind w:left="5040" w:hanging="360"/>
-      </w:pPr>
-    </w:lvl>
-    <w:lvl w:ilvl="7" w:tplc="04190019" w:tentative="1">
-      <w:start w:val="1"/>
-      <w:numFmt w:val="lowerLetter"/>
-      <w:lvlText w:val="%8."/>
-      <w:lvlJc w:val="left"/>
-      <w:pPr>
-        <w:tabs>
-          <w:tab w:val="num" w:pos="5760"/>
-        </w:tabs>
-        <w:ind w:left="5760" w:hanging="360"/>
-      </w:pPr>
-    </w:lvl>
-    <w:lvl w:ilvl="8" w:tplc="0419001B" w:tentative="1">
-      <w:start w:val="1"/>
-      <w:numFmt w:val="lowerRoman"/>
-      <w:lvlText w:val="%9."/>
-      <w:lvlJc w:val="right"/>
-      <w:pPr>
-        <w:tabs>
-          <w:tab w:val="num" w:pos="6480"/>
-        </w:tabs>
-        <w:ind w:left="6480" w:hanging="180"/>
-      </w:pPr>
-    </w:lvl>
-  </w:abstractNum>
-  <w:abstractNum w:abstractNumId="18" w15:restartNumberingAfterBreak="0">
-    <w:nsid w:val="77A71526"/>
-    <w:multiLevelType w:val="multilevel"/>
-    <w:tmpl w:val="10E808C8"/>
+    <w:tmpl w:val="546AFC2E"/>
     <w:lvl w:ilvl="0">
       <w:start w:val="1"/>
       <w:numFmt w:val="bullet"/>
@@ -45176,6 +45765,470 @@
     </w:lvl>
   </w:abstractNum>
   <w:abstractNum w:abstractNumId="19" w15:restartNumberingAfterBreak="0">
+    <w:nsid w:val="58E76A8D"/>
+    <w:multiLevelType w:val="multilevel"/>
+    <w:tmpl w:val="E43EB524"/>
+    <w:lvl w:ilvl="0">
+      <w:start w:val="1"/>
+      <w:numFmt w:val="decimal"/>
+      <w:lvlText w:val="%1."/>
+      <w:lvlJc w:val="left"/>
+      <w:pPr>
+        <w:tabs>
+          <w:tab w:val="num" w:pos="720"/>
+        </w:tabs>
+        <w:ind w:left="720" w:hanging="360"/>
+      </w:pPr>
+    </w:lvl>
+    <w:lvl w:ilvl="1" w:tentative="1">
+      <w:start w:val="1"/>
+      <w:numFmt w:val="decimal"/>
+      <w:lvlText w:val="%2."/>
+      <w:lvlJc w:val="left"/>
+      <w:pPr>
+        <w:tabs>
+          <w:tab w:val="num" w:pos="1440"/>
+        </w:tabs>
+        <w:ind w:left="1440" w:hanging="360"/>
+      </w:pPr>
+    </w:lvl>
+    <w:lvl w:ilvl="2" w:tentative="1">
+      <w:start w:val="1"/>
+      <w:numFmt w:val="decimal"/>
+      <w:lvlText w:val="%3."/>
+      <w:lvlJc w:val="left"/>
+      <w:pPr>
+        <w:tabs>
+          <w:tab w:val="num" w:pos="2160"/>
+        </w:tabs>
+        <w:ind w:left="2160" w:hanging="360"/>
+      </w:pPr>
+    </w:lvl>
+    <w:lvl w:ilvl="3" w:tentative="1">
+      <w:start w:val="1"/>
+      <w:numFmt w:val="decimal"/>
+      <w:lvlText w:val="%4."/>
+      <w:lvlJc w:val="left"/>
+      <w:pPr>
+        <w:tabs>
+          <w:tab w:val="num" w:pos="2880"/>
+        </w:tabs>
+        <w:ind w:left="2880" w:hanging="360"/>
+      </w:pPr>
+    </w:lvl>
+    <w:lvl w:ilvl="4" w:tentative="1">
+      <w:start w:val="1"/>
+      <w:numFmt w:val="decimal"/>
+      <w:lvlText w:val="%5."/>
+      <w:lvlJc w:val="left"/>
+      <w:pPr>
+        <w:tabs>
+          <w:tab w:val="num" w:pos="3600"/>
+        </w:tabs>
+        <w:ind w:left="3600" w:hanging="360"/>
+      </w:pPr>
+    </w:lvl>
+    <w:lvl w:ilvl="5" w:tentative="1">
+      <w:start w:val="1"/>
+      <w:numFmt w:val="decimal"/>
+      <w:lvlText w:val="%6."/>
+      <w:lvlJc w:val="left"/>
+      <w:pPr>
+        <w:tabs>
+          <w:tab w:val="num" w:pos="4320"/>
+        </w:tabs>
+        <w:ind w:left="4320" w:hanging="360"/>
+      </w:pPr>
+    </w:lvl>
+    <w:lvl w:ilvl="6" w:tentative="1">
+      <w:start w:val="1"/>
+      <w:numFmt w:val="decimal"/>
+      <w:lvlText w:val="%7."/>
+      <w:lvlJc w:val="left"/>
+      <w:pPr>
+        <w:tabs>
+          <w:tab w:val="num" w:pos="5040"/>
+        </w:tabs>
+        <w:ind w:left="5040" w:hanging="360"/>
+      </w:pPr>
+    </w:lvl>
+    <w:lvl w:ilvl="7" w:tentative="1">
+      <w:start w:val="1"/>
+      <w:numFmt w:val="decimal"/>
+      <w:lvlText w:val="%8."/>
+      <w:lvlJc w:val="left"/>
+      <w:pPr>
+        <w:tabs>
+          <w:tab w:val="num" w:pos="5760"/>
+        </w:tabs>
+        <w:ind w:left="5760" w:hanging="360"/>
+      </w:pPr>
+    </w:lvl>
+    <w:lvl w:ilvl="8" w:tentative="1">
+      <w:start w:val="1"/>
+      <w:numFmt w:val="decimal"/>
+      <w:lvlText w:val="%9."/>
+      <w:lvlJc w:val="left"/>
+      <w:pPr>
+        <w:tabs>
+          <w:tab w:val="num" w:pos="6480"/>
+        </w:tabs>
+        <w:ind w:left="6480" w:hanging="360"/>
+      </w:pPr>
+    </w:lvl>
+  </w:abstractNum>
+  <w:abstractNum w:abstractNumId="20" w15:restartNumberingAfterBreak="0">
+    <w:nsid w:val="5F39525B"/>
+    <w:multiLevelType w:val="hybridMultilevel"/>
+    <w:tmpl w:val="A042B2F2"/>
+    <w:lvl w:ilvl="0" w:tplc="0419000F">
+      <w:start w:val="1"/>
+      <w:numFmt w:val="decimal"/>
+      <w:lvlText w:val="%1."/>
+      <w:lvlJc w:val="left"/>
+      <w:pPr>
+        <w:ind w:left="720" w:hanging="360"/>
+      </w:pPr>
+    </w:lvl>
+    <w:lvl w:ilvl="1" w:tplc="04190019" w:tentative="1">
+      <w:start w:val="1"/>
+      <w:numFmt w:val="lowerLetter"/>
+      <w:lvlText w:val="%2."/>
+      <w:lvlJc w:val="left"/>
+      <w:pPr>
+        <w:ind w:left="1440" w:hanging="360"/>
+      </w:pPr>
+    </w:lvl>
+    <w:lvl w:ilvl="2" w:tplc="0419001B" w:tentative="1">
+      <w:start w:val="1"/>
+      <w:numFmt w:val="lowerRoman"/>
+      <w:lvlText w:val="%3."/>
+      <w:lvlJc w:val="right"/>
+      <w:pPr>
+        <w:ind w:left="2160" w:hanging="180"/>
+      </w:pPr>
+    </w:lvl>
+    <w:lvl w:ilvl="3" w:tplc="0419000F" w:tentative="1">
+      <w:start w:val="1"/>
+      <w:numFmt w:val="decimal"/>
+      <w:lvlText w:val="%4."/>
+      <w:lvlJc w:val="left"/>
+      <w:pPr>
+        <w:ind w:left="2880" w:hanging="360"/>
+      </w:pPr>
+    </w:lvl>
+    <w:lvl w:ilvl="4" w:tplc="04190019" w:tentative="1">
+      <w:start w:val="1"/>
+      <w:numFmt w:val="lowerLetter"/>
+      <w:lvlText w:val="%5."/>
+      <w:lvlJc w:val="left"/>
+      <w:pPr>
+        <w:ind w:left="3600" w:hanging="360"/>
+      </w:pPr>
+    </w:lvl>
+    <w:lvl w:ilvl="5" w:tplc="0419001B" w:tentative="1">
+      <w:start w:val="1"/>
+      <w:numFmt w:val="lowerRoman"/>
+      <w:lvlText w:val="%6."/>
+      <w:lvlJc w:val="right"/>
+      <w:pPr>
+        <w:ind w:left="4320" w:hanging="180"/>
+      </w:pPr>
+    </w:lvl>
+    <w:lvl w:ilvl="6" w:tplc="0419000F" w:tentative="1">
+      <w:start w:val="1"/>
+      <w:numFmt w:val="decimal"/>
+      <w:lvlText w:val="%7."/>
+      <w:lvlJc w:val="left"/>
+      <w:pPr>
+        <w:ind w:left="5040" w:hanging="360"/>
+      </w:pPr>
+    </w:lvl>
+    <w:lvl w:ilvl="7" w:tplc="04190019" w:tentative="1">
+      <w:start w:val="1"/>
+      <w:numFmt w:val="lowerLetter"/>
+      <w:lvlText w:val="%8."/>
+      <w:lvlJc w:val="left"/>
+      <w:pPr>
+        <w:ind w:left="5760" w:hanging="360"/>
+      </w:pPr>
+    </w:lvl>
+    <w:lvl w:ilvl="8" w:tplc="0419001B" w:tentative="1">
+      <w:start w:val="1"/>
+      <w:numFmt w:val="lowerRoman"/>
+      <w:lvlText w:val="%9."/>
+      <w:lvlJc w:val="right"/>
+      <w:pPr>
+        <w:ind w:left="6480" w:hanging="180"/>
+      </w:pPr>
+    </w:lvl>
+  </w:abstractNum>
+  <w:abstractNum w:abstractNumId="21" w15:restartNumberingAfterBreak="0">
+    <w:nsid w:val="64E45896"/>
+    <w:multiLevelType w:val="hybridMultilevel"/>
+    <w:tmpl w:val="7420813C"/>
+    <w:lvl w:ilvl="0" w:tplc="0419000F">
+      <w:start w:val="1"/>
+      <w:numFmt w:val="decimal"/>
+      <w:lvlText w:val="%1."/>
+      <w:lvlJc w:val="left"/>
+      <w:pPr>
+        <w:tabs>
+          <w:tab w:val="num" w:pos="720"/>
+        </w:tabs>
+        <w:ind w:left="720" w:hanging="360"/>
+      </w:pPr>
+      <w:rPr>
+        <w:rFonts w:hint="default"/>
+      </w:rPr>
+    </w:lvl>
+    <w:lvl w:ilvl="1" w:tplc="04190019">
+      <w:start w:val="1"/>
+      <w:numFmt w:val="lowerLetter"/>
+      <w:lvlText w:val="%2."/>
+      <w:lvlJc w:val="left"/>
+      <w:pPr>
+        <w:tabs>
+          <w:tab w:val="num" w:pos="1440"/>
+        </w:tabs>
+        <w:ind w:left="1440" w:hanging="360"/>
+      </w:pPr>
+    </w:lvl>
+    <w:lvl w:ilvl="2" w:tplc="0419001B" w:tentative="1">
+      <w:start w:val="1"/>
+      <w:numFmt w:val="lowerRoman"/>
+      <w:lvlText w:val="%3."/>
+      <w:lvlJc w:val="right"/>
+      <w:pPr>
+        <w:tabs>
+          <w:tab w:val="num" w:pos="2160"/>
+        </w:tabs>
+        <w:ind w:left="2160" w:hanging="180"/>
+      </w:pPr>
+    </w:lvl>
+    <w:lvl w:ilvl="3" w:tplc="0419000F" w:tentative="1">
+      <w:start w:val="1"/>
+      <w:numFmt w:val="decimal"/>
+      <w:lvlText w:val="%4."/>
+      <w:lvlJc w:val="left"/>
+      <w:pPr>
+        <w:tabs>
+          <w:tab w:val="num" w:pos="2880"/>
+        </w:tabs>
+        <w:ind w:left="2880" w:hanging="360"/>
+      </w:pPr>
+    </w:lvl>
+    <w:lvl w:ilvl="4" w:tplc="04190019" w:tentative="1">
+      <w:start w:val="1"/>
+      <w:numFmt w:val="lowerLetter"/>
+      <w:lvlText w:val="%5."/>
+      <w:lvlJc w:val="left"/>
+      <w:pPr>
+        <w:tabs>
+          <w:tab w:val="num" w:pos="3600"/>
+        </w:tabs>
+        <w:ind w:left="3600" w:hanging="360"/>
+      </w:pPr>
+    </w:lvl>
+    <w:lvl w:ilvl="5" w:tplc="0419001B" w:tentative="1">
+      <w:start w:val="1"/>
+      <w:numFmt w:val="lowerRoman"/>
+      <w:lvlText w:val="%6."/>
+      <w:lvlJc w:val="right"/>
+      <w:pPr>
+        <w:tabs>
+          <w:tab w:val="num" w:pos="4320"/>
+        </w:tabs>
+        <w:ind w:left="4320" w:hanging="180"/>
+      </w:pPr>
+    </w:lvl>
+    <w:lvl w:ilvl="6" w:tplc="0419000F" w:tentative="1">
+      <w:start w:val="1"/>
+      <w:numFmt w:val="decimal"/>
+      <w:lvlText w:val="%7."/>
+      <w:lvlJc w:val="left"/>
+      <w:pPr>
+        <w:tabs>
+          <w:tab w:val="num" w:pos="5040"/>
+        </w:tabs>
+        <w:ind w:left="5040" w:hanging="360"/>
+      </w:pPr>
+    </w:lvl>
+    <w:lvl w:ilvl="7" w:tplc="04190019" w:tentative="1">
+      <w:start w:val="1"/>
+      <w:numFmt w:val="lowerLetter"/>
+      <w:lvlText w:val="%8."/>
+      <w:lvlJc w:val="left"/>
+      <w:pPr>
+        <w:tabs>
+          <w:tab w:val="num" w:pos="5760"/>
+        </w:tabs>
+        <w:ind w:left="5760" w:hanging="360"/>
+      </w:pPr>
+    </w:lvl>
+    <w:lvl w:ilvl="8" w:tplc="0419001B" w:tentative="1">
+      <w:start w:val="1"/>
+      <w:numFmt w:val="lowerRoman"/>
+      <w:lvlText w:val="%9."/>
+      <w:lvlJc w:val="right"/>
+      <w:pPr>
+        <w:tabs>
+          <w:tab w:val="num" w:pos="6480"/>
+        </w:tabs>
+        <w:ind w:left="6480" w:hanging="180"/>
+      </w:pPr>
+    </w:lvl>
+  </w:abstractNum>
+  <w:abstractNum w:abstractNumId="22" w15:restartNumberingAfterBreak="0">
+    <w:nsid w:val="77A71526"/>
+    <w:multiLevelType w:val="multilevel"/>
+    <w:tmpl w:val="10E808C8"/>
+    <w:lvl w:ilvl="0">
+      <w:start w:val="1"/>
+      <w:numFmt w:val="bullet"/>
+      <w:lvlText w:val=""/>
+      <w:lvlJc w:val="left"/>
+      <w:pPr>
+        <w:tabs>
+          <w:tab w:val="num" w:pos="720"/>
+        </w:tabs>
+        <w:ind w:left="720" w:hanging="360"/>
+      </w:pPr>
+      <w:rPr>
+        <w:rFonts w:ascii="Symbol" w:hAnsi="Symbol" w:hint="default"/>
+        <w:sz w:val="20"/>
+      </w:rPr>
+    </w:lvl>
+    <w:lvl w:ilvl="1" w:tentative="1">
+      <w:start w:val="1"/>
+      <w:numFmt w:val="bullet"/>
+      <w:lvlText w:val="o"/>
+      <w:lvlJc w:val="left"/>
+      <w:pPr>
+        <w:tabs>
+          <w:tab w:val="num" w:pos="1440"/>
+        </w:tabs>
+        <w:ind w:left="1440" w:hanging="360"/>
+      </w:pPr>
+      <w:rPr>
+        <w:rFonts w:ascii="Courier New" w:hAnsi="Courier New" w:hint="default"/>
+        <w:sz w:val="20"/>
+      </w:rPr>
+    </w:lvl>
+    <w:lvl w:ilvl="2" w:tentative="1">
+      <w:start w:val="1"/>
+      <w:numFmt w:val="bullet"/>
+      <w:lvlText w:val=""/>
+      <w:lvlJc w:val="left"/>
+      <w:pPr>
+        <w:tabs>
+          <w:tab w:val="num" w:pos="2160"/>
+        </w:tabs>
+        <w:ind w:left="2160" w:hanging="360"/>
+      </w:pPr>
+      <w:rPr>
+        <w:rFonts w:ascii="Wingdings" w:hAnsi="Wingdings" w:hint="default"/>
+        <w:sz w:val="20"/>
+      </w:rPr>
+    </w:lvl>
+    <w:lvl w:ilvl="3" w:tentative="1">
+      <w:start w:val="1"/>
+      <w:numFmt w:val="bullet"/>
+      <w:lvlText w:val=""/>
+      <w:lvlJc w:val="left"/>
+      <w:pPr>
+        <w:tabs>
+          <w:tab w:val="num" w:pos="2880"/>
+        </w:tabs>
+        <w:ind w:left="2880" w:hanging="360"/>
+      </w:pPr>
+      <w:rPr>
+        <w:rFonts w:ascii="Wingdings" w:hAnsi="Wingdings" w:hint="default"/>
+        <w:sz w:val="20"/>
+      </w:rPr>
+    </w:lvl>
+    <w:lvl w:ilvl="4" w:tentative="1">
+      <w:start w:val="1"/>
+      <w:numFmt w:val="bullet"/>
+      <w:lvlText w:val=""/>
+      <w:lvlJc w:val="left"/>
+      <w:pPr>
+        <w:tabs>
+          <w:tab w:val="num" w:pos="3600"/>
+        </w:tabs>
+        <w:ind w:left="3600" w:hanging="360"/>
+      </w:pPr>
+      <w:rPr>
+        <w:rFonts w:ascii="Wingdings" w:hAnsi="Wingdings" w:hint="default"/>
+        <w:sz w:val="20"/>
+      </w:rPr>
+    </w:lvl>
+    <w:lvl w:ilvl="5" w:tentative="1">
+      <w:start w:val="1"/>
+      <w:numFmt w:val="bullet"/>
+      <w:lvlText w:val=""/>
+      <w:lvlJc w:val="left"/>
+      <w:pPr>
+        <w:tabs>
+          <w:tab w:val="num" w:pos="4320"/>
+        </w:tabs>
+        <w:ind w:left="4320" w:hanging="360"/>
+      </w:pPr>
+      <w:rPr>
+        <w:rFonts w:ascii="Wingdings" w:hAnsi="Wingdings" w:hint="default"/>
+        <w:sz w:val="20"/>
+      </w:rPr>
+    </w:lvl>
+    <w:lvl w:ilvl="6" w:tentative="1">
+      <w:start w:val="1"/>
+      <w:numFmt w:val="bullet"/>
+      <w:lvlText w:val=""/>
+      <w:lvlJc w:val="left"/>
+      <w:pPr>
+        <w:tabs>
+          <w:tab w:val="num" w:pos="5040"/>
+        </w:tabs>
+        <w:ind w:left="5040" w:hanging="360"/>
+      </w:pPr>
+      <w:rPr>
+        <w:rFonts w:ascii="Wingdings" w:hAnsi="Wingdings" w:hint="default"/>
+        <w:sz w:val="20"/>
+      </w:rPr>
+    </w:lvl>
+    <w:lvl w:ilvl="7" w:tentative="1">
+      <w:start w:val="1"/>
+      <w:numFmt w:val="bullet"/>
+      <w:lvlText w:val=""/>
+      <w:lvlJc w:val="left"/>
+      <w:pPr>
+        <w:tabs>
+          <w:tab w:val="num" w:pos="5760"/>
+        </w:tabs>
+        <w:ind w:left="5760" w:hanging="360"/>
+      </w:pPr>
+      <w:rPr>
+        <w:rFonts w:ascii="Wingdings" w:hAnsi="Wingdings" w:hint="default"/>
+        <w:sz w:val="20"/>
+      </w:rPr>
+    </w:lvl>
+    <w:lvl w:ilvl="8" w:tentative="1">
+      <w:start w:val="1"/>
+      <w:numFmt w:val="bullet"/>
+      <w:lvlText w:val=""/>
+      <w:lvlJc w:val="left"/>
+      <w:pPr>
+        <w:tabs>
+          <w:tab w:val="num" w:pos="6480"/>
+        </w:tabs>
+        <w:ind w:left="6480" w:hanging="360"/>
+      </w:pPr>
+      <w:rPr>
+        <w:rFonts w:ascii="Wingdings" w:hAnsi="Wingdings" w:hint="default"/>
+        <w:sz w:val="20"/>
+      </w:rPr>
+    </w:lvl>
+  </w:abstractNum>
+  <w:abstractNum w:abstractNumId="23" w15:restartNumberingAfterBreak="0">
     <w:nsid w:val="7CC15E11"/>
     <w:multiLevelType w:val="hybridMultilevel"/>
     <w:tmpl w:val="06E4D8D8"/>
@@ -45261,7 +46314,7 @@
       </w:pPr>
     </w:lvl>
   </w:abstractNum>
-  <w:abstractNum w:abstractNumId="20" w15:restartNumberingAfterBreak="0">
+  <w:abstractNum w:abstractNumId="24" w15:restartNumberingAfterBreak="0">
     <w:nsid w:val="7FEB26D8"/>
     <w:multiLevelType w:val="multilevel"/>
     <w:tmpl w:val="C0A4D2E8"/>
@@ -45382,64 +46435,76 @@
     <w:abstractNumId w:val="1"/>
   </w:num>
   <w:num w:numId="2">
-    <w:abstractNumId w:val="17"/>
+    <w:abstractNumId w:val="21"/>
   </w:num>
   <w:num w:numId="3">
-    <w:abstractNumId w:val="2"/>
+    <w:abstractNumId w:val="3"/>
   </w:num>
   <w:num w:numId="4">
+    <w:abstractNumId w:val="9"/>
+  </w:num>
+  <w:num w:numId="5">
+    <w:abstractNumId w:val="6"/>
+  </w:num>
+  <w:num w:numId="6">
     <w:abstractNumId w:val="8"/>
   </w:num>
-  <w:num w:numId="5">
-    <w:abstractNumId w:val="5"/>
+  <w:num w:numId="7">
+    <w:abstractNumId w:val="15"/>
   </w:num>
-  <w:num w:numId="6">
+  <w:num w:numId="8">
     <w:abstractNumId w:val="7"/>
   </w:num>
-  <w:num w:numId="7">
+  <w:num w:numId="9">
     <w:abstractNumId w:val="13"/>
   </w:num>
-  <w:num w:numId="8">
-    <w:abstractNumId w:val="6"/>
-  </w:num>
-  <w:num w:numId="9">
-    <w:abstractNumId w:val="11"/>
-  </w:num>
   <w:num w:numId="10">
-    <w:abstractNumId w:val="20"/>
+    <w:abstractNumId w:val="24"/>
   </w:num>
   <w:num w:numId="11">
-    <w:abstractNumId w:val="10"/>
+    <w:abstractNumId w:val="12"/>
   </w:num>
   <w:num w:numId="12">
-    <w:abstractNumId w:val="15"/>
+    <w:abstractNumId w:val="19"/>
   </w:num>
   <w:num w:numId="13">
-    <w:abstractNumId w:val="18"/>
+    <w:abstractNumId w:val="22"/>
   </w:num>
   <w:num w:numId="14">
     <w:abstractNumId w:val="0"/>
   </w:num>
   <w:num w:numId="15">
-    <w:abstractNumId w:val="19"/>
+    <w:abstractNumId w:val="23"/>
   </w:num>
   <w:num w:numId="16">
-    <w:abstractNumId w:val="16"/>
+    <w:abstractNumId w:val="20"/>
   </w:num>
   <w:num w:numId="17">
+    <w:abstractNumId w:val="5"/>
+  </w:num>
+  <w:num w:numId="18">
+    <w:abstractNumId w:val="14"/>
+  </w:num>
+  <w:num w:numId="19">
     <w:abstractNumId w:val="4"/>
   </w:num>
-  <w:num w:numId="18">
-    <w:abstractNumId w:val="12"/>
-  </w:num>
-  <w:num w:numId="19">
-    <w:abstractNumId w:val="3"/>
-  </w:num>
   <w:num w:numId="20">
-    <w:abstractNumId w:val="14"/>
+    <w:abstractNumId w:val="17"/>
   </w:num>
   <w:num w:numId="21">
-    <w:abstractNumId w:val="9"/>
+    <w:abstractNumId w:val="11"/>
+  </w:num>
+  <w:num w:numId="22">
+    <w:abstractNumId w:val="18"/>
+  </w:num>
+  <w:num w:numId="23">
+    <w:abstractNumId w:val="10"/>
+  </w:num>
+  <w:num w:numId="24">
+    <w:abstractNumId w:val="2"/>
+  </w:num>
+  <w:num w:numId="25">
+    <w:abstractNumId w:val="16"/>
   </w:num>
 </w:numbering>
 </file>

--- a/отчет/Отчет.docx
+++ b/отчет/Отчет.docx
@@ -17821,11 +17821,17 @@
           <w:szCs w:val="28"/>
         </w:rPr>
         <w:lastRenderedPageBreak/>
+        <w:t xml:space="preserve"> </w:t>
+      </w:r>
+      <w:r>
+        <w:rPr>
+          <w:noProof/>
+        </w:rPr>
         <w:drawing>
-          <wp:inline distT="0" distB="0" distL="0" distR="0" wp14:anchorId="51C58E82" wp14:editId="1EE8EFD1">
-            <wp:extent cx="6434587" cy="5549324"/>
-            <wp:effectExtent l="114300" t="114300" r="137795" b="127635"/>
-            <wp:docPr id="3" name="Рисунок 3"/>
+          <wp:inline distT="0" distB="0" distL="0" distR="0" wp14:anchorId="71264F44" wp14:editId="3460607C">
+            <wp:extent cx="6524625" cy="5276878"/>
+            <wp:effectExtent l="114300" t="95250" r="123825" b="152400"/>
+            <wp:docPr id="10" name="Рисунок 10"/>
             <wp:cNvGraphicFramePr>
               <a:graphicFrameLocks xmlns:a="http://schemas.openxmlformats.org/drawingml/2006/main" noChangeAspect="1"/>
             </wp:cNvGraphicFramePr>
@@ -17833,7 +17839,7 @@
               <a:graphicData uri="http://schemas.openxmlformats.org/drawingml/2006/picture">
                 <pic:pic xmlns:pic="http://schemas.openxmlformats.org/drawingml/2006/picture">
                   <pic:nvPicPr>
-                    <pic:cNvPr id="0" name="Picture 3"/>
+                    <pic:cNvPr id="0" name="Picture 1"/>
                     <pic:cNvPicPr>
                       <a:picLocks noChangeAspect="1" noChangeArrowheads="1"/>
                     </pic:cNvPicPr>
@@ -17854,7 +17860,7 @@
                   <pic:spPr bwMode="auto">
                     <a:xfrm>
                       <a:off x="0" y="0"/>
-                      <a:ext cx="6440976" cy="5554834"/>
+                      <a:ext cx="6526283" cy="5278219"/>
                     </a:xfrm>
                     <a:prstGeom prst="rect">
                       <a:avLst/>
@@ -17864,28 +17870,29 @@
                         <a:shade val="85000"/>
                       </a:srgbClr>
                     </a:solidFill>
-                    <a:ln w="76200" cap="rnd">
+                    <a:ln w="76200" cap="sq">
                       <a:solidFill>
                         <a:srgbClr val="FFFFFF"/>
                       </a:solidFill>
+                      <a:miter lim="800000"/>
                     </a:ln>
                     <a:effectLst>
-                      <a:outerShdw blurRad="50000" algn="tl" rotWithShape="0">
+                      <a:outerShdw blurRad="55000" dist="18000" dir="5400000" algn="tl" rotWithShape="0">
                         <a:srgbClr val="000000">
-                          <a:alpha val="41000"/>
+                          <a:alpha val="40000"/>
                         </a:srgbClr>
                       </a:outerShdw>
                     </a:effectLst>
                     <a:scene3d>
                       <a:camera prst="orthographicFront"/>
                       <a:lightRig rig="twoPt" dir="t">
-                        <a:rot lat="0" lon="0" rev="7800000"/>
+                        <a:rot lat="0" lon="0" rev="7200000"/>
                       </a:lightRig>
                     </a:scene3d>
-                    <a:sp3d contourW="6350">
-                      <a:bevelT w="50800" h="16510"/>
+                    <a:sp3d>
+                      <a:bevelT w="25400" h="19050"/>
                       <a:contourClr>
-                        <a:srgbClr val="C0C0C0"/>
+                        <a:srgbClr val="FFFFFF"/>
                       </a:contourClr>
                     </a:sp3d>
                   </pic:spPr>
@@ -17894,14 +17901,6 @@
             </a:graphic>
           </wp:inline>
         </w:drawing>
-      </w:r>
-      <w:r>
-        <w:rPr>
-          <w:noProof/>
-          <w:sz w:val="28"/>
-          <w:szCs w:val="28"/>
-        </w:rPr>
-        <w:t xml:space="preserve"> </w:t>
       </w:r>
     </w:p>
     <w:p>
@@ -41546,7 +41545,6 @@
           <w:color w:val="0F1115"/>
           <w:sz w:val="28"/>
           <w:szCs w:val="28"/>
-          <w:lang w:val="en-US"/>
         </w:rPr>
       </w:pPr>
       <w:r>
@@ -41556,7 +41554,6 @@
           <w:color w:val="A0A1A7"/>
           <w:sz w:val="28"/>
           <w:szCs w:val="28"/>
-          <w:lang w:val="en-US"/>
         </w:rPr>
         <w:t>#</w:t>
       </w:r>
@@ -41567,12 +41564,9 @@
           <w:color w:val="A0A1A7"/>
           <w:sz w:val="28"/>
           <w:szCs w:val="28"/>
-          <w:lang w:val="en-US"/>
-        </w:rPr>
-        <w:t xml:space="preserve"> </w:t>
-      </w:r>
-      <w:proofErr w:type="spellStart"/>
-      <w:proofErr w:type="gramStart"/>
+        </w:rPr>
+        <w:t xml:space="preserve"> </w:t>
+      </w:r>
       <w:r>
         <w:rPr>
           <w:i/>
@@ -41584,7 +41578,6 @@
         </w:rPr>
         <w:t>recovery</w:t>
       </w:r>
-      <w:proofErr w:type="gramEnd"/>
       <w:r>
         <w:rPr>
           <w:i/>
@@ -41592,11 +41585,9 @@
           <w:color w:val="A0A1A7"/>
           <w:sz w:val="28"/>
           <w:szCs w:val="28"/>
-          <w:lang w:val="en-US"/>
-        </w:rPr>
-        <w:t>_target_time</w:t>
-      </w:r>
-      <w:proofErr w:type="spellEnd"/>
+        </w:rPr>
+        <w:t>_</w:t>
+      </w:r>
       <w:r>
         <w:rPr>
           <w:i/>
@@ -41606,7 +41597,7 @@
           <w:szCs w:val="28"/>
           <w:lang w:val="en-US"/>
         </w:rPr>
-        <w:t xml:space="preserve"> </w:t>
+        <w:t>target</w:t>
       </w:r>
       <w:r>
         <w:rPr>
@@ -41615,9 +41606,8 @@
           <w:color w:val="A0A1A7"/>
           <w:sz w:val="28"/>
           <w:szCs w:val="28"/>
-          <w:lang w:val="en-US"/>
-        </w:rPr>
-        <w:t>=</w:t>
+        </w:rPr>
+        <w:t>_</w:t>
       </w:r>
       <w:r>
         <w:rPr>
@@ -41628,7 +41618,7 @@
           <w:szCs w:val="28"/>
           <w:lang w:val="en-US"/>
         </w:rPr>
-        <w:t xml:space="preserve"> </w:t>
+        <w:t>time</w:t>
       </w:r>
       <w:r>
         <w:rPr>
@@ -41637,9 +41627,8 @@
           <w:color w:val="A0A1A7"/>
           <w:sz w:val="28"/>
           <w:szCs w:val="28"/>
-          <w:lang w:val="en-US"/>
-        </w:rPr>
-        <w:t>'2026-04-20</w:t>
+        </w:rPr>
+        <w:t xml:space="preserve"> </w:t>
       </w:r>
       <w:r>
         <w:rPr>
@@ -41648,9 +41637,8 @@
           <w:color w:val="A0A1A7"/>
           <w:sz w:val="28"/>
           <w:szCs w:val="28"/>
-          <w:lang w:val="en-US"/>
-        </w:rPr>
-        <w:t xml:space="preserve"> </w:t>
+        </w:rPr>
+        <w:t>=</w:t>
       </w:r>
       <w:r>
         <w:rPr>
@@ -41659,7 +41647,36 @@
           <w:color w:val="A0A1A7"/>
           <w:sz w:val="28"/>
           <w:szCs w:val="28"/>
-          <w:lang w:val="en-US"/>
+        </w:rPr>
+        <w:t xml:space="preserve"> </w:t>
+      </w:r>
+      <w:r>
+        <w:rPr>
+          <w:i/>
+          <w:iCs/>
+          <w:color w:val="A0A1A7"/>
+          <w:sz w:val="28"/>
+          <w:szCs w:val="28"/>
+        </w:rPr>
+        <w:t>'2026-04-20</w:t>
+      </w:r>
+      <w:r>
+        <w:rPr>
+          <w:i/>
+          <w:iCs/>
+          <w:color w:val="A0A1A7"/>
+          <w:sz w:val="28"/>
+          <w:szCs w:val="28"/>
+        </w:rPr>
+        <w:t xml:space="preserve"> </w:t>
+      </w:r>
+      <w:r>
+        <w:rPr>
+          <w:i/>
+          <w:iCs/>
+          <w:color w:val="A0A1A7"/>
+          <w:sz w:val="28"/>
+          <w:szCs w:val="28"/>
         </w:rPr>
         <w:t>15:00:00'</w:t>
       </w:r>
@@ -41671,15 +41688,13 @@
           <w:color w:val="0F1115"/>
           <w:sz w:val="28"/>
           <w:szCs w:val="28"/>
-          <w:lang w:val="en-US"/>
-        </w:rPr>
-      </w:pPr>
-      <w:r>
-        <w:rPr>
-          <w:color w:val="0F1115"/>
-          <w:sz w:val="28"/>
-          <w:szCs w:val="28"/>
-          <w:lang w:val="en-US"/>
+        </w:rPr>
+      </w:pPr>
+      <w:r>
+        <w:rPr>
+          <w:color w:val="0F1115"/>
+          <w:sz w:val="28"/>
+          <w:szCs w:val="28"/>
         </w:rPr>
         <w:br w:type="page"/>
       </w:r>
@@ -41755,6 +41770,7 @@
       </w:pPr>
       <w:r>
         <w:rPr>
+          <w:noProof/>
           <w:color w:val="0F1115"/>
           <w:sz w:val="28"/>
           <w:szCs w:val="28"/>
@@ -41867,6 +41883,7 @@
       </w:pPr>
       <w:r>
         <w:rPr>
+          <w:noProof/>
           <w:color w:val="0F1115"/>
           <w:sz w:val="28"/>
           <w:szCs w:val="28"/>
@@ -41940,6 +41957,7 @@
       </w:pPr>
       <w:r>
         <w:rPr>
+          <w:noProof/>
           <w:color w:val="0F1115"/>
           <w:sz w:val="28"/>
           <w:szCs w:val="28"/>
@@ -42013,6 +42031,7 @@
       </w:pPr>
       <w:r>
         <w:rPr>
+          <w:noProof/>
           <w:color w:val="0F1115"/>
           <w:sz w:val="28"/>
           <w:szCs w:val="28"/>
@@ -42096,6 +42115,7 @@
       </w:pPr>
       <w:r>
         <w:rPr>
+          <w:noProof/>
           <w:color w:val="0F1115"/>
           <w:sz w:val="28"/>
           <w:szCs w:val="28"/>
@@ -42177,6 +42197,7 @@
       </w:pPr>
       <w:r>
         <w:rPr>
+          <w:noProof/>
           <w:color w:val="0F1115"/>
           <w:sz w:val="28"/>
           <w:szCs w:val="28"/>
@@ -42269,6 +42290,7 @@
       </w:pPr>
       <w:r>
         <w:rPr>
+          <w:noProof/>
           <w:color w:val="0F1115"/>
           <w:sz w:val="28"/>
           <w:szCs w:val="28"/>
@@ -42342,6 +42364,7 @@
       </w:pPr>
       <w:r>
         <w:rPr>
+          <w:noProof/>
           <w:color w:val="0F1115"/>
           <w:sz w:val="28"/>
           <w:szCs w:val="28"/>
@@ -42457,6 +42480,7 @@
       </w:pPr>
       <w:r>
         <w:rPr>
+          <w:noProof/>
           <w:color w:val="0F1115"/>
           <w:sz w:val="28"/>
           <w:szCs w:val="28"/>
@@ -42531,6 +42555,7 @@
       </w:pPr>
       <w:r>
         <w:rPr>
+          <w:noProof/>
           <w:color w:val="0F1115"/>
           <w:sz w:val="28"/>
           <w:szCs w:val="28"/>
